--- a/交付成果/第三轮修订版/第三轮4周版/读书会01_禅修入门与基础_4周资料包（第三版修订）/Word版/00_主持人总指南.docx
+++ b/交付成果/第三轮修订版/第三轮4周版/读书会01_禅修入门与基础_4周资料包（第三版修订）/Word版/00_主持人总指南.docx
@@ -4,160 +4,113 @@
   <w:body>
     <w:p>
       <w:pPr>
-        <w:jc w:val="center"/>
-      </w:pPr>
-      <w:r>
-        <w:rPr>
-          <w:rFonts w:ascii="微软雅黑" w:hAnsi="微软雅黑"/>
-          <w:b/>
-          <w:color w:val="1F4E79"/>
-          <w:sz w:val="48"/>
-        </w:rPr>
-        <w:t>读书会01 · 禅修入门与基础</w:t>
-      </w:r>
-    </w:p>
-    <w:p>
-      <w:pPr>
-        <w:jc w:val="center"/>
-      </w:pPr>
-      <w:r>
-        <w:rPr>
-          <w:rFonts w:ascii="微软雅黑" w:hAnsi="微软雅黑"/>
-          <w:b/>
-          <w:color w:val="1F4E79"/>
-          <w:sz w:val="30"/>
-        </w:rPr>
-        <w:t>第周　00_主持人总指南　·　主持人版</w:t>
-      </w:r>
-    </w:p>
-    <w:p>
-      <w:pPr>
-        <w:jc w:val="center"/>
-      </w:pPr>
-      <w:r>
-        <w:rPr>
-          <w:rFonts w:ascii="宋体" w:hAnsi="宋体"/>
-          <w:color w:val="777777"/>
-          <w:sz w:val="20"/>
-        </w:rPr>
-        <w:t>4周版（第三版修订）　·　2026-09-22</w:t>
-      </w:r>
-    </w:p>
-    <w:p>
-      <w:pPr>
-        <w:pBdr>
-          <w:bottom w:val="single" w:sz="6" w:space="6" w:color="1F4E79"/>
-        </w:pBdr>
-        <w:spacing w:after="160"/>
-      </w:pPr>
-    </w:p>
-    <w:p>
-      <w:pPr>
         <w:jc w:val="right"/>
       </w:pPr>
       <w:r>
         <w:rPr>
-          <w:color w:val="999999"/>
-          <w:sz w:val="17"/>
+          <w:color w:val="808080"/>
+          <w:sz w:val="16"/>
         </w:rPr>
         <w:t>📅 最近更新：2026-09-22 17:55　|　时长严格控制到120分钟（两段主题讨论各15→10；分享/共读不变），并修复合并残留（重复引导语标题、连续---、重复下一份文档链接、4周版周数措辞不一致）；共读原文逐字未改</w:t>
       </w:r>
     </w:p>
     <w:p>
       <w:pPr>
-        <w:pStyle w:val="Heading1"/>
+        <w:spacing w:before="200"/>
       </w:pPr>
       <w:r>
+        <w:rPr>
+          <w:b/>
+          <w:color w:val="1F3864"/>
+          <w:sz w:val="30"/>
+        </w:rPr>
         <w:t>🧑‍🤝‍🧑 主持人总指南</w:t>
       </w:r>
     </w:p>
     <w:p>
-      <w:pPr>
-        <w:pStyle w:val="Heading2"/>
-      </w:pPr>
       <w:r>
+        <w:rPr>
+          <w:b/>
+          <w:color w:val="1F3864"/>
+          <w:sz w:val="26"/>
+        </w:rPr>
         <w:t>读书会01：禅修入门与基础 · 零基础主持人手册（4周版）</w:t>
       </w:r>
     </w:p>
     <w:p>
       <w:pPr>
-        <w:spacing w:after="30" w:before="0"/>
-        <w:ind w:left="227" w:right="113"/>
-        <w:shd w:val="clear" w:color="auto" w:fill="F2F7FB"/>
+        <w:ind w:left="170"/>
         <w:pBdr>
-          <w:left w:val="single" w:sz="28" w:space="6" w:color="1F4E79"/>
+          <w:left w:val="single" w:sz="18" w:space="4" w:color="1F3864"/>
         </w:pBdr>
+        <w:shd w:val="clear" w:fill="F2F5FA"/>
       </w:pPr>
       <w:r>
         <w:rPr>
-          <w:sz w:val="21"/>
+          <w:b w:val="0"/>
         </w:rPr>
         <w:t xml:space="preserve">📌 </w:t>
       </w:r>
       <w:r>
         <w:rPr>
           <w:b/>
-          <w:sz w:val="21"/>
         </w:rPr>
         <w:t>这份手册是给主持人的"操作说明书"</w:t>
       </w:r>
       <w:r>
         <w:rPr>
-          <w:sz w:val="21"/>
+          <w:b w:val="0"/>
         </w:rPr>
         <w:t>。你不是老师，不需要懂禅修理论，也不需要会打坐，只需要按流程推进即可。本资料包由</w:t>
       </w:r>
       <w:r>
         <w:rPr>
           <w:b/>
-          <w:sz w:val="21"/>
         </w:rPr>
         <w:t>8周第三版修订</w:t>
       </w:r>
       <w:r>
         <w:rPr>
-          <w:sz w:val="21"/>
+          <w:b w:val="0"/>
         </w:rPr>
         <w:t>按"连续两周合并"重组为</w:t>
       </w:r>
       <w:r>
         <w:rPr>
           <w:b/>
-          <w:sz w:val="21"/>
         </w:rPr>
         <w:t>4周版</w:t>
       </w:r>
       <w:r>
         <w:rPr>
-          <w:sz w:val="21"/>
+          <w:b w:val="0"/>
         </w:rPr>
         <w:t>：全部4周的资料都按同一套结构设计，共读原文文字已完整写在每周文档中（无需查知识库），你只需要每周提前打开当周文档，到点推进流程。</w:t>
       </w:r>
     </w:p>
     <w:p>
-      <w:pPr>
-        <w:pStyle w:val="Heading2"/>
-      </w:pPr>
       <w:r>
+        <w:rPr>
+          <w:b/>
+          <w:color w:val="1F3864"/>
+          <w:sz w:val="26"/>
+        </w:rPr>
         <w:t>一、主持人角色定位</w:t>
       </w:r>
     </w:p>
     <w:p>
-      <w:pPr>
-        <w:spacing w:before="120" w:after="40"/>
-      </w:pPr>
       <w:r>
         <w:rPr>
-          <w:rFonts w:ascii="微软雅黑" w:hAnsi="微软雅黑"/>
           <w:b/>
-          <w:color w:val="1F4E79"/>
-          <w:sz w:val="24"/>
         </w:rPr>
         <w:t>你是共学旅程的同行者，不是老师。</w:t>
       </w:r>
     </w:p>
     <w:p>
       <w:r>
+        <w:rPr>
+          <w:b w:val="0"/>
+        </w:rPr>
         <w:t>你负责：</w:t>
       </w:r>
     </w:p>
@@ -166,6 +119,9 @@
         <w:pStyle w:val="ListBullet"/>
       </w:pPr>
       <w:r>
+        <w:rPr>
+          <w:b w:val="0"/>
+        </w:rPr>
         <w:t>✅ 把控时间节奏，确保流程顺利推进</w:t>
       </w:r>
     </w:p>
@@ -174,6 +130,9 @@
         <w:pStyle w:val="ListBullet"/>
       </w:pPr>
       <w:r>
+        <w:rPr>
+          <w:b w:val="0"/>
+        </w:rPr>
         <w:t>✅ 营造安全、开放的交流氛围</w:t>
       </w:r>
     </w:p>
@@ -182,6 +141,9 @@
         <w:pStyle w:val="ListBullet"/>
       </w:pPr>
       <w:r>
+        <w:rPr>
+          <w:b w:val="0"/>
+        </w:rPr>
         <w:t>✅ 朗读引导问题，但不提供标准答案</w:t>
       </w:r>
     </w:p>
@@ -190,6 +152,9 @@
         <w:pStyle w:val="ListBullet"/>
       </w:pPr>
       <w:r>
+        <w:rPr>
+          <w:b w:val="0"/>
+        </w:rPr>
         <w:t>✅ 鼓励每位参与者发言，避免个别人主导讨论</w:t>
       </w:r>
     </w:p>
@@ -198,6 +163,9 @@
         <w:pStyle w:val="ListBullet"/>
       </w:pPr>
       <w:r>
+        <w:rPr>
+          <w:b w:val="0"/>
+        </w:rPr>
         <w:t>✅ 在跑题时温和拉回主题</w:t>
       </w:r>
     </w:p>
@@ -206,6 +174,9 @@
         <w:pStyle w:val="ListBullet"/>
       </w:pPr>
       <w:r>
+        <w:rPr>
+          <w:b w:val="0"/>
+        </w:rPr>
         <w:t>✅ 带领每周的禅修练习（照读引导词即可）</w:t>
       </w:r>
     </w:p>
@@ -214,11 +185,17 @@
         <w:pStyle w:val="ListBullet"/>
       </w:pPr>
       <w:r>
+        <w:rPr>
+          <w:b w:val="0"/>
+        </w:rPr>
         <w:t>✅ 最后带领简短回向</w:t>
       </w:r>
     </w:p>
     <w:p>
       <w:r>
+        <w:rPr>
+          <w:b w:val="0"/>
+        </w:rPr>
         <w:t>你</w:t>
       </w:r>
       <w:r>
@@ -228,6 +205,9 @@
         <w:t>不需要</w:t>
       </w:r>
       <w:r>
+        <w:rPr>
+          <w:b w:val="0"/>
+        </w:rPr>
         <w:t>：</w:t>
       </w:r>
     </w:p>
@@ -236,6 +216,9 @@
         <w:pStyle w:val="ListBullet"/>
       </w:pPr>
       <w:r>
+        <w:rPr>
+          <w:b w:val="0"/>
+        </w:rPr>
         <w:t>❌ 提前学习禅修理论</w:t>
       </w:r>
     </w:p>
@@ -244,6 +227,9 @@
         <w:pStyle w:val="ListBullet"/>
       </w:pPr>
       <w:r>
+        <w:rPr>
+          <w:b w:val="0"/>
+        </w:rPr>
         <w:t>❌ 回答"入定是什么感觉""我看到光正常吗"之类的知识问题</w:t>
       </w:r>
     </w:p>
@@ -252,6 +238,9 @@
         <w:pStyle w:val="ListBullet"/>
       </w:pPr>
       <w:r>
+        <w:rPr>
+          <w:b w:val="0"/>
+        </w:rPr>
         <w:t>❌ 解释原文的意思</w:t>
       </w:r>
     </w:p>
@@ -260,42 +249,45 @@
         <w:pStyle w:val="ListBullet"/>
       </w:pPr>
       <w:r>
+        <w:rPr>
+          <w:b w:val="0"/>
+        </w:rPr>
         <w:t>❌ 纠正别人"理解错了"</w:t>
       </w:r>
     </w:p>
     <w:p>
-      <w:pPr>
-        <w:pStyle w:val="Heading2"/>
-      </w:pPr>
       <w:r>
+        <w:rPr>
+          <w:b/>
+          <w:color w:val="1F3864"/>
+          <w:sz w:val="26"/>
+        </w:rPr>
         <w:t>二、每周课程的标准流程（新9环节 = 120分钟）</w:t>
       </w:r>
     </w:p>
     <w:p>
       <w:pPr>
-        <w:spacing w:after="30" w:before="0"/>
-        <w:ind w:left="227" w:right="113"/>
-        <w:shd w:val="clear" w:color="auto" w:fill="F2F7FB"/>
+        <w:ind w:left="170"/>
         <w:pBdr>
-          <w:left w:val="single" w:sz="28" w:space="6" w:color="1F4E79"/>
+          <w:left w:val="single" w:sz="18" w:space="4" w:color="1F3864"/>
         </w:pBdr>
+        <w:shd w:val="clear" w:fill="F2F5FA"/>
       </w:pPr>
       <w:r>
         <w:rPr>
-          <w:sz w:val="21"/>
+          <w:b w:val="0"/>
         </w:rPr>
         <w:t>本4周版采用「第一期流程建议」的新流程：每周围绕</w:t>
       </w:r>
       <w:r>
         <w:rPr>
           <w:b/>
-          <w:sz w:val="21"/>
         </w:rPr>
         <w:t>两段共读原文、两轮分享、两轮主题讨论</w:t>
       </w:r>
       <w:r>
         <w:rPr>
-          <w:sz w:val="21"/>
+          <w:b w:val="0"/>
         </w:rPr>
         <w:t>展开，总时长约120分钟（设计=2小时，按下方时间弹性调控）。</w:t>
       </w:r>
@@ -304,7 +296,6 @@
       <w:tblPr>
         <w:tblStyle w:val="TableGrid"/>
         <w:tblW w:type="auto" w:w="0"/>
-        <w:jc w:val="center"/>
         <w:tblLook w:firstColumn="1" w:firstRow="1" w:lastColumn="0" w:lastRow="0" w:noHBand="0" w:noVBand="1" w:val="04A0"/>
       </w:tblPr>
       <w:tblGrid>
@@ -317,23 +308,19 @@
         <w:tc>
           <w:tcPr>
             <w:tcW w:type="dxa" w:w="2409"/>
-            <w:shd w:val="clear" w:color="auto" w:fill="1F4E79"/>
+            <w:shd w:val="clear" w:fill="1F3864"/>
           </w:tcPr>
           <w:p>
-            <w:pPr>
-              <w:spacing w:after="0"/>
-            </w:pPr>
             <w:r>
               <w:rPr>
-                <w:b/>
-                <w:color w:val="FFFFFF"/>
+                <w:sz w:val="18"/>
               </w:rPr>
             </w:r>
             <w:r>
               <w:rPr>
-                <w:b/>
+                <w:b w:val="0"/>
                 <w:color w:val="FFFFFF"/>
-                <w:sz w:val="19"/>
+                <w:sz w:val="18"/>
               </w:rPr>
               <w:t>环节</w:t>
             </w:r>
@@ -342,23 +329,19 @@
         <w:tc>
           <w:tcPr>
             <w:tcW w:type="dxa" w:w="2409"/>
-            <w:shd w:val="clear" w:color="auto" w:fill="1F4E79"/>
+            <w:shd w:val="clear" w:fill="1F3864"/>
           </w:tcPr>
           <w:p>
-            <w:pPr>
-              <w:spacing w:after="0"/>
-            </w:pPr>
             <w:r>
               <w:rPr>
-                <w:b/>
-                <w:color w:val="FFFFFF"/>
+                <w:sz w:val="18"/>
               </w:rPr>
             </w:r>
             <w:r>
               <w:rPr>
-                <w:b/>
+                <w:b w:val="0"/>
                 <w:color w:val="FFFFFF"/>
-                <w:sz w:val="19"/>
+                <w:sz w:val="18"/>
               </w:rPr>
               <w:t>时长</w:t>
             </w:r>
@@ -367,23 +350,19 @@
         <w:tc>
           <w:tcPr>
             <w:tcW w:type="dxa" w:w="2409"/>
-            <w:shd w:val="clear" w:color="auto" w:fill="1F4E79"/>
+            <w:shd w:val="clear" w:fill="1F3864"/>
           </w:tcPr>
           <w:p>
-            <w:pPr>
-              <w:spacing w:after="0"/>
-            </w:pPr>
             <w:r>
               <w:rPr>
-                <w:b/>
-                <w:color w:val="FFFFFF"/>
+                <w:sz w:val="18"/>
               </w:rPr>
             </w:r>
             <w:r>
               <w:rPr>
-                <w:b/>
+                <w:b w:val="0"/>
                 <w:color w:val="FFFFFF"/>
-                <w:sz w:val="19"/>
+                <w:sz w:val="18"/>
               </w:rPr>
               <w:t>做什么</w:t>
             </w:r>
@@ -392,23 +371,19 @@
         <w:tc>
           <w:tcPr>
             <w:tcW w:type="dxa" w:w="2409"/>
-            <w:shd w:val="clear" w:color="auto" w:fill="1F4E79"/>
+            <w:shd w:val="clear" w:fill="1F3864"/>
           </w:tcPr>
           <w:p>
-            <w:pPr>
-              <w:spacing w:after="0"/>
-            </w:pPr>
             <w:r>
               <w:rPr>
-                <w:b/>
-                <w:color w:val="FFFFFF"/>
+                <w:sz w:val="18"/>
               </w:rPr>
             </w:r>
             <w:r>
               <w:rPr>
-                <w:b/>
+                <w:b w:val="0"/>
                 <w:color w:val="FFFFFF"/>
-                <w:sz w:val="19"/>
+                <w:sz w:val="18"/>
               </w:rPr>
               <w:t>主持人要做的事</w:t>
             </w:r>
@@ -421,15 +396,24 @@
             <w:tcW w:type="dxa" w:w="2409"/>
           </w:tcPr>
           <w:p>
-            <w:pPr>
-              <w:spacing w:after="0"/>
-            </w:pPr>
-            <w:r/>
             <w:r>
               <w:rPr>
-                <w:sz w:val="19"/>
+                <w:sz w:val="18"/>
               </w:rPr>
-              <w:t>🧘 静心开场</w:t>
+            </w:r>
+            <w:r>
+              <w:rPr>
+                <w:b w:val="0"/>
+                <w:sz w:val="18"/>
+              </w:rPr>
+              <w:t xml:space="preserve">🧘 </w:t>
+            </w:r>
+            <w:r>
+              <w:rPr>
+                <w:b/>
+                <w:sz w:val="18"/>
+              </w:rPr>
+              <w:t>静心开场</w:t>
             </w:r>
           </w:p>
         </w:tc>
@@ -438,13 +422,15 @@
             <w:tcW w:type="dxa" w:w="2409"/>
           </w:tcPr>
           <w:p>
-            <w:pPr>
-              <w:spacing w:after="0"/>
-            </w:pPr>
-            <w:r/>
             <w:r>
               <w:rPr>
-                <w:sz w:val="19"/>
+                <w:sz w:val="18"/>
+              </w:rPr>
+            </w:r>
+            <w:r>
+              <w:rPr>
+                <w:b w:val="0"/>
+                <w:sz w:val="18"/>
               </w:rPr>
               <w:t>10 min</w:t>
             </w:r>
@@ -455,13 +441,15 @@
             <w:tcW w:type="dxa" w:w="2409"/>
           </w:tcPr>
           <w:p>
-            <w:pPr>
-              <w:spacing w:after="0"/>
-            </w:pPr>
-            <w:r/>
             <w:r>
               <w:rPr>
-                <w:sz w:val="19"/>
+                <w:sz w:val="18"/>
+              </w:rPr>
+            </w:r>
+            <w:r>
+              <w:rPr>
+                <w:b w:val="0"/>
+                <w:sz w:val="18"/>
               </w:rPr>
               <w:t>静坐调息 ＋ 破冰/暖场 ＋ 心理安全三约定（保密／不评判／可随时暂停）</w:t>
             </w:r>
@@ -472,13 +460,15 @@
             <w:tcW w:type="dxa" w:w="2409"/>
           </w:tcPr>
           <w:p>
-            <w:pPr>
-              <w:spacing w:after="0"/>
-            </w:pPr>
-            <w:r/>
             <w:r>
               <w:rPr>
-                <w:sz w:val="19"/>
+                <w:sz w:val="18"/>
+              </w:rPr>
+            </w:r>
+            <w:r>
+              <w:rPr>
+                <w:b w:val="0"/>
+                <w:sz w:val="18"/>
               </w:rPr>
               <w:t>带一句"我们先静坐一分钟，关注呼吸"</w:t>
             </w:r>
@@ -489,34 +479,45 @@
         <w:tc>
           <w:tcPr>
             <w:tcW w:type="dxa" w:w="2409"/>
-            <w:shd w:val="clear" w:color="auto" w:fill="F8FAFC"/>
+            <w:shd w:val="clear" w:fill="F2F5FA"/>
           </w:tcPr>
           <w:p>
-            <w:pPr>
-              <w:spacing w:after="0"/>
-            </w:pPr>
-            <w:r/>
             <w:r>
               <w:rPr>
-                <w:sz w:val="19"/>
+                <w:sz w:val="18"/>
               </w:rPr>
-              <w:t>📖 共读原文1</w:t>
+            </w:r>
+            <w:r>
+              <w:rPr>
+                <w:b w:val="0"/>
+                <w:sz w:val="18"/>
+              </w:rPr>
+              <w:t xml:space="preserve">📖 </w:t>
+            </w:r>
+            <w:r>
+              <w:rPr>
+                <w:b/>
+                <w:sz w:val="18"/>
+              </w:rPr>
+              <w:t>共读原文1</w:t>
             </w:r>
           </w:p>
         </w:tc>
         <w:tc>
           <w:tcPr>
             <w:tcW w:type="dxa" w:w="2409"/>
-            <w:shd w:val="clear" w:color="auto" w:fill="F8FAFC"/>
+            <w:shd w:val="clear" w:fill="F2F5FA"/>
           </w:tcPr>
           <w:p>
-            <w:pPr>
-              <w:spacing w:after="0"/>
-            </w:pPr>
-            <w:r/>
             <w:r>
               <w:rPr>
-                <w:sz w:val="19"/>
+                <w:sz w:val="18"/>
+              </w:rPr>
+            </w:r>
+            <w:r>
+              <w:rPr>
+                <w:b w:val="0"/>
+                <w:sz w:val="18"/>
               </w:rPr>
               <w:t>20 min</w:t>
             </w:r>
@@ -525,16 +526,18 @@
         <w:tc>
           <w:tcPr>
             <w:tcW w:type="dxa" w:w="2409"/>
-            <w:shd w:val="clear" w:color="auto" w:fill="F8FAFC"/>
+            <w:shd w:val="clear" w:fill="F2F5FA"/>
           </w:tcPr>
           <w:p>
-            <w:pPr>
-              <w:spacing w:after="0"/>
-            </w:pPr>
-            <w:r/>
             <w:r>
               <w:rPr>
-                <w:sz w:val="19"/>
+                <w:sz w:val="18"/>
+              </w:rPr>
+            </w:r>
+            <w:r>
+              <w:rPr>
+                <w:b w:val="0"/>
+                <w:sz w:val="18"/>
               </w:rPr>
               <w:t>全体一起／轮流朗读本段"本周朗读段"原文（其余默读／选读／延伸）</w:t>
             </w:r>
@@ -543,16 +546,18 @@
         <w:tc>
           <w:tcPr>
             <w:tcW w:type="dxa" w:w="2409"/>
-            <w:shd w:val="clear" w:color="auto" w:fill="F8FAFC"/>
+            <w:shd w:val="clear" w:fill="F2F5FA"/>
           </w:tcPr>
           <w:p>
-            <w:pPr>
-              <w:spacing w:after="0"/>
-            </w:pPr>
-            <w:r/>
             <w:r>
               <w:rPr>
-                <w:sz w:val="19"/>
+                <w:sz w:val="18"/>
+              </w:rPr>
+            </w:r>
+            <w:r>
+              <w:rPr>
+                <w:b w:val="0"/>
+                <w:sz w:val="18"/>
               </w:rPr>
               <w:t>提前打开文档或打印，计时</w:t>
             </w:r>
@@ -565,15 +570,24 @@
             <w:tcW w:type="dxa" w:w="2409"/>
           </w:tcPr>
           <w:p>
-            <w:pPr>
-              <w:spacing w:after="0"/>
-            </w:pPr>
-            <w:r/>
             <w:r>
               <w:rPr>
-                <w:sz w:val="19"/>
+                <w:sz w:val="18"/>
               </w:rPr>
-              <w:t>💬 第一轮分享</w:t>
+            </w:r>
+            <w:r>
+              <w:rPr>
+                <w:b w:val="0"/>
+                <w:sz w:val="18"/>
+              </w:rPr>
+              <w:t xml:space="preserve">💬 </w:t>
+            </w:r>
+            <w:r>
+              <w:rPr>
+                <w:b/>
+                <w:sz w:val="18"/>
+              </w:rPr>
+              <w:t>第一轮分享</w:t>
             </w:r>
           </w:p>
         </w:tc>
@@ -582,13 +596,15 @@
             <w:tcW w:type="dxa" w:w="2409"/>
           </w:tcPr>
           <w:p>
-            <w:pPr>
-              <w:spacing w:after="0"/>
-            </w:pPr>
-            <w:r/>
             <w:r>
               <w:rPr>
-                <w:sz w:val="19"/>
+                <w:sz w:val="18"/>
+              </w:rPr>
+            </w:r>
+            <w:r>
+              <w:rPr>
+                <w:b w:val="0"/>
+                <w:sz w:val="18"/>
               </w:rPr>
               <w:t>10 min</w:t>
             </w:r>
@@ -599,13 +615,15 @@
             <w:tcW w:type="dxa" w:w="2409"/>
           </w:tcPr>
           <w:p>
-            <w:pPr>
-              <w:spacing w:after="0"/>
-            </w:pPr>
-            <w:r/>
             <w:r>
               <w:rPr>
-                <w:sz w:val="19"/>
+                <w:sz w:val="18"/>
+              </w:rPr>
+            </w:r>
+            <w:r>
+              <w:rPr>
+                <w:b w:val="0"/>
+                <w:sz w:val="18"/>
               </w:rPr>
               <w:t>每人轮流分享："最触动我的一句话／一个观点是什么？"（不评论他人）</w:t>
             </w:r>
@@ -616,13 +634,15 @@
             <w:tcW w:type="dxa" w:w="2409"/>
           </w:tcPr>
           <w:p>
-            <w:pPr>
-              <w:spacing w:after="0"/>
-            </w:pPr>
-            <w:r/>
             <w:r>
               <w:rPr>
-                <w:sz w:val="19"/>
+                <w:sz w:val="18"/>
+              </w:rPr>
+            </w:r>
+            <w:r>
+              <w:rPr>
+                <w:b w:val="0"/>
+                <w:sz w:val="18"/>
               </w:rPr>
               <w:t>主持第一个分享，营造安全氛围</w:t>
             </w:r>
@@ -633,34 +653,45 @@
         <w:tc>
           <w:tcPr>
             <w:tcW w:type="dxa" w:w="2409"/>
-            <w:shd w:val="clear" w:color="auto" w:fill="F8FAFC"/>
+            <w:shd w:val="clear" w:fill="F2F5FA"/>
           </w:tcPr>
           <w:p>
-            <w:pPr>
-              <w:spacing w:after="0"/>
-            </w:pPr>
-            <w:r/>
             <w:r>
               <w:rPr>
-                <w:sz w:val="19"/>
+                <w:sz w:val="18"/>
               </w:rPr>
-              <w:t>🎯 第一轮主题讨论</w:t>
+            </w:r>
+            <w:r>
+              <w:rPr>
+                <w:b w:val="0"/>
+                <w:sz w:val="18"/>
+              </w:rPr>
+              <w:t xml:space="preserve">🎯 </w:t>
+            </w:r>
+            <w:r>
+              <w:rPr>
+                <w:b/>
+                <w:sz w:val="18"/>
+              </w:rPr>
+              <w:t>第一轮主题讨论</w:t>
             </w:r>
           </w:p>
         </w:tc>
         <w:tc>
           <w:tcPr>
             <w:tcW w:type="dxa" w:w="2409"/>
-            <w:shd w:val="clear" w:color="auto" w:fill="F8FAFC"/>
+            <w:shd w:val="clear" w:fill="F2F5FA"/>
           </w:tcPr>
           <w:p>
-            <w:pPr>
-              <w:spacing w:after="0"/>
-            </w:pPr>
-            <w:r/>
             <w:r>
               <w:rPr>
-                <w:sz w:val="19"/>
+                <w:sz w:val="18"/>
+              </w:rPr>
+            </w:r>
+            <w:r>
+              <w:rPr>
+                <w:b w:val="0"/>
+                <w:sz w:val="18"/>
               </w:rPr>
               <w:t>10 min</w:t>
             </w:r>
@@ -669,16 +700,18 @@
         <w:tc>
           <w:tcPr>
             <w:tcW w:type="dxa" w:w="2409"/>
-            <w:shd w:val="clear" w:color="auto" w:fill="F8FAFC"/>
+            <w:shd w:val="clear" w:fill="F2F5FA"/>
           </w:tcPr>
           <w:p>
-            <w:pPr>
-              <w:spacing w:after="0"/>
-            </w:pPr>
-            <w:r/>
             <w:r>
               <w:rPr>
-                <w:sz w:val="19"/>
+                <w:sz w:val="18"/>
+              </w:rPr>
+            </w:r>
+            <w:r>
+              <w:rPr>
+                <w:b w:val="0"/>
+                <w:sz w:val="18"/>
               </w:rPr>
               <w:t>围绕 2–3 个分层次引导问题（现象—影响—应对）开放式讨论</w:t>
             </w:r>
@@ -687,16 +720,18 @@
         <w:tc>
           <w:tcPr>
             <w:tcW w:type="dxa" w:w="2409"/>
-            <w:shd w:val="clear" w:color="auto" w:fill="F8FAFC"/>
+            <w:shd w:val="clear" w:fill="F2F5FA"/>
           </w:tcPr>
           <w:p>
-            <w:pPr>
-              <w:spacing w:after="0"/>
-            </w:pPr>
-            <w:r/>
             <w:r>
               <w:rPr>
-                <w:sz w:val="19"/>
+                <w:sz w:val="18"/>
+              </w:rPr>
+            </w:r>
+            <w:r>
+              <w:rPr>
+                <w:b w:val="0"/>
+                <w:sz w:val="18"/>
               </w:rPr>
               <w:t>朗读问题，引导讨论，不提供答案</w:t>
             </w:r>
@@ -709,15 +744,24 @@
             <w:tcW w:type="dxa" w:w="2409"/>
           </w:tcPr>
           <w:p>
-            <w:pPr>
-              <w:spacing w:after="0"/>
-            </w:pPr>
-            <w:r/>
             <w:r>
               <w:rPr>
-                <w:sz w:val="19"/>
+                <w:sz w:val="18"/>
               </w:rPr>
-              <w:t>🧘 禅修练习</w:t>
+            </w:r>
+            <w:r>
+              <w:rPr>
+                <w:b w:val="0"/>
+                <w:sz w:val="18"/>
+              </w:rPr>
+              <w:t xml:space="preserve">🧘 </w:t>
+            </w:r>
+            <w:r>
+              <w:rPr>
+                <w:b/>
+                <w:sz w:val="18"/>
+              </w:rPr>
+              <w:t>禅修练习</w:t>
             </w:r>
           </w:p>
         </w:tc>
@@ -726,13 +770,15 @@
             <w:tcW w:type="dxa" w:w="2409"/>
           </w:tcPr>
           <w:p>
-            <w:pPr>
-              <w:spacing w:after="0"/>
-            </w:pPr>
-            <w:r/>
             <w:r>
               <w:rPr>
-                <w:sz w:val="19"/>
+                <w:sz w:val="18"/>
+              </w:rPr>
+            </w:r>
+            <w:r>
+              <w:rPr>
+                <w:b w:val="0"/>
+                <w:sz w:val="18"/>
               </w:rPr>
               <w:t>15 min</w:t>
             </w:r>
@@ -743,13 +789,15 @@
             <w:tcW w:type="dxa" w:w="2409"/>
           </w:tcPr>
           <w:p>
-            <w:pPr>
-              <w:spacing w:after="0"/>
-            </w:pPr>
-            <w:r/>
             <w:r>
               <w:rPr>
-                <w:sz w:val="19"/>
+                <w:sz w:val="18"/>
+              </w:rPr>
+            </w:r>
+            <w:r>
+              <w:rPr>
+                <w:b w:val="0"/>
+                <w:sz w:val="18"/>
               </w:rPr>
               <w:t>结合当周主题的引导式练习（含禅修禁忌提示；可静可动）</w:t>
             </w:r>
@@ -760,15 +808,24 @@
             <w:tcW w:type="dxa" w:w="2409"/>
           </w:tcPr>
           <w:p>
-            <w:pPr>
-              <w:spacing w:after="0"/>
-            </w:pPr>
-            <w:r/>
             <w:r>
               <w:rPr>
-                <w:sz w:val="19"/>
+                <w:sz w:val="18"/>
               </w:rPr>
-              <w:t>照读引导词即可，不需会禅修</w:t>
+            </w:r>
+            <w:r>
+              <w:rPr>
+                <w:b/>
+                <w:sz w:val="18"/>
+              </w:rPr>
+              <w:t>照读引导词即可</w:t>
+            </w:r>
+            <w:r>
+              <w:rPr>
+                <w:b w:val="0"/>
+                <w:sz w:val="18"/>
+              </w:rPr>
+              <w:t>，不需会禅修</w:t>
             </w:r>
           </w:p>
         </w:tc>
@@ -777,34 +834,45 @@
         <w:tc>
           <w:tcPr>
             <w:tcW w:type="dxa" w:w="2409"/>
-            <w:shd w:val="clear" w:color="auto" w:fill="F8FAFC"/>
+            <w:shd w:val="clear" w:fill="F2F5FA"/>
           </w:tcPr>
           <w:p>
-            <w:pPr>
-              <w:spacing w:after="0"/>
-            </w:pPr>
-            <w:r/>
             <w:r>
               <w:rPr>
-                <w:sz w:val="19"/>
+                <w:sz w:val="18"/>
               </w:rPr>
-              <w:t>📖 共读原文2</w:t>
+            </w:r>
+            <w:r>
+              <w:rPr>
+                <w:b w:val="0"/>
+                <w:sz w:val="18"/>
+              </w:rPr>
+              <w:t xml:space="preserve">📖 </w:t>
+            </w:r>
+            <w:r>
+              <w:rPr>
+                <w:b/>
+                <w:sz w:val="18"/>
+              </w:rPr>
+              <w:t>共读原文2</w:t>
             </w:r>
           </w:p>
         </w:tc>
         <w:tc>
           <w:tcPr>
             <w:tcW w:type="dxa" w:w="2409"/>
-            <w:shd w:val="clear" w:color="auto" w:fill="F8FAFC"/>
+            <w:shd w:val="clear" w:fill="F2F5FA"/>
           </w:tcPr>
           <w:p>
-            <w:pPr>
-              <w:spacing w:after="0"/>
-            </w:pPr>
-            <w:r/>
             <w:r>
               <w:rPr>
-                <w:sz w:val="19"/>
+                <w:sz w:val="18"/>
+              </w:rPr>
+            </w:r>
+            <w:r>
+              <w:rPr>
+                <w:b w:val="0"/>
+                <w:sz w:val="18"/>
               </w:rPr>
               <w:t>20 min</w:t>
             </w:r>
@@ -813,16 +881,18 @@
         <w:tc>
           <w:tcPr>
             <w:tcW w:type="dxa" w:w="2409"/>
-            <w:shd w:val="clear" w:color="auto" w:fill="F8FAFC"/>
+            <w:shd w:val="clear" w:fill="F2F5FA"/>
           </w:tcPr>
           <w:p>
-            <w:pPr>
-              <w:spacing w:after="0"/>
-            </w:pPr>
-            <w:r/>
             <w:r>
               <w:rPr>
-                <w:sz w:val="19"/>
+                <w:sz w:val="18"/>
+              </w:rPr>
+            </w:r>
+            <w:r>
+              <w:rPr>
+                <w:b w:val="0"/>
+                <w:sz w:val="18"/>
               </w:rPr>
               <w:t>全体一起默读／轮流朗读本周第二段"本周朗读段"原文</w:t>
             </w:r>
@@ -831,16 +901,18 @@
         <w:tc>
           <w:tcPr>
             <w:tcW w:type="dxa" w:w="2409"/>
-            <w:shd w:val="clear" w:color="auto" w:fill="F8FAFC"/>
+            <w:shd w:val="clear" w:fill="F2F5FA"/>
           </w:tcPr>
           <w:p>
-            <w:pPr>
-              <w:spacing w:after="0"/>
-            </w:pPr>
-            <w:r/>
             <w:r>
               <w:rPr>
-                <w:sz w:val="19"/>
+                <w:sz w:val="18"/>
+              </w:rPr>
+            </w:r>
+            <w:r>
+              <w:rPr>
+                <w:b w:val="0"/>
+                <w:sz w:val="18"/>
               </w:rPr>
               <w:t>计时</w:t>
             </w:r>
@@ -853,15 +925,24 @@
             <w:tcW w:type="dxa" w:w="2409"/>
           </w:tcPr>
           <w:p>
-            <w:pPr>
-              <w:spacing w:after="0"/>
-            </w:pPr>
-            <w:r/>
             <w:r>
               <w:rPr>
-                <w:sz w:val="19"/>
+                <w:sz w:val="18"/>
               </w:rPr>
-              <w:t>💬 第二轮分享</w:t>
+            </w:r>
+            <w:r>
+              <w:rPr>
+                <w:b w:val="0"/>
+                <w:sz w:val="18"/>
+              </w:rPr>
+              <w:t xml:space="preserve">💬 </w:t>
+            </w:r>
+            <w:r>
+              <w:rPr>
+                <w:b/>
+                <w:sz w:val="18"/>
+              </w:rPr>
+              <w:t>第二轮分享</w:t>
             </w:r>
           </w:p>
         </w:tc>
@@ -870,13 +951,15 @@
             <w:tcW w:type="dxa" w:w="2409"/>
           </w:tcPr>
           <w:p>
-            <w:pPr>
-              <w:spacing w:after="0"/>
-            </w:pPr>
-            <w:r/>
             <w:r>
               <w:rPr>
-                <w:sz w:val="19"/>
+                <w:sz w:val="18"/>
+              </w:rPr>
+            </w:r>
+            <w:r>
+              <w:rPr>
+                <w:b w:val="0"/>
+                <w:sz w:val="18"/>
               </w:rPr>
               <w:t>10 min</w:t>
             </w:r>
@@ -887,13 +970,15 @@
             <w:tcW w:type="dxa" w:w="2409"/>
           </w:tcPr>
           <w:p>
-            <w:pPr>
-              <w:spacing w:after="0"/>
-            </w:pPr>
-            <w:r/>
             <w:r>
               <w:rPr>
-                <w:sz w:val="19"/>
+                <w:sz w:val="18"/>
+              </w:rPr>
+            </w:r>
+            <w:r>
+              <w:rPr>
+                <w:b w:val="0"/>
+                <w:sz w:val="18"/>
               </w:rPr>
               <w:t>每人轮流分享："最触动我的一句话／一个观点是什么？"（不评论他人）</w:t>
             </w:r>
@@ -904,13 +989,15 @@
             <w:tcW w:type="dxa" w:w="2409"/>
           </w:tcPr>
           <w:p>
-            <w:pPr>
-              <w:spacing w:after="0"/>
-            </w:pPr>
-            <w:r/>
             <w:r>
               <w:rPr>
-                <w:sz w:val="19"/>
+                <w:sz w:val="18"/>
+              </w:rPr>
+            </w:r>
+            <w:r>
+              <w:rPr>
+                <w:b w:val="0"/>
+                <w:sz w:val="18"/>
               </w:rPr>
               <w:t>温和推进</w:t>
             </w:r>
@@ -921,34 +1008,45 @@
         <w:tc>
           <w:tcPr>
             <w:tcW w:type="dxa" w:w="2409"/>
-            <w:shd w:val="clear" w:color="auto" w:fill="F8FAFC"/>
+            <w:shd w:val="clear" w:fill="F2F5FA"/>
           </w:tcPr>
           <w:p>
-            <w:pPr>
-              <w:spacing w:after="0"/>
-            </w:pPr>
-            <w:r/>
             <w:r>
               <w:rPr>
-                <w:sz w:val="19"/>
+                <w:sz w:val="18"/>
               </w:rPr>
-              <w:t>🎯 第二轮主题讨论</w:t>
+            </w:r>
+            <w:r>
+              <w:rPr>
+                <w:b w:val="0"/>
+                <w:sz w:val="18"/>
+              </w:rPr>
+              <w:t xml:space="preserve">🎯 </w:t>
+            </w:r>
+            <w:r>
+              <w:rPr>
+                <w:b/>
+                <w:sz w:val="18"/>
+              </w:rPr>
+              <w:t>第二轮主题讨论</w:t>
             </w:r>
           </w:p>
         </w:tc>
         <w:tc>
           <w:tcPr>
             <w:tcW w:type="dxa" w:w="2409"/>
-            <w:shd w:val="clear" w:color="auto" w:fill="F8FAFC"/>
+            <w:shd w:val="clear" w:fill="F2F5FA"/>
           </w:tcPr>
           <w:p>
-            <w:pPr>
-              <w:spacing w:after="0"/>
-            </w:pPr>
-            <w:r/>
             <w:r>
               <w:rPr>
-                <w:sz w:val="19"/>
+                <w:sz w:val="18"/>
+              </w:rPr>
+            </w:r>
+            <w:r>
+              <w:rPr>
+                <w:b w:val="0"/>
+                <w:sz w:val="18"/>
               </w:rPr>
               <w:t>10 min</w:t>
             </w:r>
@@ -957,16 +1055,18 @@
         <w:tc>
           <w:tcPr>
             <w:tcW w:type="dxa" w:w="2409"/>
-            <w:shd w:val="clear" w:color="auto" w:fill="F8FAFC"/>
+            <w:shd w:val="clear" w:fill="F2F5FA"/>
           </w:tcPr>
           <w:p>
-            <w:pPr>
-              <w:spacing w:after="0"/>
-            </w:pPr>
-            <w:r/>
             <w:r>
               <w:rPr>
-                <w:sz w:val="19"/>
+                <w:sz w:val="18"/>
+              </w:rPr>
+            </w:r>
+            <w:r>
+              <w:rPr>
+                <w:b w:val="0"/>
+                <w:sz w:val="18"/>
               </w:rPr>
               <w:t>围绕 2–3 个分层次引导问题开放式讨论</w:t>
             </w:r>
@@ -975,16 +1075,18 @@
         <w:tc>
           <w:tcPr>
             <w:tcW w:type="dxa" w:w="2409"/>
-            <w:shd w:val="clear" w:color="auto" w:fill="F8FAFC"/>
+            <w:shd w:val="clear" w:fill="F2F5FA"/>
           </w:tcPr>
           <w:p>
-            <w:pPr>
-              <w:spacing w:after="0"/>
-            </w:pPr>
-            <w:r/>
             <w:r>
               <w:rPr>
-                <w:sz w:val="19"/>
+                <w:sz w:val="18"/>
+              </w:rPr>
+            </w:r>
+            <w:r>
+              <w:rPr>
+                <w:b w:val="0"/>
+                <w:sz w:val="18"/>
               </w:rPr>
               <w:t>朗读问题，引导讨论</w:t>
             </w:r>
@@ -997,15 +1099,24 @@
             <w:tcW w:type="dxa" w:w="2409"/>
           </w:tcPr>
           <w:p>
-            <w:pPr>
-              <w:spacing w:after="0"/>
-            </w:pPr>
-            <w:r/>
             <w:r>
               <w:rPr>
-                <w:sz w:val="19"/>
+                <w:sz w:val="18"/>
               </w:rPr>
-              <w:t>🔚 收尾与回向</w:t>
+            </w:r>
+            <w:r>
+              <w:rPr>
+                <w:b w:val="0"/>
+                <w:sz w:val="18"/>
+              </w:rPr>
+              <w:t xml:space="preserve">🔚 </w:t>
+            </w:r>
+            <w:r>
+              <w:rPr>
+                <w:b/>
+                <w:sz w:val="18"/>
+              </w:rPr>
+              <w:t>收尾与回向</w:t>
             </w:r>
           </w:p>
         </w:tc>
@@ -1014,13 +1125,15 @@
             <w:tcW w:type="dxa" w:w="2409"/>
           </w:tcPr>
           <w:p>
-            <w:pPr>
-              <w:spacing w:after="0"/>
-            </w:pPr>
-            <w:r/>
             <w:r>
               <w:rPr>
-                <w:sz w:val="19"/>
+                <w:sz w:val="18"/>
+              </w:rPr>
+            </w:r>
+            <w:r>
+              <w:rPr>
+                <w:b w:val="0"/>
+                <w:sz w:val="18"/>
               </w:rPr>
               <w:t>15 min</w:t>
             </w:r>
@@ -1031,13 +1144,15 @@
             <w:tcW w:type="dxa" w:w="2409"/>
           </w:tcPr>
           <w:p>
-            <w:pPr>
-              <w:spacing w:after="0"/>
-            </w:pPr>
-            <w:r/>
             <w:r>
               <w:rPr>
-                <w:sz w:val="19"/>
+                <w:sz w:val="18"/>
+              </w:rPr>
+            </w:r>
+            <w:r>
+              <w:rPr>
+                <w:b w:val="0"/>
+                <w:sz w:val="18"/>
               </w:rPr>
               <w:t>每人一句话总结 ＋ 下周预告 ＋ 回向</w:t>
             </w:r>
@@ -1048,13 +1163,15 @@
             <w:tcW w:type="dxa" w:w="2409"/>
           </w:tcPr>
           <w:p>
-            <w:pPr>
-              <w:spacing w:after="0"/>
-            </w:pPr>
-            <w:r/>
             <w:r>
               <w:rPr>
-                <w:sz w:val="19"/>
+                <w:sz w:val="18"/>
+              </w:rPr>
+            </w:r>
+            <w:r>
+              <w:rPr>
+                <w:b w:val="0"/>
+                <w:sz w:val="18"/>
               </w:rPr>
               <w:t>主持轮流发言，带领回向</w:t>
             </w:r>
@@ -1064,110 +1181,100 @@
     </w:tbl>
     <w:p>
       <w:pPr>
-        <w:spacing w:after="40"/>
-      </w:pPr>
-    </w:p>
-    <w:p>
-      <w:pPr>
-        <w:spacing w:after="30" w:before="0"/>
-        <w:ind w:left="227" w:right="113"/>
-        <w:shd w:val="clear" w:color="auto" w:fill="F2F7FB"/>
+        <w:ind w:left="170"/>
         <w:pBdr>
-          <w:left w:val="single" w:sz="28" w:space="6" w:color="1F4E79"/>
+          <w:left w:val="single" w:sz="18" w:space="4" w:color="1F3864"/>
         </w:pBdr>
+        <w:shd w:val="clear" w:fill="F2F5FA"/>
       </w:pPr>
       <w:r>
         <w:rPr>
-          <w:sz w:val="21"/>
+          <w:b w:val="0"/>
         </w:rPr>
         <w:t xml:space="preserve">💡 </w:t>
       </w:r>
       <w:r>
         <w:rPr>
           <w:b/>
-          <w:sz w:val="21"/>
         </w:rPr>
         <w:t>时长说明</w:t>
       </w:r>
       <w:r>
         <w:rPr>
-          <w:sz w:val="21"/>
+          <w:b w:val="0"/>
         </w:rPr>
         <w:t xml:space="preserve">：九环节时长合计约 </w:t>
       </w:r>
       <w:r>
         <w:rPr>
           <w:b/>
-          <w:sz w:val="21"/>
         </w:rPr>
         <w:t>120 分钟</w:t>
       </w:r>
       <w:r>
         <w:rPr>
-          <w:sz w:val="21"/>
+          <w:b w:val="0"/>
         </w:rPr>
         <w:t>（静心10／共读1 20／分享1 10／讨论1 10／禅修15／共读2 20／分享2 10／讨论2 10／收尾15）。每周由</w:t>
       </w:r>
       <w:r>
         <w:rPr>
           <w:b/>
-          <w:sz w:val="21"/>
         </w:rPr>
         <w:t>连续两周内容合并</w:t>
       </w:r>
       <w:r>
         <w:rPr>
-          <w:sz w:val="21"/>
+          <w:b w:val="0"/>
         </w:rPr>
         <w:t>而成，含两段共读原文（各约20分钟朗读量，时间不够时只读标注★核心的段落）；原则不变：</w:t>
       </w:r>
       <w:r>
         <w:rPr>
           <w:b/>
-          <w:sz w:val="21"/>
         </w:rPr>
         <w:t>宁可少讨论，不省略禅修练习</w:t>
       </w:r>
       <w:r>
         <w:rPr>
-          <w:sz w:val="21"/>
+          <w:b w:val="0"/>
         </w:rPr>
         <w:t>。</w:t>
       </w:r>
     </w:p>
     <w:p>
-      <w:pPr>
-        <w:pStyle w:val="Heading2"/>
-      </w:pPr>
       <w:r>
+        <w:rPr>
+          <w:b/>
+          <w:color w:val="1F3864"/>
+          <w:sz w:val="26"/>
+        </w:rPr>
         <w:t>三、主持人的11条守则</w:t>
       </w:r>
     </w:p>
     <w:p>
       <w:pPr>
-        <w:spacing w:after="30" w:before="0"/>
-        <w:ind w:left="227" w:right="113"/>
-        <w:shd w:val="clear" w:color="auto" w:fill="F2F7FB"/>
+        <w:ind w:left="170"/>
         <w:pBdr>
-          <w:left w:val="single" w:sz="28" w:space="6" w:color="1F4E79"/>
+          <w:left w:val="single" w:sz="18" w:space="4" w:color="1F3864"/>
         </w:pBdr>
+        <w:shd w:val="clear" w:fill="F2F5FA"/>
       </w:pPr>
       <w:r>
         <w:rPr>
-          <w:sz w:val="21"/>
+          <w:b w:val="0"/>
         </w:rPr>
         <w:t xml:space="preserve">说明：本节 11 条为完整版；每周文档开头的"主持人速览"另附 </w:t>
       </w:r>
       <w:r>
         <w:rPr>
           <w:b/>
-          <w:sz w:val="21"/>
         </w:rPr>
         <w:t>10 条精简版</w:t>
       </w:r>
       <w:r>
         <w:rPr>
-          <w:sz w:val="21"/>
+          <w:b w:val="0"/>
         </w:rPr>
         <w:t>（为本节的凝练合并，并新增"冷场→主持人先分享"一条），两者内容一致、并不冲突。</w:t>
       </w:r>
@@ -1177,6 +1284,9 @@
         <w:pStyle w:val="ListNumber"/>
       </w:pPr>
       <w:r>
+        <w:rPr>
+          <w:b w:val="0"/>
+        </w:rPr>
         <w:t>你不需要懂内容——你只需要按流程走</w:t>
       </w:r>
     </w:p>
@@ -1185,6 +1295,9 @@
         <w:pStyle w:val="ListNumber"/>
       </w:pPr>
       <w:r>
+        <w:rPr>
+          <w:b w:val="0"/>
+        </w:rPr>
         <w:t>不要讲解——让原文自己说话，让每个人从原文中获取自己的理解</w:t>
       </w:r>
     </w:p>
@@ -1193,6 +1306,9 @@
         <w:pStyle w:val="ListNumber"/>
       </w:pPr>
       <w:r>
+        <w:rPr>
+          <w:b w:val="0"/>
+        </w:rPr>
         <w:t>当有人问"正确答案是什么"时，温柔地说："我们先听听大家的看法"</w:t>
       </w:r>
     </w:p>
@@ -1201,6 +1317,9 @@
         <w:pStyle w:val="ListNumber"/>
       </w:pPr>
       <w:r>
+        <w:rPr>
+          <w:b w:val="0"/>
+        </w:rPr>
         <w:t>确保每个人都有说话的机会——可用"我们还没听到某某的想法"</w:t>
       </w:r>
     </w:p>
@@ -1209,6 +1328,9 @@
         <w:pStyle w:val="ListNumber"/>
       </w:pPr>
       <w:r>
+        <w:rPr>
+          <w:b w:val="0"/>
+        </w:rPr>
         <w:t>如果有人跑题太久，说："这个很有意思，我们先把话题拉回到今天的原文"</w:t>
       </w:r>
     </w:p>
@@ -1217,6 +1339,9 @@
         <w:pStyle w:val="ListNumber"/>
       </w:pPr>
       <w:r>
+        <w:rPr>
+          <w:b w:val="0"/>
+        </w:rPr>
         <w:t>如果有人发生争论，说："我们听到两种不同的看法，这很好，大家都可以保留自己的理解"</w:t>
       </w:r>
     </w:p>
@@ -1225,6 +1350,9 @@
         <w:pStyle w:val="ListNumber"/>
       </w:pPr>
       <w:r>
+        <w:rPr>
+          <w:b w:val="0"/>
+        </w:rPr>
         <w:t>永远不说"我来解释一下"——而是说"原文里是怎么说的？我们再读一遍那段"</w:t>
       </w:r>
     </w:p>
@@ -1233,6 +1361,9 @@
         <w:pStyle w:val="ListNumber"/>
       </w:pPr>
       <w:r>
+        <w:rPr>
+          <w:b w:val="0"/>
+        </w:rPr>
         <w:t>第一轮分享不允许对别人的发言做评论——每人只说自己的触动</w:t>
       </w:r>
     </w:p>
@@ -1241,6 +1372,9 @@
         <w:pStyle w:val="ListNumber"/>
       </w:pPr>
       <w:r>
+        <w:rPr>
+          <w:b w:val="0"/>
+        </w:rPr>
         <w:t>禅修练习照读引导词即可——不需要会禅修，也不需要示范</w:t>
       </w:r>
     </w:p>
@@ -1249,6 +1383,9 @@
         <w:pStyle w:val="ListNumber"/>
       </w:pPr>
       <w:r>
+        <w:rPr>
+          <w:b w:val="0"/>
+        </w:rPr>
         <w:t>时间到了就推进——不必等每个问题都"讨论透彻"</w:t>
       </w:r>
     </w:p>
@@ -1257,19 +1394,27 @@
         <w:pStyle w:val="ListNumber"/>
       </w:pPr>
       <w:r>
+        <w:rPr>
+          <w:b w:val="0"/>
+        </w:rPr>
         <w:t>最后留出时间让大家一起回向，把共学的功德回向给一切众生</w:t>
       </w:r>
     </w:p>
     <w:p>
-      <w:pPr>
-        <w:pStyle w:val="Heading2"/>
-      </w:pPr>
       <w:r>
+        <w:rPr>
+          <w:b/>
+          <w:color w:val="1F3864"/>
+          <w:sz w:val="26"/>
+        </w:rPr>
         <w:t>四、禅修练习特别提示（很重要！）</w:t>
       </w:r>
     </w:p>
     <w:p>
       <w:r>
+        <w:rPr>
+          <w:b w:val="0"/>
+        </w:rPr>
         <w:t>禅修入门读书会和一般读书会不同——</w:t>
       </w:r>
       <w:r>
@@ -1279,6 +1424,9 @@
         <w:t>它包含实际练习环节</w:t>
       </w:r>
       <w:r>
+        <w:rPr>
+          <w:b w:val="0"/>
+        </w:rPr>
         <w:t>。每周标准流程中的"🧘 禅修练习"（15分钟），由主持人带领大家实际坐禅或经行：除第4周含经行练习外，其余各周以坐禅为主。做法很简单——</w:t>
       </w:r>
       <w:r>
@@ -1288,66 +1436,68 @@
         <w:t>把每周文档里写好的引导词照读一遍即可</w:t>
       </w:r>
       <w:r>
+        <w:rPr>
+          <w:b w:val="0"/>
+        </w:rPr>
         <w:t>。</w:t>
       </w:r>
     </w:p>
     <w:p>
       <w:pPr>
-        <w:spacing w:after="30" w:before="0"/>
-        <w:ind w:left="227" w:right="113"/>
-        <w:shd w:val="clear" w:color="auto" w:fill="F2F7FB"/>
+        <w:ind w:left="170"/>
         <w:pBdr>
-          <w:left w:val="single" w:sz="28" w:space="6" w:color="1F4E79"/>
+          <w:left w:val="single" w:sz="18" w:space="4" w:color="1F3864"/>
         </w:pBdr>
+        <w:shd w:val="clear" w:fill="F2F5FA"/>
       </w:pPr>
       <w:r>
         <w:rPr>
-          <w:sz w:val="21"/>
+          <w:b w:val="0"/>
         </w:rPr>
         <w:t xml:space="preserve">⚠️ </w:t>
       </w:r>
       <w:r>
         <w:rPr>
           <w:b/>
-          <w:sz w:val="21"/>
         </w:rPr>
         <w:t>注意（4周版）</w:t>
       </w:r>
       <w:r>
         <w:rPr>
-          <w:sz w:val="21"/>
+          <w:b w:val="0"/>
         </w:rPr>
         <w:t>：因每周由连续两周合并，每周围"🧘 禅修练习"环节含</w:t>
       </w:r>
       <w:r>
         <w:rPr>
           <w:b/>
-          <w:sz w:val="21"/>
         </w:rPr>
         <w:t>两段原周次的引导词</w:t>
       </w:r>
       <w:r>
         <w:rPr>
-          <w:sz w:val="21"/>
+          <w:b w:val="0"/>
         </w:rPr>
         <w:t>。时间紧可读其一，或各取前半段（合计约15分钟）；时间富余可两段都做。做法与原来相同——</w:t>
       </w:r>
       <w:r>
         <w:rPr>
           <w:b/>
-          <w:sz w:val="21"/>
         </w:rPr>
         <w:t>照读引导词即可</w:t>
       </w:r>
       <w:r>
         <w:rPr>
-          <w:sz w:val="21"/>
+          <w:b w:val="0"/>
         </w:rPr>
         <w:t>，不需要会禅修，也不需要示范。</w:t>
       </w:r>
     </w:p>
     <w:p>
       <w:r>
+        <w:rPr>
+          <w:b w:val="0"/>
+        </w:rPr>
         <w:t>下面这段是</w:t>
       </w:r>
       <w:r>
@@ -1357,101 +1507,98 @@
         <w:t>通用的简短坐禅引导词</w:t>
       </w:r>
       <w:r>
+        <w:rPr>
+          <w:b w:val="0"/>
+        </w:rPr>
         <w:t>（约5-10分钟，提炼自古源尊者《禅坐引导文》），任何一周都可以直接使用：</w:t>
       </w:r>
     </w:p>
     <w:p>
       <w:pPr>
-        <w:spacing w:after="30" w:before="0"/>
-        <w:ind w:left="227" w:right="113"/>
-        <w:shd w:val="clear" w:color="auto" w:fill="F2F7FB"/>
+        <w:ind w:left="170"/>
         <w:pBdr>
-          <w:left w:val="single" w:sz="28" w:space="6" w:color="1F4E79"/>
+          <w:left w:val="single" w:sz="18" w:space="4" w:color="1F3864"/>
         </w:pBdr>
+        <w:shd w:val="clear" w:fill="F2F5FA"/>
       </w:pPr>
       <w:r>
         <w:rPr>
-          <w:sz w:val="21"/>
+          <w:b w:val="0"/>
         </w:rPr>
         <w:t>"请大家自然地坐好，坐舒服就好——散盘、单盘或坐在椅子上都可以。轻轻闭上眼睛。</w:t>
       </w:r>
     </w:p>
     <w:p>
       <w:pPr>
-        <w:spacing w:after="30" w:before="0"/>
-        <w:ind w:left="227" w:right="113"/>
-        <w:shd w:val="clear" w:color="auto" w:fill="F2F7FB"/>
+        <w:ind w:left="170"/>
         <w:pBdr>
-          <w:left w:val="single" w:sz="28" w:space="6" w:color="1F4E79"/>
+          <w:left w:val="single" w:sz="18" w:space="4" w:color="1F3864"/>
         </w:pBdr>
+        <w:shd w:val="clear" w:fill="F2F5FA"/>
       </w:pPr>
       <w:r>
         <w:rPr>
-          <w:sz w:val="21"/>
+          <w:b w:val="0"/>
         </w:rPr>
         <w:t>想像自己像一棵青松：臀部以下像树根一样扎稳，身体自然挺拔，放松，不用刻意绷紧。（停顿）</w:t>
       </w:r>
     </w:p>
     <w:p>
       <w:pPr>
-        <w:spacing w:after="30" w:before="0"/>
-        <w:ind w:left="227" w:right="113"/>
-        <w:shd w:val="clear" w:color="auto" w:fill="F2F7FB"/>
+        <w:ind w:left="170"/>
         <w:pBdr>
-          <w:left w:val="single" w:sz="28" w:space="6" w:color="1F4E79"/>
+          <w:left w:val="single" w:sz="18" w:space="4" w:color="1F3864"/>
         </w:pBdr>
+        <w:shd w:val="clear" w:fill="F2F5FA"/>
       </w:pPr>
       <w:r>
         <w:rPr>
-          <w:sz w:val="21"/>
+          <w:b w:val="0"/>
         </w:rPr>
         <w:t>现在，把注意力放在鼻头、人中附近——就是呼吸进进出出时，气息碰到皮肤的那个触点。什么都不用做，只是知道：气息进来，知道进来；气息出去，知道出去。（停顿）</w:t>
       </w:r>
     </w:p>
     <w:p>
       <w:pPr>
-        <w:spacing w:after="30" w:before="0"/>
-        <w:ind w:left="227" w:right="113"/>
-        <w:shd w:val="clear" w:color="auto" w:fill="F2F7FB"/>
+        <w:ind w:left="170"/>
         <w:pBdr>
-          <w:left w:val="single" w:sz="28" w:space="6" w:color="1F4E79"/>
+          <w:left w:val="single" w:sz="18" w:space="4" w:color="1F3864"/>
         </w:pBdr>
+        <w:shd w:val="clear" w:fill="F2F5FA"/>
       </w:pPr>
       <w:r>
         <w:rPr>
-          <w:sz w:val="21"/>
+          <w:b w:val="0"/>
         </w:rPr>
         <w:t>呼吸清晰就清晰地知道，模糊就模糊地知道，不分析、不评价、不判断，自然、轻松地觉知它。（停顿2-3分钟）</w:t>
       </w:r>
     </w:p>
     <w:p>
       <w:pPr>
-        <w:spacing w:after="30" w:before="0"/>
-        <w:ind w:left="227" w:right="113"/>
-        <w:shd w:val="clear" w:color="auto" w:fill="F2F7FB"/>
+        <w:ind w:left="170"/>
         <w:pBdr>
-          <w:left w:val="single" w:sz="28" w:space="6" w:color="1F4E79"/>
+          <w:left w:val="single" w:sz="18" w:space="4" w:color="1F3864"/>
         </w:pBdr>
+        <w:shd w:val="clear" w:fill="F2F5FA"/>
       </w:pPr>
       <w:r>
         <w:rPr>
-          <w:sz w:val="21"/>
+          <w:b w:val="0"/>
         </w:rPr>
         <w:t>如果妄念来了，不用赶它——知道有妄念，就已经是正念了，轻轻回到呼吸上就好。腿痛、发痒，只要不影响呼吸，就先忽略它。（停顿）</w:t>
       </w:r>
     </w:p>
     <w:p>
       <w:pPr>
-        <w:spacing w:after="30" w:before="0"/>
-        <w:ind w:left="227" w:right="113"/>
-        <w:shd w:val="clear" w:color="auto" w:fill="F2F7FB"/>
+        <w:ind w:left="170"/>
         <w:pBdr>
-          <w:left w:val="single" w:sz="28" w:space="6" w:color="1F4E79"/>
+          <w:left w:val="single" w:sz="18" w:space="4" w:color="1F3864"/>
         </w:pBdr>
+        <w:shd w:val="clear" w:fill="F2F5FA"/>
       </w:pPr>
       <w:r>
         <w:rPr>
-          <w:sz w:val="21"/>
+          <w:b w:val="0"/>
         </w:rPr>
         <w:t>好，现在慢慢动动手指、脚趾，搓搓手掌，把温热的手掌敷在眼睛上，轻轻睁开眼睛。"</w:t>
       </w:r>
@@ -1464,11 +1611,17 @@
         <w:t>主持人不需要"会禅修"</w:t>
       </w:r>
       <w:r>
+        <w:rPr>
+          <w:b w:val="0"/>
+        </w:rPr>
         <w:t>——只需把引导词念一遍，然后陪大家一起安静地坐。引导词出自古源尊者的《禅坐引导文》，每周文档的"禅修练习"环节都附有当周可直接照读的版本。</w:t>
       </w:r>
     </w:p>
     <w:p>
       <w:r>
+        <w:rPr>
+          <w:b w:val="0"/>
+        </w:rPr>
         <w:t xml:space="preserve">⚠️ </w:t>
       </w:r>
       <w:r>
@@ -1478,6 +1631,9 @@
         <w:t>注意</w:t>
       </w:r>
       <w:r>
+        <w:rPr>
+          <w:b w:val="0"/>
+        </w:rPr>
         <w:t>：如果参与者问"我入定了吗""我看到光正常吗"，你可以回答：</w:t>
       </w:r>
       <w:r>
@@ -1487,14 +1643,19 @@
         <w:t>"每个人体验不同，不用追求什么状态，我们按引导词练习就好，下周可以分享你的体验。如果禅修中出现强烈不适，可以随时睁眼停下。"</w:t>
       </w:r>
       <w:r>
+        <w:rPr>
+          <w:b w:val="0"/>
+        </w:rPr>
         <w:t>——不需要给标准答案。</w:t>
       </w:r>
     </w:p>
     <w:p>
-      <w:pPr>
-        <w:pStyle w:val="Heading2"/>
-      </w:pPr>
       <w:r>
+        <w:rPr>
+          <w:b/>
+          <w:color w:val="1F3864"/>
+          <w:sz w:val="26"/>
+        </w:rPr>
         <w:t>五、4周课程总览</w:t>
       </w:r>
     </w:p>
@@ -1502,7 +1663,6 @@
       <w:tblPr>
         <w:tblStyle w:val="TableGrid"/>
         <w:tblW w:type="auto" w:w="0"/>
-        <w:jc w:val="center"/>
         <w:tblLook w:firstColumn="1" w:firstRow="1" w:lastColumn="0" w:lastRow="0" w:noHBand="0" w:noVBand="1" w:val="04A0"/>
       </w:tblPr>
       <w:tblGrid>
@@ -1514,23 +1674,19 @@
         <w:tc>
           <w:tcPr>
             <w:tcW w:type="dxa" w:w="3213"/>
-            <w:shd w:val="clear" w:color="auto" w:fill="1F4E79"/>
+            <w:shd w:val="clear" w:fill="1F3864"/>
           </w:tcPr>
           <w:p>
-            <w:pPr>
-              <w:spacing w:after="0"/>
-            </w:pPr>
             <w:r>
               <w:rPr>
-                <w:b/>
-                <w:color w:val="FFFFFF"/>
+                <w:sz w:val="18"/>
               </w:rPr>
             </w:r>
             <w:r>
               <w:rPr>
-                <w:b/>
+                <w:b w:val="0"/>
                 <w:color w:val="FFFFFF"/>
-                <w:sz w:val="19"/>
+                <w:sz w:val="18"/>
               </w:rPr>
               <w:t>周次</w:t>
             </w:r>
@@ -1539,23 +1695,19 @@
         <w:tc>
           <w:tcPr>
             <w:tcW w:type="dxa" w:w="3213"/>
-            <w:shd w:val="clear" w:color="auto" w:fill="1F4E79"/>
+            <w:shd w:val="clear" w:fill="1F3864"/>
           </w:tcPr>
           <w:p>
-            <w:pPr>
-              <w:spacing w:after="0"/>
-            </w:pPr>
             <w:r>
               <w:rPr>
-                <w:b/>
-                <w:color w:val="FFFFFF"/>
+                <w:sz w:val="18"/>
               </w:rPr>
             </w:r>
             <w:r>
               <w:rPr>
-                <w:b/>
+                <w:b w:val="0"/>
                 <w:color w:val="FFFFFF"/>
-                <w:sz w:val="19"/>
+                <w:sz w:val="18"/>
               </w:rPr>
               <w:t>主题</w:t>
             </w:r>
@@ -1564,23 +1716,19 @@
         <w:tc>
           <w:tcPr>
             <w:tcW w:type="dxa" w:w="3213"/>
-            <w:shd w:val="clear" w:color="auto" w:fill="1F4E79"/>
+            <w:shd w:val="clear" w:fill="1F3864"/>
           </w:tcPr>
           <w:p>
-            <w:pPr>
-              <w:spacing w:after="0"/>
-            </w:pPr>
             <w:r>
               <w:rPr>
-                <w:b/>
-                <w:color w:val="FFFFFF"/>
+                <w:sz w:val="18"/>
               </w:rPr>
             </w:r>
             <w:r>
               <w:rPr>
-                <w:b/>
+                <w:b w:val="0"/>
                 <w:color w:val="FFFFFF"/>
-                <w:sz w:val="19"/>
+                <w:sz w:val="18"/>
               </w:rPr>
               <w:t>核心原文资料（资源短名 · 类型，均为原8周取材）</w:t>
             </w:r>
@@ -1593,13 +1741,15 @@
             <w:tcW w:type="dxa" w:w="3213"/>
           </w:tcPr>
           <w:p>
-            <w:pPr>
-              <w:spacing w:after="0"/>
-            </w:pPr>
-            <w:r/>
             <w:r>
               <w:rPr>
-                <w:sz w:val="19"/>
+                <w:sz w:val="18"/>
+              </w:rPr>
+            </w:r>
+            <w:r>
+              <w:rPr>
+                <w:b w:val="0"/>
+                <w:sz w:val="18"/>
               </w:rPr>
               <w:t>第1周</w:t>
             </w:r>
@@ -1610,13 +1760,15 @@
             <w:tcW w:type="dxa" w:w="3213"/>
           </w:tcPr>
           <w:p>
-            <w:pPr>
-              <w:spacing w:after="0"/>
-            </w:pPr>
-            <w:r/>
             <w:r>
               <w:rPr>
-                <w:sz w:val="19"/>
+                <w:sz w:val="18"/>
+              </w:rPr>
+            </w:r>
+            <w:r>
+              <w:rPr>
+                <w:b w:val="0"/>
+                <w:sz w:val="18"/>
               </w:rPr>
               <w:t>禅修入门与正确坐姿</w:t>
             </w:r>
@@ -1627,15 +1779,17 @@
             <w:tcW w:type="dxa" w:w="3213"/>
           </w:tcPr>
           <w:p>
-            <w:pPr>
-              <w:spacing w:after="0"/>
-            </w:pPr>
-            <w:r/>
             <w:r>
               <w:rPr>
-                <w:sz w:val="19"/>
+                <w:sz w:val="18"/>
               </w:rPr>
-              <w:t>原第1周：《如来禅修学体系介绍06》（录音转写）；《如来禅修学体系17·时代特点与确立目标》（PDF课件）；《包容寺修习营01·如来禅修学体系简介》（录音转写）｜原第2周：《古源尊者禅坐引导文》（Word）；《入出息念浅析2·前行》（PDF课件）；《18_入出息念·坐姿要领》（录音转写）</w:t>
+            </w:r>
+            <w:r>
+              <w:rPr>
+                <w:b w:val="0"/>
+                <w:sz w:val="18"/>
+              </w:rPr>
+              <w:t>《如来禅修学体系介绍06》（录音转写）；《如来禅修学体系17·时代特点与确立目标》（PDF课件）；《包容寺修习营01·如来禅修学体系简介》（录音转写）｜《古源尊者禅坐引导文》（Word）；《入出息念浅析2·前行》（PDF课件）；《18_入出息念·坐姿要领》（录音转写）</w:t>
             </w:r>
           </w:p>
         </w:tc>
@@ -1644,16 +1798,18 @@
         <w:tc>
           <w:tcPr>
             <w:tcW w:type="dxa" w:w="3213"/>
-            <w:shd w:val="clear" w:color="auto" w:fill="F8FAFC"/>
+            <w:shd w:val="clear" w:fill="F2F5FA"/>
           </w:tcPr>
           <w:p>
-            <w:pPr>
-              <w:spacing w:after="0"/>
-            </w:pPr>
-            <w:r/>
             <w:r>
               <w:rPr>
-                <w:sz w:val="19"/>
+                <w:sz w:val="18"/>
+              </w:rPr>
+            </w:r>
+            <w:r>
+              <w:rPr>
+                <w:b w:val="0"/>
+                <w:sz w:val="18"/>
               </w:rPr>
               <w:t>第2周</w:t>
             </w:r>
@@ -1662,16 +1818,18 @@
         <w:tc>
           <w:tcPr>
             <w:tcW w:type="dxa" w:w="3213"/>
-            <w:shd w:val="clear" w:color="auto" w:fill="F8FAFC"/>
+            <w:shd w:val="clear" w:fill="F2F5FA"/>
           </w:tcPr>
           <w:p>
-            <w:pPr>
-              <w:spacing w:after="0"/>
-            </w:pPr>
-            <w:r/>
             <w:r>
               <w:rPr>
-                <w:sz w:val="19"/>
+                <w:sz w:val="18"/>
+              </w:rPr>
+            </w:r>
+            <w:r>
+              <w:rPr>
+                <w:b w:val="0"/>
+                <w:sz w:val="18"/>
               </w:rPr>
               <w:t>安般念修法与数息对治</w:t>
             </w:r>
@@ -1680,18 +1838,20 @@
         <w:tc>
           <w:tcPr>
             <w:tcW w:type="dxa" w:w="3213"/>
-            <w:shd w:val="clear" w:color="auto" w:fill="F8FAFC"/>
+            <w:shd w:val="clear" w:fill="F2F5FA"/>
           </w:tcPr>
           <w:p>
-            <w:pPr>
-              <w:spacing w:after="0"/>
-            </w:pPr>
-            <w:r/>
             <w:r>
               <w:rPr>
-                <w:sz w:val="19"/>
+                <w:sz w:val="18"/>
               </w:rPr>
-              <w:t>原第3周：《入出息念浅析6·修习2》三法部分（PDF课件）；《入出息念业处十六事》框架总表（PDF课件）｜原第4周：《入出息念浅析6·修习2》四阶段部分（PDF课件）；《14_入出息念·数息》（录音转写）；《入出息念浅析5·修习1》（录音转写）</w:t>
+            </w:r>
+            <w:r>
+              <w:rPr>
+                <w:b w:val="0"/>
+                <w:sz w:val="18"/>
+              </w:rPr>
+              <w:t>《入出息念浅析6·修习2》三法部分（PDF课件）；《入出息念业处十六事》框架总表（PDF课件）｜《入出息念浅析6·修习2》四阶段部分（PDF课件）；《14_入出息念·数息》（录音转写）；《入出息念浅析5·修习1》（录音转写）</w:t>
             </w:r>
           </w:p>
         </w:tc>
@@ -1702,13 +1862,15 @@
             <w:tcW w:type="dxa" w:w="3213"/>
           </w:tcPr>
           <w:p>
-            <w:pPr>
-              <w:spacing w:after="0"/>
-            </w:pPr>
-            <w:r/>
             <w:r>
               <w:rPr>
-                <w:sz w:val="19"/>
+                <w:sz w:val="18"/>
+              </w:rPr>
+            </w:r>
+            <w:r>
+              <w:rPr>
+                <w:b w:val="0"/>
+                <w:sz w:val="18"/>
               </w:rPr>
               <w:t>第3周</w:t>
             </w:r>
@@ -1719,13 +1881,15 @@
             <w:tcW w:type="dxa" w:w="3213"/>
           </w:tcPr>
           <w:p>
-            <w:pPr>
-              <w:spacing w:after="0"/>
-            </w:pPr>
-            <w:r/>
             <w:r>
               <w:rPr>
-                <w:sz w:val="19"/>
+                <w:sz w:val="18"/>
+              </w:rPr>
+            </w:r>
+            <w:r>
+              <w:rPr>
+                <w:b w:val="0"/>
+                <w:sz w:val="18"/>
               </w:rPr>
               <w:t>禅相培育与五盖对治</w:t>
             </w:r>
@@ -1736,15 +1900,17 @@
             <w:tcW w:type="dxa" w:w="3213"/>
           </w:tcPr>
           <w:p>
-            <w:pPr>
-              <w:spacing w:after="0"/>
-            </w:pPr>
-            <w:r/>
             <w:r>
               <w:rPr>
-                <w:sz w:val="19"/>
+                <w:sz w:val="18"/>
               </w:rPr>
-              <w:t>原第5周：《入出息念浅析7·修习3》（PDF课件）；《入出息念业处十六事》禅相部分（PDF课件）；《入出息念》（帕奥西亚多，PDF）｜原第6周：《止观前行实修营8·舍离五盖1》（PDF课件＋共修版）；《百花古寺禅修营27·大念处经讲记24》（录音转写）；《止观前行实修营12·舍离五盖5》（录音转写）</w:t>
+            </w:r>
+            <w:r>
+              <w:rPr>
+                <w:b w:val="0"/>
+                <w:sz w:val="18"/>
+              </w:rPr>
+              <w:t>《入出息念浅析7·修习3》（PDF课件）；《入出息念业处十六事》禅相部分（PDF课件）；《入出息念》（帕奥西亚多，PDF）｜《止观前行实修营8·舍离五盖1》（PDF课件＋共修版）；《百花古寺禅修营27·大念处经讲记24》（录音转写）；《止观前行实修营12·舍离五盖5》（录音转写）</w:t>
             </w:r>
           </w:p>
         </w:tc>
@@ -1753,16 +1919,18 @@
         <w:tc>
           <w:tcPr>
             <w:tcW w:type="dxa" w:w="3213"/>
-            <w:shd w:val="clear" w:color="auto" w:fill="F8FAFC"/>
+            <w:shd w:val="clear" w:fill="F2F5FA"/>
           </w:tcPr>
           <w:p>
-            <w:pPr>
-              <w:spacing w:after="0"/>
-            </w:pPr>
-            <w:r/>
             <w:r>
               <w:rPr>
-                <w:sz w:val="19"/>
+                <w:sz w:val="18"/>
+              </w:rPr>
+            </w:r>
+            <w:r>
+              <w:rPr>
+                <w:b w:val="0"/>
+                <w:sz w:val="18"/>
               </w:rPr>
               <w:t>第4周</w:t>
             </w:r>
@@ -1771,16 +1939,18 @@
         <w:tc>
           <w:tcPr>
             <w:tcW w:type="dxa" w:w="3213"/>
-            <w:shd w:val="clear" w:color="auto" w:fill="F8FAFC"/>
+            <w:shd w:val="clear" w:fill="F2F5FA"/>
           </w:tcPr>
           <w:p>
-            <w:pPr>
-              <w:spacing w:after="0"/>
-            </w:pPr>
-            <w:r/>
             <w:r>
               <w:rPr>
-                <w:sz w:val="19"/>
+                <w:sz w:val="18"/>
+              </w:rPr>
+            </w:r>
+            <w:r>
+              <w:rPr>
+                <w:b w:val="0"/>
+                <w:sz w:val="18"/>
               </w:rPr>
               <w:t>经行日常正念与修学规划</w:t>
             </w:r>
@@ -1789,18 +1959,20 @@
         <w:tc>
           <w:tcPr>
             <w:tcW w:type="dxa" w:w="3213"/>
-            <w:shd w:val="clear" w:color="auto" w:fill="F8FAFC"/>
+            <w:shd w:val="clear" w:fill="F2F5FA"/>
           </w:tcPr>
           <w:p>
-            <w:pPr>
-              <w:spacing w:after="0"/>
-            </w:pPr>
-            <w:r/>
             <w:r>
               <w:rPr>
-                <w:sz w:val="19"/>
+                <w:sz w:val="18"/>
               </w:rPr>
-              <w:t>原第7周：《云台寺安居禅修04·拆解习惯和经行》（PDF）；《177讲·四威仪1》（PDF共修版）；《觉察姿势与动作》（录音转写）｜原第8周：《如来禅修学体系17·时代特点与确立目标》发愿部分（PDF课件）；《如来禅修学体系32·法随法行3》（PDF课件）；《云台寺安居禅修13·大念处经略说》（PDF）</w:t>
+            </w:r>
+            <w:r>
+              <w:rPr>
+                <w:b w:val="0"/>
+                <w:sz w:val="18"/>
+              </w:rPr>
+              <w:t>《云台寺安居禅修04·拆解习惯和经行》（PDF）；《177讲·四威仪1》（PDF共修版）；《觉察姿势与动作》（录音转写）｜《如来禅修学体系17·时代特点与确立目标》发愿部分（PDF课件）；《如来禅修学体系32·法随法行3》（PDF课件）；《云台寺安居禅修13·大念处经略说》（PDF）</w:t>
             </w:r>
           </w:p>
         </w:tc>
@@ -1808,43 +1980,38 @@
     </w:tbl>
     <w:p>
       <w:pPr>
-        <w:spacing w:after="40"/>
-      </w:pPr>
-    </w:p>
-    <w:p>
-      <w:pPr>
-        <w:spacing w:after="30" w:before="0"/>
-        <w:ind w:left="227" w:right="113"/>
-        <w:shd w:val="clear" w:color="auto" w:fill="F2F7FB"/>
+        <w:ind w:left="170"/>
         <w:pBdr>
-          <w:left w:val="single" w:sz="28" w:space="6" w:color="1F4E79"/>
+          <w:left w:val="single" w:sz="18" w:space="4" w:color="1F3864"/>
         </w:pBdr>
+        <w:shd w:val="clear" w:fill="F2F5FA"/>
       </w:pPr>
       <w:r>
         <w:rPr>
-          <w:sz w:val="21"/>
+          <w:b w:val="0"/>
         </w:rPr>
         <w:t>注：上表为每周</w:t>
       </w:r>
       <w:r>
         <w:rPr>
           <w:b/>
-          <w:sz w:val="21"/>
         </w:rPr>
         <w:t>主要</w:t>
       </w:r>
       <w:r>
         <w:rPr>
-          <w:sz w:val="21"/>
+          <w:b w:val="0"/>
         </w:rPr>
         <w:t>原文资料的"节选清单"（同批上座部资料按主题分周取段，部分课件跨周共用）；每周的完整共读材料以该周文档与《原文全集》附录为准。本4周版未增减任何原文资料，仅将连续两周合并共读。</w:t>
       </w:r>
     </w:p>
     <w:p>
-      <w:pPr>
-        <w:pStyle w:val="Heading2"/>
-      </w:pPr>
       <w:r>
+        <w:rPr>
+          <w:b/>
+          <w:color w:val="1F3864"/>
+          <w:sz w:val="26"/>
+        </w:rPr>
         <w:t>六、重要提醒：每一讲都可以换新主持人！</w:t>
       </w:r>
     </w:p>
@@ -1856,6 +2023,9 @@
         <w:t>每份周文档都有两个版本</w:t>
       </w:r>
       <w:r>
+        <w:rPr>
+          <w:b w:val="0"/>
+        </w:rPr>
         <w:t>：主持人版和学员版。</w:t>
       </w:r>
     </w:p>
@@ -1870,7 +2040,10 @@
         <w:t>主持人版</w:t>
       </w:r>
       <w:r>
-        <w:t>（第X周_XXX_主持人版.md）：供主持人使用，开头内置"⭐ 本讲主持人速览"和"⏱ 时间弹性指南"，共读原文按次序完整呈现并标注★核心/◈扩展，禅修练习含两段原周次引导词，扩展内容包位于收尾回向之前，末尾附"本讲主持人特别提醒"（原第7、8周无特别提醒，对应周次从略）。</w:t>
+        <w:rPr>
+          <w:b w:val="0"/>
+        </w:rPr>
+        <w:t>（第X周_XXX_主持人版.md）：供主持人使用，开头内置"⭐ 本讲主持人速览"和"⏱ 时间弹性指南"，共读原文按次序完整呈现并标注★核心/◈扩展，禅修练习含两段引导词，扩展内容包位于收尾回向之前，末尾附"本讲主持人特别提醒"。</w:t>
       </w:r>
     </w:p>
     <w:p>
@@ -1884,6 +2057,9 @@
         <w:t>学员版</w:t>
       </w:r>
       <w:r>
+        <w:rPr>
+          <w:b w:val="0"/>
+        </w:rPr>
         <w:t>（第X周_XXX_学员版.md）：供参与者使用，共读内容（材料顺序、完整文字、核心/扩展标注）、讨论问题、禅修练习引导词、扩展内容包、回向文与主持人版</w:t>
       </w:r>
       <w:r>
@@ -1893,56 +2069,58 @@
         <w:t>完全一致</w:t>
       </w:r>
       <w:r>
+        <w:rPr>
+          <w:b w:val="0"/>
+        </w:rPr>
         <w:t>，仅不含主持人专属内容（速览、时间弹性指南、操作提示、特别提醒）。</w:t>
       </w:r>
     </w:p>
     <w:p>
       <w:pPr>
-        <w:spacing w:after="30" w:before="0"/>
-        <w:ind w:left="227" w:right="113"/>
-        <w:shd w:val="clear" w:color="auto" w:fill="F2F7FB"/>
+        <w:ind w:left="170"/>
         <w:pBdr>
-          <w:left w:val="single" w:sz="28" w:space="6" w:color="1F4E79"/>
+          <w:left w:val="single" w:sz="18" w:space="4" w:color="1F3864"/>
         </w:pBdr>
+        <w:shd w:val="clear" w:fill="F2F5FA"/>
       </w:pPr>
       <w:r>
         <w:rPr>
-          <w:sz w:val="21"/>
+          <w:b w:val="0"/>
         </w:rPr>
         <w:t>如果本讲换了新主持人，只需要：①打开当周</w:t>
       </w:r>
       <w:r>
         <w:rPr>
           <w:b/>
-          <w:sz w:val="21"/>
         </w:rPr>
         <w:t>主持人版</w:t>
       </w:r>
       <w:r>
         <w:rPr>
-          <w:sz w:val="21"/>
+          <w:b w:val="0"/>
         </w:rPr>
         <w:t>读"主持人速览"；②按流程走（学员看</w:t>
       </w:r>
       <w:r>
         <w:rPr>
           <w:b/>
-          <w:sz w:val="21"/>
         </w:rPr>
         <w:t>学员版</w:t>
       </w:r>
       <w:r>
         <w:rPr>
-          <w:sz w:val="21"/>
+          <w:b w:val="0"/>
         </w:rPr>
         <w:t>，内容一致）；③禅修练习照读引导词即可；④时间不够就"浓缩"，时间富余就"扩展"。</w:t>
       </w:r>
     </w:p>
     <w:p>
-      <w:pPr>
-        <w:pStyle w:val="Heading2"/>
-      </w:pPr>
       <w:r>
+        <w:rPr>
+          <w:b/>
+          <w:color w:val="1F3864"/>
+          <w:sz w:val="26"/>
+        </w:rPr>
         <w:t>七、如何获取共读原文（重要！）</w:t>
       </w:r>
     </w:p>
@@ -1954,11 +2132,17 @@
         <w:t>本资料包完全自足：全部共读原文的文字已完整内嵌在每周文档和《原文全集.md》中，使用过程中无需再去查知识库</w:t>
       </w:r>
       <w:r>
+        <w:rPr>
+          <w:b w:val="0"/>
+        </w:rPr>
         <w:t>——照读或轮流朗读即可。</w:t>
       </w:r>
     </w:p>
     <w:p>
       <w:r>
+        <w:rPr>
+          <w:b w:val="0"/>
+        </w:rPr>
         <w:t xml:space="preserve">想对照原文件时：按每周文档中标注的 </w:t>
       </w:r>
       <w:r>
@@ -1968,165 +2152,157 @@
         <w:t>media_id</w:t>
       </w:r>
       <w:r>
+        <w:rPr>
+          <w:b w:val="0"/>
+        </w:rPr>
         <w:t>，在 ima.copilot 知识库「古源尊者开示及上座部佛教资料」中搜索资料标题，即可打开对应资源。</w:t>
       </w:r>
     </w:p>
     <w:p>
       <w:pPr>
-        <w:spacing w:after="30" w:before="0"/>
-        <w:ind w:left="227" w:right="113"/>
-        <w:shd w:val="clear" w:color="auto" w:fill="F2F7FB"/>
+        <w:ind w:left="170"/>
         <w:pBdr>
-          <w:left w:val="single" w:sz="28" w:space="6" w:color="1F4E79"/>
+          <w:left w:val="single" w:sz="18" w:space="4" w:color="1F3864"/>
         </w:pBdr>
+        <w:shd w:val="clear" w:fill="F2F5FA"/>
       </w:pPr>
       <w:r>
         <w:rPr>
-          <w:sz w:val="21"/>
+          <w:b w:val="0"/>
         </w:rPr>
         <w:t xml:space="preserve">💡 </w:t>
       </w:r>
       <w:r>
         <w:rPr>
           <w:b/>
-          <w:sz w:val="21"/>
         </w:rPr>
         <w:t>为什么只标注出处、不放置链接？</w:t>
       </w:r>
       <w:r>
         <w:rPr>
-          <w:sz w:val="21"/>
+          <w:b w:val="0"/>
         </w:rPr>
         <w:t xml:space="preserve"> 知识库的临时导出链接会过期（会出现"t info expired"等失效提示），因此本轮资料包不放置临时链接，改为完整标注资源标题与 media_id 及打开方式。共读所需文字已全部内嵌，不影响正常使用。</w:t>
       </w:r>
     </w:p>
     <w:p>
-      <w:pPr>
-        <w:pStyle w:val="Heading2"/>
-      </w:pPr>
       <w:r>
+        <w:rPr>
+          <w:b/>
+          <w:color w:val="1F3864"/>
+          <w:sz w:val="26"/>
+        </w:rPr>
         <w:t>八、回向文（每周结束用）</w:t>
       </w:r>
     </w:p>
     <w:p>
       <w:r>
+        <w:rPr>
+          <w:b w:val="0"/>
+        </w:rPr>
         <w:t>每周结束时，带领大家一起念：</w:t>
       </w:r>
     </w:p>
     <w:p>
       <w:pPr>
-        <w:spacing w:after="30" w:before="0"/>
-        <w:ind w:left="227" w:right="113"/>
-        <w:shd w:val="clear" w:color="auto" w:fill="F2F7FB"/>
+        <w:ind w:left="170"/>
         <w:pBdr>
-          <w:left w:val="single" w:sz="28" w:space="6" w:color="1F4E79"/>
+          <w:left w:val="single" w:sz="18" w:space="4" w:color="1F3864"/>
         </w:pBdr>
+        <w:shd w:val="clear" w:fill="F2F5FA"/>
       </w:pPr>
       <w:r>
         <w:rPr>
           <w:b/>
-          <w:sz w:val="21"/>
         </w:rPr>
         <w:t>愿我此功德，导向诸漏尽！</w:t>
       </w:r>
     </w:p>
     <w:p>
       <w:pPr>
-        <w:spacing w:after="30" w:before="0"/>
-        <w:ind w:left="227" w:right="113"/>
-        <w:shd w:val="clear" w:color="auto" w:fill="F2F7FB"/>
+        <w:ind w:left="170"/>
         <w:pBdr>
-          <w:left w:val="single" w:sz="28" w:space="6" w:color="1F4E79"/>
+          <w:left w:val="single" w:sz="18" w:space="4" w:color="1F3864"/>
         </w:pBdr>
+        <w:shd w:val="clear" w:fill="F2F5FA"/>
       </w:pPr>
       <w:r>
         <w:rPr>
           <w:b/>
-          <w:sz w:val="21"/>
         </w:rPr>
         <w:t>愿我此功德，为证涅槃缘！</w:t>
       </w:r>
     </w:p>
     <w:p>
       <w:pPr>
-        <w:spacing w:after="30" w:before="0"/>
-        <w:ind w:left="227" w:right="113"/>
-        <w:shd w:val="clear" w:color="auto" w:fill="F2F7FB"/>
+        <w:ind w:left="170"/>
         <w:pBdr>
-          <w:left w:val="single" w:sz="28" w:space="6" w:color="1F4E79"/>
+          <w:left w:val="single" w:sz="18" w:space="4" w:color="1F3864"/>
         </w:pBdr>
+        <w:shd w:val="clear" w:fill="F2F5FA"/>
       </w:pPr>
       <w:r>
         <w:rPr>
           <w:b/>
-          <w:sz w:val="21"/>
         </w:rPr>
         <w:t>我此功德分，回向诸有情！</w:t>
       </w:r>
     </w:p>
     <w:p>
       <w:pPr>
-        <w:spacing w:after="30" w:before="0"/>
-        <w:ind w:left="227" w:right="113"/>
-        <w:shd w:val="clear" w:color="auto" w:fill="F2F7FB"/>
+        <w:ind w:left="170"/>
         <w:pBdr>
-          <w:left w:val="single" w:sz="28" w:space="6" w:color="1F4E79"/>
+          <w:left w:val="single" w:sz="18" w:space="4" w:color="1F3864"/>
         </w:pBdr>
+        <w:shd w:val="clear" w:fill="F2F5FA"/>
       </w:pPr>
       <w:r>
         <w:rPr>
           <w:b/>
-          <w:sz w:val="21"/>
         </w:rPr>
         <w:t>愿彼等一切，同得功德分！</w:t>
       </w:r>
     </w:p>
     <w:p>
       <w:r>
+        <w:rPr>
+          <w:b w:val="0"/>
+        </w:rPr>
         <w:t>（此回向偈出自古源尊者课件通用回向内容）</w:t>
       </w:r>
     </w:p>
     <w:p>
       <w:pPr>
-        <w:spacing w:after="30" w:before="0"/>
-        <w:ind w:left="227" w:right="113"/>
-        <w:shd w:val="clear" w:color="auto" w:fill="F2F7FB"/>
+        <w:ind w:left="170"/>
         <w:pBdr>
-          <w:left w:val="single" w:sz="28" w:space="6" w:color="1F4E79"/>
+          <w:left w:val="single" w:sz="18" w:space="4" w:color="1F3864"/>
         </w:pBdr>
+        <w:shd w:val="clear" w:fill="F2F5FA"/>
       </w:pPr>
       <w:r>
         <w:rPr>
-          <w:sz w:val="21"/>
+          <w:b w:val="0"/>
         </w:rPr>
         <w:t xml:space="preserve">📚 </w:t>
       </w:r>
       <w:r>
         <w:rPr>
           <w:b/>
-          <w:sz w:val="21"/>
         </w:rPr>
         <w:t>下一份文档</w:t>
       </w:r>
       <w:r>
         <w:rPr>
-          <w:sz w:val="21"/>
+          <w:b w:val="0"/>
         </w:rPr>
-        <w:t>：</w:t>
-      </w:r>
-      <w:r>
-        <w:rPr>
-          <w:rFonts w:ascii="Consolas" w:hAnsi="Consolas"/>
-          <w:sz w:val="21"/>
-        </w:rPr>
-        <w:t>第1周_禅修入门与正确坐姿_主持人版.md</w:t>
+        <w:t>：第1周_禅修入门与正确坐姿_主持人版.md</w:t>
       </w:r>
     </w:p>
     <w:sectPr>
       <w:headerReference w:type="default" r:id="rId9"/>
       <w:footerReference w:type="default" r:id="rId10"/>
       <w:pgSz w:w="11906" w:h="16838"/>
-      <w:pgMar w:top="1134" w:right="1134" w:bottom="1020" w:left="1134" w:header="720" w:footer="720" w:gutter="0"/>
+      <w:pgMar w:top="1134" w:right="1134" w:bottom="1134" w:left="1134" w:header="720" w:footer="720" w:gutter="0"/>
       <w:cols w:space="720"/>
       <w:docGrid w:linePitch="360"/>
     </w:sectPr>
@@ -2142,15 +2318,8 @@
       <w:jc w:val="center"/>
     </w:pPr>
     <w:r>
-      <w:rPr>
-        <w:sz w:val="18"/>
-      </w:rPr>
       <w:fldChar w:fldCharType="begin"/>
-    </w:r>
-    <w:r>
-      <w:instrText xml:space="preserve"> PAGE </w:instrText>
-    </w:r>
-    <w:r>
+      <w:instrText xml:space="preserve">PAGE</w:instrText>
       <w:fldChar w:fldCharType="end"/>
     </w:r>
   </w:p>
@@ -2162,15 +2331,14 @@
   <w:p>
     <w:pPr>
       <w:pStyle w:val="Header"/>
-      <w:jc w:val="right"/>
+      <w:jc w:val="center"/>
     </w:pPr>
     <w:r>
       <w:rPr>
-        <w:rFonts w:ascii="宋体" w:hAnsi="宋体"/>
-        <w:color w:val="888888"/>
+        <w:color w:val="1F3864"/>
         <w:sz w:val="16"/>
       </w:rPr>
-      <w:t>读书会01 · 禅修入门与基础　|　第周 00_主持人总指南　|　主持人版</w:t>
+      <w:t>读书会01 · 主持人总指南 · 第三版修订（4周版）</w:t>
     </w:r>
   </w:p>
 </w:hdr>
@@ -2539,12 +2707,9 @@
     <w:name w:val="Normal"/>
     <w:qFormat/>
     <w:rsid w:val="00FC693F"/>
-    <w:pPr>
-      <w:spacing w:line="348" w:lineRule="auto" w:after="100"/>
-    </w:pPr>
     <w:rPr>
-      <w:rFonts w:ascii="Times New Roman" w:hAnsi="Times New Roman" w:eastAsia="宋体"/>
-      <w:sz w:val="22"/>
+      <w:rFonts w:ascii="等线" w:hAnsi="等线" w:eastAsia="宋体"/>
+      <w:sz w:val="21"/>
     </w:rPr>
   </w:style>
   <w:style w:type="paragraph" w:styleId="Header">
@@ -2602,15 +2767,15 @@
     <w:pPr>
       <w:keepNext/>
       <w:keepLines/>
-      <w:spacing w:before="200" w:after="80"/>
+      <w:spacing w:before="480" w:after="0"/>
       <w:outlineLvl w:val="0"/>
     </w:pPr>
     <w:rPr>
-      <w:rFonts w:ascii="Arial" w:hAnsi="Arial" w:eastAsia="微软雅黑"/>
+      <w:rFonts w:asciiTheme="majorHAnsi" w:eastAsiaTheme="majorEastAsia" w:hAnsiTheme="majorHAnsi" w:cstheme="majorBidi"/>
       <w:b/>
       <w:bCs/>
-      <w:color w:val="1F4E79"/>
-      <w:sz w:val="32"/>
+      <w:color w:val="365F91" w:themeColor="accent1" w:themeShade="BF"/>
+      <w:sz w:val="28"/>
       <w:szCs w:val="28"/>
     </w:rPr>
   </w:style>
@@ -2626,14 +2791,14 @@
     <w:pPr>
       <w:keepNext/>
       <w:keepLines/>
-      <w:spacing w:before="140" w:after="80"/>
+      <w:spacing w:before="200" w:after="0"/>
       <w:outlineLvl w:val="1"/>
     </w:pPr>
     <w:rPr>
-      <w:rFonts w:ascii="Arial" w:hAnsi="Arial" w:eastAsia="微软雅黑"/>
+      <w:rFonts w:asciiTheme="majorHAnsi" w:eastAsiaTheme="majorEastAsia" w:hAnsiTheme="majorHAnsi" w:cstheme="majorBidi"/>
       <w:b/>
       <w:bCs/>
-      <w:color w:val="1F4E79"/>
+      <w:color w:val="4F81BD" w:themeColor="accent1"/>
       <w:sz w:val="26"/>
       <w:szCs w:val="26"/>
     </w:rPr>
@@ -2650,15 +2815,14 @@
     <w:pPr>
       <w:keepNext/>
       <w:keepLines/>
-      <w:spacing w:before="140" w:after="80"/>
+      <w:spacing w:before="200" w:after="0"/>
       <w:outlineLvl w:val="2"/>
     </w:pPr>
     <w:rPr>
-      <w:rFonts w:ascii="Arial" w:hAnsi="Arial" w:eastAsia="微软雅黑"/>
+      <w:rFonts w:asciiTheme="majorHAnsi" w:eastAsiaTheme="majorEastAsia" w:hAnsiTheme="majorHAnsi" w:cstheme="majorBidi"/>
       <w:b/>
       <w:bCs/>
-      <w:color w:val="1F4E79"/>
-      <w:sz w:val="24"/>
+      <w:color w:val="4F81BD" w:themeColor="accent1"/>
     </w:rPr>
   </w:style>
   <w:style w:type="paragraph" w:styleId="Heading4">
@@ -2889,16 +3053,18 @@
     <w:qFormat/>
     <w:rsid w:val="00FC693F"/>
     <w:pPr>
+      <w:pBdr>
+        <w:bottom w:val="single" w:sz="8" w:space="4" w:color="4F81BD" w:themeColor="accent1"/>
+      </w:pBdr>
       <w:spacing w:after="300" w:line="240" w:lineRule="auto"/>
       <w:contextualSpacing/>
     </w:pPr>
     <w:rPr>
-      <w:rFonts w:ascii="Arial" w:hAnsi="Arial" w:eastAsia="微软雅黑"/>
-      <w:b/>
-      <w:color w:val="1F4E79"/>
+      <w:rFonts w:asciiTheme="majorHAnsi" w:eastAsiaTheme="majorEastAsia" w:hAnsiTheme="majorHAnsi" w:cstheme="majorBidi"/>
+      <w:color w:val="17365D" w:themeColor="text2" w:themeShade="BF"/>
       <w:spacing w:val="5"/>
       <w:kern w:val="28"/>
-      <w:sz w:val="44"/>
+      <w:sz w:val="52"/>
       <w:szCs w:val="52"/>
     </w:rPr>
   </w:style>

--- a/交付成果/第三轮修订版/第三轮4周版/读书会01_禅修入门与基础_4周资料包（第三版修订）/Word版/00_主持人总指南.docx
+++ b/交付成果/第三轮修订版/第三轮4周版/读书会01_禅修入门与基础_4周资料包（第三版修订）/Word版/00_主持人总指南.docx
@@ -4,14 +4,18 @@
   <w:body>
     <w:p>
       <w:pPr>
-        <w:jc w:val="right"/>
+        <w:spacing w:after="200"/>
+        <w:jc w:val="center"/>
       </w:pPr>
       <w:r>
         <w:rPr>
-          <w:color w:val="808080"/>
-          <w:sz w:val="16"/>
+          <w:rFonts w:ascii="微软雅黑" w:hAnsi="微软雅黑" w:eastAsia="微软雅黑"/>
+          <w:b w:val="0"/>
+          <w:i w:val="0"/>
+          <w:color w:val="1F3A5F"/>
+          <w:sz w:val="36"/>
         </w:rPr>
-        <w:t>📅 最近更新：2026-09-22 17:55　|　时长严格控制到120分钟（两段主题讨论各15→10；分享/共读不变），并修复合并残留（重复引导语标题、连续---、重复下一份文档链接、4周版周数措辞不一致）；共读原文逐字未改</w:t>
+        <w:t>🧑‍🤝‍🧑 主持人总指南</w:t>
       </w:r>
     </w:p>
     <w:p>
@@ -20,80 +24,134 @@
       </w:pPr>
       <w:r>
         <w:rPr>
-          <w:b/>
-          <w:color w:val="1F3864"/>
-          <w:sz w:val="30"/>
-        </w:rPr>
-        <w:t>🧑‍🤝‍🧑 主持人总指南</w:t>
-      </w:r>
-    </w:p>
-    <w:p>
-      <w:r>
-        <w:rPr>
-          <w:b/>
-          <w:color w:val="1F3864"/>
-          <w:sz w:val="26"/>
+          <w:rFonts w:ascii="微软雅黑" w:hAnsi="微软雅黑" w:eastAsia="微软雅黑"/>
+          <w:b w:val="0"/>
+          <w:i w:val="0"/>
+          <w:color w:val="1F3A5F"/>
+          <w:sz w:val="28"/>
         </w:rPr>
         <w:t>读书会01：禅修入门与基础 · 零基础主持人手册（4周版）</w:t>
       </w:r>
     </w:p>
+    <w:tbl>
+      <w:tblPr>
+        <w:tblW w:type="auto" w:w="0"/>
+        <w:jc w:val="center"/>
+        <w:tblLook w:firstColumn="1" w:firstRow="1" w:lastColumn="0" w:lastRow="0" w:noHBand="0" w:noVBand="1" w:val="04A0"/>
+      </w:tblPr>
+      <w:tblGrid>
+        <w:gridCol w:w="9638"/>
+      </w:tblGrid>
+      <w:tr>
+        <w:tc>
+          <w:tcPr>
+            <w:tcW w:type="dxa" w:w="9638"/>
+            <w:shd w:val="clear" w:color="auto" w:fill="F2F7FB"/>
+            <w:tcBorders>
+              <w:start w:val="single" w:sz="24" w:color="2E5C8A"/>
+            </w:tcBorders>
+            <w:tcMar>
+              <w:top w:w="40" w:type="dxa"/>
+              <w:bottom w:w="40" w:type="dxa"/>
+              <w:start w:w="120" w:type="dxa"/>
+              <w:end w:w="120" w:type="dxa"/>
+            </w:tcMar>
+          </w:tcPr>
+          <w:p>
+            <w:pPr>
+              <w:spacing w:line="324" w:lineRule="auto" w:after="60"/>
+            </w:pPr>
+            <w:r/>
+            <w:r>
+              <w:rPr>
+                <w:rFonts w:ascii="宋体" w:hAnsi="宋体" w:eastAsia="宋体"/>
+                <w:b w:val="0"/>
+                <w:i w:val="0"/>
+                <w:color w:val="333333"/>
+                <w:sz w:val="22"/>
+              </w:rPr>
+              <w:t xml:space="preserve">📌 </w:t>
+            </w:r>
+            <w:r>
+              <w:rPr>
+                <w:rFonts w:ascii="宋体" w:hAnsi="宋体" w:eastAsia="宋体"/>
+                <w:b/>
+                <w:i w:val="0"/>
+                <w:color w:val="333333"/>
+                <w:sz w:val="22"/>
+              </w:rPr>
+              <w:t>这份手册是给主持人的"操作说明书"</w:t>
+            </w:r>
+            <w:r>
+              <w:rPr>
+                <w:rFonts w:ascii="宋体" w:hAnsi="宋体" w:eastAsia="宋体"/>
+                <w:b w:val="0"/>
+                <w:i w:val="0"/>
+                <w:color w:val="333333"/>
+                <w:sz w:val="22"/>
+              </w:rPr>
+              <w:t>。你不是老师，不需要懂禅修理论，也不需要会打坐，只需要按流程推进即可。本资料包由</w:t>
+            </w:r>
+            <w:r>
+              <w:rPr>
+                <w:rFonts w:ascii="宋体" w:hAnsi="宋体" w:eastAsia="宋体"/>
+                <w:b/>
+                <w:i w:val="0"/>
+                <w:color w:val="333333"/>
+                <w:sz w:val="22"/>
+              </w:rPr>
+              <w:t>8周第三版修订</w:t>
+            </w:r>
+            <w:r>
+              <w:rPr>
+                <w:rFonts w:ascii="宋体" w:hAnsi="宋体" w:eastAsia="宋体"/>
+                <w:b w:val="0"/>
+                <w:i w:val="0"/>
+                <w:color w:val="333333"/>
+                <w:sz w:val="22"/>
+              </w:rPr>
+              <w:t>按"连续两周合并"重组为</w:t>
+            </w:r>
+            <w:r>
+              <w:rPr>
+                <w:rFonts w:ascii="宋体" w:hAnsi="宋体" w:eastAsia="宋体"/>
+                <w:b/>
+                <w:i w:val="0"/>
+                <w:color w:val="333333"/>
+                <w:sz w:val="22"/>
+              </w:rPr>
+              <w:t>4周版</w:t>
+            </w:r>
+            <w:r>
+              <w:rPr>
+                <w:rFonts w:ascii="宋体" w:hAnsi="宋体" w:eastAsia="宋体"/>
+                <w:b w:val="0"/>
+                <w:i w:val="0"/>
+                <w:color w:val="333333"/>
+                <w:sz w:val="22"/>
+              </w:rPr>
+              <w:t>：全部4周的资料都按同一套结构设计，共读原文文字已完整写在每周文档中（无需查知识库），你只需要每周提前打开当周文档，到点推进流程。</w:t>
+            </w:r>
+          </w:p>
+        </w:tc>
+      </w:tr>
+    </w:tbl>
     <w:p>
       <w:pPr>
-        <w:ind w:left="170"/>
-        <w:pBdr>
-          <w:left w:val="single" w:sz="18" w:space="4" w:color="1F3864"/>
-        </w:pBdr>
-        <w:shd w:val="clear" w:fill="F2F5FA"/>
+        <w:spacing w:after="40"/>
+      </w:pPr>
+    </w:p>
+    <w:p>
+      <w:pPr>
+        <w:spacing w:before="200"/>
       </w:pPr>
       <w:r>
         <w:rPr>
+          <w:rFonts w:ascii="微软雅黑" w:hAnsi="微软雅黑" w:eastAsia="微软雅黑"/>
           <w:b w:val="0"/>
-        </w:rPr>
-        <w:t xml:space="preserve">📌 </w:t>
-      </w:r>
-      <w:r>
-        <w:rPr>
-          <w:b/>
-        </w:rPr>
-        <w:t>这份手册是给主持人的"操作说明书"</w:t>
-      </w:r>
-      <w:r>
-        <w:rPr>
-          <w:b w:val="0"/>
-        </w:rPr>
-        <w:t>。你不是老师，不需要懂禅修理论，也不需要会打坐，只需要按流程推进即可。本资料包由</w:t>
-      </w:r>
-      <w:r>
-        <w:rPr>
-          <w:b/>
-        </w:rPr>
-        <w:t>8周第三版修订</w:t>
-      </w:r>
-      <w:r>
-        <w:rPr>
-          <w:b w:val="0"/>
-        </w:rPr>
-        <w:t>按"连续两周合并"重组为</w:t>
-      </w:r>
-      <w:r>
-        <w:rPr>
-          <w:b/>
-        </w:rPr>
-        <w:t>4周版</w:t>
-      </w:r>
-      <w:r>
-        <w:rPr>
-          <w:b w:val="0"/>
-        </w:rPr>
-        <w:t>：全部4周的资料都按同一套结构设计，共读原文文字已完整写在每周文档中（无需查知识库），你只需要每周提前打开当周文档，到点推进流程。</w:t>
-      </w:r>
-    </w:p>
-    <w:p>
-      <w:r>
-        <w:rPr>
-          <w:b/>
-          <w:color w:val="1F3864"/>
-          <w:sz w:val="26"/>
+          <w:i w:val="0"/>
+          <w:color w:val="1F3A5F"/>
+          <w:sz w:val="28"/>
         </w:rPr>
         <w:t>一、主持人角色定位</w:t>
       </w:r>
@@ -101,7 +159,10 @@
     <w:p>
       <w:r>
         <w:rPr>
+          <w:rFonts w:ascii="宋体" w:hAnsi="宋体" w:eastAsia="宋体"/>
           <w:b/>
+          <w:i w:val="0"/>
+          <w:sz w:val="22"/>
         </w:rPr>
         <w:t>你是共学旅程的同行者，不是老师。</w:t>
       </w:r>
@@ -109,7 +170,10 @@
     <w:p>
       <w:r>
         <w:rPr>
+          <w:rFonts w:ascii="宋体" w:hAnsi="宋体" w:eastAsia="宋体"/>
           <w:b w:val="0"/>
+          <w:i w:val="0"/>
+          <w:sz w:val="22"/>
         </w:rPr>
         <w:t>你负责：</w:t>
       </w:r>
@@ -120,7 +184,10 @@
       </w:pPr>
       <w:r>
         <w:rPr>
+          <w:rFonts w:ascii="宋体" w:hAnsi="宋体" w:eastAsia="宋体"/>
           <w:b w:val="0"/>
+          <w:i w:val="0"/>
+          <w:sz w:val="22"/>
         </w:rPr>
         <w:t>✅ 把控时间节奏，确保流程顺利推进</w:t>
       </w:r>
@@ -131,7 +198,10 @@
       </w:pPr>
       <w:r>
         <w:rPr>
+          <w:rFonts w:ascii="宋体" w:hAnsi="宋体" w:eastAsia="宋体"/>
           <w:b w:val="0"/>
+          <w:i w:val="0"/>
+          <w:sz w:val="22"/>
         </w:rPr>
         <w:t>✅ 营造安全、开放的交流氛围</w:t>
       </w:r>
@@ -142,7 +212,10 @@
       </w:pPr>
       <w:r>
         <w:rPr>
+          <w:rFonts w:ascii="宋体" w:hAnsi="宋体" w:eastAsia="宋体"/>
           <w:b w:val="0"/>
+          <w:i w:val="0"/>
+          <w:sz w:val="22"/>
         </w:rPr>
         <w:t>✅ 朗读引导问题，但不提供标准答案</w:t>
       </w:r>
@@ -153,7 +226,10 @@
       </w:pPr>
       <w:r>
         <w:rPr>
+          <w:rFonts w:ascii="宋体" w:hAnsi="宋体" w:eastAsia="宋体"/>
           <w:b w:val="0"/>
+          <w:i w:val="0"/>
+          <w:sz w:val="22"/>
         </w:rPr>
         <w:t>✅ 鼓励每位参与者发言，避免个别人主导讨论</w:t>
       </w:r>
@@ -164,7 +240,10 @@
       </w:pPr>
       <w:r>
         <w:rPr>
+          <w:rFonts w:ascii="宋体" w:hAnsi="宋体" w:eastAsia="宋体"/>
           <w:b w:val="0"/>
+          <w:i w:val="0"/>
+          <w:sz w:val="22"/>
         </w:rPr>
         <w:t>✅ 在跑题时温和拉回主题</w:t>
       </w:r>
@@ -175,7 +254,10 @@
       </w:pPr>
       <w:r>
         <w:rPr>
+          <w:rFonts w:ascii="宋体" w:hAnsi="宋体" w:eastAsia="宋体"/>
           <w:b w:val="0"/>
+          <w:i w:val="0"/>
+          <w:sz w:val="22"/>
         </w:rPr>
         <w:t>✅ 带领每周的禅修练习（照读引导词即可）</w:t>
       </w:r>
@@ -186,7 +268,10 @@
       </w:pPr>
       <w:r>
         <w:rPr>
+          <w:rFonts w:ascii="宋体" w:hAnsi="宋体" w:eastAsia="宋体"/>
           <w:b w:val="0"/>
+          <w:i w:val="0"/>
+          <w:sz w:val="22"/>
         </w:rPr>
         <w:t>✅ 最后带领简短回向</w:t>
       </w:r>
@@ -194,19 +279,28 @@
     <w:p>
       <w:r>
         <w:rPr>
+          <w:rFonts w:ascii="宋体" w:hAnsi="宋体" w:eastAsia="宋体"/>
           <w:b w:val="0"/>
+          <w:i w:val="0"/>
+          <w:sz w:val="22"/>
         </w:rPr>
         <w:t>你</w:t>
       </w:r>
       <w:r>
         <w:rPr>
+          <w:rFonts w:ascii="宋体" w:hAnsi="宋体" w:eastAsia="宋体"/>
           <w:b/>
+          <w:i w:val="0"/>
+          <w:sz w:val="22"/>
         </w:rPr>
         <w:t>不需要</w:t>
       </w:r>
       <w:r>
         <w:rPr>
+          <w:rFonts w:ascii="宋体" w:hAnsi="宋体" w:eastAsia="宋体"/>
           <w:b w:val="0"/>
+          <w:i w:val="0"/>
+          <w:sz w:val="22"/>
         </w:rPr>
         <w:t>：</w:t>
       </w:r>
@@ -217,7 +311,10 @@
       </w:pPr>
       <w:r>
         <w:rPr>
+          <w:rFonts w:ascii="宋体" w:hAnsi="宋体" w:eastAsia="宋体"/>
           <w:b w:val="0"/>
+          <w:i w:val="0"/>
+          <w:sz w:val="22"/>
         </w:rPr>
         <w:t>❌ 提前学习禅修理论</w:t>
       </w:r>
@@ -228,7 +325,10 @@
       </w:pPr>
       <w:r>
         <w:rPr>
+          <w:rFonts w:ascii="宋体" w:hAnsi="宋体" w:eastAsia="宋体"/>
           <w:b w:val="0"/>
+          <w:i w:val="0"/>
+          <w:sz w:val="22"/>
         </w:rPr>
         <w:t>❌ 回答"入定是什么感觉""我看到光正常吗"之类的知识问题</w:t>
       </w:r>
@@ -239,7 +339,10 @@
       </w:pPr>
       <w:r>
         <w:rPr>
+          <w:rFonts w:ascii="宋体" w:hAnsi="宋体" w:eastAsia="宋体"/>
           <w:b w:val="0"/>
+          <w:i w:val="0"/>
+          <w:sz w:val="22"/>
         </w:rPr>
         <w:t>❌ 解释原文的意思</w:t>
       </w:r>
@@ -250,52 +353,102 @@
       </w:pPr>
       <w:r>
         <w:rPr>
+          <w:rFonts w:ascii="宋体" w:hAnsi="宋体" w:eastAsia="宋体"/>
           <w:b w:val="0"/>
+          <w:i w:val="0"/>
+          <w:sz w:val="22"/>
         </w:rPr>
         <w:t>❌ 纠正别人"理解错了"</w:t>
       </w:r>
     </w:p>
     <w:p>
+      <w:pPr>
+        <w:spacing w:before="200"/>
+      </w:pPr>
       <w:r>
         <w:rPr>
-          <w:b/>
-          <w:color w:val="1F3864"/>
-          <w:sz w:val="26"/>
+          <w:rFonts w:ascii="微软雅黑" w:hAnsi="微软雅黑" w:eastAsia="微软雅黑"/>
+          <w:b w:val="0"/>
+          <w:i w:val="0"/>
+          <w:color w:val="1F3A5F"/>
+          <w:sz w:val="28"/>
         </w:rPr>
         <w:t>二、每周课程的标准流程（新9环节 = 120分钟）</w:t>
       </w:r>
     </w:p>
+    <w:tbl>
+      <w:tblPr>
+        <w:tblW w:type="auto" w:w="0"/>
+        <w:jc w:val="center"/>
+        <w:tblLook w:firstColumn="1" w:firstRow="1" w:lastColumn="0" w:lastRow="0" w:noHBand="0" w:noVBand="1" w:val="04A0"/>
+      </w:tblPr>
+      <w:tblGrid>
+        <w:gridCol w:w="9638"/>
+      </w:tblGrid>
+      <w:tr>
+        <w:tc>
+          <w:tcPr>
+            <w:tcW w:type="dxa" w:w="9638"/>
+            <w:shd w:val="clear" w:color="auto" w:fill="F2F7FB"/>
+            <w:tcBorders>
+              <w:start w:val="single" w:sz="24" w:color="2E5C8A"/>
+            </w:tcBorders>
+            <w:tcMar>
+              <w:top w:w="40" w:type="dxa"/>
+              <w:bottom w:w="40" w:type="dxa"/>
+              <w:start w:w="120" w:type="dxa"/>
+              <w:end w:w="120" w:type="dxa"/>
+            </w:tcMar>
+          </w:tcPr>
+          <w:p>
+            <w:pPr>
+              <w:spacing w:line="324" w:lineRule="auto" w:after="60"/>
+            </w:pPr>
+            <w:r/>
+            <w:r>
+              <w:rPr>
+                <w:rFonts w:ascii="宋体" w:hAnsi="宋体" w:eastAsia="宋体"/>
+                <w:b w:val="0"/>
+                <w:i w:val="0"/>
+                <w:color w:val="333333"/>
+                <w:sz w:val="22"/>
+              </w:rPr>
+              <w:t>本4周版采用「第一期流程建议」的新流程：每周围绕</w:t>
+            </w:r>
+            <w:r>
+              <w:rPr>
+                <w:rFonts w:ascii="宋体" w:hAnsi="宋体" w:eastAsia="宋体"/>
+                <w:b/>
+                <w:i w:val="0"/>
+                <w:color w:val="333333"/>
+                <w:sz w:val="22"/>
+              </w:rPr>
+              <w:t>两段共读原文、两轮分享、两轮主题讨论</w:t>
+            </w:r>
+            <w:r>
+              <w:rPr>
+                <w:rFonts w:ascii="宋体" w:hAnsi="宋体" w:eastAsia="宋体"/>
+                <w:b w:val="0"/>
+                <w:i w:val="0"/>
+                <w:color w:val="333333"/>
+                <w:sz w:val="22"/>
+              </w:rPr>
+              <w:t>展开，总时长约120分钟（设计=2小时，按下方时间弹性调控）。</w:t>
+            </w:r>
+          </w:p>
+        </w:tc>
+      </w:tr>
+    </w:tbl>
     <w:p>
       <w:pPr>
-        <w:ind w:left="170"/>
-        <w:pBdr>
-          <w:left w:val="single" w:sz="18" w:space="4" w:color="1F3864"/>
-        </w:pBdr>
-        <w:shd w:val="clear" w:fill="F2F5FA"/>
+        <w:spacing w:after="40"/>
       </w:pPr>
-      <w:r>
-        <w:rPr>
-          <w:b w:val="0"/>
-        </w:rPr>
-        <w:t>本4周版采用「第一期流程建议」的新流程：每周围绕</w:t>
-      </w:r>
-      <w:r>
-        <w:rPr>
-          <w:b/>
-        </w:rPr>
-        <w:t>两段共读原文、两轮分享、两轮主题讨论</w:t>
-      </w:r>
-      <w:r>
-        <w:rPr>
-          <w:b w:val="0"/>
-        </w:rPr>
-        <w:t>展开，总时长约120分钟（设计=2小时，按下方时间弹性调控）。</w:t>
-      </w:r>
     </w:p>
     <w:tbl>
       <w:tblPr>
         <w:tblStyle w:val="TableGrid"/>
         <w:tblW w:type="auto" w:w="0"/>
+        <w:jc w:val="center"/>
         <w:tblLook w:firstColumn="1" w:firstRow="1" w:lastColumn="0" w:lastRow="0" w:noHBand="0" w:noVBand="1" w:val="04A0"/>
       </w:tblPr>
       <w:tblGrid>
@@ -308,19 +461,17 @@
         <w:tc>
           <w:tcPr>
             <w:tcW w:type="dxa" w:w="2409"/>
-            <w:shd w:val="clear" w:fill="1F3864"/>
+            <w:shd w:val="clear" w:color="auto" w:fill="1F3A5F"/>
           </w:tcPr>
           <w:p>
+            <w:r/>
             <w:r>
               <w:rPr>
-                <w:sz w:val="18"/>
-              </w:rPr>
-            </w:r>
-            <w:r>
-              <w:rPr>
+                <w:rFonts w:ascii="微软雅黑" w:hAnsi="微软雅黑" w:eastAsia="微软雅黑"/>
                 <w:b w:val="0"/>
+                <w:i w:val="0"/>
                 <w:color w:val="FFFFFF"/>
-                <w:sz w:val="18"/>
+                <w:sz w:val="20"/>
               </w:rPr>
               <w:t>环节</w:t>
             </w:r>
@@ -329,19 +480,17 @@
         <w:tc>
           <w:tcPr>
             <w:tcW w:type="dxa" w:w="2409"/>
-            <w:shd w:val="clear" w:fill="1F3864"/>
+            <w:shd w:val="clear" w:color="auto" w:fill="1F3A5F"/>
           </w:tcPr>
           <w:p>
+            <w:r/>
             <w:r>
               <w:rPr>
-                <w:sz w:val="18"/>
-              </w:rPr>
-            </w:r>
-            <w:r>
-              <w:rPr>
+                <w:rFonts w:ascii="微软雅黑" w:hAnsi="微软雅黑" w:eastAsia="微软雅黑"/>
                 <w:b w:val="0"/>
+                <w:i w:val="0"/>
                 <w:color w:val="FFFFFF"/>
-                <w:sz w:val="18"/>
+                <w:sz w:val="20"/>
               </w:rPr>
               <w:t>时长</w:t>
             </w:r>
@@ -350,19 +499,17 @@
         <w:tc>
           <w:tcPr>
             <w:tcW w:type="dxa" w:w="2409"/>
-            <w:shd w:val="clear" w:fill="1F3864"/>
+            <w:shd w:val="clear" w:color="auto" w:fill="1F3A5F"/>
           </w:tcPr>
           <w:p>
+            <w:r/>
             <w:r>
               <w:rPr>
-                <w:sz w:val="18"/>
-              </w:rPr>
-            </w:r>
-            <w:r>
-              <w:rPr>
+                <w:rFonts w:ascii="微软雅黑" w:hAnsi="微软雅黑" w:eastAsia="微软雅黑"/>
                 <w:b w:val="0"/>
+                <w:i w:val="0"/>
                 <w:color w:val="FFFFFF"/>
-                <w:sz w:val="18"/>
+                <w:sz w:val="20"/>
               </w:rPr>
               <w:t>做什么</w:t>
             </w:r>
@@ -371,19 +518,17 @@
         <w:tc>
           <w:tcPr>
             <w:tcW w:type="dxa" w:w="2409"/>
-            <w:shd w:val="clear" w:fill="1F3864"/>
+            <w:shd w:val="clear" w:color="auto" w:fill="1F3A5F"/>
           </w:tcPr>
           <w:p>
+            <w:r/>
             <w:r>
               <w:rPr>
-                <w:sz w:val="18"/>
-              </w:rPr>
-            </w:r>
-            <w:r>
-              <w:rPr>
+                <w:rFonts w:ascii="微软雅黑" w:hAnsi="微软雅黑" w:eastAsia="微软雅黑"/>
                 <w:b w:val="0"/>
+                <w:i w:val="0"/>
                 <w:color w:val="FFFFFF"/>
-                <w:sz w:val="18"/>
+                <w:sz w:val="20"/>
               </w:rPr>
               <w:t>主持人要做的事</w:t>
             </w:r>
@@ -396,22 +541,22 @@
             <w:tcW w:type="dxa" w:w="2409"/>
           </w:tcPr>
           <w:p>
+            <w:r/>
             <w:r>
               <w:rPr>
-                <w:sz w:val="18"/>
-              </w:rPr>
-            </w:r>
-            <w:r>
-              <w:rPr>
+                <w:rFonts w:ascii="宋体" w:hAnsi="宋体" w:eastAsia="宋体"/>
                 <w:b w:val="0"/>
-                <w:sz w:val="18"/>
+                <w:i w:val="0"/>
+                <w:sz w:val="20"/>
               </w:rPr>
               <w:t xml:space="preserve">🧘 </w:t>
             </w:r>
             <w:r>
               <w:rPr>
+                <w:rFonts w:ascii="宋体" w:hAnsi="宋体" w:eastAsia="宋体"/>
                 <w:b/>
-                <w:sz w:val="18"/>
+                <w:i w:val="0"/>
+                <w:sz w:val="20"/>
               </w:rPr>
               <w:t>静心开场</w:t>
             </w:r>
@@ -422,15 +567,13 @@
             <w:tcW w:type="dxa" w:w="2409"/>
           </w:tcPr>
           <w:p>
+            <w:r/>
             <w:r>
               <w:rPr>
-                <w:sz w:val="18"/>
-              </w:rPr>
-            </w:r>
-            <w:r>
-              <w:rPr>
+                <w:rFonts w:ascii="宋体" w:hAnsi="宋体" w:eastAsia="宋体"/>
                 <w:b w:val="0"/>
-                <w:sz w:val="18"/>
+                <w:i w:val="0"/>
+                <w:sz w:val="20"/>
               </w:rPr>
               <w:t>10 min</w:t>
             </w:r>
@@ -441,15 +584,13 @@
             <w:tcW w:type="dxa" w:w="2409"/>
           </w:tcPr>
           <w:p>
+            <w:r/>
             <w:r>
               <w:rPr>
-                <w:sz w:val="18"/>
-              </w:rPr>
-            </w:r>
-            <w:r>
-              <w:rPr>
+                <w:rFonts w:ascii="宋体" w:hAnsi="宋体" w:eastAsia="宋体"/>
                 <w:b w:val="0"/>
-                <w:sz w:val="18"/>
+                <w:i w:val="0"/>
+                <w:sz w:val="20"/>
               </w:rPr>
               <w:t>静坐调息 ＋ 破冰/暖场 ＋ 心理安全三约定（保密／不评判／可随时暂停）</w:t>
             </w:r>
@@ -460,15 +601,13 @@
             <w:tcW w:type="dxa" w:w="2409"/>
           </w:tcPr>
           <w:p>
+            <w:r/>
             <w:r>
               <w:rPr>
-                <w:sz w:val="18"/>
-              </w:rPr>
-            </w:r>
-            <w:r>
-              <w:rPr>
+                <w:rFonts w:ascii="宋体" w:hAnsi="宋体" w:eastAsia="宋体"/>
                 <w:b w:val="0"/>
-                <w:sz w:val="18"/>
+                <w:i w:val="0"/>
+                <w:sz w:val="20"/>
               </w:rPr>
               <w:t>带一句"我们先静坐一分钟，关注呼吸"</w:t>
             </w:r>
@@ -479,25 +618,25 @@
         <w:tc>
           <w:tcPr>
             <w:tcW w:type="dxa" w:w="2409"/>
-            <w:shd w:val="clear" w:fill="F2F5FA"/>
+            <w:shd w:val="clear" w:color="auto" w:fill="F8FAFC"/>
           </w:tcPr>
           <w:p>
+            <w:r/>
             <w:r>
               <w:rPr>
-                <w:sz w:val="18"/>
-              </w:rPr>
-            </w:r>
-            <w:r>
-              <w:rPr>
+                <w:rFonts w:ascii="宋体" w:hAnsi="宋体" w:eastAsia="宋体"/>
                 <w:b w:val="0"/>
-                <w:sz w:val="18"/>
+                <w:i w:val="0"/>
+                <w:sz w:val="20"/>
               </w:rPr>
               <w:t xml:space="preserve">📖 </w:t>
             </w:r>
             <w:r>
               <w:rPr>
+                <w:rFonts w:ascii="宋体" w:hAnsi="宋体" w:eastAsia="宋体"/>
                 <w:b/>
-                <w:sz w:val="18"/>
+                <w:i w:val="0"/>
+                <w:sz w:val="20"/>
               </w:rPr>
               <w:t>共读原文1</w:t>
             </w:r>
@@ -506,18 +645,16 @@
         <w:tc>
           <w:tcPr>
             <w:tcW w:type="dxa" w:w="2409"/>
-            <w:shd w:val="clear" w:fill="F2F5FA"/>
+            <w:shd w:val="clear" w:color="auto" w:fill="F8FAFC"/>
           </w:tcPr>
           <w:p>
+            <w:r/>
             <w:r>
               <w:rPr>
-                <w:sz w:val="18"/>
-              </w:rPr>
-            </w:r>
-            <w:r>
-              <w:rPr>
+                <w:rFonts w:ascii="宋体" w:hAnsi="宋体" w:eastAsia="宋体"/>
                 <w:b w:val="0"/>
-                <w:sz w:val="18"/>
+                <w:i w:val="0"/>
+                <w:sz w:val="20"/>
               </w:rPr>
               <w:t>20 min</w:t>
             </w:r>
@@ -526,18 +663,16 @@
         <w:tc>
           <w:tcPr>
             <w:tcW w:type="dxa" w:w="2409"/>
-            <w:shd w:val="clear" w:fill="F2F5FA"/>
+            <w:shd w:val="clear" w:color="auto" w:fill="F8FAFC"/>
           </w:tcPr>
           <w:p>
+            <w:r/>
             <w:r>
               <w:rPr>
-                <w:sz w:val="18"/>
-              </w:rPr>
-            </w:r>
-            <w:r>
-              <w:rPr>
+                <w:rFonts w:ascii="宋体" w:hAnsi="宋体" w:eastAsia="宋体"/>
                 <w:b w:val="0"/>
-                <w:sz w:val="18"/>
+                <w:i w:val="0"/>
+                <w:sz w:val="20"/>
               </w:rPr>
               <w:t>全体一起／轮流朗读本段"本周朗读段"原文（其余默读／选读／延伸）</w:t>
             </w:r>
@@ -546,18 +681,16 @@
         <w:tc>
           <w:tcPr>
             <w:tcW w:type="dxa" w:w="2409"/>
-            <w:shd w:val="clear" w:fill="F2F5FA"/>
+            <w:shd w:val="clear" w:color="auto" w:fill="F8FAFC"/>
           </w:tcPr>
           <w:p>
+            <w:r/>
             <w:r>
               <w:rPr>
-                <w:sz w:val="18"/>
-              </w:rPr>
-            </w:r>
-            <w:r>
-              <w:rPr>
+                <w:rFonts w:ascii="宋体" w:hAnsi="宋体" w:eastAsia="宋体"/>
                 <w:b w:val="0"/>
-                <w:sz w:val="18"/>
+                <w:i w:val="0"/>
+                <w:sz w:val="20"/>
               </w:rPr>
               <w:t>提前打开文档或打印，计时</w:t>
             </w:r>
@@ -570,22 +703,22 @@
             <w:tcW w:type="dxa" w:w="2409"/>
           </w:tcPr>
           <w:p>
+            <w:r/>
             <w:r>
               <w:rPr>
-                <w:sz w:val="18"/>
-              </w:rPr>
-            </w:r>
-            <w:r>
-              <w:rPr>
+                <w:rFonts w:ascii="宋体" w:hAnsi="宋体" w:eastAsia="宋体"/>
                 <w:b w:val="0"/>
-                <w:sz w:val="18"/>
+                <w:i w:val="0"/>
+                <w:sz w:val="20"/>
               </w:rPr>
               <w:t xml:space="preserve">💬 </w:t>
             </w:r>
             <w:r>
               <w:rPr>
+                <w:rFonts w:ascii="宋体" w:hAnsi="宋体" w:eastAsia="宋体"/>
                 <w:b/>
-                <w:sz w:val="18"/>
+                <w:i w:val="0"/>
+                <w:sz w:val="20"/>
               </w:rPr>
               <w:t>第一轮分享</w:t>
             </w:r>
@@ -596,15 +729,13 @@
             <w:tcW w:type="dxa" w:w="2409"/>
           </w:tcPr>
           <w:p>
+            <w:r/>
             <w:r>
               <w:rPr>
-                <w:sz w:val="18"/>
-              </w:rPr>
-            </w:r>
-            <w:r>
-              <w:rPr>
+                <w:rFonts w:ascii="宋体" w:hAnsi="宋体" w:eastAsia="宋体"/>
                 <w:b w:val="0"/>
-                <w:sz w:val="18"/>
+                <w:i w:val="0"/>
+                <w:sz w:val="20"/>
               </w:rPr>
               <w:t>10 min</w:t>
             </w:r>
@@ -615,15 +746,13 @@
             <w:tcW w:type="dxa" w:w="2409"/>
           </w:tcPr>
           <w:p>
+            <w:r/>
             <w:r>
               <w:rPr>
-                <w:sz w:val="18"/>
-              </w:rPr>
-            </w:r>
-            <w:r>
-              <w:rPr>
+                <w:rFonts w:ascii="宋体" w:hAnsi="宋体" w:eastAsia="宋体"/>
                 <w:b w:val="0"/>
-                <w:sz w:val="18"/>
+                <w:i w:val="0"/>
+                <w:sz w:val="20"/>
               </w:rPr>
               <w:t>每人轮流分享："最触动我的一句话／一个观点是什么？"（不评论他人）</w:t>
             </w:r>
@@ -634,15 +763,13 @@
             <w:tcW w:type="dxa" w:w="2409"/>
           </w:tcPr>
           <w:p>
+            <w:r/>
             <w:r>
               <w:rPr>
-                <w:sz w:val="18"/>
-              </w:rPr>
-            </w:r>
-            <w:r>
-              <w:rPr>
+                <w:rFonts w:ascii="宋体" w:hAnsi="宋体" w:eastAsia="宋体"/>
                 <w:b w:val="0"/>
-                <w:sz w:val="18"/>
+                <w:i w:val="0"/>
+                <w:sz w:val="20"/>
               </w:rPr>
               <w:t>主持第一个分享，营造安全氛围</w:t>
             </w:r>
@@ -653,25 +780,25 @@
         <w:tc>
           <w:tcPr>
             <w:tcW w:type="dxa" w:w="2409"/>
-            <w:shd w:val="clear" w:fill="F2F5FA"/>
+            <w:shd w:val="clear" w:color="auto" w:fill="F8FAFC"/>
           </w:tcPr>
           <w:p>
+            <w:r/>
             <w:r>
               <w:rPr>
-                <w:sz w:val="18"/>
-              </w:rPr>
-            </w:r>
-            <w:r>
-              <w:rPr>
+                <w:rFonts w:ascii="宋体" w:hAnsi="宋体" w:eastAsia="宋体"/>
                 <w:b w:val="0"/>
-                <w:sz w:val="18"/>
+                <w:i w:val="0"/>
+                <w:sz w:val="20"/>
               </w:rPr>
               <w:t xml:space="preserve">🎯 </w:t>
             </w:r>
             <w:r>
               <w:rPr>
+                <w:rFonts w:ascii="宋体" w:hAnsi="宋体" w:eastAsia="宋体"/>
                 <w:b/>
-                <w:sz w:val="18"/>
+                <w:i w:val="0"/>
+                <w:sz w:val="20"/>
               </w:rPr>
               <w:t>第一轮主题讨论</w:t>
             </w:r>
@@ -680,18 +807,16 @@
         <w:tc>
           <w:tcPr>
             <w:tcW w:type="dxa" w:w="2409"/>
-            <w:shd w:val="clear" w:fill="F2F5FA"/>
+            <w:shd w:val="clear" w:color="auto" w:fill="F8FAFC"/>
           </w:tcPr>
           <w:p>
+            <w:r/>
             <w:r>
               <w:rPr>
-                <w:sz w:val="18"/>
-              </w:rPr>
-            </w:r>
-            <w:r>
-              <w:rPr>
+                <w:rFonts w:ascii="宋体" w:hAnsi="宋体" w:eastAsia="宋体"/>
                 <w:b w:val="0"/>
-                <w:sz w:val="18"/>
+                <w:i w:val="0"/>
+                <w:sz w:val="20"/>
               </w:rPr>
               <w:t>10 min</w:t>
             </w:r>
@@ -700,18 +825,16 @@
         <w:tc>
           <w:tcPr>
             <w:tcW w:type="dxa" w:w="2409"/>
-            <w:shd w:val="clear" w:fill="F2F5FA"/>
+            <w:shd w:val="clear" w:color="auto" w:fill="F8FAFC"/>
           </w:tcPr>
           <w:p>
+            <w:r/>
             <w:r>
               <w:rPr>
-                <w:sz w:val="18"/>
-              </w:rPr>
-            </w:r>
-            <w:r>
-              <w:rPr>
+                <w:rFonts w:ascii="宋体" w:hAnsi="宋体" w:eastAsia="宋体"/>
                 <w:b w:val="0"/>
-                <w:sz w:val="18"/>
+                <w:i w:val="0"/>
+                <w:sz w:val="20"/>
               </w:rPr>
               <w:t>围绕 2–3 个分层次引导问题（现象—影响—应对）开放式讨论</w:t>
             </w:r>
@@ -720,18 +843,16 @@
         <w:tc>
           <w:tcPr>
             <w:tcW w:type="dxa" w:w="2409"/>
-            <w:shd w:val="clear" w:fill="F2F5FA"/>
+            <w:shd w:val="clear" w:color="auto" w:fill="F8FAFC"/>
           </w:tcPr>
           <w:p>
+            <w:r/>
             <w:r>
               <w:rPr>
-                <w:sz w:val="18"/>
-              </w:rPr>
-            </w:r>
-            <w:r>
-              <w:rPr>
+                <w:rFonts w:ascii="宋体" w:hAnsi="宋体" w:eastAsia="宋体"/>
                 <w:b w:val="0"/>
-                <w:sz w:val="18"/>
+                <w:i w:val="0"/>
+                <w:sz w:val="20"/>
               </w:rPr>
               <w:t>朗读问题，引导讨论，不提供答案</w:t>
             </w:r>
@@ -744,22 +865,22 @@
             <w:tcW w:type="dxa" w:w="2409"/>
           </w:tcPr>
           <w:p>
+            <w:r/>
             <w:r>
               <w:rPr>
-                <w:sz w:val="18"/>
-              </w:rPr>
-            </w:r>
-            <w:r>
-              <w:rPr>
+                <w:rFonts w:ascii="宋体" w:hAnsi="宋体" w:eastAsia="宋体"/>
                 <w:b w:val="0"/>
-                <w:sz w:val="18"/>
+                <w:i w:val="0"/>
+                <w:sz w:val="20"/>
               </w:rPr>
               <w:t xml:space="preserve">🧘 </w:t>
             </w:r>
             <w:r>
               <w:rPr>
+                <w:rFonts w:ascii="宋体" w:hAnsi="宋体" w:eastAsia="宋体"/>
                 <w:b/>
-                <w:sz w:val="18"/>
+                <w:i w:val="0"/>
+                <w:sz w:val="20"/>
               </w:rPr>
               <w:t>禅修练习</w:t>
             </w:r>
@@ -770,15 +891,13 @@
             <w:tcW w:type="dxa" w:w="2409"/>
           </w:tcPr>
           <w:p>
+            <w:r/>
             <w:r>
               <w:rPr>
-                <w:sz w:val="18"/>
-              </w:rPr>
-            </w:r>
-            <w:r>
-              <w:rPr>
+                <w:rFonts w:ascii="宋体" w:hAnsi="宋体" w:eastAsia="宋体"/>
                 <w:b w:val="0"/>
-                <w:sz w:val="18"/>
+                <w:i w:val="0"/>
+                <w:sz w:val="20"/>
               </w:rPr>
               <w:t>15 min</w:t>
             </w:r>
@@ -789,15 +908,13 @@
             <w:tcW w:type="dxa" w:w="2409"/>
           </w:tcPr>
           <w:p>
+            <w:r/>
             <w:r>
               <w:rPr>
-                <w:sz w:val="18"/>
-              </w:rPr>
-            </w:r>
-            <w:r>
-              <w:rPr>
+                <w:rFonts w:ascii="宋体" w:hAnsi="宋体" w:eastAsia="宋体"/>
                 <w:b w:val="0"/>
-                <w:sz w:val="18"/>
+                <w:i w:val="0"/>
+                <w:sz w:val="20"/>
               </w:rPr>
               <w:t>结合当周主题的引导式练习（含禅修禁忌提示；可静可动）</w:t>
             </w:r>
@@ -808,22 +925,22 @@
             <w:tcW w:type="dxa" w:w="2409"/>
           </w:tcPr>
           <w:p>
+            <w:r/>
             <w:r>
               <w:rPr>
-                <w:sz w:val="18"/>
-              </w:rPr>
-            </w:r>
-            <w:r>
-              <w:rPr>
+                <w:rFonts w:ascii="宋体" w:hAnsi="宋体" w:eastAsia="宋体"/>
                 <w:b/>
-                <w:sz w:val="18"/>
+                <w:i w:val="0"/>
+                <w:sz w:val="20"/>
               </w:rPr>
               <w:t>照读引导词即可</w:t>
             </w:r>
             <w:r>
               <w:rPr>
+                <w:rFonts w:ascii="宋体" w:hAnsi="宋体" w:eastAsia="宋体"/>
                 <w:b w:val="0"/>
-                <w:sz w:val="18"/>
+                <w:i w:val="0"/>
+                <w:sz w:val="20"/>
               </w:rPr>
               <w:t>，不需会禅修</w:t>
             </w:r>
@@ -834,25 +951,25 @@
         <w:tc>
           <w:tcPr>
             <w:tcW w:type="dxa" w:w="2409"/>
-            <w:shd w:val="clear" w:fill="F2F5FA"/>
+            <w:shd w:val="clear" w:color="auto" w:fill="F8FAFC"/>
           </w:tcPr>
           <w:p>
+            <w:r/>
             <w:r>
               <w:rPr>
-                <w:sz w:val="18"/>
-              </w:rPr>
-            </w:r>
-            <w:r>
-              <w:rPr>
+                <w:rFonts w:ascii="宋体" w:hAnsi="宋体" w:eastAsia="宋体"/>
                 <w:b w:val="0"/>
-                <w:sz w:val="18"/>
+                <w:i w:val="0"/>
+                <w:sz w:val="20"/>
               </w:rPr>
               <w:t xml:space="preserve">📖 </w:t>
             </w:r>
             <w:r>
               <w:rPr>
+                <w:rFonts w:ascii="宋体" w:hAnsi="宋体" w:eastAsia="宋体"/>
                 <w:b/>
-                <w:sz w:val="18"/>
+                <w:i w:val="0"/>
+                <w:sz w:val="20"/>
               </w:rPr>
               <w:t>共读原文2</w:t>
             </w:r>
@@ -861,18 +978,16 @@
         <w:tc>
           <w:tcPr>
             <w:tcW w:type="dxa" w:w="2409"/>
-            <w:shd w:val="clear" w:fill="F2F5FA"/>
+            <w:shd w:val="clear" w:color="auto" w:fill="F8FAFC"/>
           </w:tcPr>
           <w:p>
+            <w:r/>
             <w:r>
               <w:rPr>
-                <w:sz w:val="18"/>
-              </w:rPr>
-            </w:r>
-            <w:r>
-              <w:rPr>
+                <w:rFonts w:ascii="宋体" w:hAnsi="宋体" w:eastAsia="宋体"/>
                 <w:b w:val="0"/>
-                <w:sz w:val="18"/>
+                <w:i w:val="0"/>
+                <w:sz w:val="20"/>
               </w:rPr>
               <w:t>20 min</w:t>
             </w:r>
@@ -881,18 +996,16 @@
         <w:tc>
           <w:tcPr>
             <w:tcW w:type="dxa" w:w="2409"/>
-            <w:shd w:val="clear" w:fill="F2F5FA"/>
+            <w:shd w:val="clear" w:color="auto" w:fill="F8FAFC"/>
           </w:tcPr>
           <w:p>
+            <w:r/>
             <w:r>
               <w:rPr>
-                <w:sz w:val="18"/>
-              </w:rPr>
-            </w:r>
-            <w:r>
-              <w:rPr>
+                <w:rFonts w:ascii="宋体" w:hAnsi="宋体" w:eastAsia="宋体"/>
                 <w:b w:val="0"/>
-                <w:sz w:val="18"/>
+                <w:i w:val="0"/>
+                <w:sz w:val="20"/>
               </w:rPr>
               <w:t>全体一起默读／轮流朗读本周第二段"本周朗读段"原文</w:t>
             </w:r>
@@ -901,18 +1014,16 @@
         <w:tc>
           <w:tcPr>
             <w:tcW w:type="dxa" w:w="2409"/>
-            <w:shd w:val="clear" w:fill="F2F5FA"/>
+            <w:shd w:val="clear" w:color="auto" w:fill="F8FAFC"/>
           </w:tcPr>
           <w:p>
+            <w:r/>
             <w:r>
               <w:rPr>
-                <w:sz w:val="18"/>
-              </w:rPr>
-            </w:r>
-            <w:r>
-              <w:rPr>
+                <w:rFonts w:ascii="宋体" w:hAnsi="宋体" w:eastAsia="宋体"/>
                 <w:b w:val="0"/>
-                <w:sz w:val="18"/>
+                <w:i w:val="0"/>
+                <w:sz w:val="20"/>
               </w:rPr>
               <w:t>计时</w:t>
             </w:r>
@@ -925,22 +1036,22 @@
             <w:tcW w:type="dxa" w:w="2409"/>
           </w:tcPr>
           <w:p>
+            <w:r/>
             <w:r>
               <w:rPr>
-                <w:sz w:val="18"/>
-              </w:rPr>
-            </w:r>
-            <w:r>
-              <w:rPr>
+                <w:rFonts w:ascii="宋体" w:hAnsi="宋体" w:eastAsia="宋体"/>
                 <w:b w:val="0"/>
-                <w:sz w:val="18"/>
+                <w:i w:val="0"/>
+                <w:sz w:val="20"/>
               </w:rPr>
               <w:t xml:space="preserve">💬 </w:t>
             </w:r>
             <w:r>
               <w:rPr>
+                <w:rFonts w:ascii="宋体" w:hAnsi="宋体" w:eastAsia="宋体"/>
                 <w:b/>
-                <w:sz w:val="18"/>
+                <w:i w:val="0"/>
+                <w:sz w:val="20"/>
               </w:rPr>
               <w:t>第二轮分享</w:t>
             </w:r>
@@ -951,15 +1062,13 @@
             <w:tcW w:type="dxa" w:w="2409"/>
           </w:tcPr>
           <w:p>
+            <w:r/>
             <w:r>
               <w:rPr>
-                <w:sz w:val="18"/>
-              </w:rPr>
-            </w:r>
-            <w:r>
-              <w:rPr>
+                <w:rFonts w:ascii="宋体" w:hAnsi="宋体" w:eastAsia="宋体"/>
                 <w:b w:val="0"/>
-                <w:sz w:val="18"/>
+                <w:i w:val="0"/>
+                <w:sz w:val="20"/>
               </w:rPr>
               <w:t>10 min</w:t>
             </w:r>
@@ -970,15 +1079,13 @@
             <w:tcW w:type="dxa" w:w="2409"/>
           </w:tcPr>
           <w:p>
+            <w:r/>
             <w:r>
               <w:rPr>
-                <w:sz w:val="18"/>
-              </w:rPr>
-            </w:r>
-            <w:r>
-              <w:rPr>
+                <w:rFonts w:ascii="宋体" w:hAnsi="宋体" w:eastAsia="宋体"/>
                 <w:b w:val="0"/>
-                <w:sz w:val="18"/>
+                <w:i w:val="0"/>
+                <w:sz w:val="20"/>
               </w:rPr>
               <w:t>每人轮流分享："最触动我的一句话／一个观点是什么？"（不评论他人）</w:t>
             </w:r>
@@ -989,15 +1096,13 @@
             <w:tcW w:type="dxa" w:w="2409"/>
           </w:tcPr>
           <w:p>
+            <w:r/>
             <w:r>
               <w:rPr>
-                <w:sz w:val="18"/>
-              </w:rPr>
-            </w:r>
-            <w:r>
-              <w:rPr>
+                <w:rFonts w:ascii="宋体" w:hAnsi="宋体" w:eastAsia="宋体"/>
                 <w:b w:val="0"/>
-                <w:sz w:val="18"/>
+                <w:i w:val="0"/>
+                <w:sz w:val="20"/>
               </w:rPr>
               <w:t>温和推进</w:t>
             </w:r>
@@ -1008,25 +1113,25 @@
         <w:tc>
           <w:tcPr>
             <w:tcW w:type="dxa" w:w="2409"/>
-            <w:shd w:val="clear" w:fill="F2F5FA"/>
+            <w:shd w:val="clear" w:color="auto" w:fill="F8FAFC"/>
           </w:tcPr>
           <w:p>
+            <w:r/>
             <w:r>
               <w:rPr>
-                <w:sz w:val="18"/>
-              </w:rPr>
-            </w:r>
-            <w:r>
-              <w:rPr>
+                <w:rFonts w:ascii="宋体" w:hAnsi="宋体" w:eastAsia="宋体"/>
                 <w:b w:val="0"/>
-                <w:sz w:val="18"/>
+                <w:i w:val="0"/>
+                <w:sz w:val="20"/>
               </w:rPr>
               <w:t xml:space="preserve">🎯 </w:t>
             </w:r>
             <w:r>
               <w:rPr>
+                <w:rFonts w:ascii="宋体" w:hAnsi="宋体" w:eastAsia="宋体"/>
                 <w:b/>
-                <w:sz w:val="18"/>
+                <w:i w:val="0"/>
+                <w:sz w:val="20"/>
               </w:rPr>
               <w:t>第二轮主题讨论</w:t>
             </w:r>
@@ -1035,18 +1140,16 @@
         <w:tc>
           <w:tcPr>
             <w:tcW w:type="dxa" w:w="2409"/>
-            <w:shd w:val="clear" w:fill="F2F5FA"/>
+            <w:shd w:val="clear" w:color="auto" w:fill="F8FAFC"/>
           </w:tcPr>
           <w:p>
+            <w:r/>
             <w:r>
               <w:rPr>
-                <w:sz w:val="18"/>
-              </w:rPr>
-            </w:r>
-            <w:r>
-              <w:rPr>
+                <w:rFonts w:ascii="宋体" w:hAnsi="宋体" w:eastAsia="宋体"/>
                 <w:b w:val="0"/>
-                <w:sz w:val="18"/>
+                <w:i w:val="0"/>
+                <w:sz w:val="20"/>
               </w:rPr>
               <w:t>10 min</w:t>
             </w:r>
@@ -1055,18 +1158,16 @@
         <w:tc>
           <w:tcPr>
             <w:tcW w:type="dxa" w:w="2409"/>
-            <w:shd w:val="clear" w:fill="F2F5FA"/>
+            <w:shd w:val="clear" w:color="auto" w:fill="F8FAFC"/>
           </w:tcPr>
           <w:p>
+            <w:r/>
             <w:r>
               <w:rPr>
-                <w:sz w:val="18"/>
-              </w:rPr>
-            </w:r>
-            <w:r>
-              <w:rPr>
+                <w:rFonts w:ascii="宋体" w:hAnsi="宋体" w:eastAsia="宋体"/>
                 <w:b w:val="0"/>
-                <w:sz w:val="18"/>
+                <w:i w:val="0"/>
+                <w:sz w:val="20"/>
               </w:rPr>
               <w:t>围绕 2–3 个分层次引导问题开放式讨论</w:t>
             </w:r>
@@ -1075,18 +1176,16 @@
         <w:tc>
           <w:tcPr>
             <w:tcW w:type="dxa" w:w="2409"/>
-            <w:shd w:val="clear" w:fill="F2F5FA"/>
+            <w:shd w:val="clear" w:color="auto" w:fill="F8FAFC"/>
           </w:tcPr>
           <w:p>
+            <w:r/>
             <w:r>
               <w:rPr>
-                <w:sz w:val="18"/>
-              </w:rPr>
-            </w:r>
-            <w:r>
-              <w:rPr>
+                <w:rFonts w:ascii="宋体" w:hAnsi="宋体" w:eastAsia="宋体"/>
                 <w:b w:val="0"/>
-                <w:sz w:val="18"/>
+                <w:i w:val="0"/>
+                <w:sz w:val="20"/>
               </w:rPr>
               <w:t>朗读问题，引导讨论</w:t>
             </w:r>
@@ -1099,22 +1198,22 @@
             <w:tcW w:type="dxa" w:w="2409"/>
           </w:tcPr>
           <w:p>
+            <w:r/>
             <w:r>
               <w:rPr>
-                <w:sz w:val="18"/>
-              </w:rPr>
-            </w:r>
-            <w:r>
-              <w:rPr>
+                <w:rFonts w:ascii="宋体" w:hAnsi="宋体" w:eastAsia="宋体"/>
                 <w:b w:val="0"/>
-                <w:sz w:val="18"/>
+                <w:i w:val="0"/>
+                <w:sz w:val="20"/>
               </w:rPr>
               <w:t xml:space="preserve">🔚 </w:t>
             </w:r>
             <w:r>
               <w:rPr>
+                <w:rFonts w:ascii="宋体" w:hAnsi="宋体" w:eastAsia="宋体"/>
                 <w:b/>
-                <w:sz w:val="18"/>
+                <w:i w:val="0"/>
+                <w:sz w:val="20"/>
               </w:rPr>
               <w:t>收尾与回向</w:t>
             </w:r>
@@ -1125,15 +1224,13 @@
             <w:tcW w:type="dxa" w:w="2409"/>
           </w:tcPr>
           <w:p>
+            <w:r/>
             <w:r>
               <w:rPr>
-                <w:sz w:val="18"/>
-              </w:rPr>
-            </w:r>
-            <w:r>
-              <w:rPr>
+                <w:rFonts w:ascii="宋体" w:hAnsi="宋体" w:eastAsia="宋体"/>
                 <w:b w:val="0"/>
-                <w:sz w:val="18"/>
+                <w:i w:val="0"/>
+                <w:sz w:val="20"/>
               </w:rPr>
               <w:t>15 min</w:t>
             </w:r>
@@ -1144,15 +1241,13 @@
             <w:tcW w:type="dxa" w:w="2409"/>
           </w:tcPr>
           <w:p>
+            <w:r/>
             <w:r>
               <w:rPr>
-                <w:sz w:val="18"/>
-              </w:rPr>
-            </w:r>
-            <w:r>
-              <w:rPr>
+                <w:rFonts w:ascii="宋体" w:hAnsi="宋体" w:eastAsia="宋体"/>
                 <w:b w:val="0"/>
-                <w:sz w:val="18"/>
+                <w:i w:val="0"/>
+                <w:sz w:val="20"/>
               </w:rPr>
               <w:t>每人一句话总结 ＋ 下周预告 ＋ 回向</w:t>
             </w:r>
@@ -1163,15 +1258,13 @@
             <w:tcW w:type="dxa" w:w="2409"/>
           </w:tcPr>
           <w:p>
+            <w:r/>
             <w:r>
               <w:rPr>
-                <w:sz w:val="18"/>
-              </w:rPr>
-            </w:r>
-            <w:r>
-              <w:rPr>
+                <w:rFonts w:ascii="宋体" w:hAnsi="宋体" w:eastAsia="宋体"/>
                 <w:b w:val="0"/>
-                <w:sz w:val="18"/>
+                <w:i w:val="0"/>
+                <w:sz w:val="20"/>
               </w:rPr>
               <w:t>主持轮流发言，带领回向</w:t>
             </w:r>
@@ -1181,103 +1274,219 @@
     </w:tbl>
     <w:p>
       <w:pPr>
-        <w:ind w:left="170"/>
-        <w:pBdr>
-          <w:left w:val="single" w:sz="18" w:space="4" w:color="1F3864"/>
-        </w:pBdr>
-        <w:shd w:val="clear" w:fill="F2F5FA"/>
+        <w:spacing w:after="40"/>
+      </w:pPr>
+    </w:p>
+    <w:tbl>
+      <w:tblPr>
+        <w:tblW w:type="auto" w:w="0"/>
+        <w:jc w:val="center"/>
+        <w:tblLook w:firstColumn="1" w:firstRow="1" w:lastColumn="0" w:lastRow="0" w:noHBand="0" w:noVBand="1" w:val="04A0"/>
+      </w:tblPr>
+      <w:tblGrid>
+        <w:gridCol w:w="9638"/>
+      </w:tblGrid>
+      <w:tr>
+        <w:tc>
+          <w:tcPr>
+            <w:tcW w:type="dxa" w:w="9638"/>
+            <w:shd w:val="clear" w:color="auto" w:fill="F2F7FB"/>
+            <w:tcBorders>
+              <w:start w:val="single" w:sz="24" w:color="2E5C8A"/>
+            </w:tcBorders>
+            <w:tcMar>
+              <w:top w:w="40" w:type="dxa"/>
+              <w:bottom w:w="40" w:type="dxa"/>
+              <w:start w:w="120" w:type="dxa"/>
+              <w:end w:w="120" w:type="dxa"/>
+            </w:tcMar>
+          </w:tcPr>
+          <w:p>
+            <w:pPr>
+              <w:spacing w:line="324" w:lineRule="auto" w:after="60"/>
+            </w:pPr>
+            <w:r/>
+            <w:r>
+              <w:rPr>
+                <w:rFonts w:ascii="宋体" w:hAnsi="宋体" w:eastAsia="宋体"/>
+                <w:b w:val="0"/>
+                <w:i w:val="0"/>
+                <w:color w:val="333333"/>
+                <w:sz w:val="22"/>
+              </w:rPr>
+              <w:t xml:space="preserve">💡 </w:t>
+            </w:r>
+            <w:r>
+              <w:rPr>
+                <w:rFonts w:ascii="宋体" w:hAnsi="宋体" w:eastAsia="宋体"/>
+                <w:b/>
+                <w:i w:val="0"/>
+                <w:color w:val="333333"/>
+                <w:sz w:val="22"/>
+              </w:rPr>
+              <w:t>时长说明</w:t>
+            </w:r>
+            <w:r>
+              <w:rPr>
+                <w:rFonts w:ascii="宋体" w:hAnsi="宋体" w:eastAsia="宋体"/>
+                <w:b w:val="0"/>
+                <w:i w:val="0"/>
+                <w:color w:val="333333"/>
+                <w:sz w:val="22"/>
+              </w:rPr>
+              <w:t xml:space="preserve">：九环节时长合计约 </w:t>
+            </w:r>
+            <w:r>
+              <w:rPr>
+                <w:rFonts w:ascii="宋体" w:hAnsi="宋体" w:eastAsia="宋体"/>
+                <w:b/>
+                <w:i w:val="0"/>
+                <w:color w:val="333333"/>
+                <w:sz w:val="22"/>
+              </w:rPr>
+              <w:t>120 分钟</w:t>
+            </w:r>
+            <w:r>
+              <w:rPr>
+                <w:rFonts w:ascii="宋体" w:hAnsi="宋体" w:eastAsia="宋体"/>
+                <w:b w:val="0"/>
+                <w:i w:val="0"/>
+                <w:color w:val="333333"/>
+                <w:sz w:val="22"/>
+              </w:rPr>
+              <w:t>（静心10／共读1 20／分享1 10／讨论1 10／禅修15／共读2 20／分享2 10／讨论2 10／收尾15）。每周由</w:t>
+            </w:r>
+            <w:r>
+              <w:rPr>
+                <w:rFonts w:ascii="宋体" w:hAnsi="宋体" w:eastAsia="宋体"/>
+                <w:b/>
+                <w:i w:val="0"/>
+                <w:color w:val="333333"/>
+                <w:sz w:val="22"/>
+              </w:rPr>
+              <w:t>连续两周内容合并</w:t>
+            </w:r>
+            <w:r>
+              <w:rPr>
+                <w:rFonts w:ascii="宋体" w:hAnsi="宋体" w:eastAsia="宋体"/>
+                <w:b w:val="0"/>
+                <w:i w:val="0"/>
+                <w:color w:val="333333"/>
+                <w:sz w:val="22"/>
+              </w:rPr>
+              <w:t>而成，含两段共读原文（各约20分钟朗读量，时间不够时只读标注★核心的段落）；原则不变：</w:t>
+            </w:r>
+            <w:r>
+              <w:rPr>
+                <w:rFonts w:ascii="宋体" w:hAnsi="宋体" w:eastAsia="宋体"/>
+                <w:b/>
+                <w:i w:val="0"/>
+                <w:color w:val="333333"/>
+                <w:sz w:val="22"/>
+              </w:rPr>
+              <w:t>宁可少讨论，不省略禅修练习</w:t>
+            </w:r>
+            <w:r>
+              <w:rPr>
+                <w:rFonts w:ascii="宋体" w:hAnsi="宋体" w:eastAsia="宋体"/>
+                <w:b w:val="0"/>
+                <w:i w:val="0"/>
+                <w:color w:val="333333"/>
+                <w:sz w:val="22"/>
+              </w:rPr>
+              <w:t>。</w:t>
+            </w:r>
+          </w:p>
+        </w:tc>
+      </w:tr>
+    </w:tbl>
+    <w:p>
+      <w:pPr>
+        <w:spacing w:after="40"/>
+      </w:pPr>
+    </w:p>
+    <w:p>
+      <w:pPr>
+        <w:spacing w:before="200"/>
       </w:pPr>
       <w:r>
         <w:rPr>
+          <w:rFonts w:ascii="微软雅黑" w:hAnsi="微软雅黑" w:eastAsia="微软雅黑"/>
           <w:b w:val="0"/>
-        </w:rPr>
-        <w:t xml:space="preserve">💡 </w:t>
-      </w:r>
-      <w:r>
-        <w:rPr>
-          <w:b/>
-        </w:rPr>
-        <w:t>时长说明</w:t>
-      </w:r>
-      <w:r>
-        <w:rPr>
-          <w:b w:val="0"/>
-        </w:rPr>
-        <w:t xml:space="preserve">：九环节时长合计约 </w:t>
-      </w:r>
-      <w:r>
-        <w:rPr>
-          <w:b/>
-        </w:rPr>
-        <w:t>120 分钟</w:t>
-      </w:r>
-      <w:r>
-        <w:rPr>
-          <w:b w:val="0"/>
-        </w:rPr>
-        <w:t>（静心10／共读1 20／分享1 10／讨论1 10／禅修15／共读2 20／分享2 10／讨论2 10／收尾15）。每周由</w:t>
-      </w:r>
-      <w:r>
-        <w:rPr>
-          <w:b/>
-        </w:rPr>
-        <w:t>连续两周内容合并</w:t>
-      </w:r>
-      <w:r>
-        <w:rPr>
-          <w:b w:val="0"/>
-        </w:rPr>
-        <w:t>而成，含两段共读原文（各约20分钟朗读量，时间不够时只读标注★核心的段落）；原则不变：</w:t>
-      </w:r>
-      <w:r>
-        <w:rPr>
-          <w:b/>
-        </w:rPr>
-        <w:t>宁可少讨论，不省略禅修练习</w:t>
-      </w:r>
-      <w:r>
-        <w:rPr>
-          <w:b w:val="0"/>
-        </w:rPr>
-        <w:t>。</w:t>
-      </w:r>
-    </w:p>
-    <w:p>
-      <w:r>
-        <w:rPr>
-          <w:b/>
-          <w:color w:val="1F3864"/>
-          <w:sz w:val="26"/>
+          <w:i w:val="0"/>
+          <w:color w:val="1F3A5F"/>
+          <w:sz w:val="28"/>
         </w:rPr>
         <w:t>三、主持人的11条守则</w:t>
       </w:r>
     </w:p>
+    <w:tbl>
+      <w:tblPr>
+        <w:tblW w:type="auto" w:w="0"/>
+        <w:jc w:val="center"/>
+        <w:tblLook w:firstColumn="1" w:firstRow="1" w:lastColumn="0" w:lastRow="0" w:noHBand="0" w:noVBand="1" w:val="04A0"/>
+      </w:tblPr>
+      <w:tblGrid>
+        <w:gridCol w:w="9638"/>
+      </w:tblGrid>
+      <w:tr>
+        <w:tc>
+          <w:tcPr>
+            <w:tcW w:type="dxa" w:w="9638"/>
+            <w:shd w:val="clear" w:color="auto" w:fill="F2F7FB"/>
+            <w:tcBorders>
+              <w:start w:val="single" w:sz="24" w:color="2E5C8A"/>
+            </w:tcBorders>
+            <w:tcMar>
+              <w:top w:w="40" w:type="dxa"/>
+              <w:bottom w:w="40" w:type="dxa"/>
+              <w:start w:w="120" w:type="dxa"/>
+              <w:end w:w="120" w:type="dxa"/>
+            </w:tcMar>
+          </w:tcPr>
+          <w:p>
+            <w:pPr>
+              <w:spacing w:line="324" w:lineRule="auto" w:after="60"/>
+            </w:pPr>
+            <w:r/>
+            <w:r>
+              <w:rPr>
+                <w:rFonts w:ascii="宋体" w:hAnsi="宋体" w:eastAsia="宋体"/>
+                <w:b w:val="0"/>
+                <w:i w:val="0"/>
+                <w:color w:val="333333"/>
+                <w:sz w:val="22"/>
+              </w:rPr>
+              <w:t xml:space="preserve">说明：本节 11 条为完整版；每周文档开头的"主持人速览"另附 </w:t>
+            </w:r>
+            <w:r>
+              <w:rPr>
+                <w:rFonts w:ascii="宋体" w:hAnsi="宋体" w:eastAsia="宋体"/>
+                <w:b/>
+                <w:i w:val="0"/>
+                <w:color w:val="333333"/>
+                <w:sz w:val="22"/>
+              </w:rPr>
+              <w:t>10 条精简版</w:t>
+            </w:r>
+            <w:r>
+              <w:rPr>
+                <w:rFonts w:ascii="宋体" w:hAnsi="宋体" w:eastAsia="宋体"/>
+                <w:b w:val="0"/>
+                <w:i w:val="0"/>
+                <w:color w:val="333333"/>
+                <w:sz w:val="22"/>
+              </w:rPr>
+              <w:t>（为本节的凝练合并，并新增"冷场→主持人先分享"一条），两者内容一致、并不冲突。</w:t>
+            </w:r>
+          </w:p>
+        </w:tc>
+      </w:tr>
+    </w:tbl>
     <w:p>
       <w:pPr>
-        <w:ind w:left="170"/>
-        <w:pBdr>
-          <w:left w:val="single" w:sz="18" w:space="4" w:color="1F3864"/>
-        </w:pBdr>
-        <w:shd w:val="clear" w:fill="F2F5FA"/>
+        <w:spacing w:after="40"/>
       </w:pPr>
-      <w:r>
-        <w:rPr>
-          <w:b w:val="0"/>
-        </w:rPr>
-        <w:t xml:space="preserve">说明：本节 11 条为完整版；每周文档开头的"主持人速览"另附 </w:t>
-      </w:r>
-      <w:r>
-        <w:rPr>
-          <w:b/>
-        </w:rPr>
-        <w:t>10 条精简版</w:t>
-      </w:r>
-      <w:r>
-        <w:rPr>
-          <w:b w:val="0"/>
-        </w:rPr>
-        <w:t>（为本节的凝练合并，并新增"冷场→主持人先分享"一条），两者内容一致、并不冲突。</w:t>
-      </w:r>
     </w:p>
     <w:p>
       <w:pPr>
@@ -1285,7 +1494,10 @@
       </w:pPr>
       <w:r>
         <w:rPr>
+          <w:rFonts w:ascii="宋体" w:hAnsi="宋体" w:eastAsia="宋体"/>
           <w:b w:val="0"/>
+          <w:i w:val="0"/>
+          <w:sz w:val="22"/>
         </w:rPr>
         <w:t>你不需要懂内容——你只需要按流程走</w:t>
       </w:r>
@@ -1296,7 +1508,10 @@
       </w:pPr>
       <w:r>
         <w:rPr>
+          <w:rFonts w:ascii="宋体" w:hAnsi="宋体" w:eastAsia="宋体"/>
           <w:b w:val="0"/>
+          <w:i w:val="0"/>
+          <w:sz w:val="22"/>
         </w:rPr>
         <w:t>不要讲解——让原文自己说话，让每个人从原文中获取自己的理解</w:t>
       </w:r>
@@ -1307,7 +1522,10 @@
       </w:pPr>
       <w:r>
         <w:rPr>
+          <w:rFonts w:ascii="宋体" w:hAnsi="宋体" w:eastAsia="宋体"/>
           <w:b w:val="0"/>
+          <w:i w:val="0"/>
+          <w:sz w:val="22"/>
         </w:rPr>
         <w:t>当有人问"正确答案是什么"时，温柔地说："我们先听听大家的看法"</w:t>
       </w:r>
@@ -1318,7 +1536,10 @@
       </w:pPr>
       <w:r>
         <w:rPr>
+          <w:rFonts w:ascii="宋体" w:hAnsi="宋体" w:eastAsia="宋体"/>
           <w:b w:val="0"/>
+          <w:i w:val="0"/>
+          <w:sz w:val="22"/>
         </w:rPr>
         <w:t>确保每个人都有说话的机会——可用"我们还没听到某某的想法"</w:t>
       </w:r>
@@ -1329,7 +1550,10 @@
       </w:pPr>
       <w:r>
         <w:rPr>
+          <w:rFonts w:ascii="宋体" w:hAnsi="宋体" w:eastAsia="宋体"/>
           <w:b w:val="0"/>
+          <w:i w:val="0"/>
+          <w:sz w:val="22"/>
         </w:rPr>
         <w:t>如果有人跑题太久，说："这个很有意思，我们先把话题拉回到今天的原文"</w:t>
       </w:r>
@@ -1340,7 +1564,10 @@
       </w:pPr>
       <w:r>
         <w:rPr>
+          <w:rFonts w:ascii="宋体" w:hAnsi="宋体" w:eastAsia="宋体"/>
           <w:b w:val="0"/>
+          <w:i w:val="0"/>
+          <w:sz w:val="22"/>
         </w:rPr>
         <w:t>如果有人发生争论，说："我们听到两种不同的看法，这很好，大家都可以保留自己的理解"</w:t>
       </w:r>
@@ -1351,7 +1578,10 @@
       </w:pPr>
       <w:r>
         <w:rPr>
+          <w:rFonts w:ascii="宋体" w:hAnsi="宋体" w:eastAsia="宋体"/>
           <w:b w:val="0"/>
+          <w:i w:val="0"/>
+          <w:sz w:val="22"/>
         </w:rPr>
         <w:t>永远不说"我来解释一下"——而是说"原文里是怎么说的？我们再读一遍那段"</w:t>
       </w:r>
@@ -1362,7 +1592,10 @@
       </w:pPr>
       <w:r>
         <w:rPr>
+          <w:rFonts w:ascii="宋体" w:hAnsi="宋体" w:eastAsia="宋体"/>
           <w:b w:val="0"/>
+          <w:i w:val="0"/>
+          <w:sz w:val="22"/>
         </w:rPr>
         <w:t>第一轮分享不允许对别人的发言做评论——每人只说自己的触动</w:t>
       </w:r>
@@ -1373,7 +1606,10 @@
       </w:pPr>
       <w:r>
         <w:rPr>
+          <w:rFonts w:ascii="宋体" w:hAnsi="宋体" w:eastAsia="宋体"/>
           <w:b w:val="0"/>
+          <w:i w:val="0"/>
+          <w:sz w:val="22"/>
         </w:rPr>
         <w:t>禅修练习照读引导词即可——不需要会禅修，也不需要示范</w:t>
       </w:r>
@@ -1384,7 +1620,10 @@
       </w:pPr>
       <w:r>
         <w:rPr>
+          <w:rFonts w:ascii="宋体" w:hAnsi="宋体" w:eastAsia="宋体"/>
           <w:b w:val="0"/>
+          <w:i w:val="0"/>
+          <w:sz w:val="22"/>
         </w:rPr>
         <w:t>时间到了就推进——不必等每个问题都"讨论透彻"</w:t>
       </w:r>
@@ -1395,17 +1634,25 @@
       </w:pPr>
       <w:r>
         <w:rPr>
+          <w:rFonts w:ascii="宋体" w:hAnsi="宋体" w:eastAsia="宋体"/>
           <w:b w:val="0"/>
+          <w:i w:val="0"/>
+          <w:sz w:val="22"/>
         </w:rPr>
         <w:t>最后留出时间让大家一起回向，把共学的功德回向给一切众生</w:t>
       </w:r>
     </w:p>
     <w:p>
+      <w:pPr>
+        <w:spacing w:before="200"/>
+      </w:pPr>
       <w:r>
         <w:rPr>
-          <w:b/>
-          <w:color w:val="1F3864"/>
-          <w:sz w:val="26"/>
+          <w:rFonts w:ascii="微软雅黑" w:hAnsi="微软雅黑" w:eastAsia="微软雅黑"/>
+          <w:b w:val="0"/>
+          <w:i w:val="0"/>
+          <w:color w:val="1F3A5F"/>
+          <w:sz w:val="28"/>
         </w:rPr>
         <w:t>四、禅修练习特别提示（很重要！）</w:t>
       </w:r>
@@ -1413,206 +1660,326 @@
     <w:p>
       <w:r>
         <w:rPr>
+          <w:rFonts w:ascii="宋体" w:hAnsi="宋体" w:eastAsia="宋体"/>
           <w:b w:val="0"/>
+          <w:i w:val="0"/>
+          <w:sz w:val="22"/>
         </w:rPr>
         <w:t>禅修入门读书会和一般读书会不同——</w:t>
       </w:r>
       <w:r>
         <w:rPr>
+          <w:rFonts w:ascii="宋体" w:hAnsi="宋体" w:eastAsia="宋体"/>
           <w:b/>
+          <w:i w:val="0"/>
+          <w:sz w:val="22"/>
         </w:rPr>
         <w:t>它包含实际练习环节</w:t>
       </w:r>
       <w:r>
         <w:rPr>
+          <w:rFonts w:ascii="宋体" w:hAnsi="宋体" w:eastAsia="宋体"/>
           <w:b w:val="0"/>
+          <w:i w:val="0"/>
+          <w:sz w:val="22"/>
         </w:rPr>
         <w:t>。每周标准流程中的"🧘 禅修练习"（15分钟），由主持人带领大家实际坐禅或经行：除第4周含经行练习外，其余各周以坐禅为主。做法很简单——</w:t>
       </w:r>
       <w:r>
         <w:rPr>
+          <w:rFonts w:ascii="宋体" w:hAnsi="宋体" w:eastAsia="宋体"/>
           <w:b/>
+          <w:i w:val="0"/>
+          <w:sz w:val="22"/>
         </w:rPr>
         <w:t>把每周文档里写好的引导词照读一遍即可</w:t>
       </w:r>
       <w:r>
         <w:rPr>
+          <w:rFonts w:ascii="宋体" w:hAnsi="宋体" w:eastAsia="宋体"/>
           <w:b w:val="0"/>
+          <w:i w:val="0"/>
+          <w:sz w:val="22"/>
         </w:rPr>
         <w:t>。</w:t>
       </w:r>
     </w:p>
+    <w:tbl>
+      <w:tblPr>
+        <w:tblW w:type="auto" w:w="0"/>
+        <w:jc w:val="center"/>
+        <w:tblLook w:firstColumn="1" w:firstRow="1" w:lastColumn="0" w:lastRow="0" w:noHBand="0" w:noVBand="1" w:val="04A0"/>
+      </w:tblPr>
+      <w:tblGrid>
+        <w:gridCol w:w="9638"/>
+      </w:tblGrid>
+      <w:tr>
+        <w:tc>
+          <w:tcPr>
+            <w:tcW w:type="dxa" w:w="9638"/>
+            <w:shd w:val="clear" w:color="auto" w:fill="F2F7FB"/>
+            <w:tcBorders>
+              <w:start w:val="single" w:sz="24" w:color="2E5C8A"/>
+            </w:tcBorders>
+            <w:tcMar>
+              <w:top w:w="40" w:type="dxa"/>
+              <w:bottom w:w="40" w:type="dxa"/>
+              <w:start w:w="120" w:type="dxa"/>
+              <w:end w:w="120" w:type="dxa"/>
+            </w:tcMar>
+          </w:tcPr>
+          <w:p>
+            <w:pPr>
+              <w:spacing w:line="324" w:lineRule="auto" w:after="60"/>
+            </w:pPr>
+            <w:r/>
+            <w:r>
+              <w:rPr>
+                <w:rFonts w:ascii="宋体" w:hAnsi="宋体" w:eastAsia="宋体"/>
+                <w:b w:val="0"/>
+                <w:i w:val="0"/>
+                <w:color w:val="333333"/>
+                <w:sz w:val="22"/>
+              </w:rPr>
+              <w:t xml:space="preserve">⚠️ </w:t>
+            </w:r>
+            <w:r>
+              <w:rPr>
+                <w:rFonts w:ascii="宋体" w:hAnsi="宋体" w:eastAsia="宋体"/>
+                <w:b/>
+                <w:i w:val="0"/>
+                <w:color w:val="333333"/>
+                <w:sz w:val="22"/>
+              </w:rPr>
+              <w:t>注意（4周版）</w:t>
+            </w:r>
+            <w:r>
+              <w:rPr>
+                <w:rFonts w:ascii="宋体" w:hAnsi="宋体" w:eastAsia="宋体"/>
+                <w:b w:val="0"/>
+                <w:i w:val="0"/>
+                <w:color w:val="333333"/>
+                <w:sz w:val="22"/>
+              </w:rPr>
+              <w:t>：因每周由连续两周合并，每周围"🧘 禅修练习"环节含</w:t>
+            </w:r>
+            <w:r>
+              <w:rPr>
+                <w:rFonts w:ascii="宋体" w:hAnsi="宋体" w:eastAsia="宋体"/>
+                <w:b/>
+                <w:i w:val="0"/>
+                <w:color w:val="333333"/>
+                <w:sz w:val="22"/>
+              </w:rPr>
+              <w:t>两段原周次的引导词</w:t>
+            </w:r>
+            <w:r>
+              <w:rPr>
+                <w:rFonts w:ascii="宋体" w:hAnsi="宋体" w:eastAsia="宋体"/>
+                <w:b w:val="0"/>
+                <w:i w:val="0"/>
+                <w:color w:val="333333"/>
+                <w:sz w:val="22"/>
+              </w:rPr>
+              <w:t>。时间紧可读其一，或各取前半段（合计约15分钟）；时间富余可两段都做。做法与原来相同——</w:t>
+            </w:r>
+            <w:r>
+              <w:rPr>
+                <w:rFonts w:ascii="宋体" w:hAnsi="宋体" w:eastAsia="宋体"/>
+                <w:b/>
+                <w:i w:val="0"/>
+                <w:color w:val="333333"/>
+                <w:sz w:val="22"/>
+              </w:rPr>
+              <w:t>照读引导词即可</w:t>
+            </w:r>
+            <w:r>
+              <w:rPr>
+                <w:rFonts w:ascii="宋体" w:hAnsi="宋体" w:eastAsia="宋体"/>
+                <w:b w:val="0"/>
+                <w:i w:val="0"/>
+                <w:color w:val="333333"/>
+                <w:sz w:val="22"/>
+              </w:rPr>
+              <w:t>，不需要会禅修，也不需要示范。</w:t>
+            </w:r>
+          </w:p>
+        </w:tc>
+      </w:tr>
+    </w:tbl>
     <w:p>
       <w:pPr>
-        <w:ind w:left="170"/>
-        <w:pBdr>
-          <w:left w:val="single" w:sz="18" w:space="4" w:color="1F3864"/>
-        </w:pBdr>
-        <w:shd w:val="clear" w:fill="F2F5FA"/>
+        <w:spacing w:after="40"/>
       </w:pPr>
-      <w:r>
-        <w:rPr>
-          <w:b w:val="0"/>
-        </w:rPr>
-        <w:t xml:space="preserve">⚠️ </w:t>
-      </w:r>
-      <w:r>
-        <w:rPr>
-          <w:b/>
-        </w:rPr>
-        <w:t>注意（4周版）</w:t>
-      </w:r>
-      <w:r>
-        <w:rPr>
-          <w:b w:val="0"/>
-        </w:rPr>
-        <w:t>：因每周由连续两周合并，每周围"🧘 禅修练习"环节含</w:t>
-      </w:r>
-      <w:r>
-        <w:rPr>
-          <w:b/>
-        </w:rPr>
-        <w:t>两段原周次的引导词</w:t>
-      </w:r>
-      <w:r>
-        <w:rPr>
-          <w:b w:val="0"/>
-        </w:rPr>
-        <w:t>。时间紧可读其一，或各取前半段（合计约15分钟）；时间富余可两段都做。做法与原来相同——</w:t>
-      </w:r>
-      <w:r>
-        <w:rPr>
-          <w:b/>
-        </w:rPr>
-        <w:t>照读引导词即可</w:t>
-      </w:r>
-      <w:r>
-        <w:rPr>
-          <w:b w:val="0"/>
-        </w:rPr>
-        <w:t>，不需要会禅修，也不需要示范。</w:t>
-      </w:r>
     </w:p>
     <w:p>
       <w:r>
         <w:rPr>
+          <w:rFonts w:ascii="宋体" w:hAnsi="宋体" w:eastAsia="宋体"/>
           <w:b w:val="0"/>
+          <w:i w:val="0"/>
+          <w:sz w:val="22"/>
         </w:rPr>
         <w:t>下面这段是</w:t>
       </w:r>
       <w:r>
         <w:rPr>
+          <w:rFonts w:ascii="宋体" w:hAnsi="宋体" w:eastAsia="宋体"/>
           <w:b/>
+          <w:i w:val="0"/>
+          <w:sz w:val="22"/>
         </w:rPr>
         <w:t>通用的简短坐禅引导词</w:t>
       </w:r>
       <w:r>
         <w:rPr>
+          <w:rFonts w:ascii="宋体" w:hAnsi="宋体" w:eastAsia="宋体"/>
           <w:b w:val="0"/>
+          <w:i w:val="0"/>
+          <w:sz w:val="22"/>
         </w:rPr>
         <w:t>（约5-10分钟，提炼自古源尊者《禅坐引导文》），任何一周都可以直接使用：</w:t>
       </w:r>
     </w:p>
+    <w:tbl>
+      <w:tblPr>
+        <w:tblW w:type="auto" w:w="0"/>
+        <w:jc w:val="center"/>
+        <w:tblLook w:firstColumn="1" w:firstRow="1" w:lastColumn="0" w:lastRow="0" w:noHBand="0" w:noVBand="1" w:val="04A0"/>
+      </w:tblPr>
+      <w:tblGrid>
+        <w:gridCol w:w="9638"/>
+      </w:tblGrid>
+      <w:tr>
+        <w:tc>
+          <w:tcPr>
+            <w:tcW w:type="dxa" w:w="9638"/>
+            <w:shd w:val="clear" w:color="auto" w:fill="F2F7FB"/>
+            <w:tcBorders>
+              <w:start w:val="single" w:sz="24" w:color="2E5C8A"/>
+            </w:tcBorders>
+            <w:tcMar>
+              <w:top w:w="40" w:type="dxa"/>
+              <w:bottom w:w="40" w:type="dxa"/>
+              <w:start w:w="120" w:type="dxa"/>
+              <w:end w:w="120" w:type="dxa"/>
+            </w:tcMar>
+          </w:tcPr>
+          <w:p>
+            <w:pPr>
+              <w:spacing w:line="324" w:lineRule="auto" w:after="60"/>
+            </w:pPr>
+            <w:r/>
+            <w:r>
+              <w:rPr>
+                <w:rFonts w:ascii="宋体" w:hAnsi="宋体" w:eastAsia="宋体"/>
+                <w:b w:val="0"/>
+                <w:i w:val="0"/>
+                <w:color w:val="333333"/>
+                <w:sz w:val="22"/>
+              </w:rPr>
+              <w:t>"请大家自然地坐好，坐舒服就好——散盘、单盘或坐在椅子上都可以。轻轻闭上眼睛。</w:t>
+            </w:r>
+          </w:p>
+          <w:p>
+            <w:pPr>
+              <w:spacing w:line="324" w:lineRule="auto" w:after="60"/>
+            </w:pPr>
+            <w:r>
+              <w:rPr>
+                <w:rFonts w:ascii="宋体" w:hAnsi="宋体" w:eastAsia="宋体"/>
+                <w:b w:val="0"/>
+                <w:i w:val="0"/>
+                <w:color w:val="333333"/>
+                <w:sz w:val="22"/>
+              </w:rPr>
+              <w:t>想像自己像一棵青松：臀部以下像树根一样扎稳，身体自然挺拔，放松，不用刻意绷紧。（停顿）</w:t>
+            </w:r>
+          </w:p>
+          <w:p>
+            <w:pPr>
+              <w:spacing w:line="324" w:lineRule="auto" w:after="60"/>
+            </w:pPr>
+            <w:r>
+              <w:rPr>
+                <w:rFonts w:ascii="宋体" w:hAnsi="宋体" w:eastAsia="宋体"/>
+                <w:b w:val="0"/>
+                <w:i w:val="0"/>
+                <w:color w:val="333333"/>
+                <w:sz w:val="22"/>
+              </w:rPr>
+              <w:t>现在，把注意力放在鼻头、人中附近——就是呼吸进进出出时，气息碰到皮肤的那个触点。什么都不用做，只是知道：气息进来，知道进来；气息出去，知道出去。（停顿）</w:t>
+            </w:r>
+          </w:p>
+          <w:p>
+            <w:pPr>
+              <w:spacing w:line="324" w:lineRule="auto" w:after="60"/>
+            </w:pPr>
+            <w:r>
+              <w:rPr>
+                <w:rFonts w:ascii="宋体" w:hAnsi="宋体" w:eastAsia="宋体"/>
+                <w:b w:val="0"/>
+                <w:i w:val="0"/>
+                <w:color w:val="333333"/>
+                <w:sz w:val="22"/>
+              </w:rPr>
+              <w:t>呼吸清晰就清晰地知道，模糊就模糊地知道，不分析、不评价、不判断，自然、轻松地觉知它。（停顿2-3分钟）</w:t>
+            </w:r>
+          </w:p>
+          <w:p>
+            <w:pPr>
+              <w:spacing w:line="324" w:lineRule="auto" w:after="60"/>
+            </w:pPr>
+            <w:r>
+              <w:rPr>
+                <w:rFonts w:ascii="宋体" w:hAnsi="宋体" w:eastAsia="宋体"/>
+                <w:b w:val="0"/>
+                <w:i w:val="0"/>
+                <w:color w:val="333333"/>
+                <w:sz w:val="22"/>
+              </w:rPr>
+              <w:t>如果妄念来了，不用赶它——知道有妄念，就已经是正念了，轻轻回到呼吸上就好。腿痛、发痒，只要不影响呼吸，就先忽略它。（停顿）</w:t>
+            </w:r>
+          </w:p>
+          <w:p>
+            <w:pPr>
+              <w:spacing w:line="324" w:lineRule="auto" w:after="60"/>
+            </w:pPr>
+            <w:r>
+              <w:rPr>
+                <w:rFonts w:ascii="宋体" w:hAnsi="宋体" w:eastAsia="宋体"/>
+                <w:b w:val="0"/>
+                <w:i w:val="0"/>
+                <w:color w:val="333333"/>
+                <w:sz w:val="22"/>
+              </w:rPr>
+              <w:t>好，现在慢慢动动手指、脚趾，搓搓手掌，把温热的手掌敷在眼睛上，轻轻睁开眼睛。"</w:t>
+            </w:r>
+          </w:p>
+        </w:tc>
+      </w:tr>
+    </w:tbl>
     <w:p>
       <w:pPr>
-        <w:ind w:left="170"/>
-        <w:pBdr>
-          <w:left w:val="single" w:sz="18" w:space="4" w:color="1F3864"/>
-        </w:pBdr>
-        <w:shd w:val="clear" w:fill="F2F5FA"/>
+        <w:spacing w:after="40"/>
       </w:pPr>
-      <w:r>
-        <w:rPr>
-          <w:b w:val="0"/>
-        </w:rPr>
-        <w:t>"请大家自然地坐好，坐舒服就好——散盘、单盘或坐在椅子上都可以。轻轻闭上眼睛。</w:t>
-      </w:r>
-    </w:p>
-    <w:p>
-      <w:pPr>
-        <w:ind w:left="170"/>
-        <w:pBdr>
-          <w:left w:val="single" w:sz="18" w:space="4" w:color="1F3864"/>
-        </w:pBdr>
-        <w:shd w:val="clear" w:fill="F2F5FA"/>
-      </w:pPr>
-      <w:r>
-        <w:rPr>
-          <w:b w:val="0"/>
-        </w:rPr>
-        <w:t>想像自己像一棵青松：臀部以下像树根一样扎稳，身体自然挺拔，放松，不用刻意绷紧。（停顿）</w:t>
-      </w:r>
-    </w:p>
-    <w:p>
-      <w:pPr>
-        <w:ind w:left="170"/>
-        <w:pBdr>
-          <w:left w:val="single" w:sz="18" w:space="4" w:color="1F3864"/>
-        </w:pBdr>
-        <w:shd w:val="clear" w:fill="F2F5FA"/>
-      </w:pPr>
-      <w:r>
-        <w:rPr>
-          <w:b w:val="0"/>
-        </w:rPr>
-        <w:t>现在，把注意力放在鼻头、人中附近——就是呼吸进进出出时，气息碰到皮肤的那个触点。什么都不用做，只是知道：气息进来，知道进来；气息出去，知道出去。（停顿）</w:t>
-      </w:r>
-    </w:p>
-    <w:p>
-      <w:pPr>
-        <w:ind w:left="170"/>
-        <w:pBdr>
-          <w:left w:val="single" w:sz="18" w:space="4" w:color="1F3864"/>
-        </w:pBdr>
-        <w:shd w:val="clear" w:fill="F2F5FA"/>
-      </w:pPr>
-      <w:r>
-        <w:rPr>
-          <w:b w:val="0"/>
-        </w:rPr>
-        <w:t>呼吸清晰就清晰地知道，模糊就模糊地知道，不分析、不评价、不判断，自然、轻松地觉知它。（停顿2-3分钟）</w:t>
-      </w:r>
-    </w:p>
-    <w:p>
-      <w:pPr>
-        <w:ind w:left="170"/>
-        <w:pBdr>
-          <w:left w:val="single" w:sz="18" w:space="4" w:color="1F3864"/>
-        </w:pBdr>
-        <w:shd w:val="clear" w:fill="F2F5FA"/>
-      </w:pPr>
-      <w:r>
-        <w:rPr>
-          <w:b w:val="0"/>
-        </w:rPr>
-        <w:t>如果妄念来了，不用赶它——知道有妄念，就已经是正念了，轻轻回到呼吸上就好。腿痛、发痒，只要不影响呼吸，就先忽略它。（停顿）</w:t>
-      </w:r>
-    </w:p>
-    <w:p>
-      <w:pPr>
-        <w:ind w:left="170"/>
-        <w:pBdr>
-          <w:left w:val="single" w:sz="18" w:space="4" w:color="1F3864"/>
-        </w:pBdr>
-        <w:shd w:val="clear" w:fill="F2F5FA"/>
-      </w:pPr>
-      <w:r>
-        <w:rPr>
-          <w:b w:val="0"/>
-        </w:rPr>
-        <w:t>好，现在慢慢动动手指、脚趾，搓搓手掌，把温热的手掌敷在眼睛上，轻轻睁开眼睛。"</w:t>
-      </w:r>
     </w:p>
     <w:p>
       <w:r>
         <w:rPr>
+          <w:rFonts w:ascii="宋体" w:hAnsi="宋体" w:eastAsia="宋体"/>
           <w:b/>
+          <w:i w:val="0"/>
+          <w:sz w:val="22"/>
         </w:rPr>
         <w:t>主持人不需要"会禅修"</w:t>
       </w:r>
       <w:r>
         <w:rPr>
+          <w:rFonts w:ascii="宋体" w:hAnsi="宋体" w:eastAsia="宋体"/>
           <w:b w:val="0"/>
+          <w:i w:val="0"/>
+          <w:sz w:val="22"/>
         </w:rPr>
         <w:t>——只需把引导词念一遍，然后陪大家一起安静地坐。引导词出自古源尊者的《禅坐引导文》，每周文档的"禅修练习"环节都附有当周可直接照读的版本。</w:t>
       </w:r>
@@ -1620,41 +1987,61 @@
     <w:p>
       <w:r>
         <w:rPr>
+          <w:rFonts w:ascii="宋体" w:hAnsi="宋体" w:eastAsia="宋体"/>
           <w:b w:val="0"/>
+          <w:i w:val="0"/>
+          <w:sz w:val="22"/>
         </w:rPr>
         <w:t xml:space="preserve">⚠️ </w:t>
       </w:r>
       <w:r>
         <w:rPr>
+          <w:rFonts w:ascii="宋体" w:hAnsi="宋体" w:eastAsia="宋体"/>
           <w:b/>
+          <w:i w:val="0"/>
+          <w:sz w:val="22"/>
         </w:rPr>
         <w:t>注意</w:t>
       </w:r>
       <w:r>
         <w:rPr>
+          <w:rFonts w:ascii="宋体" w:hAnsi="宋体" w:eastAsia="宋体"/>
           <w:b w:val="0"/>
+          <w:i w:val="0"/>
+          <w:sz w:val="22"/>
         </w:rPr>
         <w:t>：如果参与者问"我入定了吗""我看到光正常吗"，你可以回答：</w:t>
       </w:r>
       <w:r>
         <w:rPr>
+          <w:rFonts w:ascii="宋体" w:hAnsi="宋体" w:eastAsia="宋体"/>
           <w:b/>
+          <w:i w:val="0"/>
+          <w:sz w:val="22"/>
         </w:rPr>
         <w:t>"每个人体验不同，不用追求什么状态，我们按引导词练习就好，下周可以分享你的体验。如果禅修中出现强烈不适，可以随时睁眼停下。"</w:t>
       </w:r>
       <w:r>
         <w:rPr>
+          <w:rFonts w:ascii="宋体" w:hAnsi="宋体" w:eastAsia="宋体"/>
           <w:b w:val="0"/>
+          <w:i w:val="0"/>
+          <w:sz w:val="22"/>
         </w:rPr>
         <w:t>——不需要给标准答案。</w:t>
       </w:r>
     </w:p>
     <w:p>
+      <w:pPr>
+        <w:spacing w:before="200"/>
+      </w:pPr>
       <w:r>
         <w:rPr>
-          <w:b/>
-          <w:color w:val="1F3864"/>
-          <w:sz w:val="26"/>
+          <w:rFonts w:ascii="微软雅黑" w:hAnsi="微软雅黑" w:eastAsia="微软雅黑"/>
+          <w:b w:val="0"/>
+          <w:i w:val="0"/>
+          <w:color w:val="1F3A5F"/>
+          <w:sz w:val="28"/>
         </w:rPr>
         <w:t>五、4周课程总览</w:t>
       </w:r>
@@ -1663,6 +2050,7 @@
       <w:tblPr>
         <w:tblStyle w:val="TableGrid"/>
         <w:tblW w:type="auto" w:w="0"/>
+        <w:jc w:val="center"/>
         <w:tblLook w:firstColumn="1" w:firstRow="1" w:lastColumn="0" w:lastRow="0" w:noHBand="0" w:noVBand="1" w:val="04A0"/>
       </w:tblPr>
       <w:tblGrid>
@@ -1674,19 +2062,17 @@
         <w:tc>
           <w:tcPr>
             <w:tcW w:type="dxa" w:w="3213"/>
-            <w:shd w:val="clear" w:fill="1F3864"/>
+            <w:shd w:val="clear" w:color="auto" w:fill="1F3A5F"/>
           </w:tcPr>
           <w:p>
+            <w:r/>
             <w:r>
               <w:rPr>
-                <w:sz w:val="18"/>
-              </w:rPr>
-            </w:r>
-            <w:r>
-              <w:rPr>
+                <w:rFonts w:ascii="微软雅黑" w:hAnsi="微软雅黑" w:eastAsia="微软雅黑"/>
                 <w:b w:val="0"/>
+                <w:i w:val="0"/>
                 <w:color w:val="FFFFFF"/>
-                <w:sz w:val="18"/>
+                <w:sz w:val="20"/>
               </w:rPr>
               <w:t>周次</w:t>
             </w:r>
@@ -1695,19 +2081,17 @@
         <w:tc>
           <w:tcPr>
             <w:tcW w:type="dxa" w:w="3213"/>
-            <w:shd w:val="clear" w:fill="1F3864"/>
+            <w:shd w:val="clear" w:color="auto" w:fill="1F3A5F"/>
           </w:tcPr>
           <w:p>
+            <w:r/>
             <w:r>
               <w:rPr>
-                <w:sz w:val="18"/>
-              </w:rPr>
-            </w:r>
-            <w:r>
-              <w:rPr>
+                <w:rFonts w:ascii="微软雅黑" w:hAnsi="微软雅黑" w:eastAsia="微软雅黑"/>
                 <w:b w:val="0"/>
+                <w:i w:val="0"/>
                 <w:color w:val="FFFFFF"/>
-                <w:sz w:val="18"/>
+                <w:sz w:val="20"/>
               </w:rPr>
               <w:t>主题</w:t>
             </w:r>
@@ -1716,19 +2100,17 @@
         <w:tc>
           <w:tcPr>
             <w:tcW w:type="dxa" w:w="3213"/>
-            <w:shd w:val="clear" w:fill="1F3864"/>
+            <w:shd w:val="clear" w:color="auto" w:fill="1F3A5F"/>
           </w:tcPr>
           <w:p>
+            <w:r/>
             <w:r>
               <w:rPr>
-                <w:sz w:val="18"/>
-              </w:rPr>
-            </w:r>
-            <w:r>
-              <w:rPr>
+                <w:rFonts w:ascii="微软雅黑" w:hAnsi="微软雅黑" w:eastAsia="微软雅黑"/>
                 <w:b w:val="0"/>
+                <w:i w:val="0"/>
                 <w:color w:val="FFFFFF"/>
-                <w:sz w:val="18"/>
+                <w:sz w:val="20"/>
               </w:rPr>
               <w:t>核心原文资料（资源短名 · 类型，均为原8周取材）</w:t>
             </w:r>
@@ -1741,15 +2123,13 @@
             <w:tcW w:type="dxa" w:w="3213"/>
           </w:tcPr>
           <w:p>
+            <w:r/>
             <w:r>
               <w:rPr>
-                <w:sz w:val="18"/>
-              </w:rPr>
-            </w:r>
-            <w:r>
-              <w:rPr>
+                <w:rFonts w:ascii="宋体" w:hAnsi="宋体" w:eastAsia="宋体"/>
                 <w:b w:val="0"/>
-                <w:sz w:val="18"/>
+                <w:i w:val="0"/>
+                <w:sz w:val="20"/>
               </w:rPr>
               <w:t>第1周</w:t>
             </w:r>
@@ -1760,15 +2140,13 @@
             <w:tcW w:type="dxa" w:w="3213"/>
           </w:tcPr>
           <w:p>
+            <w:r/>
             <w:r>
               <w:rPr>
-                <w:sz w:val="18"/>
-              </w:rPr>
-            </w:r>
-            <w:r>
-              <w:rPr>
+                <w:rFonts w:ascii="宋体" w:hAnsi="宋体" w:eastAsia="宋体"/>
                 <w:b w:val="0"/>
-                <w:sz w:val="18"/>
+                <w:i w:val="0"/>
+                <w:sz w:val="20"/>
               </w:rPr>
               <w:t>禅修入门与正确坐姿</w:t>
             </w:r>
@@ -1779,15 +2157,13 @@
             <w:tcW w:type="dxa" w:w="3213"/>
           </w:tcPr>
           <w:p>
+            <w:r/>
             <w:r>
               <w:rPr>
-                <w:sz w:val="18"/>
-              </w:rPr>
-            </w:r>
-            <w:r>
-              <w:rPr>
+                <w:rFonts w:ascii="宋体" w:hAnsi="宋体" w:eastAsia="宋体"/>
                 <w:b w:val="0"/>
-                <w:sz w:val="18"/>
+                <w:i w:val="0"/>
+                <w:sz w:val="20"/>
               </w:rPr>
               <w:t>《如来禅修学体系介绍06》（录音转写）；《如来禅修学体系17·时代特点与确立目标》（PDF课件）；《包容寺修习营01·如来禅修学体系简介》（录音转写）｜《古源尊者禅坐引导文》（Word）；《入出息念浅析2·前行》（PDF课件）；《18_入出息念·坐姿要领》（录音转写）</w:t>
             </w:r>
@@ -1798,18 +2174,16 @@
         <w:tc>
           <w:tcPr>
             <w:tcW w:type="dxa" w:w="3213"/>
-            <w:shd w:val="clear" w:fill="F2F5FA"/>
+            <w:shd w:val="clear" w:color="auto" w:fill="F8FAFC"/>
           </w:tcPr>
           <w:p>
+            <w:r/>
             <w:r>
               <w:rPr>
-                <w:sz w:val="18"/>
-              </w:rPr>
-            </w:r>
-            <w:r>
-              <w:rPr>
+                <w:rFonts w:ascii="宋体" w:hAnsi="宋体" w:eastAsia="宋体"/>
                 <w:b w:val="0"/>
-                <w:sz w:val="18"/>
+                <w:i w:val="0"/>
+                <w:sz w:val="20"/>
               </w:rPr>
               <w:t>第2周</w:t>
             </w:r>
@@ -1818,18 +2192,16 @@
         <w:tc>
           <w:tcPr>
             <w:tcW w:type="dxa" w:w="3213"/>
-            <w:shd w:val="clear" w:fill="F2F5FA"/>
+            <w:shd w:val="clear" w:color="auto" w:fill="F8FAFC"/>
           </w:tcPr>
           <w:p>
+            <w:r/>
             <w:r>
               <w:rPr>
-                <w:sz w:val="18"/>
-              </w:rPr>
-            </w:r>
-            <w:r>
-              <w:rPr>
+                <w:rFonts w:ascii="宋体" w:hAnsi="宋体" w:eastAsia="宋体"/>
                 <w:b w:val="0"/>
-                <w:sz w:val="18"/>
+                <w:i w:val="0"/>
+                <w:sz w:val="20"/>
               </w:rPr>
               <w:t>安般念修法与数息对治</w:t>
             </w:r>
@@ -1838,18 +2210,16 @@
         <w:tc>
           <w:tcPr>
             <w:tcW w:type="dxa" w:w="3213"/>
-            <w:shd w:val="clear" w:fill="F2F5FA"/>
+            <w:shd w:val="clear" w:color="auto" w:fill="F8FAFC"/>
           </w:tcPr>
           <w:p>
+            <w:r/>
             <w:r>
               <w:rPr>
-                <w:sz w:val="18"/>
-              </w:rPr>
-            </w:r>
-            <w:r>
-              <w:rPr>
+                <w:rFonts w:ascii="宋体" w:hAnsi="宋体" w:eastAsia="宋体"/>
                 <w:b w:val="0"/>
-                <w:sz w:val="18"/>
+                <w:i w:val="0"/>
+                <w:sz w:val="20"/>
               </w:rPr>
               <w:t>《入出息念浅析6·修习2》三法部分（PDF课件）；《入出息念业处十六事》框架总表（PDF课件）｜《入出息念浅析6·修习2》四阶段部分（PDF课件）；《14_入出息念·数息》（录音转写）；《入出息念浅析5·修习1》（录音转写）</w:t>
             </w:r>
@@ -1862,15 +2232,13 @@
             <w:tcW w:type="dxa" w:w="3213"/>
           </w:tcPr>
           <w:p>
+            <w:r/>
             <w:r>
               <w:rPr>
-                <w:sz w:val="18"/>
-              </w:rPr>
-            </w:r>
-            <w:r>
-              <w:rPr>
+                <w:rFonts w:ascii="宋体" w:hAnsi="宋体" w:eastAsia="宋体"/>
                 <w:b w:val="0"/>
-                <w:sz w:val="18"/>
+                <w:i w:val="0"/>
+                <w:sz w:val="20"/>
               </w:rPr>
               <w:t>第3周</w:t>
             </w:r>
@@ -1881,15 +2249,13 @@
             <w:tcW w:type="dxa" w:w="3213"/>
           </w:tcPr>
           <w:p>
+            <w:r/>
             <w:r>
               <w:rPr>
-                <w:sz w:val="18"/>
-              </w:rPr>
-            </w:r>
-            <w:r>
-              <w:rPr>
+                <w:rFonts w:ascii="宋体" w:hAnsi="宋体" w:eastAsia="宋体"/>
                 <w:b w:val="0"/>
-                <w:sz w:val="18"/>
+                <w:i w:val="0"/>
+                <w:sz w:val="20"/>
               </w:rPr>
               <w:t>禅相培育与五盖对治</w:t>
             </w:r>
@@ -1900,15 +2266,13 @@
             <w:tcW w:type="dxa" w:w="3213"/>
           </w:tcPr>
           <w:p>
+            <w:r/>
             <w:r>
               <w:rPr>
-                <w:sz w:val="18"/>
-              </w:rPr>
-            </w:r>
-            <w:r>
-              <w:rPr>
+                <w:rFonts w:ascii="宋体" w:hAnsi="宋体" w:eastAsia="宋体"/>
                 <w:b w:val="0"/>
-                <w:sz w:val="18"/>
+                <w:i w:val="0"/>
+                <w:sz w:val="20"/>
               </w:rPr>
               <w:t>《入出息念浅析7·修习3》（PDF课件）；《入出息念业处十六事》禅相部分（PDF课件）；《入出息念》（帕奥西亚多，PDF）｜《止观前行实修营8·舍离五盖1》（PDF课件＋共修版）；《百花古寺禅修营27·大念处经讲记24》（录音转写）；《止观前行实修营12·舍离五盖5》（录音转写）</w:t>
             </w:r>
@@ -1919,18 +2283,16 @@
         <w:tc>
           <w:tcPr>
             <w:tcW w:type="dxa" w:w="3213"/>
-            <w:shd w:val="clear" w:fill="F2F5FA"/>
+            <w:shd w:val="clear" w:color="auto" w:fill="F8FAFC"/>
           </w:tcPr>
           <w:p>
+            <w:r/>
             <w:r>
               <w:rPr>
-                <w:sz w:val="18"/>
-              </w:rPr>
-            </w:r>
-            <w:r>
-              <w:rPr>
+                <w:rFonts w:ascii="宋体" w:hAnsi="宋体" w:eastAsia="宋体"/>
                 <w:b w:val="0"/>
-                <w:sz w:val="18"/>
+                <w:i w:val="0"/>
+                <w:sz w:val="20"/>
               </w:rPr>
               <w:t>第4周</w:t>
             </w:r>
@@ -1939,18 +2301,16 @@
         <w:tc>
           <w:tcPr>
             <w:tcW w:type="dxa" w:w="3213"/>
-            <w:shd w:val="clear" w:fill="F2F5FA"/>
+            <w:shd w:val="clear" w:color="auto" w:fill="F8FAFC"/>
           </w:tcPr>
           <w:p>
+            <w:r/>
             <w:r>
               <w:rPr>
-                <w:sz w:val="18"/>
-              </w:rPr>
-            </w:r>
-            <w:r>
-              <w:rPr>
+                <w:rFonts w:ascii="宋体" w:hAnsi="宋体" w:eastAsia="宋体"/>
                 <w:b w:val="0"/>
-                <w:sz w:val="18"/>
+                <w:i w:val="0"/>
+                <w:sz w:val="20"/>
               </w:rPr>
               <w:t>经行日常正念与修学规划</w:t>
             </w:r>
@@ -1959,18 +2319,16 @@
         <w:tc>
           <w:tcPr>
             <w:tcW w:type="dxa" w:w="3213"/>
-            <w:shd w:val="clear" w:fill="F2F5FA"/>
+            <w:shd w:val="clear" w:color="auto" w:fill="F8FAFC"/>
           </w:tcPr>
           <w:p>
+            <w:r/>
             <w:r>
               <w:rPr>
-                <w:sz w:val="18"/>
-              </w:rPr>
-            </w:r>
-            <w:r>
-              <w:rPr>
+                <w:rFonts w:ascii="宋体" w:hAnsi="宋体" w:eastAsia="宋体"/>
                 <w:b w:val="0"/>
-                <w:sz w:val="18"/>
+                <w:i w:val="0"/>
+                <w:sz w:val="20"/>
               </w:rPr>
               <w:t>《云台寺安居禅修04·拆解习惯和经行》（PDF）；《177讲·四威仪1》（PDF共修版）；《觉察姿势与动作》（录音转写）｜《如来禅修学体系17·时代特点与确立目标》发愿部分（PDF课件）；《如来禅修学体系32·法随法行3》（PDF课件）；《云台寺安居禅修13·大念处经略说》（PDF）</w:t>
             </w:r>
@@ -1980,37 +2338,88 @@
     </w:tbl>
     <w:p>
       <w:pPr>
-        <w:ind w:left="170"/>
-        <w:pBdr>
-          <w:left w:val="single" w:sz="18" w:space="4" w:color="1F3864"/>
-        </w:pBdr>
-        <w:shd w:val="clear" w:fill="F2F5FA"/>
+        <w:spacing w:after="40"/>
+      </w:pPr>
+    </w:p>
+    <w:tbl>
+      <w:tblPr>
+        <w:tblW w:type="auto" w:w="0"/>
+        <w:jc w:val="center"/>
+        <w:tblLook w:firstColumn="1" w:firstRow="1" w:lastColumn="0" w:lastRow="0" w:noHBand="0" w:noVBand="1" w:val="04A0"/>
+      </w:tblPr>
+      <w:tblGrid>
+        <w:gridCol w:w="9638"/>
+      </w:tblGrid>
+      <w:tr>
+        <w:tc>
+          <w:tcPr>
+            <w:tcW w:type="dxa" w:w="9638"/>
+            <w:shd w:val="clear" w:color="auto" w:fill="F2F7FB"/>
+            <w:tcBorders>
+              <w:start w:val="single" w:sz="24" w:color="2E5C8A"/>
+            </w:tcBorders>
+            <w:tcMar>
+              <w:top w:w="40" w:type="dxa"/>
+              <w:bottom w:w="40" w:type="dxa"/>
+              <w:start w:w="120" w:type="dxa"/>
+              <w:end w:w="120" w:type="dxa"/>
+            </w:tcMar>
+          </w:tcPr>
+          <w:p>
+            <w:pPr>
+              <w:spacing w:line="324" w:lineRule="auto" w:after="60"/>
+            </w:pPr>
+            <w:r/>
+            <w:r>
+              <w:rPr>
+                <w:rFonts w:ascii="宋体" w:hAnsi="宋体" w:eastAsia="宋体"/>
+                <w:b w:val="0"/>
+                <w:i w:val="0"/>
+                <w:color w:val="333333"/>
+                <w:sz w:val="22"/>
+              </w:rPr>
+              <w:t>注：上表为每周</w:t>
+            </w:r>
+            <w:r>
+              <w:rPr>
+                <w:rFonts w:ascii="宋体" w:hAnsi="宋体" w:eastAsia="宋体"/>
+                <w:b/>
+                <w:i w:val="0"/>
+                <w:color w:val="333333"/>
+                <w:sz w:val="22"/>
+              </w:rPr>
+              <w:t>主要</w:t>
+            </w:r>
+            <w:r>
+              <w:rPr>
+                <w:rFonts w:ascii="宋体" w:hAnsi="宋体" w:eastAsia="宋体"/>
+                <w:b w:val="0"/>
+                <w:i w:val="0"/>
+                <w:color w:val="333333"/>
+                <w:sz w:val="22"/>
+              </w:rPr>
+              <w:t>原文资料的"节选清单"（同批上座部资料按主题分周取段，部分课件跨周共用）；每周的完整共读材料以该周文档与《原文全集》附录为准。本4周版未增减任何原文资料，仅将连续两周合并共读。</w:t>
+            </w:r>
+          </w:p>
+        </w:tc>
+      </w:tr>
+    </w:tbl>
+    <w:p>
+      <w:pPr>
+        <w:spacing w:after="40"/>
+      </w:pPr>
+    </w:p>
+    <w:p>
+      <w:pPr>
+        <w:spacing w:before="200"/>
       </w:pPr>
       <w:r>
         <w:rPr>
+          <w:rFonts w:ascii="微软雅黑" w:hAnsi="微软雅黑" w:eastAsia="微软雅黑"/>
           <w:b w:val="0"/>
-        </w:rPr>
-        <w:t>注：上表为每周</w:t>
-      </w:r>
-      <w:r>
-        <w:rPr>
-          <w:b/>
-        </w:rPr>
-        <w:t>主要</w:t>
-      </w:r>
-      <w:r>
-        <w:rPr>
-          <w:b w:val="0"/>
-        </w:rPr>
-        <w:t>原文资料的"节选清单"（同批上座部资料按主题分周取段，部分课件跨周共用）；每周的完整共读材料以该周文档与《原文全集》附录为准。本4周版未增减任何原文资料，仅将连续两周合并共读。</w:t>
-      </w:r>
-    </w:p>
-    <w:p>
-      <w:r>
-        <w:rPr>
-          <w:b/>
-          <w:color w:val="1F3864"/>
-          <w:sz w:val="26"/>
+          <w:i w:val="0"/>
+          <w:color w:val="1F3A5F"/>
+          <w:sz w:val="28"/>
         </w:rPr>
         <w:t>六、重要提醒：每一讲都可以换新主持人！</w:t>
       </w:r>
@@ -2018,13 +2427,19 @@
     <w:p>
       <w:r>
         <w:rPr>
+          <w:rFonts w:ascii="宋体" w:hAnsi="宋体" w:eastAsia="宋体"/>
           <w:b/>
+          <w:i w:val="0"/>
+          <w:sz w:val="22"/>
         </w:rPr>
         <w:t>每份周文档都有两个版本</w:t>
       </w:r>
       <w:r>
         <w:rPr>
+          <w:rFonts w:ascii="宋体" w:hAnsi="宋体" w:eastAsia="宋体"/>
           <w:b w:val="0"/>
+          <w:i w:val="0"/>
+          <w:sz w:val="22"/>
         </w:rPr>
         <w:t>：主持人版和学员版。</w:t>
       </w:r>
@@ -2035,13 +2450,19 @@
       </w:pPr>
       <w:r>
         <w:rPr>
+          <w:rFonts w:ascii="宋体" w:hAnsi="宋体" w:eastAsia="宋体"/>
           <w:b/>
+          <w:i w:val="0"/>
+          <w:sz w:val="22"/>
         </w:rPr>
         <w:t>主持人版</w:t>
       </w:r>
       <w:r>
         <w:rPr>
+          <w:rFonts w:ascii="宋体" w:hAnsi="宋体" w:eastAsia="宋体"/>
           <w:b w:val="0"/>
+          <w:i w:val="0"/>
+          <w:sz w:val="22"/>
         </w:rPr>
         <w:t>（第X周_XXX_主持人版.md）：供主持人使用，开头内置"⭐ 本讲主持人速览"和"⏱ 时间弹性指南"，共读原文按次序完整呈现并标注★核心/◈扩展，禅修练习含两段引导词，扩展内容包位于收尾回向之前，末尾附"本讲主持人特别提醒"。</w:t>
       </w:r>
@@ -2052,74 +2473,140 @@
       </w:pPr>
       <w:r>
         <w:rPr>
+          <w:rFonts w:ascii="宋体" w:hAnsi="宋体" w:eastAsia="宋体"/>
           <w:b/>
+          <w:i w:val="0"/>
+          <w:sz w:val="22"/>
         </w:rPr>
         <w:t>学员版</w:t>
       </w:r>
       <w:r>
         <w:rPr>
+          <w:rFonts w:ascii="宋体" w:hAnsi="宋体" w:eastAsia="宋体"/>
           <w:b w:val="0"/>
+          <w:i w:val="0"/>
+          <w:sz w:val="22"/>
         </w:rPr>
         <w:t>（第X周_XXX_学员版.md）：供参与者使用，共读内容（材料顺序、完整文字、核心/扩展标注）、讨论问题、禅修练习引导词、扩展内容包、回向文与主持人版</w:t>
       </w:r>
       <w:r>
         <w:rPr>
+          <w:rFonts w:ascii="宋体" w:hAnsi="宋体" w:eastAsia="宋体"/>
           <w:b/>
+          <w:i w:val="0"/>
+          <w:sz w:val="22"/>
         </w:rPr>
         <w:t>完全一致</w:t>
       </w:r>
       <w:r>
         <w:rPr>
+          <w:rFonts w:ascii="宋体" w:hAnsi="宋体" w:eastAsia="宋体"/>
           <w:b w:val="0"/>
+          <w:i w:val="0"/>
+          <w:sz w:val="22"/>
         </w:rPr>
         <w:t>，仅不含主持人专属内容（速览、时间弹性指南、操作提示、特别提醒）。</w:t>
       </w:r>
     </w:p>
+    <w:tbl>
+      <w:tblPr>
+        <w:tblW w:type="auto" w:w="0"/>
+        <w:jc w:val="center"/>
+        <w:tblLook w:firstColumn="1" w:firstRow="1" w:lastColumn="0" w:lastRow="0" w:noHBand="0" w:noVBand="1" w:val="04A0"/>
+      </w:tblPr>
+      <w:tblGrid>
+        <w:gridCol w:w="9638"/>
+      </w:tblGrid>
+      <w:tr>
+        <w:tc>
+          <w:tcPr>
+            <w:tcW w:type="dxa" w:w="9638"/>
+            <w:shd w:val="clear" w:color="auto" w:fill="F2F7FB"/>
+            <w:tcBorders>
+              <w:start w:val="single" w:sz="24" w:color="2E5C8A"/>
+            </w:tcBorders>
+            <w:tcMar>
+              <w:top w:w="40" w:type="dxa"/>
+              <w:bottom w:w="40" w:type="dxa"/>
+              <w:start w:w="120" w:type="dxa"/>
+              <w:end w:w="120" w:type="dxa"/>
+            </w:tcMar>
+          </w:tcPr>
+          <w:p>
+            <w:pPr>
+              <w:spacing w:line="324" w:lineRule="auto" w:after="60"/>
+            </w:pPr>
+            <w:r/>
+            <w:r>
+              <w:rPr>
+                <w:rFonts w:ascii="宋体" w:hAnsi="宋体" w:eastAsia="宋体"/>
+                <w:b w:val="0"/>
+                <w:i w:val="0"/>
+                <w:color w:val="333333"/>
+                <w:sz w:val="22"/>
+              </w:rPr>
+              <w:t>如果本讲换了新主持人，只需要：①打开当周</w:t>
+            </w:r>
+            <w:r>
+              <w:rPr>
+                <w:rFonts w:ascii="宋体" w:hAnsi="宋体" w:eastAsia="宋体"/>
+                <w:b/>
+                <w:i w:val="0"/>
+                <w:color w:val="333333"/>
+                <w:sz w:val="22"/>
+              </w:rPr>
+              <w:t>主持人版</w:t>
+            </w:r>
+            <w:r>
+              <w:rPr>
+                <w:rFonts w:ascii="宋体" w:hAnsi="宋体" w:eastAsia="宋体"/>
+                <w:b w:val="0"/>
+                <w:i w:val="0"/>
+                <w:color w:val="333333"/>
+                <w:sz w:val="22"/>
+              </w:rPr>
+              <w:t>读"主持人速览"；②按流程走（学员看</w:t>
+            </w:r>
+            <w:r>
+              <w:rPr>
+                <w:rFonts w:ascii="宋体" w:hAnsi="宋体" w:eastAsia="宋体"/>
+                <w:b/>
+                <w:i w:val="0"/>
+                <w:color w:val="333333"/>
+                <w:sz w:val="22"/>
+              </w:rPr>
+              <w:t>学员版</w:t>
+            </w:r>
+            <w:r>
+              <w:rPr>
+                <w:rFonts w:ascii="宋体" w:hAnsi="宋体" w:eastAsia="宋体"/>
+                <w:b w:val="0"/>
+                <w:i w:val="0"/>
+                <w:color w:val="333333"/>
+                <w:sz w:val="22"/>
+              </w:rPr>
+              <w:t>，内容一致）；③禅修练习照读引导词即可；④时间不够就"浓缩"，时间富余就"扩展"。</w:t>
+            </w:r>
+          </w:p>
+        </w:tc>
+      </w:tr>
+    </w:tbl>
     <w:p>
       <w:pPr>
-        <w:ind w:left="170"/>
-        <w:pBdr>
-          <w:left w:val="single" w:sz="18" w:space="4" w:color="1F3864"/>
-        </w:pBdr>
-        <w:shd w:val="clear" w:fill="F2F5FA"/>
+        <w:spacing w:after="40"/>
+      </w:pPr>
+    </w:p>
+    <w:p>
+      <w:pPr>
+        <w:spacing w:before="200"/>
       </w:pPr>
       <w:r>
         <w:rPr>
+          <w:rFonts w:ascii="微软雅黑" w:hAnsi="微软雅黑" w:eastAsia="微软雅黑"/>
           <w:b w:val="0"/>
-        </w:rPr>
-        <w:t>如果本讲换了新主持人，只需要：①打开当周</w:t>
-      </w:r>
-      <w:r>
-        <w:rPr>
-          <w:b/>
-        </w:rPr>
-        <w:t>主持人版</w:t>
-      </w:r>
-      <w:r>
-        <w:rPr>
-          <w:b w:val="0"/>
-        </w:rPr>
-        <w:t>读"主持人速览"；②按流程走（学员看</w:t>
-      </w:r>
-      <w:r>
-        <w:rPr>
-          <w:b/>
-        </w:rPr>
-        <w:t>学员版</w:t>
-      </w:r>
-      <w:r>
-        <w:rPr>
-          <w:b w:val="0"/>
-        </w:rPr>
-        <w:t>，内容一致）；③禅修练习照读引导词即可；④时间不够就"浓缩"，时间富余就"扩展"。</w:t>
-      </w:r>
-    </w:p>
-    <w:p>
-      <w:r>
-        <w:rPr>
-          <w:b/>
-          <w:color w:val="1F3864"/>
-          <w:sz w:val="26"/>
+          <w:i w:val="0"/>
+          <w:color w:val="1F3A5F"/>
+          <w:sz w:val="28"/>
         </w:rPr>
         <w:t>七、如何获取共读原文（重要！）</w:t>
       </w:r>
@@ -2127,13 +2614,19 @@
     <w:p>
       <w:r>
         <w:rPr>
+          <w:rFonts w:ascii="宋体" w:hAnsi="宋体" w:eastAsia="宋体"/>
           <w:b/>
+          <w:i w:val="0"/>
+          <w:sz w:val="22"/>
         </w:rPr>
         <w:t>本资料包完全自足：全部共读原文的文字已完整内嵌在每周文档和《原文全集.md》中，使用过程中无需再去查知识库</w:t>
       </w:r>
       <w:r>
         <w:rPr>
+          <w:rFonts w:ascii="宋体" w:hAnsi="宋体" w:eastAsia="宋体"/>
           <w:b w:val="0"/>
+          <w:i w:val="0"/>
+          <w:sz w:val="22"/>
         </w:rPr>
         <w:t>——照读或轮流朗读即可。</w:t>
       </w:r>
@@ -2141,56 +2634,111 @@
     <w:p>
       <w:r>
         <w:rPr>
+          <w:rFonts w:ascii="宋体" w:hAnsi="宋体" w:eastAsia="宋体"/>
           <w:b w:val="0"/>
+          <w:i w:val="0"/>
+          <w:sz w:val="22"/>
         </w:rPr>
         <w:t xml:space="preserve">想对照原文件时：按每周文档中标注的 </w:t>
       </w:r>
       <w:r>
         <w:rPr>
+          <w:rFonts w:ascii="宋体" w:hAnsi="宋体" w:eastAsia="宋体"/>
           <w:b/>
+          <w:i w:val="0"/>
+          <w:sz w:val="22"/>
         </w:rPr>
         <w:t>media_id</w:t>
       </w:r>
       <w:r>
         <w:rPr>
+          <w:rFonts w:ascii="宋体" w:hAnsi="宋体" w:eastAsia="宋体"/>
           <w:b w:val="0"/>
+          <w:i w:val="0"/>
+          <w:sz w:val="22"/>
         </w:rPr>
         <w:t>，在 ima.copilot 知识库「古源尊者开示及上座部佛教资料」中搜索资料标题，即可打开对应资源。</w:t>
       </w:r>
     </w:p>
+    <w:tbl>
+      <w:tblPr>
+        <w:tblW w:type="auto" w:w="0"/>
+        <w:jc w:val="center"/>
+        <w:tblLook w:firstColumn="1" w:firstRow="1" w:lastColumn="0" w:lastRow="0" w:noHBand="0" w:noVBand="1" w:val="04A0"/>
+      </w:tblPr>
+      <w:tblGrid>
+        <w:gridCol w:w="9638"/>
+      </w:tblGrid>
+      <w:tr>
+        <w:tc>
+          <w:tcPr>
+            <w:tcW w:type="dxa" w:w="9638"/>
+            <w:shd w:val="clear" w:color="auto" w:fill="F2F7FB"/>
+            <w:tcBorders>
+              <w:start w:val="single" w:sz="24" w:color="2E5C8A"/>
+            </w:tcBorders>
+            <w:tcMar>
+              <w:top w:w="40" w:type="dxa"/>
+              <w:bottom w:w="40" w:type="dxa"/>
+              <w:start w:w="120" w:type="dxa"/>
+              <w:end w:w="120" w:type="dxa"/>
+            </w:tcMar>
+          </w:tcPr>
+          <w:p>
+            <w:pPr>
+              <w:spacing w:line="324" w:lineRule="auto" w:after="60"/>
+            </w:pPr>
+            <w:r/>
+            <w:r>
+              <w:rPr>
+                <w:rFonts w:ascii="宋体" w:hAnsi="宋体" w:eastAsia="宋体"/>
+                <w:b w:val="0"/>
+                <w:i w:val="0"/>
+                <w:color w:val="333333"/>
+                <w:sz w:val="22"/>
+              </w:rPr>
+              <w:t xml:space="preserve">💡 </w:t>
+            </w:r>
+            <w:r>
+              <w:rPr>
+                <w:rFonts w:ascii="宋体" w:hAnsi="宋体" w:eastAsia="宋体"/>
+                <w:b/>
+                <w:i w:val="0"/>
+                <w:color w:val="333333"/>
+                <w:sz w:val="22"/>
+              </w:rPr>
+              <w:t>为什么只标注出处、不放置链接？</w:t>
+            </w:r>
+            <w:r>
+              <w:rPr>
+                <w:rFonts w:ascii="宋体" w:hAnsi="宋体" w:eastAsia="宋体"/>
+                <w:b w:val="0"/>
+                <w:i w:val="0"/>
+                <w:color w:val="333333"/>
+                <w:sz w:val="22"/>
+              </w:rPr>
+              <w:t xml:space="preserve"> 知识库的临时导出链接会过期（会出现"t info expired"等失效提示），因此本轮资料包不放置临时链接，改为完整标注资源标题与 media_id 及打开方式。共读所需文字已全部内嵌，不影响正常使用。</w:t>
+            </w:r>
+          </w:p>
+        </w:tc>
+      </w:tr>
+    </w:tbl>
     <w:p>
       <w:pPr>
-        <w:ind w:left="170"/>
-        <w:pBdr>
-          <w:left w:val="single" w:sz="18" w:space="4" w:color="1F3864"/>
-        </w:pBdr>
-        <w:shd w:val="clear" w:fill="F2F5FA"/>
+        <w:spacing w:after="40"/>
+      </w:pPr>
+    </w:p>
+    <w:p>
+      <w:pPr>
+        <w:spacing w:before="200"/>
       </w:pPr>
       <w:r>
         <w:rPr>
+          <w:rFonts w:ascii="微软雅黑" w:hAnsi="微软雅黑" w:eastAsia="微软雅黑"/>
           <w:b w:val="0"/>
-        </w:rPr>
-        <w:t xml:space="preserve">💡 </w:t>
-      </w:r>
-      <w:r>
-        <w:rPr>
-          <w:b/>
-        </w:rPr>
-        <w:t>为什么只标注出处、不放置链接？</w:t>
-      </w:r>
-      <w:r>
-        <w:rPr>
-          <w:b w:val="0"/>
-        </w:rPr>
-        <w:t xml:space="preserve"> 知识库的临时导出链接会过期（会出现"t info expired"等失效提示），因此本轮资料包不放置临时链接，改为完整标注资源标题与 media_id 及打开方式。共读所需文字已全部内嵌，不影响正常使用。</w:t>
-      </w:r>
-    </w:p>
-    <w:p>
-      <w:r>
-        <w:rPr>
-          <w:b/>
-          <w:color w:val="1F3864"/>
-          <w:sz w:val="26"/>
+          <w:i w:val="0"/>
+          <w:color w:val="1F3A5F"/>
+          <w:sz w:val="28"/>
         </w:rPr>
         <w:t>八、回向文（每周结束用）</w:t>
       </w:r>
@@ -2198,105 +2746,185 @@
     <w:p>
       <w:r>
         <w:rPr>
+          <w:rFonts w:ascii="宋体" w:hAnsi="宋体" w:eastAsia="宋体"/>
           <w:b w:val="0"/>
+          <w:i w:val="0"/>
+          <w:sz w:val="22"/>
         </w:rPr>
         <w:t>每周结束时，带领大家一起念：</w:t>
       </w:r>
     </w:p>
+    <w:tbl>
+      <w:tblPr>
+        <w:tblW w:type="auto" w:w="0"/>
+        <w:jc w:val="center"/>
+        <w:tblLook w:firstColumn="1" w:firstRow="1" w:lastColumn="0" w:lastRow="0" w:noHBand="0" w:noVBand="1" w:val="04A0"/>
+      </w:tblPr>
+      <w:tblGrid>
+        <w:gridCol w:w="9638"/>
+      </w:tblGrid>
+      <w:tr>
+        <w:tc>
+          <w:tcPr>
+            <w:tcW w:type="dxa" w:w="9638"/>
+            <w:shd w:val="clear" w:color="auto" w:fill="F2F7FB"/>
+            <w:tcBorders>
+              <w:start w:val="single" w:sz="24" w:color="2E5C8A"/>
+            </w:tcBorders>
+            <w:tcMar>
+              <w:top w:w="40" w:type="dxa"/>
+              <w:bottom w:w="40" w:type="dxa"/>
+              <w:start w:w="120" w:type="dxa"/>
+              <w:end w:w="120" w:type="dxa"/>
+            </w:tcMar>
+          </w:tcPr>
+          <w:p>
+            <w:pPr>
+              <w:spacing w:line="324" w:lineRule="auto" w:after="60"/>
+            </w:pPr>
+            <w:r/>
+            <w:r>
+              <w:rPr>
+                <w:rFonts w:ascii="宋体" w:hAnsi="宋体" w:eastAsia="宋体"/>
+                <w:b/>
+                <w:i w:val="0"/>
+                <w:color w:val="333333"/>
+                <w:sz w:val="22"/>
+              </w:rPr>
+              <w:t>愿我此功德，导向诸漏尽！</w:t>
+            </w:r>
+          </w:p>
+          <w:p>
+            <w:pPr>
+              <w:spacing w:line="324" w:lineRule="auto" w:after="60"/>
+            </w:pPr>
+            <w:r>
+              <w:rPr>
+                <w:rFonts w:ascii="宋体" w:hAnsi="宋体" w:eastAsia="宋体"/>
+                <w:b/>
+                <w:i w:val="0"/>
+                <w:color w:val="333333"/>
+                <w:sz w:val="22"/>
+              </w:rPr>
+              <w:t>愿我此功德，为证涅槃缘！</w:t>
+            </w:r>
+          </w:p>
+          <w:p>
+            <w:pPr>
+              <w:spacing w:line="324" w:lineRule="auto" w:after="60"/>
+            </w:pPr>
+            <w:r>
+              <w:rPr>
+                <w:rFonts w:ascii="宋体" w:hAnsi="宋体" w:eastAsia="宋体"/>
+                <w:b/>
+                <w:i w:val="0"/>
+                <w:color w:val="333333"/>
+                <w:sz w:val="22"/>
+              </w:rPr>
+              <w:t>我此功德分，回向诸有情！</w:t>
+            </w:r>
+          </w:p>
+          <w:p>
+            <w:pPr>
+              <w:spacing w:line="324" w:lineRule="auto" w:after="60"/>
+            </w:pPr>
+            <w:r>
+              <w:rPr>
+                <w:rFonts w:ascii="宋体" w:hAnsi="宋体" w:eastAsia="宋体"/>
+                <w:b/>
+                <w:i w:val="0"/>
+                <w:color w:val="333333"/>
+                <w:sz w:val="22"/>
+              </w:rPr>
+              <w:t>愿彼等一切，同得功德分！</w:t>
+            </w:r>
+          </w:p>
+        </w:tc>
+      </w:tr>
+    </w:tbl>
     <w:p>
       <w:pPr>
-        <w:ind w:left="170"/>
-        <w:pBdr>
-          <w:left w:val="single" w:sz="18" w:space="4" w:color="1F3864"/>
-        </w:pBdr>
-        <w:shd w:val="clear" w:fill="F2F5FA"/>
+        <w:spacing w:after="40"/>
       </w:pPr>
-      <w:r>
-        <w:rPr>
-          <w:b/>
-        </w:rPr>
-        <w:t>愿我此功德，导向诸漏尽！</w:t>
-      </w:r>
-    </w:p>
-    <w:p>
-      <w:pPr>
-        <w:ind w:left="170"/>
-        <w:pBdr>
-          <w:left w:val="single" w:sz="18" w:space="4" w:color="1F3864"/>
-        </w:pBdr>
-        <w:shd w:val="clear" w:fill="F2F5FA"/>
-      </w:pPr>
-      <w:r>
-        <w:rPr>
-          <w:b/>
-        </w:rPr>
-        <w:t>愿我此功德，为证涅槃缘！</w:t>
-      </w:r>
-    </w:p>
-    <w:p>
-      <w:pPr>
-        <w:ind w:left="170"/>
-        <w:pBdr>
-          <w:left w:val="single" w:sz="18" w:space="4" w:color="1F3864"/>
-        </w:pBdr>
-        <w:shd w:val="clear" w:fill="F2F5FA"/>
-      </w:pPr>
-      <w:r>
-        <w:rPr>
-          <w:b/>
-        </w:rPr>
-        <w:t>我此功德分，回向诸有情！</w:t>
-      </w:r>
-    </w:p>
-    <w:p>
-      <w:pPr>
-        <w:ind w:left="170"/>
-        <w:pBdr>
-          <w:left w:val="single" w:sz="18" w:space="4" w:color="1F3864"/>
-        </w:pBdr>
-        <w:shd w:val="clear" w:fill="F2F5FA"/>
-      </w:pPr>
-      <w:r>
-        <w:rPr>
-          <w:b/>
-        </w:rPr>
-        <w:t>愿彼等一切，同得功德分！</w:t>
-      </w:r>
     </w:p>
     <w:p>
       <w:r>
         <w:rPr>
+          <w:rFonts w:ascii="宋体" w:hAnsi="宋体" w:eastAsia="宋体"/>
           <w:b w:val="0"/>
+          <w:i w:val="0"/>
+          <w:sz w:val="22"/>
         </w:rPr>
         <w:t>（此回向偈出自古源尊者课件通用回向内容）</w:t>
       </w:r>
     </w:p>
+    <w:tbl>
+      <w:tblPr>
+        <w:tblW w:type="auto" w:w="0"/>
+        <w:jc w:val="center"/>
+        <w:tblLook w:firstColumn="1" w:firstRow="1" w:lastColumn="0" w:lastRow="0" w:noHBand="0" w:noVBand="1" w:val="04A0"/>
+      </w:tblPr>
+      <w:tblGrid>
+        <w:gridCol w:w="9638"/>
+      </w:tblGrid>
+      <w:tr>
+        <w:tc>
+          <w:tcPr>
+            <w:tcW w:type="dxa" w:w="9638"/>
+            <w:shd w:val="clear" w:color="auto" w:fill="F2F7FB"/>
+            <w:tcBorders>
+              <w:start w:val="single" w:sz="24" w:color="2E5C8A"/>
+            </w:tcBorders>
+            <w:tcMar>
+              <w:top w:w="40" w:type="dxa"/>
+              <w:bottom w:w="40" w:type="dxa"/>
+              <w:start w:w="120" w:type="dxa"/>
+              <w:end w:w="120" w:type="dxa"/>
+            </w:tcMar>
+          </w:tcPr>
+          <w:p>
+            <w:pPr>
+              <w:spacing w:line="324" w:lineRule="auto" w:after="60"/>
+            </w:pPr>
+            <w:r/>
+            <w:r>
+              <w:rPr>
+                <w:rFonts w:ascii="宋体" w:hAnsi="宋体" w:eastAsia="宋体"/>
+                <w:b w:val="0"/>
+                <w:i w:val="0"/>
+                <w:color w:val="333333"/>
+                <w:sz w:val="22"/>
+              </w:rPr>
+              <w:t xml:space="preserve">📚 </w:t>
+            </w:r>
+            <w:r>
+              <w:rPr>
+                <w:rFonts w:ascii="宋体" w:hAnsi="宋体" w:eastAsia="宋体"/>
+                <w:b/>
+                <w:i w:val="0"/>
+                <w:color w:val="333333"/>
+                <w:sz w:val="22"/>
+              </w:rPr>
+              <w:t>下一份文档</w:t>
+            </w:r>
+            <w:r>
+              <w:rPr>
+                <w:rFonts w:ascii="宋体" w:hAnsi="宋体" w:eastAsia="宋体"/>
+                <w:b w:val="0"/>
+                <w:i w:val="0"/>
+                <w:color w:val="333333"/>
+                <w:sz w:val="22"/>
+              </w:rPr>
+              <w:t>：`第1周_禅修入门与正确坐姿_主持人版.md`</w:t>
+            </w:r>
+          </w:p>
+        </w:tc>
+      </w:tr>
+    </w:tbl>
     <w:p>
       <w:pPr>
-        <w:ind w:left="170"/>
-        <w:pBdr>
-          <w:left w:val="single" w:sz="18" w:space="4" w:color="1F3864"/>
-        </w:pBdr>
-        <w:shd w:val="clear" w:fill="F2F5FA"/>
+        <w:spacing w:after="40"/>
       </w:pPr>
-      <w:r>
-        <w:rPr>
-          <w:b w:val="0"/>
-        </w:rPr>
-        <w:t xml:space="preserve">📚 </w:t>
-      </w:r>
-      <w:r>
-        <w:rPr>
-          <w:b/>
-        </w:rPr>
-        <w:t>下一份文档</w:t>
-      </w:r>
-      <w:r>
-        <w:rPr>
-          <w:b w:val="0"/>
-        </w:rPr>
-        <w:t>：第1周_禅修入门与正确坐姿_主持人版.md</w:t>
-      </w:r>
     </w:p>
     <w:sectPr>
       <w:headerReference w:type="default" r:id="rId9"/>
@@ -2318,10 +2946,35 @@
       <w:jc w:val="center"/>
     </w:pPr>
     <w:r>
-      <w:fldChar w:fldCharType="begin"/>
-      <w:instrText xml:space="preserve">PAGE</w:instrText>
-      <w:fldChar w:fldCharType="end"/>
+      <w:rPr>
+        <w:rFonts w:ascii="宋体" w:hAnsi="宋体" w:eastAsia="宋体"/>
+        <w:b w:val="0"/>
+        <w:i w:val="0"/>
+        <w:color w:val="808080"/>
+        <w:sz w:val="18"/>
+      </w:rPr>
     </w:r>
+    <w:fldSimple w:instr="PAGE"/>
+    <w:r>
+      <w:rPr>
+        <w:rFonts w:ascii="宋体" w:hAnsi="宋体" w:eastAsia="宋体"/>
+        <w:b w:val="0"/>
+        <w:i w:val="0"/>
+        <w:color w:val="808080"/>
+        <w:sz w:val="18"/>
+      </w:rPr>
+      <w:t xml:space="preserve">  / </w:t>
+    </w:r>
+    <w:r>
+      <w:rPr>
+        <w:rFonts w:ascii="宋体" w:hAnsi="宋体" w:eastAsia="宋体"/>
+        <w:b w:val="0"/>
+        <w:i w:val="0"/>
+        <w:color w:val="808080"/>
+        <w:sz w:val="18"/>
+      </w:rPr>
+    </w:r>
+    <w:fldSimple w:instr="NUMPAGES"/>
   </w:p>
 </w:ftr>
 </file>
@@ -2333,12 +2986,16 @@
       <w:pStyle w:val="Header"/>
       <w:jc w:val="center"/>
     </w:pPr>
+    <w:r/>
     <w:r>
       <w:rPr>
-        <w:color w:val="1F3864"/>
-        <w:sz w:val="16"/>
-      </w:rPr>
-      <w:t>读书会01 · 主持人总指南 · 第三版修订（4周版）</w:t>
+        <w:rFonts w:ascii="微软雅黑" w:hAnsi="微软雅黑" w:eastAsia="微软雅黑"/>
+        <w:b w:val="0"/>
+        <w:i w:val="0"/>
+        <w:color w:val="808080"/>
+        <w:sz w:val="18"/>
+      </w:rPr>
+      <w:t>读书会资料　|　主持人版</w:t>
     </w:r>
   </w:p>
 </w:hdr>
@@ -2707,9 +3364,12 @@
     <w:name w:val="Normal"/>
     <w:qFormat/>
     <w:rsid w:val="00FC693F"/>
+    <w:pPr>
+      <w:spacing w:line="348" w:lineRule="auto" w:after="100"/>
+    </w:pPr>
     <w:rPr>
-      <w:rFonts w:ascii="等线" w:hAnsi="等线" w:eastAsia="宋体"/>
-      <w:sz w:val="21"/>
+      <w:rFonts w:ascii="宋体" w:hAnsi="宋体" w:eastAsia="宋体"/>
+      <w:sz w:val="22"/>
     </w:rPr>
   </w:style>
   <w:style w:type="paragraph" w:styleId="Header">

--- a/交付成果/第三轮修订版/第三轮4周版/读书会01_禅修入门与基础_4周资料包（第三版修订）/Word版/00_主持人总指南.docx
+++ b/交付成果/第三轮修订版/第三轮4周版/读书会01_禅修入门与基础_4周资料包（第三版修订）/Word版/00_主持人总指南.docx
@@ -4,33 +4,432 @@
   <w:body>
     <w:p>
       <w:pPr>
-        <w:spacing w:after="200"/>
-        <w:jc w:val="center"/>
+        <w:spacing w:after="120"/>
+        <w:jc w:val="right"/>
       </w:pPr>
       <w:r>
         <w:rPr>
-          <w:rFonts w:ascii="微软雅黑" w:hAnsi="微软雅黑" w:eastAsia="微软雅黑"/>
+          <w:rFonts w:ascii="Microsoft YaHei" w:hAnsi="Microsoft YaHei" w:eastAsia="Microsoft YaHei" w:cs="Microsoft YaHei"/>
           <w:b w:val="0"/>
-          <w:i w:val="0"/>
-          <w:color w:val="1F3A5F"/>
-          <w:sz w:val="36"/>
+          <w:color w:val="7A8699"/>
+          <w:sz w:val="17"/>
+        </w:rPr>
+        <w:t>📅 最近更新：2026-09-22 17:55　|　时长严格控制到120分钟（两段主题讨论各15→10；分享/共读不变），并修复合并残留（重复引导语标题、连续---、重复下一份文档链接、4周版周数措辞不一致）；共读原文逐字未改</w:t>
+      </w:r>
+    </w:p>
+    <w:p>
+      <w:pPr>
+        <w:keepNext/>
+        <w:spacing w:before="200" w:after="80"/>
+        <w:pBdr>
+          <w:bottom w:val="single" w:sz="6" w:space="1" w:color="2E5395"/>
+        </w:pBdr>
+      </w:pPr>
+      <w:r>
+        <w:rPr>
+          <w:rFonts w:ascii="Microsoft YaHei" w:hAnsi="Microsoft YaHei" w:eastAsia="Microsoft YaHei" w:cs="Microsoft YaHei"/>
+          <w:b/>
+          <w:color w:val="1F3864"/>
+          <w:sz w:val="34"/>
         </w:rPr>
         <w:t>🧑‍🤝‍🧑 主持人总指南</w:t>
       </w:r>
     </w:p>
     <w:p>
       <w:pPr>
-        <w:spacing w:before="200"/>
+        <w:keepNext/>
+        <w:spacing w:before="200" w:after="80"/>
+        <w:pBdr>
+          <w:bottom w:val="single" w:sz="6" w:space="1" w:color="2E5395"/>
+        </w:pBdr>
       </w:pPr>
       <w:r>
         <w:rPr>
-          <w:rFonts w:ascii="微软雅黑" w:hAnsi="微软雅黑" w:eastAsia="微软雅黑"/>
-          <w:b w:val="0"/>
-          <w:i w:val="0"/>
-          <w:color w:val="1F3A5F"/>
-          <w:sz w:val="28"/>
+          <w:rFonts w:ascii="Microsoft YaHei" w:hAnsi="Microsoft YaHei" w:eastAsia="Microsoft YaHei" w:cs="Microsoft YaHei"/>
+          <w:b/>
+          <w:color w:val="1F3864"/>
+          <w:sz w:val="29"/>
         </w:rPr>
         <w:t>读书会01：禅修入门与基础 · 零基础主持人手册（4周版）</w:t>
+      </w:r>
+    </w:p>
+    <w:p>
+      <w:pPr>
+        <w:spacing w:before="20" w:after="20"/>
+        <w:ind w:left="170"/>
+        <w:shd w:val="clear" w:color="auto" w:fill="EEF2F9"/>
+        <w:pBdr>
+          <w:left w:val="single" w:sz="24" w:space="6" w:color="2E5395"/>
+        </w:pBdr>
+      </w:pPr>
+      <w:r>
+        <w:rPr>
+          <w:rFonts w:ascii="Microsoft YaHei" w:hAnsi="Microsoft YaHei" w:eastAsia="Microsoft YaHei" w:cs="Microsoft YaHei"/>
+          <w:b w:val="0"/>
+          <w:color w:val="2A3B4D"/>
+          <w:sz w:val="20"/>
+        </w:rPr>
+        <w:t xml:space="preserve">📌 </w:t>
+      </w:r>
+      <w:r>
+        <w:rPr>
+          <w:rFonts w:ascii="Microsoft YaHei" w:hAnsi="Microsoft YaHei" w:eastAsia="Microsoft YaHei" w:cs="Microsoft YaHei"/>
+          <w:b/>
+          <w:color w:val="2A3B4D"/>
+          <w:sz w:val="20"/>
+        </w:rPr>
+        <w:t>这份手册是给主持人的"操作说明书"</w:t>
+      </w:r>
+      <w:r>
+        <w:rPr>
+          <w:rFonts w:ascii="Microsoft YaHei" w:hAnsi="Microsoft YaHei" w:eastAsia="Microsoft YaHei" w:cs="Microsoft YaHei"/>
+          <w:b w:val="0"/>
+          <w:color w:val="2A3B4D"/>
+          <w:sz w:val="20"/>
+        </w:rPr>
+        <w:t>。你不是老师，不需要懂禅修理论，也不需要会打坐，只需要按流程推进即可。本资料包由</w:t>
+      </w:r>
+      <w:r>
+        <w:rPr>
+          <w:rFonts w:ascii="Microsoft YaHei" w:hAnsi="Microsoft YaHei" w:eastAsia="Microsoft YaHei" w:cs="Microsoft YaHei"/>
+          <w:b/>
+          <w:color w:val="2A3B4D"/>
+          <w:sz w:val="20"/>
+        </w:rPr>
+        <w:t>8周第三版修订</w:t>
+      </w:r>
+      <w:r>
+        <w:rPr>
+          <w:rFonts w:ascii="Microsoft YaHei" w:hAnsi="Microsoft YaHei" w:eastAsia="Microsoft YaHei" w:cs="Microsoft YaHei"/>
+          <w:b w:val="0"/>
+          <w:color w:val="2A3B4D"/>
+          <w:sz w:val="20"/>
+        </w:rPr>
+        <w:t>按"连续两周合并"重组为</w:t>
+      </w:r>
+      <w:r>
+        <w:rPr>
+          <w:rFonts w:ascii="Microsoft YaHei" w:hAnsi="Microsoft YaHei" w:eastAsia="Microsoft YaHei" w:cs="Microsoft YaHei"/>
+          <w:b/>
+          <w:color w:val="2A3B4D"/>
+          <w:sz w:val="20"/>
+        </w:rPr>
+        <w:t>4周版</w:t>
+      </w:r>
+      <w:r>
+        <w:rPr>
+          <w:rFonts w:ascii="Microsoft YaHei" w:hAnsi="Microsoft YaHei" w:eastAsia="Microsoft YaHei" w:cs="Microsoft YaHei"/>
+          <w:b w:val="0"/>
+          <w:color w:val="2A3B4D"/>
+          <w:sz w:val="20"/>
+        </w:rPr>
+        <w:t>：全部4周的资料都按同一套结构设计，共读原文文字已完整写在每周文档中（无需查知识库），你只需要每周提前打开当周文档，到点推进流程。</w:t>
+      </w:r>
+    </w:p>
+    <w:p>
+      <w:pPr>
+        <w:pBdr>
+          <w:bottom w:val="single" w:sz="6" w:space="1" w:color="C9D2E3"/>
+        </w:pBdr>
+        <w:spacing w:after="40"/>
+      </w:pPr>
+    </w:p>
+    <w:p>
+      <w:pPr>
+        <w:keepNext/>
+        <w:spacing w:before="200" w:after="80"/>
+        <w:pBdr>
+          <w:bottom w:val="single" w:sz="6" w:space="1" w:color="2E5395"/>
+        </w:pBdr>
+      </w:pPr>
+      <w:r>
+        <w:rPr>
+          <w:rFonts w:ascii="Microsoft YaHei" w:hAnsi="Microsoft YaHei" w:eastAsia="Microsoft YaHei" w:cs="Microsoft YaHei"/>
+          <w:b/>
+          <w:color w:val="1F3864"/>
+          <w:sz w:val="29"/>
+        </w:rPr>
+        <w:t>一、主持人角色定位</w:t>
+      </w:r>
+    </w:p>
+    <w:p>
+      <w:pPr>
+        <w:spacing w:before="20" w:after="40"/>
+      </w:pPr>
+      <w:r>
+        <w:rPr>
+          <w:rFonts w:ascii="Microsoft YaHei" w:hAnsi="Microsoft YaHei" w:eastAsia="Microsoft YaHei" w:cs="Microsoft YaHei"/>
+          <w:b/>
+          <w:color w:val="222222"/>
+          <w:sz w:val="21"/>
+        </w:rPr>
+        <w:t>你是共学旅程的同行者，不是老师。</w:t>
+      </w:r>
+    </w:p>
+    <w:p>
+      <w:pPr>
+        <w:spacing w:before="20" w:after="40"/>
+      </w:pPr>
+      <w:r>
+        <w:rPr>
+          <w:rFonts w:ascii="Microsoft YaHei" w:hAnsi="Microsoft YaHei" w:eastAsia="Microsoft YaHei" w:cs="Microsoft YaHei"/>
+          <w:b w:val="0"/>
+          <w:color w:val="222222"/>
+          <w:sz w:val="21"/>
+        </w:rPr>
+        <w:t>你负责：</w:t>
+      </w:r>
+    </w:p>
+    <w:p>
+      <w:pPr>
+        <w:pStyle w:val="ListBullet"/>
+        <w:spacing w:before="0" w:after="20"/>
+      </w:pPr>
+      <w:r>
+        <w:rPr>
+          <w:rFonts w:ascii="Microsoft YaHei" w:hAnsi="Microsoft YaHei" w:eastAsia="Microsoft YaHei" w:cs="Microsoft YaHei"/>
+          <w:b w:val="0"/>
+          <w:color w:val="222222"/>
+          <w:sz w:val="21"/>
+        </w:rPr>
+        <w:t>✅ 把控时间节奏，确保流程顺利推进</w:t>
+      </w:r>
+    </w:p>
+    <w:p>
+      <w:pPr>
+        <w:pStyle w:val="ListBullet"/>
+        <w:spacing w:before="0" w:after="20"/>
+      </w:pPr>
+      <w:r>
+        <w:rPr>
+          <w:rFonts w:ascii="Microsoft YaHei" w:hAnsi="Microsoft YaHei" w:eastAsia="Microsoft YaHei" w:cs="Microsoft YaHei"/>
+          <w:b w:val="0"/>
+          <w:color w:val="222222"/>
+          <w:sz w:val="21"/>
+        </w:rPr>
+        <w:t>✅ 营造安全、开放的交流氛围</w:t>
+      </w:r>
+    </w:p>
+    <w:p>
+      <w:pPr>
+        <w:pStyle w:val="ListBullet"/>
+        <w:spacing w:before="0" w:after="20"/>
+      </w:pPr>
+      <w:r>
+        <w:rPr>
+          <w:rFonts w:ascii="Microsoft YaHei" w:hAnsi="Microsoft YaHei" w:eastAsia="Microsoft YaHei" w:cs="Microsoft YaHei"/>
+          <w:b w:val="0"/>
+          <w:color w:val="222222"/>
+          <w:sz w:val="21"/>
+        </w:rPr>
+        <w:t>✅ 朗读引导问题，但不提供标准答案</w:t>
+      </w:r>
+    </w:p>
+    <w:p>
+      <w:pPr>
+        <w:pStyle w:val="ListBullet"/>
+        <w:spacing w:before="0" w:after="20"/>
+      </w:pPr>
+      <w:r>
+        <w:rPr>
+          <w:rFonts w:ascii="Microsoft YaHei" w:hAnsi="Microsoft YaHei" w:eastAsia="Microsoft YaHei" w:cs="Microsoft YaHei"/>
+          <w:b w:val="0"/>
+          <w:color w:val="222222"/>
+          <w:sz w:val="21"/>
+        </w:rPr>
+        <w:t>✅ 鼓励每位参与者发言，避免个别人主导讨论</w:t>
+      </w:r>
+    </w:p>
+    <w:p>
+      <w:pPr>
+        <w:pStyle w:val="ListBullet"/>
+        <w:spacing w:before="0" w:after="20"/>
+      </w:pPr>
+      <w:r>
+        <w:rPr>
+          <w:rFonts w:ascii="Microsoft YaHei" w:hAnsi="Microsoft YaHei" w:eastAsia="Microsoft YaHei" w:cs="Microsoft YaHei"/>
+          <w:b w:val="0"/>
+          <w:color w:val="222222"/>
+          <w:sz w:val="21"/>
+        </w:rPr>
+        <w:t>✅ 在跑题时温和拉回主题</w:t>
+      </w:r>
+    </w:p>
+    <w:p>
+      <w:pPr>
+        <w:pStyle w:val="ListBullet"/>
+        <w:spacing w:before="0" w:after="20"/>
+      </w:pPr>
+      <w:r>
+        <w:rPr>
+          <w:rFonts w:ascii="Microsoft YaHei" w:hAnsi="Microsoft YaHei" w:eastAsia="Microsoft YaHei" w:cs="Microsoft YaHei"/>
+          <w:b w:val="0"/>
+          <w:color w:val="222222"/>
+          <w:sz w:val="21"/>
+        </w:rPr>
+        <w:t>✅ 带领每周的禅修练习（照读引导词即可）</w:t>
+      </w:r>
+    </w:p>
+    <w:p>
+      <w:pPr>
+        <w:pStyle w:val="ListBullet"/>
+        <w:spacing w:before="0" w:after="20"/>
+      </w:pPr>
+      <w:r>
+        <w:rPr>
+          <w:rFonts w:ascii="Microsoft YaHei" w:hAnsi="Microsoft YaHei" w:eastAsia="Microsoft YaHei" w:cs="Microsoft YaHei"/>
+          <w:b w:val="0"/>
+          <w:color w:val="222222"/>
+          <w:sz w:val="21"/>
+        </w:rPr>
+        <w:t>✅ 最后带领简短回向</w:t>
+      </w:r>
+    </w:p>
+    <w:p>
+      <w:pPr>
+        <w:spacing w:before="20" w:after="40"/>
+      </w:pPr>
+      <w:r>
+        <w:rPr>
+          <w:rFonts w:ascii="Microsoft YaHei" w:hAnsi="Microsoft YaHei" w:eastAsia="Microsoft YaHei" w:cs="Microsoft YaHei"/>
+          <w:b w:val="0"/>
+          <w:color w:val="222222"/>
+          <w:sz w:val="21"/>
+        </w:rPr>
+        <w:t>你</w:t>
+      </w:r>
+      <w:r>
+        <w:rPr>
+          <w:rFonts w:ascii="Microsoft YaHei" w:hAnsi="Microsoft YaHei" w:eastAsia="Microsoft YaHei" w:cs="Microsoft YaHei"/>
+          <w:b/>
+          <w:color w:val="222222"/>
+          <w:sz w:val="21"/>
+        </w:rPr>
+        <w:t>不需要</w:t>
+      </w:r>
+      <w:r>
+        <w:rPr>
+          <w:rFonts w:ascii="Microsoft YaHei" w:hAnsi="Microsoft YaHei" w:eastAsia="Microsoft YaHei" w:cs="Microsoft YaHei"/>
+          <w:b w:val="0"/>
+          <w:color w:val="222222"/>
+          <w:sz w:val="21"/>
+        </w:rPr>
+        <w:t>：</w:t>
+      </w:r>
+    </w:p>
+    <w:p>
+      <w:pPr>
+        <w:pStyle w:val="ListBullet"/>
+        <w:spacing w:before="0" w:after="20"/>
+      </w:pPr>
+      <w:r>
+        <w:rPr>
+          <w:rFonts w:ascii="Microsoft YaHei" w:hAnsi="Microsoft YaHei" w:eastAsia="Microsoft YaHei" w:cs="Microsoft YaHei"/>
+          <w:b w:val="0"/>
+          <w:color w:val="222222"/>
+          <w:sz w:val="21"/>
+        </w:rPr>
+        <w:t>❌ 提前学习禅修理论</w:t>
+      </w:r>
+    </w:p>
+    <w:p>
+      <w:pPr>
+        <w:pStyle w:val="ListBullet"/>
+        <w:spacing w:before="0" w:after="20"/>
+      </w:pPr>
+      <w:r>
+        <w:rPr>
+          <w:rFonts w:ascii="Microsoft YaHei" w:hAnsi="Microsoft YaHei" w:eastAsia="Microsoft YaHei" w:cs="Microsoft YaHei"/>
+          <w:b w:val="0"/>
+          <w:color w:val="222222"/>
+          <w:sz w:val="21"/>
+        </w:rPr>
+        <w:t>❌ 回答"入定是什么感觉""我看到光正常吗"之类的知识问题</w:t>
+      </w:r>
+    </w:p>
+    <w:p>
+      <w:pPr>
+        <w:pStyle w:val="ListBullet"/>
+        <w:spacing w:before="0" w:after="20"/>
+      </w:pPr>
+      <w:r>
+        <w:rPr>
+          <w:rFonts w:ascii="Microsoft YaHei" w:hAnsi="Microsoft YaHei" w:eastAsia="Microsoft YaHei" w:cs="Microsoft YaHei"/>
+          <w:b w:val="0"/>
+          <w:color w:val="222222"/>
+          <w:sz w:val="21"/>
+        </w:rPr>
+        <w:t>❌ 解释原文的意思</w:t>
+      </w:r>
+    </w:p>
+    <w:p>
+      <w:pPr>
+        <w:pStyle w:val="ListBullet"/>
+        <w:spacing w:before="0" w:after="20"/>
+      </w:pPr>
+      <w:r>
+        <w:rPr>
+          <w:rFonts w:ascii="Microsoft YaHei" w:hAnsi="Microsoft YaHei" w:eastAsia="Microsoft YaHei" w:cs="Microsoft YaHei"/>
+          <w:b w:val="0"/>
+          <w:color w:val="222222"/>
+          <w:sz w:val="21"/>
+        </w:rPr>
+        <w:t>❌ 纠正别人"理解错了"</w:t>
+      </w:r>
+    </w:p>
+    <w:p>
+      <w:pPr>
+        <w:keepNext/>
+        <w:spacing w:before="200" w:after="80"/>
+        <w:pBdr>
+          <w:bottom w:val="single" w:sz="6" w:space="1" w:color="2E5395"/>
+        </w:pBdr>
+      </w:pPr>
+      <w:r>
+        <w:rPr>
+          <w:rFonts w:ascii="Microsoft YaHei" w:hAnsi="Microsoft YaHei" w:eastAsia="Microsoft YaHei" w:cs="Microsoft YaHei"/>
+          <w:b/>
+          <w:color w:val="1F3864"/>
+          <w:sz w:val="29"/>
+        </w:rPr>
+        <w:t>二、每周课程的标准流程（新9环节 = 120分钟）</w:t>
+      </w:r>
+    </w:p>
+    <w:p>
+      <w:pPr>
+        <w:spacing w:before="20" w:after="20"/>
+        <w:ind w:left="170"/>
+        <w:shd w:val="clear" w:color="auto" w:fill="EEF2F9"/>
+        <w:pBdr>
+          <w:left w:val="single" w:sz="24" w:space="6" w:color="2E5395"/>
+        </w:pBdr>
+      </w:pPr>
+      <w:r>
+        <w:rPr>
+          <w:rFonts w:ascii="Microsoft YaHei" w:hAnsi="Microsoft YaHei" w:eastAsia="Microsoft YaHei" w:cs="Microsoft YaHei"/>
+          <w:b w:val="0"/>
+          <w:color w:val="2A3B4D"/>
+          <w:sz w:val="20"/>
+        </w:rPr>
+        <w:t>本4周版采用「第一期流程建议」的新流程：每周围绕</w:t>
+      </w:r>
+      <w:r>
+        <w:rPr>
+          <w:rFonts w:ascii="Microsoft YaHei" w:hAnsi="Microsoft YaHei" w:eastAsia="Microsoft YaHei" w:cs="Microsoft YaHei"/>
+          <w:b/>
+          <w:color w:val="2A3B4D"/>
+          <w:sz w:val="20"/>
+        </w:rPr>
+        <w:t>两段共读原文、两轮分享、两轮主题讨论</w:t>
+      </w:r>
+      <w:r>
+        <w:rPr>
+          <w:rFonts w:ascii="Microsoft YaHei" w:hAnsi="Microsoft YaHei" w:eastAsia="Microsoft YaHei" w:cs="Microsoft YaHei"/>
+          <w:b w:val="0"/>
+          <w:color w:val="2A3B4D"/>
+          <w:sz w:val="20"/>
+        </w:rPr>
+        <w:t>展开，总时长约120分钟（设计=2小时，按下方时间弹性调控）。</w:t>
       </w:r>
     </w:p>
     <w:tbl>
@@ -38,418 +437,14 @@
         <w:tblW w:type="auto" w:w="0"/>
         <w:jc w:val="center"/>
         <w:tblLook w:firstColumn="1" w:firstRow="1" w:lastColumn="0" w:lastRow="0" w:noHBand="0" w:noVBand="1" w:val="04A0"/>
-      </w:tblPr>
-      <w:tblGrid>
-        <w:gridCol w:w="9638"/>
-      </w:tblGrid>
-      <w:tr>
-        <w:tc>
-          <w:tcPr>
-            <w:tcW w:type="dxa" w:w="9638"/>
-            <w:shd w:val="clear" w:color="auto" w:fill="F2F7FB"/>
-            <w:tcBorders>
-              <w:start w:val="single" w:sz="24" w:color="2E5C8A"/>
-            </w:tcBorders>
-            <w:tcMar>
-              <w:top w:w="40" w:type="dxa"/>
-              <w:bottom w:w="40" w:type="dxa"/>
-              <w:start w:w="120" w:type="dxa"/>
-              <w:end w:w="120" w:type="dxa"/>
-            </w:tcMar>
-          </w:tcPr>
-          <w:p>
-            <w:pPr>
-              <w:spacing w:line="324" w:lineRule="auto" w:after="60"/>
-            </w:pPr>
-            <w:r/>
-            <w:r>
-              <w:rPr>
-                <w:rFonts w:ascii="宋体" w:hAnsi="宋体" w:eastAsia="宋体"/>
-                <w:b w:val="0"/>
-                <w:i w:val="0"/>
-                <w:color w:val="333333"/>
-                <w:sz w:val="22"/>
-              </w:rPr>
-              <w:t xml:space="preserve">📌 </w:t>
-            </w:r>
-            <w:r>
-              <w:rPr>
-                <w:rFonts w:ascii="宋体" w:hAnsi="宋体" w:eastAsia="宋体"/>
-                <w:b/>
-                <w:i w:val="0"/>
-                <w:color w:val="333333"/>
-                <w:sz w:val="22"/>
-              </w:rPr>
-              <w:t>这份手册是给主持人的"操作说明书"</w:t>
-            </w:r>
-            <w:r>
-              <w:rPr>
-                <w:rFonts w:ascii="宋体" w:hAnsi="宋体" w:eastAsia="宋体"/>
-                <w:b w:val="0"/>
-                <w:i w:val="0"/>
-                <w:color w:val="333333"/>
-                <w:sz w:val="22"/>
-              </w:rPr>
-              <w:t>。你不是老师，不需要懂禅修理论，也不需要会打坐，只需要按流程推进即可。本资料包由</w:t>
-            </w:r>
-            <w:r>
-              <w:rPr>
-                <w:rFonts w:ascii="宋体" w:hAnsi="宋体" w:eastAsia="宋体"/>
-                <w:b/>
-                <w:i w:val="0"/>
-                <w:color w:val="333333"/>
-                <w:sz w:val="22"/>
-              </w:rPr>
-              <w:t>8周第三版修订</w:t>
-            </w:r>
-            <w:r>
-              <w:rPr>
-                <w:rFonts w:ascii="宋体" w:hAnsi="宋体" w:eastAsia="宋体"/>
-                <w:b w:val="0"/>
-                <w:i w:val="0"/>
-                <w:color w:val="333333"/>
-                <w:sz w:val="22"/>
-              </w:rPr>
-              <w:t>按"连续两周合并"重组为</w:t>
-            </w:r>
-            <w:r>
-              <w:rPr>
-                <w:rFonts w:ascii="宋体" w:hAnsi="宋体" w:eastAsia="宋体"/>
-                <w:b/>
-                <w:i w:val="0"/>
-                <w:color w:val="333333"/>
-                <w:sz w:val="22"/>
-              </w:rPr>
-              <w:t>4周版</w:t>
-            </w:r>
-            <w:r>
-              <w:rPr>
-                <w:rFonts w:ascii="宋体" w:hAnsi="宋体" w:eastAsia="宋体"/>
-                <w:b w:val="0"/>
-                <w:i w:val="0"/>
-                <w:color w:val="333333"/>
-                <w:sz w:val="22"/>
-              </w:rPr>
-              <w:t>：全部4周的资料都按同一套结构设计，共读原文文字已完整写在每周文档中（无需查知识库），你只需要每周提前打开当周文档，到点推进流程。</w:t>
-            </w:r>
-          </w:p>
-        </w:tc>
-      </w:tr>
-    </w:tbl>
-    <w:p>
-      <w:pPr>
-        <w:spacing w:after="40"/>
-      </w:pPr>
-    </w:p>
-    <w:p>
-      <w:pPr>
-        <w:spacing w:before="200"/>
-      </w:pPr>
-      <w:r>
-        <w:rPr>
-          <w:rFonts w:ascii="微软雅黑" w:hAnsi="微软雅黑" w:eastAsia="微软雅黑"/>
-          <w:b w:val="0"/>
-          <w:i w:val="0"/>
-          <w:color w:val="1F3A5F"/>
-          <w:sz w:val="28"/>
-        </w:rPr>
-        <w:t>一、主持人角色定位</w:t>
-      </w:r>
-    </w:p>
-    <w:p>
-      <w:r>
-        <w:rPr>
-          <w:rFonts w:ascii="宋体" w:hAnsi="宋体" w:eastAsia="宋体"/>
-          <w:b/>
-          <w:i w:val="0"/>
-          <w:sz w:val="22"/>
-        </w:rPr>
-        <w:t>你是共学旅程的同行者，不是老师。</w:t>
-      </w:r>
-    </w:p>
-    <w:p>
-      <w:r>
-        <w:rPr>
-          <w:rFonts w:ascii="宋体" w:hAnsi="宋体" w:eastAsia="宋体"/>
-          <w:b w:val="0"/>
-          <w:i w:val="0"/>
-          <w:sz w:val="22"/>
-        </w:rPr>
-        <w:t>你负责：</w:t>
-      </w:r>
-    </w:p>
-    <w:p>
-      <w:pPr>
-        <w:pStyle w:val="ListBullet"/>
-      </w:pPr>
-      <w:r>
-        <w:rPr>
-          <w:rFonts w:ascii="宋体" w:hAnsi="宋体" w:eastAsia="宋体"/>
-          <w:b w:val="0"/>
-          <w:i w:val="0"/>
-          <w:sz w:val="22"/>
-        </w:rPr>
-        <w:t>✅ 把控时间节奏，确保流程顺利推进</w:t>
-      </w:r>
-    </w:p>
-    <w:p>
-      <w:pPr>
-        <w:pStyle w:val="ListBullet"/>
-      </w:pPr>
-      <w:r>
-        <w:rPr>
-          <w:rFonts w:ascii="宋体" w:hAnsi="宋体" w:eastAsia="宋体"/>
-          <w:b w:val="0"/>
-          <w:i w:val="0"/>
-          <w:sz w:val="22"/>
-        </w:rPr>
-        <w:t>✅ 营造安全、开放的交流氛围</w:t>
-      </w:r>
-    </w:p>
-    <w:p>
-      <w:pPr>
-        <w:pStyle w:val="ListBullet"/>
-      </w:pPr>
-      <w:r>
-        <w:rPr>
-          <w:rFonts w:ascii="宋体" w:hAnsi="宋体" w:eastAsia="宋体"/>
-          <w:b w:val="0"/>
-          <w:i w:val="0"/>
-          <w:sz w:val="22"/>
-        </w:rPr>
-        <w:t>✅ 朗读引导问题，但不提供标准答案</w:t>
-      </w:r>
-    </w:p>
-    <w:p>
-      <w:pPr>
-        <w:pStyle w:val="ListBullet"/>
-      </w:pPr>
-      <w:r>
-        <w:rPr>
-          <w:rFonts w:ascii="宋体" w:hAnsi="宋体" w:eastAsia="宋体"/>
-          <w:b w:val="0"/>
-          <w:i w:val="0"/>
-          <w:sz w:val="22"/>
-        </w:rPr>
-        <w:t>✅ 鼓励每位参与者发言，避免个别人主导讨论</w:t>
-      </w:r>
-    </w:p>
-    <w:p>
-      <w:pPr>
-        <w:pStyle w:val="ListBullet"/>
-      </w:pPr>
-      <w:r>
-        <w:rPr>
-          <w:rFonts w:ascii="宋体" w:hAnsi="宋体" w:eastAsia="宋体"/>
-          <w:b w:val="0"/>
-          <w:i w:val="0"/>
-          <w:sz w:val="22"/>
-        </w:rPr>
-        <w:t>✅ 在跑题时温和拉回主题</w:t>
-      </w:r>
-    </w:p>
-    <w:p>
-      <w:pPr>
-        <w:pStyle w:val="ListBullet"/>
-      </w:pPr>
-      <w:r>
-        <w:rPr>
-          <w:rFonts w:ascii="宋体" w:hAnsi="宋体" w:eastAsia="宋体"/>
-          <w:b w:val="0"/>
-          <w:i w:val="0"/>
-          <w:sz w:val="22"/>
-        </w:rPr>
-        <w:t>✅ 带领每周的禅修练习（照读引导词即可）</w:t>
-      </w:r>
-    </w:p>
-    <w:p>
-      <w:pPr>
-        <w:pStyle w:val="ListBullet"/>
-      </w:pPr>
-      <w:r>
-        <w:rPr>
-          <w:rFonts w:ascii="宋体" w:hAnsi="宋体" w:eastAsia="宋体"/>
-          <w:b w:val="0"/>
-          <w:i w:val="0"/>
-          <w:sz w:val="22"/>
-        </w:rPr>
-        <w:t>✅ 最后带领简短回向</w:t>
-      </w:r>
-    </w:p>
-    <w:p>
-      <w:r>
-        <w:rPr>
-          <w:rFonts w:ascii="宋体" w:hAnsi="宋体" w:eastAsia="宋体"/>
-          <w:b w:val="0"/>
-          <w:i w:val="0"/>
-          <w:sz w:val="22"/>
-        </w:rPr>
-        <w:t>你</w:t>
-      </w:r>
-      <w:r>
-        <w:rPr>
-          <w:rFonts w:ascii="宋体" w:hAnsi="宋体" w:eastAsia="宋体"/>
-          <w:b/>
-          <w:i w:val="0"/>
-          <w:sz w:val="22"/>
-        </w:rPr>
-        <w:t>不需要</w:t>
-      </w:r>
-      <w:r>
-        <w:rPr>
-          <w:rFonts w:ascii="宋体" w:hAnsi="宋体" w:eastAsia="宋体"/>
-          <w:b w:val="0"/>
-          <w:i w:val="0"/>
-          <w:sz w:val="22"/>
-        </w:rPr>
-        <w:t>：</w:t>
-      </w:r>
-    </w:p>
-    <w:p>
-      <w:pPr>
-        <w:pStyle w:val="ListBullet"/>
-      </w:pPr>
-      <w:r>
-        <w:rPr>
-          <w:rFonts w:ascii="宋体" w:hAnsi="宋体" w:eastAsia="宋体"/>
-          <w:b w:val="0"/>
-          <w:i w:val="0"/>
-          <w:sz w:val="22"/>
-        </w:rPr>
-        <w:t>❌ 提前学习禅修理论</w:t>
-      </w:r>
-    </w:p>
-    <w:p>
-      <w:pPr>
-        <w:pStyle w:val="ListBullet"/>
-      </w:pPr>
-      <w:r>
-        <w:rPr>
-          <w:rFonts w:ascii="宋体" w:hAnsi="宋体" w:eastAsia="宋体"/>
-          <w:b w:val="0"/>
-          <w:i w:val="0"/>
-          <w:sz w:val="22"/>
-        </w:rPr>
-        <w:t>❌ 回答"入定是什么感觉""我看到光正常吗"之类的知识问题</w:t>
-      </w:r>
-    </w:p>
-    <w:p>
-      <w:pPr>
-        <w:pStyle w:val="ListBullet"/>
-      </w:pPr>
-      <w:r>
-        <w:rPr>
-          <w:rFonts w:ascii="宋体" w:hAnsi="宋体" w:eastAsia="宋体"/>
-          <w:b w:val="0"/>
-          <w:i w:val="0"/>
-          <w:sz w:val="22"/>
-        </w:rPr>
-        <w:t>❌ 解释原文的意思</w:t>
-      </w:r>
-    </w:p>
-    <w:p>
-      <w:pPr>
-        <w:pStyle w:val="ListBullet"/>
-      </w:pPr>
-      <w:r>
-        <w:rPr>
-          <w:rFonts w:ascii="宋体" w:hAnsi="宋体" w:eastAsia="宋体"/>
-          <w:b w:val="0"/>
-          <w:i w:val="0"/>
-          <w:sz w:val="22"/>
-        </w:rPr>
-        <w:t>❌ 纠正别人"理解错了"</w:t>
-      </w:r>
-    </w:p>
-    <w:p>
-      <w:pPr>
-        <w:spacing w:before="200"/>
-      </w:pPr>
-      <w:r>
-        <w:rPr>
-          <w:rFonts w:ascii="微软雅黑" w:hAnsi="微软雅黑" w:eastAsia="微软雅黑"/>
-          <w:b w:val="0"/>
-          <w:i w:val="0"/>
-          <w:color w:val="1F3A5F"/>
-          <w:sz w:val="28"/>
-        </w:rPr>
-        <w:t>二、每周课程的标准流程（新9环节 = 120分钟）</w:t>
-      </w:r>
-    </w:p>
-    <w:tbl>
-      <w:tblPr>
-        <w:tblW w:type="auto" w:w="0"/>
-        <w:jc w:val="center"/>
-        <w:tblLook w:firstColumn="1" w:firstRow="1" w:lastColumn="0" w:lastRow="0" w:noHBand="0" w:noVBand="1" w:val="04A0"/>
-      </w:tblPr>
-      <w:tblGrid>
-        <w:gridCol w:w="9638"/>
-      </w:tblGrid>
-      <w:tr>
-        <w:tc>
-          <w:tcPr>
-            <w:tcW w:type="dxa" w:w="9638"/>
-            <w:shd w:val="clear" w:color="auto" w:fill="F2F7FB"/>
-            <w:tcBorders>
-              <w:start w:val="single" w:sz="24" w:color="2E5C8A"/>
-            </w:tcBorders>
-            <w:tcMar>
-              <w:top w:w="40" w:type="dxa"/>
-              <w:bottom w:w="40" w:type="dxa"/>
-              <w:start w:w="120" w:type="dxa"/>
-              <w:end w:w="120" w:type="dxa"/>
-            </w:tcMar>
-          </w:tcPr>
-          <w:p>
-            <w:pPr>
-              <w:spacing w:line="324" w:lineRule="auto" w:after="60"/>
-            </w:pPr>
-            <w:r/>
-            <w:r>
-              <w:rPr>
-                <w:rFonts w:ascii="宋体" w:hAnsi="宋体" w:eastAsia="宋体"/>
-                <w:b w:val="0"/>
-                <w:i w:val="0"/>
-                <w:color w:val="333333"/>
-                <w:sz w:val="22"/>
-              </w:rPr>
-              <w:t>本4周版采用「第一期流程建议」的新流程：每周围绕</w:t>
-            </w:r>
-            <w:r>
-              <w:rPr>
-                <w:rFonts w:ascii="宋体" w:hAnsi="宋体" w:eastAsia="宋体"/>
-                <w:b/>
-                <w:i w:val="0"/>
-                <w:color w:val="333333"/>
-                <w:sz w:val="22"/>
-              </w:rPr>
-              <w:t>两段共读原文、两轮分享、两轮主题讨论</w:t>
-            </w:r>
-            <w:r>
-              <w:rPr>
-                <w:rFonts w:ascii="宋体" w:hAnsi="宋体" w:eastAsia="宋体"/>
-                <w:b w:val="0"/>
-                <w:i w:val="0"/>
-                <w:color w:val="333333"/>
-                <w:sz w:val="22"/>
-              </w:rPr>
-              <w:t>展开，总时长约120分钟（设计=2小时，按下方时间弹性调控）。</w:t>
-            </w:r>
-          </w:p>
-        </w:tc>
-      </w:tr>
-    </w:tbl>
-    <w:p>
-      <w:pPr>
-        <w:spacing w:after="40"/>
-      </w:pPr>
-    </w:p>
-    <w:tbl>
-      <w:tblPr>
-        <w:tblStyle w:val="TableGrid"/>
-        <w:tblW w:type="auto" w:w="0"/>
-        <w:jc w:val="center"/>
-        <w:tblLook w:firstColumn="1" w:firstRow="1" w:lastColumn="0" w:lastRow="0" w:noHBand="0" w:noVBand="1" w:val="04A0"/>
+        <w:tblBorders>
+          <w:top w:val="single" w:sz="4" w:space="0" w:color="BFC9DA"/>
+          <w:left w:val="single" w:sz="4" w:space="0" w:color="BFC9DA"/>
+          <w:bottom w:val="single" w:sz="4" w:space="0" w:color="BFC9DA"/>
+          <w:right w:val="single" w:sz="4" w:space="0" w:color="BFC9DA"/>
+          <w:insideH w:val="single" w:sz="4" w:space="0" w:color="BFC9DA"/>
+          <w:insideV w:val="single" w:sz="4" w:space="0" w:color="BFC9DA"/>
+        </w:tblBorders>
       </w:tblPr>
       <w:tblGrid>
         <w:gridCol w:w="2409"/>
@@ -461,17 +456,20 @@
         <w:tc>
           <w:tcPr>
             <w:tcW w:type="dxa" w:w="2409"/>
-            <w:shd w:val="clear" w:color="auto" w:fill="1F3A5F"/>
+            <w:shd w:val="clear" w:color="auto" w:fill="1F3864"/>
           </w:tcPr>
           <w:p>
+            <w:pPr>
+              <w:spacing w:before="20" w:after="20"/>
+              <w:jc w:val="center"/>
+            </w:pPr>
             <w:r/>
             <w:r>
               <w:rPr>
-                <w:rFonts w:ascii="微软雅黑" w:hAnsi="微软雅黑" w:eastAsia="微软雅黑"/>
-                <w:b w:val="0"/>
-                <w:i w:val="0"/>
+                <w:rFonts w:ascii="Microsoft YaHei" w:hAnsi="Microsoft YaHei" w:eastAsia="Microsoft YaHei" w:cs="Microsoft YaHei"/>
+                <w:b/>
                 <w:color w:val="FFFFFF"/>
-                <w:sz w:val="20"/>
+                <w:sz w:val="19"/>
               </w:rPr>
               <w:t>环节</w:t>
             </w:r>
@@ -480,17 +478,20 @@
         <w:tc>
           <w:tcPr>
             <w:tcW w:type="dxa" w:w="2409"/>
-            <w:shd w:val="clear" w:color="auto" w:fill="1F3A5F"/>
+            <w:shd w:val="clear" w:color="auto" w:fill="1F3864"/>
           </w:tcPr>
           <w:p>
+            <w:pPr>
+              <w:spacing w:before="20" w:after="20"/>
+              <w:jc w:val="center"/>
+            </w:pPr>
             <w:r/>
             <w:r>
               <w:rPr>
-                <w:rFonts w:ascii="微软雅黑" w:hAnsi="微软雅黑" w:eastAsia="微软雅黑"/>
-                <w:b w:val="0"/>
-                <w:i w:val="0"/>
+                <w:rFonts w:ascii="Microsoft YaHei" w:hAnsi="Microsoft YaHei" w:eastAsia="Microsoft YaHei" w:cs="Microsoft YaHei"/>
+                <w:b/>
                 <w:color w:val="FFFFFF"/>
-                <w:sz w:val="20"/>
+                <w:sz w:val="19"/>
               </w:rPr>
               <w:t>时长</w:t>
             </w:r>
@@ -499,17 +500,20 @@
         <w:tc>
           <w:tcPr>
             <w:tcW w:type="dxa" w:w="2409"/>
-            <w:shd w:val="clear" w:color="auto" w:fill="1F3A5F"/>
+            <w:shd w:val="clear" w:color="auto" w:fill="1F3864"/>
           </w:tcPr>
           <w:p>
+            <w:pPr>
+              <w:spacing w:before="20" w:after="20"/>
+              <w:jc w:val="center"/>
+            </w:pPr>
             <w:r/>
             <w:r>
               <w:rPr>
-                <w:rFonts w:ascii="微软雅黑" w:hAnsi="微软雅黑" w:eastAsia="微软雅黑"/>
-                <w:b w:val="0"/>
-                <w:i w:val="0"/>
+                <w:rFonts w:ascii="Microsoft YaHei" w:hAnsi="Microsoft YaHei" w:eastAsia="Microsoft YaHei" w:cs="Microsoft YaHei"/>
+                <w:b/>
                 <w:color w:val="FFFFFF"/>
-                <w:sz w:val="20"/>
+                <w:sz w:val="19"/>
               </w:rPr>
               <w:t>做什么</w:t>
             </w:r>
@@ -518,17 +522,20 @@
         <w:tc>
           <w:tcPr>
             <w:tcW w:type="dxa" w:w="2409"/>
-            <w:shd w:val="clear" w:color="auto" w:fill="1F3A5F"/>
+            <w:shd w:val="clear" w:color="auto" w:fill="1F3864"/>
           </w:tcPr>
           <w:p>
+            <w:pPr>
+              <w:spacing w:before="20" w:after="20"/>
+              <w:jc w:val="center"/>
+            </w:pPr>
             <w:r/>
             <w:r>
               <w:rPr>
-                <w:rFonts w:ascii="微软雅黑" w:hAnsi="微软雅黑" w:eastAsia="微软雅黑"/>
-                <w:b w:val="0"/>
-                <w:i w:val="0"/>
+                <w:rFonts w:ascii="Microsoft YaHei" w:hAnsi="Microsoft YaHei" w:eastAsia="Microsoft YaHei" w:cs="Microsoft YaHei"/>
+                <w:b/>
                 <w:color w:val="FFFFFF"/>
-                <w:sz w:val="20"/>
+                <w:sz w:val="19"/>
               </w:rPr>
               <w:t>主持人要做的事</w:t>
             </w:r>
@@ -541,22 +548,25 @@
             <w:tcW w:type="dxa" w:w="2409"/>
           </w:tcPr>
           <w:p>
+            <w:pPr>
+              <w:spacing w:before="20" w:after="20"/>
+            </w:pPr>
             <w:r/>
             <w:r>
               <w:rPr>
-                <w:rFonts w:ascii="宋体" w:hAnsi="宋体" w:eastAsia="宋体"/>
+                <w:rFonts w:ascii="Microsoft YaHei" w:hAnsi="Microsoft YaHei" w:eastAsia="Microsoft YaHei" w:cs="Microsoft YaHei"/>
                 <w:b w:val="0"/>
-                <w:i w:val="0"/>
-                <w:sz w:val="20"/>
+                <w:color w:val="222222"/>
+                <w:sz w:val="19"/>
               </w:rPr>
               <w:t xml:space="preserve">🧘 </w:t>
             </w:r>
             <w:r>
               <w:rPr>
-                <w:rFonts w:ascii="宋体" w:hAnsi="宋体" w:eastAsia="宋体"/>
+                <w:rFonts w:ascii="Microsoft YaHei" w:hAnsi="Microsoft YaHei" w:eastAsia="Microsoft YaHei" w:cs="Microsoft YaHei"/>
                 <w:b/>
-                <w:i w:val="0"/>
-                <w:sz w:val="20"/>
+                <w:color w:val="222222"/>
+                <w:sz w:val="19"/>
               </w:rPr>
               <w:t>静心开场</w:t>
             </w:r>
@@ -567,13 +577,16 @@
             <w:tcW w:type="dxa" w:w="2409"/>
           </w:tcPr>
           <w:p>
+            <w:pPr>
+              <w:spacing w:before="20" w:after="20"/>
+            </w:pPr>
             <w:r/>
             <w:r>
               <w:rPr>
-                <w:rFonts w:ascii="宋体" w:hAnsi="宋体" w:eastAsia="宋体"/>
+                <w:rFonts w:ascii="Microsoft YaHei" w:hAnsi="Microsoft YaHei" w:eastAsia="Microsoft YaHei" w:cs="Microsoft YaHei"/>
                 <w:b w:val="0"/>
-                <w:i w:val="0"/>
-                <w:sz w:val="20"/>
+                <w:color w:val="222222"/>
+                <w:sz w:val="19"/>
               </w:rPr>
               <w:t>10 min</w:t>
             </w:r>
@@ -584,13 +597,16 @@
             <w:tcW w:type="dxa" w:w="2409"/>
           </w:tcPr>
           <w:p>
+            <w:pPr>
+              <w:spacing w:before="20" w:after="20"/>
+            </w:pPr>
             <w:r/>
             <w:r>
               <w:rPr>
-                <w:rFonts w:ascii="宋体" w:hAnsi="宋体" w:eastAsia="宋体"/>
+                <w:rFonts w:ascii="Microsoft YaHei" w:hAnsi="Microsoft YaHei" w:eastAsia="Microsoft YaHei" w:cs="Microsoft YaHei"/>
                 <w:b w:val="0"/>
-                <w:i w:val="0"/>
-                <w:sz w:val="20"/>
+                <w:color w:val="222222"/>
+                <w:sz w:val="19"/>
               </w:rPr>
               <w:t>静坐调息 ＋ 破冰/暖场 ＋ 心理安全三约定（保密／不评判／可随时暂停）</w:t>
             </w:r>
@@ -601,13 +617,16 @@
             <w:tcW w:type="dxa" w:w="2409"/>
           </w:tcPr>
           <w:p>
+            <w:pPr>
+              <w:spacing w:before="20" w:after="20"/>
+            </w:pPr>
             <w:r/>
             <w:r>
               <w:rPr>
-                <w:rFonts w:ascii="宋体" w:hAnsi="宋体" w:eastAsia="宋体"/>
+                <w:rFonts w:ascii="Microsoft YaHei" w:hAnsi="Microsoft YaHei" w:eastAsia="Microsoft YaHei" w:cs="Microsoft YaHei"/>
                 <w:b w:val="0"/>
-                <w:i w:val="0"/>
-                <w:sz w:val="20"/>
+                <w:color w:val="222222"/>
+                <w:sz w:val="19"/>
               </w:rPr>
               <w:t>带一句"我们先静坐一分钟，关注呼吸"</w:t>
             </w:r>
@@ -618,25 +637,28 @@
         <w:tc>
           <w:tcPr>
             <w:tcW w:type="dxa" w:w="2409"/>
-            <w:shd w:val="clear" w:color="auto" w:fill="F8FAFC"/>
+            <w:shd w:val="clear" w:color="auto" w:fill="F7F9FC"/>
           </w:tcPr>
           <w:p>
+            <w:pPr>
+              <w:spacing w:before="20" w:after="20"/>
+            </w:pPr>
             <w:r/>
             <w:r>
               <w:rPr>
-                <w:rFonts w:ascii="宋体" w:hAnsi="宋体" w:eastAsia="宋体"/>
+                <w:rFonts w:ascii="Microsoft YaHei" w:hAnsi="Microsoft YaHei" w:eastAsia="Microsoft YaHei" w:cs="Microsoft YaHei"/>
                 <w:b w:val="0"/>
-                <w:i w:val="0"/>
-                <w:sz w:val="20"/>
+                <w:color w:val="222222"/>
+                <w:sz w:val="19"/>
               </w:rPr>
               <w:t xml:space="preserve">📖 </w:t>
             </w:r>
             <w:r>
               <w:rPr>
-                <w:rFonts w:ascii="宋体" w:hAnsi="宋体" w:eastAsia="宋体"/>
+                <w:rFonts w:ascii="Microsoft YaHei" w:hAnsi="Microsoft YaHei" w:eastAsia="Microsoft YaHei" w:cs="Microsoft YaHei"/>
                 <w:b/>
-                <w:i w:val="0"/>
-                <w:sz w:val="20"/>
+                <w:color w:val="222222"/>
+                <w:sz w:val="19"/>
               </w:rPr>
               <w:t>共读原文1</w:t>
             </w:r>
@@ -645,16 +667,19 @@
         <w:tc>
           <w:tcPr>
             <w:tcW w:type="dxa" w:w="2409"/>
-            <w:shd w:val="clear" w:color="auto" w:fill="F8FAFC"/>
+            <w:shd w:val="clear" w:color="auto" w:fill="F7F9FC"/>
           </w:tcPr>
           <w:p>
+            <w:pPr>
+              <w:spacing w:before="20" w:after="20"/>
+            </w:pPr>
             <w:r/>
             <w:r>
               <w:rPr>
-                <w:rFonts w:ascii="宋体" w:hAnsi="宋体" w:eastAsia="宋体"/>
+                <w:rFonts w:ascii="Microsoft YaHei" w:hAnsi="Microsoft YaHei" w:eastAsia="Microsoft YaHei" w:cs="Microsoft YaHei"/>
                 <w:b w:val="0"/>
-                <w:i w:val="0"/>
-                <w:sz w:val="20"/>
+                <w:color w:val="222222"/>
+                <w:sz w:val="19"/>
               </w:rPr>
               <w:t>20 min</w:t>
             </w:r>
@@ -663,16 +688,19 @@
         <w:tc>
           <w:tcPr>
             <w:tcW w:type="dxa" w:w="2409"/>
-            <w:shd w:val="clear" w:color="auto" w:fill="F8FAFC"/>
+            <w:shd w:val="clear" w:color="auto" w:fill="F7F9FC"/>
           </w:tcPr>
           <w:p>
+            <w:pPr>
+              <w:spacing w:before="20" w:after="20"/>
+            </w:pPr>
             <w:r/>
             <w:r>
               <w:rPr>
-                <w:rFonts w:ascii="宋体" w:hAnsi="宋体" w:eastAsia="宋体"/>
+                <w:rFonts w:ascii="Microsoft YaHei" w:hAnsi="Microsoft YaHei" w:eastAsia="Microsoft YaHei" w:cs="Microsoft YaHei"/>
                 <w:b w:val="0"/>
-                <w:i w:val="0"/>
-                <w:sz w:val="20"/>
+                <w:color w:val="222222"/>
+                <w:sz w:val="19"/>
               </w:rPr>
               <w:t>全体一起／轮流朗读本段"本周朗读段"原文（其余默读／选读／延伸）</w:t>
             </w:r>
@@ -681,16 +709,19 @@
         <w:tc>
           <w:tcPr>
             <w:tcW w:type="dxa" w:w="2409"/>
-            <w:shd w:val="clear" w:color="auto" w:fill="F8FAFC"/>
+            <w:shd w:val="clear" w:color="auto" w:fill="F7F9FC"/>
           </w:tcPr>
           <w:p>
+            <w:pPr>
+              <w:spacing w:before="20" w:after="20"/>
+            </w:pPr>
             <w:r/>
             <w:r>
               <w:rPr>
-                <w:rFonts w:ascii="宋体" w:hAnsi="宋体" w:eastAsia="宋体"/>
+                <w:rFonts w:ascii="Microsoft YaHei" w:hAnsi="Microsoft YaHei" w:eastAsia="Microsoft YaHei" w:cs="Microsoft YaHei"/>
                 <w:b w:val="0"/>
-                <w:i w:val="0"/>
-                <w:sz w:val="20"/>
+                <w:color w:val="222222"/>
+                <w:sz w:val="19"/>
               </w:rPr>
               <w:t>提前打开文档或打印，计时</w:t>
             </w:r>
@@ -703,22 +734,25 @@
             <w:tcW w:type="dxa" w:w="2409"/>
           </w:tcPr>
           <w:p>
+            <w:pPr>
+              <w:spacing w:before="20" w:after="20"/>
+            </w:pPr>
             <w:r/>
             <w:r>
               <w:rPr>
-                <w:rFonts w:ascii="宋体" w:hAnsi="宋体" w:eastAsia="宋体"/>
+                <w:rFonts w:ascii="Microsoft YaHei" w:hAnsi="Microsoft YaHei" w:eastAsia="Microsoft YaHei" w:cs="Microsoft YaHei"/>
                 <w:b w:val="0"/>
-                <w:i w:val="0"/>
-                <w:sz w:val="20"/>
+                <w:color w:val="222222"/>
+                <w:sz w:val="19"/>
               </w:rPr>
               <w:t xml:space="preserve">💬 </w:t>
             </w:r>
             <w:r>
               <w:rPr>
-                <w:rFonts w:ascii="宋体" w:hAnsi="宋体" w:eastAsia="宋体"/>
+                <w:rFonts w:ascii="Microsoft YaHei" w:hAnsi="Microsoft YaHei" w:eastAsia="Microsoft YaHei" w:cs="Microsoft YaHei"/>
                 <w:b/>
-                <w:i w:val="0"/>
-                <w:sz w:val="20"/>
+                <w:color w:val="222222"/>
+                <w:sz w:val="19"/>
               </w:rPr>
               <w:t>第一轮分享</w:t>
             </w:r>
@@ -729,13 +763,16 @@
             <w:tcW w:type="dxa" w:w="2409"/>
           </w:tcPr>
           <w:p>
+            <w:pPr>
+              <w:spacing w:before="20" w:after="20"/>
+            </w:pPr>
             <w:r/>
             <w:r>
               <w:rPr>
-                <w:rFonts w:ascii="宋体" w:hAnsi="宋体" w:eastAsia="宋体"/>
+                <w:rFonts w:ascii="Microsoft YaHei" w:hAnsi="Microsoft YaHei" w:eastAsia="Microsoft YaHei" w:cs="Microsoft YaHei"/>
                 <w:b w:val="0"/>
-                <w:i w:val="0"/>
-                <w:sz w:val="20"/>
+                <w:color w:val="222222"/>
+                <w:sz w:val="19"/>
               </w:rPr>
               <w:t>10 min</w:t>
             </w:r>
@@ -746,13 +783,16 @@
             <w:tcW w:type="dxa" w:w="2409"/>
           </w:tcPr>
           <w:p>
+            <w:pPr>
+              <w:spacing w:before="20" w:after="20"/>
+            </w:pPr>
             <w:r/>
             <w:r>
               <w:rPr>
-                <w:rFonts w:ascii="宋体" w:hAnsi="宋体" w:eastAsia="宋体"/>
+                <w:rFonts w:ascii="Microsoft YaHei" w:hAnsi="Microsoft YaHei" w:eastAsia="Microsoft YaHei" w:cs="Microsoft YaHei"/>
                 <w:b w:val="0"/>
-                <w:i w:val="0"/>
-                <w:sz w:val="20"/>
+                <w:color w:val="222222"/>
+                <w:sz w:val="19"/>
               </w:rPr>
               <w:t>每人轮流分享："最触动我的一句话／一个观点是什么？"（不评论他人）</w:t>
             </w:r>
@@ -763,13 +803,16 @@
             <w:tcW w:type="dxa" w:w="2409"/>
           </w:tcPr>
           <w:p>
+            <w:pPr>
+              <w:spacing w:before="20" w:after="20"/>
+            </w:pPr>
             <w:r/>
             <w:r>
               <w:rPr>
-                <w:rFonts w:ascii="宋体" w:hAnsi="宋体" w:eastAsia="宋体"/>
+                <w:rFonts w:ascii="Microsoft YaHei" w:hAnsi="Microsoft YaHei" w:eastAsia="Microsoft YaHei" w:cs="Microsoft YaHei"/>
                 <w:b w:val="0"/>
-                <w:i w:val="0"/>
-                <w:sz w:val="20"/>
+                <w:color w:val="222222"/>
+                <w:sz w:val="19"/>
               </w:rPr>
               <w:t>主持第一个分享，营造安全氛围</w:t>
             </w:r>
@@ -780,25 +823,28 @@
         <w:tc>
           <w:tcPr>
             <w:tcW w:type="dxa" w:w="2409"/>
-            <w:shd w:val="clear" w:color="auto" w:fill="F8FAFC"/>
+            <w:shd w:val="clear" w:color="auto" w:fill="F7F9FC"/>
           </w:tcPr>
           <w:p>
+            <w:pPr>
+              <w:spacing w:before="20" w:after="20"/>
+            </w:pPr>
             <w:r/>
             <w:r>
               <w:rPr>
-                <w:rFonts w:ascii="宋体" w:hAnsi="宋体" w:eastAsia="宋体"/>
+                <w:rFonts w:ascii="Microsoft YaHei" w:hAnsi="Microsoft YaHei" w:eastAsia="Microsoft YaHei" w:cs="Microsoft YaHei"/>
                 <w:b w:val="0"/>
-                <w:i w:val="0"/>
-                <w:sz w:val="20"/>
+                <w:color w:val="222222"/>
+                <w:sz w:val="19"/>
               </w:rPr>
               <w:t xml:space="preserve">🎯 </w:t>
             </w:r>
             <w:r>
               <w:rPr>
-                <w:rFonts w:ascii="宋体" w:hAnsi="宋体" w:eastAsia="宋体"/>
+                <w:rFonts w:ascii="Microsoft YaHei" w:hAnsi="Microsoft YaHei" w:eastAsia="Microsoft YaHei" w:cs="Microsoft YaHei"/>
                 <w:b/>
-                <w:i w:val="0"/>
-                <w:sz w:val="20"/>
+                <w:color w:val="222222"/>
+                <w:sz w:val="19"/>
               </w:rPr>
               <w:t>第一轮主题讨论</w:t>
             </w:r>
@@ -807,16 +853,19 @@
         <w:tc>
           <w:tcPr>
             <w:tcW w:type="dxa" w:w="2409"/>
-            <w:shd w:val="clear" w:color="auto" w:fill="F8FAFC"/>
+            <w:shd w:val="clear" w:color="auto" w:fill="F7F9FC"/>
           </w:tcPr>
           <w:p>
+            <w:pPr>
+              <w:spacing w:before="20" w:after="20"/>
+            </w:pPr>
             <w:r/>
             <w:r>
               <w:rPr>
-                <w:rFonts w:ascii="宋体" w:hAnsi="宋体" w:eastAsia="宋体"/>
+                <w:rFonts w:ascii="Microsoft YaHei" w:hAnsi="Microsoft YaHei" w:eastAsia="Microsoft YaHei" w:cs="Microsoft YaHei"/>
                 <w:b w:val="0"/>
-                <w:i w:val="0"/>
-                <w:sz w:val="20"/>
+                <w:color w:val="222222"/>
+                <w:sz w:val="19"/>
               </w:rPr>
               <w:t>10 min</w:t>
             </w:r>
@@ -825,16 +874,19 @@
         <w:tc>
           <w:tcPr>
             <w:tcW w:type="dxa" w:w="2409"/>
-            <w:shd w:val="clear" w:color="auto" w:fill="F8FAFC"/>
+            <w:shd w:val="clear" w:color="auto" w:fill="F7F9FC"/>
           </w:tcPr>
           <w:p>
+            <w:pPr>
+              <w:spacing w:before="20" w:after="20"/>
+            </w:pPr>
             <w:r/>
             <w:r>
               <w:rPr>
-                <w:rFonts w:ascii="宋体" w:hAnsi="宋体" w:eastAsia="宋体"/>
+                <w:rFonts w:ascii="Microsoft YaHei" w:hAnsi="Microsoft YaHei" w:eastAsia="Microsoft YaHei" w:cs="Microsoft YaHei"/>
                 <w:b w:val="0"/>
-                <w:i w:val="0"/>
-                <w:sz w:val="20"/>
+                <w:color w:val="222222"/>
+                <w:sz w:val="19"/>
               </w:rPr>
               <w:t>围绕 2–3 个分层次引导问题（现象—影响—应对）开放式讨论</w:t>
             </w:r>
@@ -843,16 +895,19 @@
         <w:tc>
           <w:tcPr>
             <w:tcW w:type="dxa" w:w="2409"/>
-            <w:shd w:val="clear" w:color="auto" w:fill="F8FAFC"/>
+            <w:shd w:val="clear" w:color="auto" w:fill="F7F9FC"/>
           </w:tcPr>
           <w:p>
+            <w:pPr>
+              <w:spacing w:before="20" w:after="20"/>
+            </w:pPr>
             <w:r/>
             <w:r>
               <w:rPr>
-                <w:rFonts w:ascii="宋体" w:hAnsi="宋体" w:eastAsia="宋体"/>
+                <w:rFonts w:ascii="Microsoft YaHei" w:hAnsi="Microsoft YaHei" w:eastAsia="Microsoft YaHei" w:cs="Microsoft YaHei"/>
                 <w:b w:val="0"/>
-                <w:i w:val="0"/>
-                <w:sz w:val="20"/>
+                <w:color w:val="222222"/>
+                <w:sz w:val="19"/>
               </w:rPr>
               <w:t>朗读问题，引导讨论，不提供答案</w:t>
             </w:r>
@@ -865,22 +920,25 @@
             <w:tcW w:type="dxa" w:w="2409"/>
           </w:tcPr>
           <w:p>
+            <w:pPr>
+              <w:spacing w:before="20" w:after="20"/>
+            </w:pPr>
             <w:r/>
             <w:r>
               <w:rPr>
-                <w:rFonts w:ascii="宋体" w:hAnsi="宋体" w:eastAsia="宋体"/>
+                <w:rFonts w:ascii="Microsoft YaHei" w:hAnsi="Microsoft YaHei" w:eastAsia="Microsoft YaHei" w:cs="Microsoft YaHei"/>
                 <w:b w:val="0"/>
-                <w:i w:val="0"/>
-                <w:sz w:val="20"/>
+                <w:color w:val="222222"/>
+                <w:sz w:val="19"/>
               </w:rPr>
               <w:t xml:space="preserve">🧘 </w:t>
             </w:r>
             <w:r>
               <w:rPr>
-                <w:rFonts w:ascii="宋体" w:hAnsi="宋体" w:eastAsia="宋体"/>
+                <w:rFonts w:ascii="Microsoft YaHei" w:hAnsi="Microsoft YaHei" w:eastAsia="Microsoft YaHei" w:cs="Microsoft YaHei"/>
                 <w:b/>
-                <w:i w:val="0"/>
-                <w:sz w:val="20"/>
+                <w:color w:val="222222"/>
+                <w:sz w:val="19"/>
               </w:rPr>
               <w:t>禅修练习</w:t>
             </w:r>
@@ -891,13 +949,16 @@
             <w:tcW w:type="dxa" w:w="2409"/>
           </w:tcPr>
           <w:p>
+            <w:pPr>
+              <w:spacing w:before="20" w:after="20"/>
+            </w:pPr>
             <w:r/>
             <w:r>
               <w:rPr>
-                <w:rFonts w:ascii="宋体" w:hAnsi="宋体" w:eastAsia="宋体"/>
+                <w:rFonts w:ascii="Microsoft YaHei" w:hAnsi="Microsoft YaHei" w:eastAsia="Microsoft YaHei" w:cs="Microsoft YaHei"/>
                 <w:b w:val="0"/>
-                <w:i w:val="0"/>
-                <w:sz w:val="20"/>
+                <w:color w:val="222222"/>
+                <w:sz w:val="19"/>
               </w:rPr>
               <w:t>15 min</w:t>
             </w:r>
@@ -908,13 +969,16 @@
             <w:tcW w:type="dxa" w:w="2409"/>
           </w:tcPr>
           <w:p>
+            <w:pPr>
+              <w:spacing w:before="20" w:after="20"/>
+            </w:pPr>
             <w:r/>
             <w:r>
               <w:rPr>
-                <w:rFonts w:ascii="宋体" w:hAnsi="宋体" w:eastAsia="宋体"/>
+                <w:rFonts w:ascii="Microsoft YaHei" w:hAnsi="Microsoft YaHei" w:eastAsia="Microsoft YaHei" w:cs="Microsoft YaHei"/>
                 <w:b w:val="0"/>
-                <w:i w:val="0"/>
-                <w:sz w:val="20"/>
+                <w:color w:val="222222"/>
+                <w:sz w:val="19"/>
               </w:rPr>
               <w:t>结合当周主题的引导式练习（含禅修禁忌提示；可静可动）</w:t>
             </w:r>
@@ -925,22 +989,25 @@
             <w:tcW w:type="dxa" w:w="2409"/>
           </w:tcPr>
           <w:p>
+            <w:pPr>
+              <w:spacing w:before="20" w:after="20"/>
+            </w:pPr>
             <w:r/>
             <w:r>
               <w:rPr>
-                <w:rFonts w:ascii="宋体" w:hAnsi="宋体" w:eastAsia="宋体"/>
+                <w:rFonts w:ascii="Microsoft YaHei" w:hAnsi="Microsoft YaHei" w:eastAsia="Microsoft YaHei" w:cs="Microsoft YaHei"/>
                 <w:b/>
-                <w:i w:val="0"/>
-                <w:sz w:val="20"/>
+                <w:color w:val="222222"/>
+                <w:sz w:val="19"/>
               </w:rPr>
               <w:t>照读引导词即可</w:t>
             </w:r>
             <w:r>
               <w:rPr>
-                <w:rFonts w:ascii="宋体" w:hAnsi="宋体" w:eastAsia="宋体"/>
+                <w:rFonts w:ascii="Microsoft YaHei" w:hAnsi="Microsoft YaHei" w:eastAsia="Microsoft YaHei" w:cs="Microsoft YaHei"/>
                 <w:b w:val="0"/>
-                <w:i w:val="0"/>
-                <w:sz w:val="20"/>
+                <w:color w:val="222222"/>
+                <w:sz w:val="19"/>
               </w:rPr>
               <w:t>，不需会禅修</w:t>
             </w:r>
@@ -951,25 +1018,28 @@
         <w:tc>
           <w:tcPr>
             <w:tcW w:type="dxa" w:w="2409"/>
-            <w:shd w:val="clear" w:color="auto" w:fill="F8FAFC"/>
+            <w:shd w:val="clear" w:color="auto" w:fill="F7F9FC"/>
           </w:tcPr>
           <w:p>
+            <w:pPr>
+              <w:spacing w:before="20" w:after="20"/>
+            </w:pPr>
             <w:r/>
             <w:r>
               <w:rPr>
-                <w:rFonts w:ascii="宋体" w:hAnsi="宋体" w:eastAsia="宋体"/>
+                <w:rFonts w:ascii="Microsoft YaHei" w:hAnsi="Microsoft YaHei" w:eastAsia="Microsoft YaHei" w:cs="Microsoft YaHei"/>
                 <w:b w:val="0"/>
-                <w:i w:val="0"/>
-                <w:sz w:val="20"/>
+                <w:color w:val="222222"/>
+                <w:sz w:val="19"/>
               </w:rPr>
               <w:t xml:space="preserve">📖 </w:t>
             </w:r>
             <w:r>
               <w:rPr>
-                <w:rFonts w:ascii="宋体" w:hAnsi="宋体" w:eastAsia="宋体"/>
+                <w:rFonts w:ascii="Microsoft YaHei" w:hAnsi="Microsoft YaHei" w:eastAsia="Microsoft YaHei" w:cs="Microsoft YaHei"/>
                 <w:b/>
-                <w:i w:val="0"/>
-                <w:sz w:val="20"/>
+                <w:color w:val="222222"/>
+                <w:sz w:val="19"/>
               </w:rPr>
               <w:t>共读原文2</w:t>
             </w:r>
@@ -978,16 +1048,19 @@
         <w:tc>
           <w:tcPr>
             <w:tcW w:type="dxa" w:w="2409"/>
-            <w:shd w:val="clear" w:color="auto" w:fill="F8FAFC"/>
+            <w:shd w:val="clear" w:color="auto" w:fill="F7F9FC"/>
           </w:tcPr>
           <w:p>
+            <w:pPr>
+              <w:spacing w:before="20" w:after="20"/>
+            </w:pPr>
             <w:r/>
             <w:r>
               <w:rPr>
-                <w:rFonts w:ascii="宋体" w:hAnsi="宋体" w:eastAsia="宋体"/>
+                <w:rFonts w:ascii="Microsoft YaHei" w:hAnsi="Microsoft YaHei" w:eastAsia="Microsoft YaHei" w:cs="Microsoft YaHei"/>
                 <w:b w:val="0"/>
-                <w:i w:val="0"/>
-                <w:sz w:val="20"/>
+                <w:color w:val="222222"/>
+                <w:sz w:val="19"/>
               </w:rPr>
               <w:t>20 min</w:t>
             </w:r>
@@ -996,16 +1069,19 @@
         <w:tc>
           <w:tcPr>
             <w:tcW w:type="dxa" w:w="2409"/>
-            <w:shd w:val="clear" w:color="auto" w:fill="F8FAFC"/>
+            <w:shd w:val="clear" w:color="auto" w:fill="F7F9FC"/>
           </w:tcPr>
           <w:p>
+            <w:pPr>
+              <w:spacing w:before="20" w:after="20"/>
+            </w:pPr>
             <w:r/>
             <w:r>
               <w:rPr>
-                <w:rFonts w:ascii="宋体" w:hAnsi="宋体" w:eastAsia="宋体"/>
+                <w:rFonts w:ascii="Microsoft YaHei" w:hAnsi="Microsoft YaHei" w:eastAsia="Microsoft YaHei" w:cs="Microsoft YaHei"/>
                 <w:b w:val="0"/>
-                <w:i w:val="0"/>
-                <w:sz w:val="20"/>
+                <w:color w:val="222222"/>
+                <w:sz w:val="19"/>
               </w:rPr>
               <w:t>全体一起默读／轮流朗读本周第二段"本周朗读段"原文</w:t>
             </w:r>
@@ -1014,16 +1090,19 @@
         <w:tc>
           <w:tcPr>
             <w:tcW w:type="dxa" w:w="2409"/>
-            <w:shd w:val="clear" w:color="auto" w:fill="F8FAFC"/>
+            <w:shd w:val="clear" w:color="auto" w:fill="F7F9FC"/>
           </w:tcPr>
           <w:p>
+            <w:pPr>
+              <w:spacing w:before="20" w:after="20"/>
+            </w:pPr>
             <w:r/>
             <w:r>
               <w:rPr>
-                <w:rFonts w:ascii="宋体" w:hAnsi="宋体" w:eastAsia="宋体"/>
+                <w:rFonts w:ascii="Microsoft YaHei" w:hAnsi="Microsoft YaHei" w:eastAsia="Microsoft YaHei" w:cs="Microsoft YaHei"/>
                 <w:b w:val="0"/>
-                <w:i w:val="0"/>
-                <w:sz w:val="20"/>
+                <w:color w:val="222222"/>
+                <w:sz w:val="19"/>
               </w:rPr>
               <w:t>计时</w:t>
             </w:r>
@@ -1036,22 +1115,25 @@
             <w:tcW w:type="dxa" w:w="2409"/>
           </w:tcPr>
           <w:p>
+            <w:pPr>
+              <w:spacing w:before="20" w:after="20"/>
+            </w:pPr>
             <w:r/>
             <w:r>
               <w:rPr>
-                <w:rFonts w:ascii="宋体" w:hAnsi="宋体" w:eastAsia="宋体"/>
+                <w:rFonts w:ascii="Microsoft YaHei" w:hAnsi="Microsoft YaHei" w:eastAsia="Microsoft YaHei" w:cs="Microsoft YaHei"/>
                 <w:b w:val="0"/>
-                <w:i w:val="0"/>
-                <w:sz w:val="20"/>
+                <w:color w:val="222222"/>
+                <w:sz w:val="19"/>
               </w:rPr>
               <w:t xml:space="preserve">💬 </w:t>
             </w:r>
             <w:r>
               <w:rPr>
-                <w:rFonts w:ascii="宋体" w:hAnsi="宋体" w:eastAsia="宋体"/>
+                <w:rFonts w:ascii="Microsoft YaHei" w:hAnsi="Microsoft YaHei" w:eastAsia="Microsoft YaHei" w:cs="Microsoft YaHei"/>
                 <w:b/>
-                <w:i w:val="0"/>
-                <w:sz w:val="20"/>
+                <w:color w:val="222222"/>
+                <w:sz w:val="19"/>
               </w:rPr>
               <w:t>第二轮分享</w:t>
             </w:r>
@@ -1062,13 +1144,16 @@
             <w:tcW w:type="dxa" w:w="2409"/>
           </w:tcPr>
           <w:p>
+            <w:pPr>
+              <w:spacing w:before="20" w:after="20"/>
+            </w:pPr>
             <w:r/>
             <w:r>
               <w:rPr>
-                <w:rFonts w:ascii="宋体" w:hAnsi="宋体" w:eastAsia="宋体"/>
+                <w:rFonts w:ascii="Microsoft YaHei" w:hAnsi="Microsoft YaHei" w:eastAsia="Microsoft YaHei" w:cs="Microsoft YaHei"/>
                 <w:b w:val="0"/>
-                <w:i w:val="0"/>
-                <w:sz w:val="20"/>
+                <w:color w:val="222222"/>
+                <w:sz w:val="19"/>
               </w:rPr>
               <w:t>10 min</w:t>
             </w:r>
@@ -1079,13 +1164,16 @@
             <w:tcW w:type="dxa" w:w="2409"/>
           </w:tcPr>
           <w:p>
+            <w:pPr>
+              <w:spacing w:before="20" w:after="20"/>
+            </w:pPr>
             <w:r/>
             <w:r>
               <w:rPr>
-                <w:rFonts w:ascii="宋体" w:hAnsi="宋体" w:eastAsia="宋体"/>
+                <w:rFonts w:ascii="Microsoft YaHei" w:hAnsi="Microsoft YaHei" w:eastAsia="Microsoft YaHei" w:cs="Microsoft YaHei"/>
                 <w:b w:val="0"/>
-                <w:i w:val="0"/>
-                <w:sz w:val="20"/>
+                <w:color w:val="222222"/>
+                <w:sz w:val="19"/>
               </w:rPr>
               <w:t>每人轮流分享："最触动我的一句话／一个观点是什么？"（不评论他人）</w:t>
             </w:r>
@@ -1096,13 +1184,16 @@
             <w:tcW w:type="dxa" w:w="2409"/>
           </w:tcPr>
           <w:p>
+            <w:pPr>
+              <w:spacing w:before="20" w:after="20"/>
+            </w:pPr>
             <w:r/>
             <w:r>
               <w:rPr>
-                <w:rFonts w:ascii="宋体" w:hAnsi="宋体" w:eastAsia="宋体"/>
+                <w:rFonts w:ascii="Microsoft YaHei" w:hAnsi="Microsoft YaHei" w:eastAsia="Microsoft YaHei" w:cs="Microsoft YaHei"/>
                 <w:b w:val="0"/>
-                <w:i w:val="0"/>
-                <w:sz w:val="20"/>
+                <w:color w:val="222222"/>
+                <w:sz w:val="19"/>
               </w:rPr>
               <w:t>温和推进</w:t>
             </w:r>
@@ -1113,25 +1204,28 @@
         <w:tc>
           <w:tcPr>
             <w:tcW w:type="dxa" w:w="2409"/>
-            <w:shd w:val="clear" w:color="auto" w:fill="F8FAFC"/>
+            <w:shd w:val="clear" w:color="auto" w:fill="F7F9FC"/>
           </w:tcPr>
           <w:p>
+            <w:pPr>
+              <w:spacing w:before="20" w:after="20"/>
+            </w:pPr>
             <w:r/>
             <w:r>
               <w:rPr>
-                <w:rFonts w:ascii="宋体" w:hAnsi="宋体" w:eastAsia="宋体"/>
+                <w:rFonts w:ascii="Microsoft YaHei" w:hAnsi="Microsoft YaHei" w:eastAsia="Microsoft YaHei" w:cs="Microsoft YaHei"/>
                 <w:b w:val="0"/>
-                <w:i w:val="0"/>
-                <w:sz w:val="20"/>
+                <w:color w:val="222222"/>
+                <w:sz w:val="19"/>
               </w:rPr>
               <w:t xml:space="preserve">🎯 </w:t>
             </w:r>
             <w:r>
               <w:rPr>
-                <w:rFonts w:ascii="宋体" w:hAnsi="宋体" w:eastAsia="宋体"/>
+                <w:rFonts w:ascii="Microsoft YaHei" w:hAnsi="Microsoft YaHei" w:eastAsia="Microsoft YaHei" w:cs="Microsoft YaHei"/>
                 <w:b/>
-                <w:i w:val="0"/>
-                <w:sz w:val="20"/>
+                <w:color w:val="222222"/>
+                <w:sz w:val="19"/>
               </w:rPr>
               <w:t>第二轮主题讨论</w:t>
             </w:r>
@@ -1140,16 +1234,19 @@
         <w:tc>
           <w:tcPr>
             <w:tcW w:type="dxa" w:w="2409"/>
-            <w:shd w:val="clear" w:color="auto" w:fill="F8FAFC"/>
+            <w:shd w:val="clear" w:color="auto" w:fill="F7F9FC"/>
           </w:tcPr>
           <w:p>
+            <w:pPr>
+              <w:spacing w:before="20" w:after="20"/>
+            </w:pPr>
             <w:r/>
             <w:r>
               <w:rPr>
-                <w:rFonts w:ascii="宋体" w:hAnsi="宋体" w:eastAsia="宋体"/>
+                <w:rFonts w:ascii="Microsoft YaHei" w:hAnsi="Microsoft YaHei" w:eastAsia="Microsoft YaHei" w:cs="Microsoft YaHei"/>
                 <w:b w:val="0"/>
-                <w:i w:val="0"/>
-                <w:sz w:val="20"/>
+                <w:color w:val="222222"/>
+                <w:sz w:val="19"/>
               </w:rPr>
               <w:t>10 min</w:t>
             </w:r>
@@ -1158,16 +1255,19 @@
         <w:tc>
           <w:tcPr>
             <w:tcW w:type="dxa" w:w="2409"/>
-            <w:shd w:val="clear" w:color="auto" w:fill="F8FAFC"/>
+            <w:shd w:val="clear" w:color="auto" w:fill="F7F9FC"/>
           </w:tcPr>
           <w:p>
+            <w:pPr>
+              <w:spacing w:before="20" w:after="20"/>
+            </w:pPr>
             <w:r/>
             <w:r>
               <w:rPr>
-                <w:rFonts w:ascii="宋体" w:hAnsi="宋体" w:eastAsia="宋体"/>
+                <w:rFonts w:ascii="Microsoft YaHei" w:hAnsi="Microsoft YaHei" w:eastAsia="Microsoft YaHei" w:cs="Microsoft YaHei"/>
                 <w:b w:val="0"/>
-                <w:i w:val="0"/>
-                <w:sz w:val="20"/>
+                <w:color w:val="222222"/>
+                <w:sz w:val="19"/>
               </w:rPr>
               <w:t>围绕 2–3 个分层次引导问题开放式讨论</w:t>
             </w:r>
@@ -1176,16 +1276,19 @@
         <w:tc>
           <w:tcPr>
             <w:tcW w:type="dxa" w:w="2409"/>
-            <w:shd w:val="clear" w:color="auto" w:fill="F8FAFC"/>
+            <w:shd w:val="clear" w:color="auto" w:fill="F7F9FC"/>
           </w:tcPr>
           <w:p>
+            <w:pPr>
+              <w:spacing w:before="20" w:after="20"/>
+            </w:pPr>
             <w:r/>
             <w:r>
               <w:rPr>
-                <w:rFonts w:ascii="宋体" w:hAnsi="宋体" w:eastAsia="宋体"/>
+                <w:rFonts w:ascii="Microsoft YaHei" w:hAnsi="Microsoft YaHei" w:eastAsia="Microsoft YaHei" w:cs="Microsoft YaHei"/>
                 <w:b w:val="0"/>
-                <w:i w:val="0"/>
-                <w:sz w:val="20"/>
+                <w:color w:val="222222"/>
+                <w:sz w:val="19"/>
               </w:rPr>
               <w:t>朗读问题，引导讨论</w:t>
             </w:r>
@@ -1198,22 +1301,25 @@
             <w:tcW w:type="dxa" w:w="2409"/>
           </w:tcPr>
           <w:p>
+            <w:pPr>
+              <w:spacing w:before="20" w:after="20"/>
+            </w:pPr>
             <w:r/>
             <w:r>
               <w:rPr>
-                <w:rFonts w:ascii="宋体" w:hAnsi="宋体" w:eastAsia="宋体"/>
+                <w:rFonts w:ascii="Microsoft YaHei" w:hAnsi="Microsoft YaHei" w:eastAsia="Microsoft YaHei" w:cs="Microsoft YaHei"/>
                 <w:b w:val="0"/>
-                <w:i w:val="0"/>
-                <w:sz w:val="20"/>
+                <w:color w:val="222222"/>
+                <w:sz w:val="19"/>
               </w:rPr>
               <w:t xml:space="preserve">🔚 </w:t>
             </w:r>
             <w:r>
               <w:rPr>
-                <w:rFonts w:ascii="宋体" w:hAnsi="宋体" w:eastAsia="宋体"/>
+                <w:rFonts w:ascii="Microsoft YaHei" w:hAnsi="Microsoft YaHei" w:eastAsia="Microsoft YaHei" w:cs="Microsoft YaHei"/>
                 <w:b/>
-                <w:i w:val="0"/>
-                <w:sz w:val="20"/>
+                <w:color w:val="222222"/>
+                <w:sz w:val="19"/>
               </w:rPr>
               <w:t>收尾与回向</w:t>
             </w:r>
@@ -1224,13 +1330,16 @@
             <w:tcW w:type="dxa" w:w="2409"/>
           </w:tcPr>
           <w:p>
+            <w:pPr>
+              <w:spacing w:before="20" w:after="20"/>
+            </w:pPr>
             <w:r/>
             <w:r>
               <w:rPr>
-                <w:rFonts w:ascii="宋体" w:hAnsi="宋体" w:eastAsia="宋体"/>
+                <w:rFonts w:ascii="Microsoft YaHei" w:hAnsi="Microsoft YaHei" w:eastAsia="Microsoft YaHei" w:cs="Microsoft YaHei"/>
                 <w:b w:val="0"/>
-                <w:i w:val="0"/>
-                <w:sz w:val="20"/>
+                <w:color w:val="222222"/>
+                <w:sz w:val="19"/>
               </w:rPr>
               <w:t>15 min</w:t>
             </w:r>
@@ -1241,13 +1350,16 @@
             <w:tcW w:type="dxa" w:w="2409"/>
           </w:tcPr>
           <w:p>
+            <w:pPr>
+              <w:spacing w:before="20" w:after="20"/>
+            </w:pPr>
             <w:r/>
             <w:r>
               <w:rPr>
-                <w:rFonts w:ascii="宋体" w:hAnsi="宋体" w:eastAsia="宋体"/>
+                <w:rFonts w:ascii="Microsoft YaHei" w:hAnsi="Microsoft YaHei" w:eastAsia="Microsoft YaHei" w:cs="Microsoft YaHei"/>
                 <w:b w:val="0"/>
-                <w:i w:val="0"/>
-                <w:sz w:val="20"/>
+                <w:color w:val="222222"/>
+                <w:sz w:val="19"/>
               </w:rPr>
               <w:t>每人一句话总结 ＋ 下周预告 ＋ 回向</w:t>
             </w:r>
@@ -1258,13 +1370,16 @@
             <w:tcW w:type="dxa" w:w="2409"/>
           </w:tcPr>
           <w:p>
+            <w:pPr>
+              <w:spacing w:before="20" w:after="20"/>
+            </w:pPr>
             <w:r/>
             <w:r>
               <w:rPr>
-                <w:rFonts w:ascii="宋体" w:hAnsi="宋体" w:eastAsia="宋体"/>
+                <w:rFonts w:ascii="Microsoft YaHei" w:hAnsi="Microsoft YaHei" w:eastAsia="Microsoft YaHei" w:cs="Microsoft YaHei"/>
                 <w:b w:val="0"/>
-                <w:i w:val="0"/>
-                <w:sz w:val="20"/>
+                <w:color w:val="222222"/>
+                <w:sz w:val="19"/>
               </w:rPr>
               <w:t>主持轮流发言，带领回向</w:t>
             </w:r>
@@ -1274,150 +1389,696 @@
     </w:tbl>
     <w:p>
       <w:pPr>
-        <w:spacing w:after="40"/>
-      </w:pPr>
-    </w:p>
-    <w:tbl>
-      <w:tblPr>
-        <w:tblW w:type="auto" w:w="0"/>
-        <w:jc w:val="center"/>
-        <w:tblLook w:firstColumn="1" w:firstRow="1" w:lastColumn="0" w:lastRow="0" w:noHBand="0" w:noVBand="1" w:val="04A0"/>
-      </w:tblPr>
-      <w:tblGrid>
-        <w:gridCol w:w="9638"/>
-      </w:tblGrid>
-      <w:tr>
-        <w:tc>
-          <w:tcPr>
-            <w:tcW w:type="dxa" w:w="9638"/>
-            <w:shd w:val="clear" w:color="auto" w:fill="F2F7FB"/>
-            <w:tcBorders>
-              <w:start w:val="single" w:sz="24" w:color="2E5C8A"/>
-            </w:tcBorders>
-            <w:tcMar>
-              <w:top w:w="40" w:type="dxa"/>
-              <w:bottom w:w="40" w:type="dxa"/>
-              <w:start w:w="120" w:type="dxa"/>
-              <w:end w:w="120" w:type="dxa"/>
-            </w:tcMar>
-          </w:tcPr>
-          <w:p>
-            <w:pPr>
-              <w:spacing w:line="324" w:lineRule="auto" w:after="60"/>
-            </w:pPr>
-            <w:r/>
-            <w:r>
-              <w:rPr>
-                <w:rFonts w:ascii="宋体" w:hAnsi="宋体" w:eastAsia="宋体"/>
-                <w:b w:val="0"/>
-                <w:i w:val="0"/>
-                <w:color w:val="333333"/>
-                <w:sz w:val="22"/>
-              </w:rPr>
-              <w:t xml:space="preserve">💡 </w:t>
-            </w:r>
-            <w:r>
-              <w:rPr>
-                <w:rFonts w:ascii="宋体" w:hAnsi="宋体" w:eastAsia="宋体"/>
-                <w:b/>
-                <w:i w:val="0"/>
-                <w:color w:val="333333"/>
-                <w:sz w:val="22"/>
-              </w:rPr>
-              <w:t>时长说明</w:t>
-            </w:r>
-            <w:r>
-              <w:rPr>
-                <w:rFonts w:ascii="宋体" w:hAnsi="宋体" w:eastAsia="宋体"/>
-                <w:b w:val="0"/>
-                <w:i w:val="0"/>
-                <w:color w:val="333333"/>
-                <w:sz w:val="22"/>
-              </w:rPr>
-              <w:t xml:space="preserve">：九环节时长合计约 </w:t>
-            </w:r>
-            <w:r>
-              <w:rPr>
-                <w:rFonts w:ascii="宋体" w:hAnsi="宋体" w:eastAsia="宋体"/>
-                <w:b/>
-                <w:i w:val="0"/>
-                <w:color w:val="333333"/>
-                <w:sz w:val="22"/>
-              </w:rPr>
-              <w:t>120 分钟</w:t>
-            </w:r>
-            <w:r>
-              <w:rPr>
-                <w:rFonts w:ascii="宋体" w:hAnsi="宋体" w:eastAsia="宋体"/>
-                <w:b w:val="0"/>
-                <w:i w:val="0"/>
-                <w:color w:val="333333"/>
-                <w:sz w:val="22"/>
-              </w:rPr>
-              <w:t>（静心10／共读1 20／分享1 10／讨论1 10／禅修15／共读2 20／分享2 10／讨论2 10／收尾15）。每周由</w:t>
-            </w:r>
-            <w:r>
-              <w:rPr>
-                <w:rFonts w:ascii="宋体" w:hAnsi="宋体" w:eastAsia="宋体"/>
-                <w:b/>
-                <w:i w:val="0"/>
-                <w:color w:val="333333"/>
-                <w:sz w:val="22"/>
-              </w:rPr>
-              <w:t>连续两周内容合并</w:t>
-            </w:r>
-            <w:r>
-              <w:rPr>
-                <w:rFonts w:ascii="宋体" w:hAnsi="宋体" w:eastAsia="宋体"/>
-                <w:b w:val="0"/>
-                <w:i w:val="0"/>
-                <w:color w:val="333333"/>
-                <w:sz w:val="22"/>
-              </w:rPr>
-              <w:t>而成，含两段共读原文（各约20分钟朗读量，时间不够时只读标注★核心的段落）；原则不变：</w:t>
-            </w:r>
-            <w:r>
-              <w:rPr>
-                <w:rFonts w:ascii="宋体" w:hAnsi="宋体" w:eastAsia="宋体"/>
-                <w:b/>
-                <w:i w:val="0"/>
-                <w:color w:val="333333"/>
-                <w:sz w:val="22"/>
-              </w:rPr>
-              <w:t>宁可少讨论，不省略禅修练习</w:t>
-            </w:r>
-            <w:r>
-              <w:rPr>
-                <w:rFonts w:ascii="宋体" w:hAnsi="宋体" w:eastAsia="宋体"/>
-                <w:b w:val="0"/>
-                <w:i w:val="0"/>
-                <w:color w:val="333333"/>
-                <w:sz w:val="22"/>
-              </w:rPr>
-              <w:t>。</w:t>
-            </w:r>
-          </w:p>
-        </w:tc>
-      </w:tr>
-    </w:tbl>
-    <w:p>
-      <w:pPr>
-        <w:spacing w:after="40"/>
+        <w:spacing w:after="60"/>
       </w:pPr>
     </w:p>
     <w:p>
       <w:pPr>
-        <w:spacing w:before="200"/>
+        <w:spacing w:before="20" w:after="20"/>
+        <w:ind w:left="170"/>
+        <w:shd w:val="clear" w:color="auto" w:fill="EEF2F9"/>
+        <w:pBdr>
+          <w:left w:val="single" w:sz="24" w:space="6" w:color="2E5395"/>
+        </w:pBdr>
       </w:pPr>
       <w:r>
         <w:rPr>
-          <w:rFonts w:ascii="微软雅黑" w:hAnsi="微软雅黑" w:eastAsia="微软雅黑"/>
+          <w:rFonts w:ascii="Microsoft YaHei" w:hAnsi="Microsoft YaHei" w:eastAsia="Microsoft YaHei" w:cs="Microsoft YaHei"/>
           <w:b w:val="0"/>
-          <w:i w:val="0"/>
-          <w:color w:val="1F3A5F"/>
-          <w:sz w:val="28"/>
+          <w:color w:val="2A3B4D"/>
+          <w:sz w:val="20"/>
+        </w:rPr>
+        <w:t xml:space="preserve">💡 </w:t>
+      </w:r>
+      <w:r>
+        <w:rPr>
+          <w:rFonts w:ascii="Microsoft YaHei" w:hAnsi="Microsoft YaHei" w:eastAsia="Microsoft YaHei" w:cs="Microsoft YaHei"/>
+          <w:b/>
+          <w:color w:val="2A3B4D"/>
+          <w:sz w:val="20"/>
+        </w:rPr>
+        <w:t>时长说明</w:t>
+      </w:r>
+      <w:r>
+        <w:rPr>
+          <w:rFonts w:ascii="Microsoft YaHei" w:hAnsi="Microsoft YaHei" w:eastAsia="Microsoft YaHei" w:cs="Microsoft YaHei"/>
+          <w:b w:val="0"/>
+          <w:color w:val="2A3B4D"/>
+          <w:sz w:val="20"/>
+        </w:rPr>
+        <w:t xml:space="preserve">：九环节时长合计约 </w:t>
+      </w:r>
+      <w:r>
+        <w:rPr>
+          <w:rFonts w:ascii="Microsoft YaHei" w:hAnsi="Microsoft YaHei" w:eastAsia="Microsoft YaHei" w:cs="Microsoft YaHei"/>
+          <w:b/>
+          <w:color w:val="2A3B4D"/>
+          <w:sz w:val="20"/>
+        </w:rPr>
+        <w:t>120 分钟</w:t>
+      </w:r>
+      <w:r>
+        <w:rPr>
+          <w:rFonts w:ascii="Microsoft YaHei" w:hAnsi="Microsoft YaHei" w:eastAsia="Microsoft YaHei" w:cs="Microsoft YaHei"/>
+          <w:b w:val="0"/>
+          <w:color w:val="2A3B4D"/>
+          <w:sz w:val="20"/>
+        </w:rPr>
+        <w:t>（静心10／共读1 20／分享1 10／讨论1 10／禅修15／共读2 20／分享2 10／讨论2 10／收尾15）。每周由</w:t>
+      </w:r>
+      <w:r>
+        <w:rPr>
+          <w:rFonts w:ascii="Microsoft YaHei" w:hAnsi="Microsoft YaHei" w:eastAsia="Microsoft YaHei" w:cs="Microsoft YaHei"/>
+          <w:b/>
+          <w:color w:val="2A3B4D"/>
+          <w:sz w:val="20"/>
+        </w:rPr>
+        <w:t>连续两周内容合并</w:t>
+      </w:r>
+      <w:r>
+        <w:rPr>
+          <w:rFonts w:ascii="Microsoft YaHei" w:hAnsi="Microsoft YaHei" w:eastAsia="Microsoft YaHei" w:cs="Microsoft YaHei"/>
+          <w:b w:val="0"/>
+          <w:color w:val="2A3B4D"/>
+          <w:sz w:val="20"/>
+        </w:rPr>
+        <w:t>而成，含两段共读原文（各约20分钟朗读量，时间不够时只读标注★核心的段落）；原则不变：</w:t>
+      </w:r>
+      <w:r>
+        <w:rPr>
+          <w:rFonts w:ascii="Microsoft YaHei" w:hAnsi="Microsoft YaHei" w:eastAsia="Microsoft YaHei" w:cs="Microsoft YaHei"/>
+          <w:b/>
+          <w:color w:val="2A3B4D"/>
+          <w:sz w:val="20"/>
+        </w:rPr>
+        <w:t>宁可少讨论，不省略禅修练习</w:t>
+      </w:r>
+      <w:r>
+        <w:rPr>
+          <w:rFonts w:ascii="Microsoft YaHei" w:hAnsi="Microsoft YaHei" w:eastAsia="Microsoft YaHei" w:cs="Microsoft YaHei"/>
+          <w:b w:val="0"/>
+          <w:color w:val="2A3B4D"/>
+          <w:sz w:val="20"/>
+        </w:rPr>
+        <w:t>。</w:t>
+      </w:r>
+    </w:p>
+    <w:p>
+      <w:pPr>
+        <w:keepNext/>
+        <w:spacing w:before="200" w:after="80"/>
+        <w:pBdr>
+          <w:bottom w:val="single" w:sz="6" w:space="1" w:color="2E5395"/>
+        </w:pBdr>
+      </w:pPr>
+      <w:r>
+        <w:rPr>
+          <w:rFonts w:ascii="Microsoft YaHei" w:hAnsi="Microsoft YaHei" w:eastAsia="Microsoft YaHei" w:cs="Microsoft YaHei"/>
+          <w:b/>
+          <w:color w:val="1F3864"/>
+          <w:sz w:val="29"/>
         </w:rPr>
         <w:t>三、主持人的11条守则</w:t>
+      </w:r>
+    </w:p>
+    <w:p>
+      <w:pPr>
+        <w:spacing w:before="20" w:after="20"/>
+        <w:ind w:left="170"/>
+        <w:shd w:val="clear" w:color="auto" w:fill="EEF2F9"/>
+        <w:pBdr>
+          <w:left w:val="single" w:sz="24" w:space="6" w:color="2E5395"/>
+        </w:pBdr>
+      </w:pPr>
+      <w:r>
+        <w:rPr>
+          <w:rFonts w:ascii="Microsoft YaHei" w:hAnsi="Microsoft YaHei" w:eastAsia="Microsoft YaHei" w:cs="Microsoft YaHei"/>
+          <w:b w:val="0"/>
+          <w:color w:val="2A3B4D"/>
+          <w:sz w:val="20"/>
+        </w:rPr>
+        <w:t xml:space="preserve">说明：本节 11 条为完整版；每周文档开头的"主持人速览"另附 </w:t>
+      </w:r>
+      <w:r>
+        <w:rPr>
+          <w:rFonts w:ascii="Microsoft YaHei" w:hAnsi="Microsoft YaHei" w:eastAsia="Microsoft YaHei" w:cs="Microsoft YaHei"/>
+          <w:b/>
+          <w:color w:val="2A3B4D"/>
+          <w:sz w:val="20"/>
+        </w:rPr>
+        <w:t>10 条精简版</w:t>
+      </w:r>
+      <w:r>
+        <w:rPr>
+          <w:rFonts w:ascii="Microsoft YaHei" w:hAnsi="Microsoft YaHei" w:eastAsia="Microsoft YaHei" w:cs="Microsoft YaHei"/>
+          <w:b w:val="0"/>
+          <w:color w:val="2A3B4D"/>
+          <w:sz w:val="20"/>
+        </w:rPr>
+        <w:t>（为本节的凝练合并，并新增"冷场→主持人先分享"一条），两者内容一致、并不冲突。</w:t>
+      </w:r>
+    </w:p>
+    <w:p>
+      <w:pPr>
+        <w:pStyle w:val="ListNumber"/>
+        <w:spacing w:before="0" w:after="20"/>
+      </w:pPr>
+      <w:r>
+        <w:rPr>
+          <w:rFonts w:ascii="Microsoft YaHei" w:hAnsi="Microsoft YaHei" w:eastAsia="Microsoft YaHei" w:cs="Microsoft YaHei"/>
+          <w:b w:val="0"/>
+          <w:color w:val="222222"/>
+          <w:sz w:val="21"/>
+        </w:rPr>
+        <w:t>你不需要懂内容——你只需要按流程走</w:t>
+      </w:r>
+    </w:p>
+    <w:p>
+      <w:pPr>
+        <w:pStyle w:val="ListNumber"/>
+        <w:spacing w:before="0" w:after="20"/>
+      </w:pPr>
+      <w:r>
+        <w:rPr>
+          <w:rFonts w:ascii="Microsoft YaHei" w:hAnsi="Microsoft YaHei" w:eastAsia="Microsoft YaHei" w:cs="Microsoft YaHei"/>
+          <w:b w:val="0"/>
+          <w:color w:val="222222"/>
+          <w:sz w:val="21"/>
+        </w:rPr>
+        <w:t>不要讲解——让原文自己说话，让每个人从原文中获取自己的理解</w:t>
+      </w:r>
+    </w:p>
+    <w:p>
+      <w:pPr>
+        <w:pStyle w:val="ListNumber"/>
+        <w:spacing w:before="0" w:after="20"/>
+      </w:pPr>
+      <w:r>
+        <w:rPr>
+          <w:rFonts w:ascii="Microsoft YaHei" w:hAnsi="Microsoft YaHei" w:eastAsia="Microsoft YaHei" w:cs="Microsoft YaHei"/>
+          <w:b w:val="0"/>
+          <w:color w:val="222222"/>
+          <w:sz w:val="21"/>
+        </w:rPr>
+        <w:t>当有人问"正确答案是什么"时，温柔地说："我们先听听大家的看法"</w:t>
+      </w:r>
+    </w:p>
+    <w:p>
+      <w:pPr>
+        <w:pStyle w:val="ListNumber"/>
+        <w:spacing w:before="0" w:after="20"/>
+      </w:pPr>
+      <w:r>
+        <w:rPr>
+          <w:rFonts w:ascii="Microsoft YaHei" w:hAnsi="Microsoft YaHei" w:eastAsia="Microsoft YaHei" w:cs="Microsoft YaHei"/>
+          <w:b w:val="0"/>
+          <w:color w:val="222222"/>
+          <w:sz w:val="21"/>
+        </w:rPr>
+        <w:t>确保每个人都有说话的机会——可用"我们还没听到某某的想法"</w:t>
+      </w:r>
+    </w:p>
+    <w:p>
+      <w:pPr>
+        <w:pStyle w:val="ListNumber"/>
+        <w:spacing w:before="0" w:after="20"/>
+      </w:pPr>
+      <w:r>
+        <w:rPr>
+          <w:rFonts w:ascii="Microsoft YaHei" w:hAnsi="Microsoft YaHei" w:eastAsia="Microsoft YaHei" w:cs="Microsoft YaHei"/>
+          <w:b w:val="0"/>
+          <w:color w:val="222222"/>
+          <w:sz w:val="21"/>
+        </w:rPr>
+        <w:t>如果有人跑题太久，说："这个很有意思，我们先把话题拉回到今天的原文"</w:t>
+      </w:r>
+    </w:p>
+    <w:p>
+      <w:pPr>
+        <w:pStyle w:val="ListNumber"/>
+        <w:spacing w:before="0" w:after="20"/>
+      </w:pPr>
+      <w:r>
+        <w:rPr>
+          <w:rFonts w:ascii="Microsoft YaHei" w:hAnsi="Microsoft YaHei" w:eastAsia="Microsoft YaHei" w:cs="Microsoft YaHei"/>
+          <w:b w:val="0"/>
+          <w:color w:val="222222"/>
+          <w:sz w:val="21"/>
+        </w:rPr>
+        <w:t>如果有人发生争论，说："我们听到两种不同的看法，这很好，大家都可以保留自己的理解"</w:t>
+      </w:r>
+    </w:p>
+    <w:p>
+      <w:pPr>
+        <w:pStyle w:val="ListNumber"/>
+        <w:spacing w:before="0" w:after="20"/>
+      </w:pPr>
+      <w:r>
+        <w:rPr>
+          <w:rFonts w:ascii="Microsoft YaHei" w:hAnsi="Microsoft YaHei" w:eastAsia="Microsoft YaHei" w:cs="Microsoft YaHei"/>
+          <w:b w:val="0"/>
+          <w:color w:val="222222"/>
+          <w:sz w:val="21"/>
+        </w:rPr>
+        <w:t>永远不说"我来解释一下"——而是说"原文里是怎么说的？我们再读一遍那段"</w:t>
+      </w:r>
+    </w:p>
+    <w:p>
+      <w:pPr>
+        <w:pStyle w:val="ListNumber"/>
+        <w:spacing w:before="0" w:after="20"/>
+      </w:pPr>
+      <w:r>
+        <w:rPr>
+          <w:rFonts w:ascii="Microsoft YaHei" w:hAnsi="Microsoft YaHei" w:eastAsia="Microsoft YaHei" w:cs="Microsoft YaHei"/>
+          <w:b w:val="0"/>
+          <w:color w:val="222222"/>
+          <w:sz w:val="21"/>
+        </w:rPr>
+        <w:t>第一轮分享不允许对别人的发言做评论——每人只说自己的触动</w:t>
+      </w:r>
+    </w:p>
+    <w:p>
+      <w:pPr>
+        <w:pStyle w:val="ListNumber"/>
+        <w:spacing w:before="0" w:after="20"/>
+      </w:pPr>
+      <w:r>
+        <w:rPr>
+          <w:rFonts w:ascii="Microsoft YaHei" w:hAnsi="Microsoft YaHei" w:eastAsia="Microsoft YaHei" w:cs="Microsoft YaHei"/>
+          <w:b w:val="0"/>
+          <w:color w:val="222222"/>
+          <w:sz w:val="21"/>
+        </w:rPr>
+        <w:t>禅修练习照读引导词即可——不需要会禅修，也不需要示范</w:t>
+      </w:r>
+    </w:p>
+    <w:p>
+      <w:pPr>
+        <w:pStyle w:val="ListNumber"/>
+        <w:spacing w:before="0" w:after="20"/>
+      </w:pPr>
+      <w:r>
+        <w:rPr>
+          <w:rFonts w:ascii="Microsoft YaHei" w:hAnsi="Microsoft YaHei" w:eastAsia="Microsoft YaHei" w:cs="Microsoft YaHei"/>
+          <w:b w:val="0"/>
+          <w:color w:val="222222"/>
+          <w:sz w:val="21"/>
+        </w:rPr>
+        <w:t>时间到了就推进——不必等每个问题都"讨论透彻"</w:t>
+      </w:r>
+    </w:p>
+    <w:p>
+      <w:pPr>
+        <w:pStyle w:val="ListNumber"/>
+        <w:spacing w:before="0" w:after="20"/>
+      </w:pPr>
+      <w:r>
+        <w:rPr>
+          <w:rFonts w:ascii="Microsoft YaHei" w:hAnsi="Microsoft YaHei" w:eastAsia="Microsoft YaHei" w:cs="Microsoft YaHei"/>
+          <w:b w:val="0"/>
+          <w:color w:val="222222"/>
+          <w:sz w:val="21"/>
+        </w:rPr>
+        <w:t>最后留出时间让大家一起回向，把共学的功德回向给一切众生</w:t>
+      </w:r>
+    </w:p>
+    <w:p>
+      <w:pPr>
+        <w:keepNext/>
+        <w:spacing w:before="200" w:after="80"/>
+        <w:pBdr>
+          <w:bottom w:val="single" w:sz="6" w:space="1" w:color="2E5395"/>
+        </w:pBdr>
+      </w:pPr>
+      <w:r>
+        <w:rPr>
+          <w:rFonts w:ascii="Microsoft YaHei" w:hAnsi="Microsoft YaHei" w:eastAsia="Microsoft YaHei" w:cs="Microsoft YaHei"/>
+          <w:b/>
+          <w:color w:val="1F3864"/>
+          <w:sz w:val="29"/>
+        </w:rPr>
+        <w:t>四、禅修练习特别提示（很重要！）</w:t>
+      </w:r>
+    </w:p>
+    <w:p>
+      <w:pPr>
+        <w:spacing w:before="20" w:after="40"/>
+      </w:pPr>
+      <w:r>
+        <w:rPr>
+          <w:rFonts w:ascii="Microsoft YaHei" w:hAnsi="Microsoft YaHei" w:eastAsia="Microsoft YaHei" w:cs="Microsoft YaHei"/>
+          <w:b w:val="0"/>
+          <w:color w:val="222222"/>
+          <w:sz w:val="21"/>
+        </w:rPr>
+        <w:t>禅修入门读书会和一般读书会不同——</w:t>
+      </w:r>
+      <w:r>
+        <w:rPr>
+          <w:rFonts w:ascii="Microsoft YaHei" w:hAnsi="Microsoft YaHei" w:eastAsia="Microsoft YaHei" w:cs="Microsoft YaHei"/>
+          <w:b/>
+          <w:color w:val="222222"/>
+          <w:sz w:val="21"/>
+        </w:rPr>
+        <w:t>它包含实际练习环节</w:t>
+      </w:r>
+      <w:r>
+        <w:rPr>
+          <w:rFonts w:ascii="Microsoft YaHei" w:hAnsi="Microsoft YaHei" w:eastAsia="Microsoft YaHei" w:cs="Microsoft YaHei"/>
+          <w:b w:val="0"/>
+          <w:color w:val="222222"/>
+          <w:sz w:val="21"/>
+        </w:rPr>
+        <w:t>。每周标准流程中的"🧘 禅修练习"（15分钟），由主持人带领大家实际坐禅或经行：除第4周含经行练习外，其余各周以坐禅为主。做法很简单——</w:t>
+      </w:r>
+      <w:r>
+        <w:rPr>
+          <w:rFonts w:ascii="Microsoft YaHei" w:hAnsi="Microsoft YaHei" w:eastAsia="Microsoft YaHei" w:cs="Microsoft YaHei"/>
+          <w:b/>
+          <w:color w:val="222222"/>
+          <w:sz w:val="21"/>
+        </w:rPr>
+        <w:t>把每周文档里写好的引导词照读一遍即可</w:t>
+      </w:r>
+      <w:r>
+        <w:rPr>
+          <w:rFonts w:ascii="Microsoft YaHei" w:hAnsi="Microsoft YaHei" w:eastAsia="Microsoft YaHei" w:cs="Microsoft YaHei"/>
+          <w:b w:val="0"/>
+          <w:color w:val="222222"/>
+          <w:sz w:val="21"/>
+        </w:rPr>
+        <w:t>。</w:t>
+      </w:r>
+    </w:p>
+    <w:p>
+      <w:pPr>
+        <w:spacing w:before="20" w:after="20"/>
+        <w:ind w:left="170"/>
+        <w:shd w:val="clear" w:color="auto" w:fill="EEF2F9"/>
+        <w:pBdr>
+          <w:left w:val="single" w:sz="24" w:space="6" w:color="2E5395"/>
+        </w:pBdr>
+      </w:pPr>
+      <w:r>
+        <w:rPr>
+          <w:rFonts w:ascii="Microsoft YaHei" w:hAnsi="Microsoft YaHei" w:eastAsia="Microsoft YaHei" w:cs="Microsoft YaHei"/>
+          <w:b w:val="0"/>
+          <w:color w:val="2A3B4D"/>
+          <w:sz w:val="20"/>
+        </w:rPr>
+        <w:t xml:space="preserve">⚠️ </w:t>
+      </w:r>
+      <w:r>
+        <w:rPr>
+          <w:rFonts w:ascii="Microsoft YaHei" w:hAnsi="Microsoft YaHei" w:eastAsia="Microsoft YaHei" w:cs="Microsoft YaHei"/>
+          <w:b/>
+          <w:color w:val="2A3B4D"/>
+          <w:sz w:val="20"/>
+        </w:rPr>
+        <w:t>注意（4周版）</w:t>
+      </w:r>
+      <w:r>
+        <w:rPr>
+          <w:rFonts w:ascii="Microsoft YaHei" w:hAnsi="Microsoft YaHei" w:eastAsia="Microsoft YaHei" w:cs="Microsoft YaHei"/>
+          <w:b w:val="0"/>
+          <w:color w:val="2A3B4D"/>
+          <w:sz w:val="20"/>
+        </w:rPr>
+        <w:t>：因每周由连续两周合并，每周围"🧘 禅修练习"环节含</w:t>
+      </w:r>
+      <w:r>
+        <w:rPr>
+          <w:rFonts w:ascii="Microsoft YaHei" w:hAnsi="Microsoft YaHei" w:eastAsia="Microsoft YaHei" w:cs="Microsoft YaHei"/>
+          <w:b/>
+          <w:color w:val="2A3B4D"/>
+          <w:sz w:val="20"/>
+        </w:rPr>
+        <w:t>两段原周次的引导词</w:t>
+      </w:r>
+      <w:r>
+        <w:rPr>
+          <w:rFonts w:ascii="Microsoft YaHei" w:hAnsi="Microsoft YaHei" w:eastAsia="Microsoft YaHei" w:cs="Microsoft YaHei"/>
+          <w:b w:val="0"/>
+          <w:color w:val="2A3B4D"/>
+          <w:sz w:val="20"/>
+        </w:rPr>
+        <w:t>。时间紧可读其一，或各取前半段（合计约15分钟）；时间富余可两段都做。做法与原来相同——</w:t>
+      </w:r>
+      <w:r>
+        <w:rPr>
+          <w:rFonts w:ascii="Microsoft YaHei" w:hAnsi="Microsoft YaHei" w:eastAsia="Microsoft YaHei" w:cs="Microsoft YaHei"/>
+          <w:b/>
+          <w:color w:val="2A3B4D"/>
+          <w:sz w:val="20"/>
+        </w:rPr>
+        <w:t>照读引导词即可</w:t>
+      </w:r>
+      <w:r>
+        <w:rPr>
+          <w:rFonts w:ascii="Microsoft YaHei" w:hAnsi="Microsoft YaHei" w:eastAsia="Microsoft YaHei" w:cs="Microsoft YaHei"/>
+          <w:b w:val="0"/>
+          <w:color w:val="2A3B4D"/>
+          <w:sz w:val="20"/>
+        </w:rPr>
+        <w:t>，不需要会禅修，也不需要示范。</w:t>
+      </w:r>
+    </w:p>
+    <w:p>
+      <w:pPr>
+        <w:spacing w:before="20" w:after="40"/>
+      </w:pPr>
+      <w:r>
+        <w:rPr>
+          <w:rFonts w:ascii="Microsoft YaHei" w:hAnsi="Microsoft YaHei" w:eastAsia="Microsoft YaHei" w:cs="Microsoft YaHei"/>
+          <w:b w:val="0"/>
+          <w:color w:val="222222"/>
+          <w:sz w:val="21"/>
+        </w:rPr>
+        <w:t>下面这段是</w:t>
+      </w:r>
+      <w:r>
+        <w:rPr>
+          <w:rFonts w:ascii="Microsoft YaHei" w:hAnsi="Microsoft YaHei" w:eastAsia="Microsoft YaHei" w:cs="Microsoft YaHei"/>
+          <w:b/>
+          <w:color w:val="222222"/>
+          <w:sz w:val="21"/>
+        </w:rPr>
+        <w:t>通用的简短坐禅引导词</w:t>
+      </w:r>
+      <w:r>
+        <w:rPr>
+          <w:rFonts w:ascii="Microsoft YaHei" w:hAnsi="Microsoft YaHei" w:eastAsia="Microsoft YaHei" w:cs="Microsoft YaHei"/>
+          <w:b w:val="0"/>
+          <w:color w:val="222222"/>
+          <w:sz w:val="21"/>
+        </w:rPr>
+        <w:t>（约5-10分钟，提炼自古源尊者《禅坐引导文》），任何一周都可以直接使用：</w:t>
+      </w:r>
+    </w:p>
+    <w:p>
+      <w:pPr>
+        <w:spacing w:before="20" w:after="20"/>
+        <w:ind w:left="170"/>
+        <w:shd w:val="clear" w:color="auto" w:fill="EEF2F9"/>
+        <w:pBdr>
+          <w:left w:val="single" w:sz="24" w:space="6" w:color="2E5395"/>
+        </w:pBdr>
+      </w:pPr>
+      <w:r>
+        <w:rPr>
+          <w:rFonts w:ascii="Microsoft YaHei" w:hAnsi="Microsoft YaHei" w:eastAsia="Microsoft YaHei" w:cs="Microsoft YaHei"/>
+          <w:b w:val="0"/>
+          <w:color w:val="2A3B4D"/>
+          <w:sz w:val="20"/>
+        </w:rPr>
+        <w:t>"请大家自然地坐好，坐舒服就好——散盘、单盘或坐在椅子上都可以。轻轻闭上眼睛。</w:t>
+      </w:r>
+    </w:p>
+    <w:p>
+      <w:pPr>
+        <w:spacing w:before="20" w:after="20"/>
+        <w:ind w:left="170"/>
+        <w:shd w:val="clear" w:color="auto" w:fill="EEF2F9"/>
+        <w:pBdr>
+          <w:left w:val="single" w:sz="24" w:space="6" w:color="2E5395"/>
+        </w:pBdr>
+      </w:pPr>
+      <w:r>
+        <w:rPr>
+          <w:rFonts w:ascii="Microsoft YaHei" w:hAnsi="Microsoft YaHei" w:eastAsia="Microsoft YaHei" w:cs="Microsoft YaHei"/>
+          <w:b w:val="0"/>
+          <w:color w:val="2A3B4D"/>
+          <w:sz w:val="20"/>
+        </w:rPr>
+        <w:t>想像自己像一棵青松：臀部以下像树根一样扎稳，身体自然挺拔，放松，不用刻意绷紧。（停顿）</w:t>
+      </w:r>
+    </w:p>
+    <w:p>
+      <w:pPr>
+        <w:spacing w:before="20" w:after="20"/>
+        <w:ind w:left="170"/>
+        <w:shd w:val="clear" w:color="auto" w:fill="EEF2F9"/>
+        <w:pBdr>
+          <w:left w:val="single" w:sz="24" w:space="6" w:color="2E5395"/>
+        </w:pBdr>
+      </w:pPr>
+      <w:r>
+        <w:rPr>
+          <w:rFonts w:ascii="Microsoft YaHei" w:hAnsi="Microsoft YaHei" w:eastAsia="Microsoft YaHei" w:cs="Microsoft YaHei"/>
+          <w:b w:val="0"/>
+          <w:color w:val="2A3B4D"/>
+          <w:sz w:val="20"/>
+        </w:rPr>
+        <w:t>现在，把注意力放在鼻头、人中附近——就是呼吸进进出出时，气息碰到皮肤的那个触点。什么都不用做，只是知道：气息进来，知道进来；气息出去，知道出去。（停顿）</w:t>
+      </w:r>
+    </w:p>
+    <w:p>
+      <w:pPr>
+        <w:spacing w:before="20" w:after="20"/>
+        <w:ind w:left="170"/>
+        <w:shd w:val="clear" w:color="auto" w:fill="EEF2F9"/>
+        <w:pBdr>
+          <w:left w:val="single" w:sz="24" w:space="6" w:color="2E5395"/>
+        </w:pBdr>
+      </w:pPr>
+      <w:r>
+        <w:rPr>
+          <w:rFonts w:ascii="Microsoft YaHei" w:hAnsi="Microsoft YaHei" w:eastAsia="Microsoft YaHei" w:cs="Microsoft YaHei"/>
+          <w:b w:val="0"/>
+          <w:color w:val="2A3B4D"/>
+          <w:sz w:val="20"/>
+        </w:rPr>
+        <w:t>呼吸清晰就清晰地知道，模糊就模糊地知道，不分析、不评价、不判断，自然、轻松地觉知它。（停顿2-3分钟）</w:t>
+      </w:r>
+    </w:p>
+    <w:p>
+      <w:pPr>
+        <w:spacing w:before="20" w:after="20"/>
+        <w:ind w:left="170"/>
+        <w:shd w:val="clear" w:color="auto" w:fill="EEF2F9"/>
+        <w:pBdr>
+          <w:left w:val="single" w:sz="24" w:space="6" w:color="2E5395"/>
+        </w:pBdr>
+      </w:pPr>
+      <w:r>
+        <w:rPr>
+          <w:rFonts w:ascii="Microsoft YaHei" w:hAnsi="Microsoft YaHei" w:eastAsia="Microsoft YaHei" w:cs="Microsoft YaHei"/>
+          <w:b w:val="0"/>
+          <w:color w:val="2A3B4D"/>
+          <w:sz w:val="20"/>
+        </w:rPr>
+        <w:t>如果妄念来了，不用赶它——知道有妄念，就已经是正念了，轻轻回到呼吸上就好。腿痛、发痒，只要不影响呼吸，就先忽略它。（停顿）</w:t>
+      </w:r>
+    </w:p>
+    <w:p>
+      <w:pPr>
+        <w:spacing w:before="20" w:after="20"/>
+        <w:ind w:left="170"/>
+        <w:shd w:val="clear" w:color="auto" w:fill="EEF2F9"/>
+        <w:pBdr>
+          <w:left w:val="single" w:sz="24" w:space="6" w:color="2E5395"/>
+        </w:pBdr>
+      </w:pPr>
+      <w:r>
+        <w:rPr>
+          <w:rFonts w:ascii="Microsoft YaHei" w:hAnsi="Microsoft YaHei" w:eastAsia="Microsoft YaHei" w:cs="Microsoft YaHei"/>
+          <w:b w:val="0"/>
+          <w:color w:val="2A3B4D"/>
+          <w:sz w:val="20"/>
+        </w:rPr>
+        <w:t>好，现在慢慢动动手指、脚趾，搓搓手掌，把温热的手掌敷在眼睛上，轻轻睁开眼睛。"</w:t>
+      </w:r>
+    </w:p>
+    <w:p>
+      <w:pPr>
+        <w:spacing w:before="20" w:after="40"/>
+      </w:pPr>
+      <w:r>
+        <w:rPr>
+          <w:rFonts w:ascii="Microsoft YaHei" w:hAnsi="Microsoft YaHei" w:eastAsia="Microsoft YaHei" w:cs="Microsoft YaHei"/>
+          <w:b/>
+          <w:color w:val="222222"/>
+          <w:sz w:val="21"/>
+        </w:rPr>
+        <w:t>主持人不需要"会禅修"</w:t>
+      </w:r>
+      <w:r>
+        <w:rPr>
+          <w:rFonts w:ascii="Microsoft YaHei" w:hAnsi="Microsoft YaHei" w:eastAsia="Microsoft YaHei" w:cs="Microsoft YaHei"/>
+          <w:b w:val="0"/>
+          <w:color w:val="222222"/>
+          <w:sz w:val="21"/>
+        </w:rPr>
+        <w:t>——只需把引导词念一遍，然后陪大家一起安静地坐。引导词出自古源尊者的《禅坐引导文》，每周文档的"禅修练习"环节都附有当周可直接照读的版本。</w:t>
+      </w:r>
+    </w:p>
+    <w:p>
+      <w:pPr>
+        <w:spacing w:before="20" w:after="40"/>
+      </w:pPr>
+      <w:r>
+        <w:rPr>
+          <w:rFonts w:ascii="Microsoft YaHei" w:hAnsi="Microsoft YaHei" w:eastAsia="Microsoft YaHei" w:cs="Microsoft YaHei"/>
+          <w:b w:val="0"/>
+          <w:color w:val="222222"/>
+          <w:sz w:val="21"/>
+        </w:rPr>
+        <w:t xml:space="preserve">⚠️ </w:t>
+      </w:r>
+      <w:r>
+        <w:rPr>
+          <w:rFonts w:ascii="Microsoft YaHei" w:hAnsi="Microsoft YaHei" w:eastAsia="Microsoft YaHei" w:cs="Microsoft YaHei"/>
+          <w:b/>
+          <w:color w:val="222222"/>
+          <w:sz w:val="21"/>
+        </w:rPr>
+        <w:t>注意</w:t>
+      </w:r>
+      <w:r>
+        <w:rPr>
+          <w:rFonts w:ascii="Microsoft YaHei" w:hAnsi="Microsoft YaHei" w:eastAsia="Microsoft YaHei" w:cs="Microsoft YaHei"/>
+          <w:b w:val="0"/>
+          <w:color w:val="222222"/>
+          <w:sz w:val="21"/>
+        </w:rPr>
+        <w:t>：如果参与者问"我入定了吗""我看到光正常吗"，你可以回答：</w:t>
+      </w:r>
+      <w:r>
+        <w:rPr>
+          <w:rFonts w:ascii="Microsoft YaHei" w:hAnsi="Microsoft YaHei" w:eastAsia="Microsoft YaHei" w:cs="Microsoft YaHei"/>
+          <w:b/>
+          <w:color w:val="222222"/>
+          <w:sz w:val="21"/>
+        </w:rPr>
+        <w:t>"每个人体验不同，不用追求什么状态，我们按引导词练习就好，下周可以分享你的体验。如果禅修中出现强烈不适，可以随时睁眼停下。"</w:t>
+      </w:r>
+      <w:r>
+        <w:rPr>
+          <w:rFonts w:ascii="Microsoft YaHei" w:hAnsi="Microsoft YaHei" w:eastAsia="Microsoft YaHei" w:cs="Microsoft YaHei"/>
+          <w:b w:val="0"/>
+          <w:color w:val="222222"/>
+          <w:sz w:val="21"/>
+        </w:rPr>
+        <w:t>——不需要给标准答案。</w:t>
+      </w:r>
+    </w:p>
+    <w:p>
+      <w:pPr>
+        <w:keepNext/>
+        <w:spacing w:before="200" w:after="80"/>
+        <w:pBdr>
+          <w:bottom w:val="single" w:sz="6" w:space="1" w:color="2E5395"/>
+        </w:pBdr>
+      </w:pPr>
+      <w:r>
+        <w:rPr>
+          <w:rFonts w:ascii="Microsoft YaHei" w:hAnsi="Microsoft YaHei" w:eastAsia="Microsoft YaHei" w:cs="Microsoft YaHei"/>
+          <w:b/>
+          <w:color w:val="1F3864"/>
+          <w:sz w:val="29"/>
+        </w:rPr>
+        <w:t>五、4周课程总览</w:t>
       </w:r>
     </w:p>
     <w:tbl>
@@ -1425,633 +2086,14 @@
         <w:tblW w:type="auto" w:w="0"/>
         <w:jc w:val="center"/>
         <w:tblLook w:firstColumn="1" w:firstRow="1" w:lastColumn="0" w:lastRow="0" w:noHBand="0" w:noVBand="1" w:val="04A0"/>
-      </w:tblPr>
-      <w:tblGrid>
-        <w:gridCol w:w="9638"/>
-      </w:tblGrid>
-      <w:tr>
-        <w:tc>
-          <w:tcPr>
-            <w:tcW w:type="dxa" w:w="9638"/>
-            <w:shd w:val="clear" w:color="auto" w:fill="F2F7FB"/>
-            <w:tcBorders>
-              <w:start w:val="single" w:sz="24" w:color="2E5C8A"/>
-            </w:tcBorders>
-            <w:tcMar>
-              <w:top w:w="40" w:type="dxa"/>
-              <w:bottom w:w="40" w:type="dxa"/>
-              <w:start w:w="120" w:type="dxa"/>
-              <w:end w:w="120" w:type="dxa"/>
-            </w:tcMar>
-          </w:tcPr>
-          <w:p>
-            <w:pPr>
-              <w:spacing w:line="324" w:lineRule="auto" w:after="60"/>
-            </w:pPr>
-            <w:r/>
-            <w:r>
-              <w:rPr>
-                <w:rFonts w:ascii="宋体" w:hAnsi="宋体" w:eastAsia="宋体"/>
-                <w:b w:val="0"/>
-                <w:i w:val="0"/>
-                <w:color w:val="333333"/>
-                <w:sz w:val="22"/>
-              </w:rPr>
-              <w:t xml:space="preserve">说明：本节 11 条为完整版；每周文档开头的"主持人速览"另附 </w:t>
-            </w:r>
-            <w:r>
-              <w:rPr>
-                <w:rFonts w:ascii="宋体" w:hAnsi="宋体" w:eastAsia="宋体"/>
-                <w:b/>
-                <w:i w:val="0"/>
-                <w:color w:val="333333"/>
-                <w:sz w:val="22"/>
-              </w:rPr>
-              <w:t>10 条精简版</w:t>
-            </w:r>
-            <w:r>
-              <w:rPr>
-                <w:rFonts w:ascii="宋体" w:hAnsi="宋体" w:eastAsia="宋体"/>
-                <w:b w:val="0"/>
-                <w:i w:val="0"/>
-                <w:color w:val="333333"/>
-                <w:sz w:val="22"/>
-              </w:rPr>
-              <w:t>（为本节的凝练合并，并新增"冷场→主持人先分享"一条），两者内容一致、并不冲突。</w:t>
-            </w:r>
-          </w:p>
-        </w:tc>
-      </w:tr>
-    </w:tbl>
-    <w:p>
-      <w:pPr>
-        <w:spacing w:after="40"/>
-      </w:pPr>
-    </w:p>
-    <w:p>
-      <w:pPr>
-        <w:pStyle w:val="ListNumber"/>
-      </w:pPr>
-      <w:r>
-        <w:rPr>
-          <w:rFonts w:ascii="宋体" w:hAnsi="宋体" w:eastAsia="宋体"/>
-          <w:b w:val="0"/>
-          <w:i w:val="0"/>
-          <w:sz w:val="22"/>
-        </w:rPr>
-        <w:t>你不需要懂内容——你只需要按流程走</w:t>
-      </w:r>
-    </w:p>
-    <w:p>
-      <w:pPr>
-        <w:pStyle w:val="ListNumber"/>
-      </w:pPr>
-      <w:r>
-        <w:rPr>
-          <w:rFonts w:ascii="宋体" w:hAnsi="宋体" w:eastAsia="宋体"/>
-          <w:b w:val="0"/>
-          <w:i w:val="0"/>
-          <w:sz w:val="22"/>
-        </w:rPr>
-        <w:t>不要讲解——让原文自己说话，让每个人从原文中获取自己的理解</w:t>
-      </w:r>
-    </w:p>
-    <w:p>
-      <w:pPr>
-        <w:pStyle w:val="ListNumber"/>
-      </w:pPr>
-      <w:r>
-        <w:rPr>
-          <w:rFonts w:ascii="宋体" w:hAnsi="宋体" w:eastAsia="宋体"/>
-          <w:b w:val="0"/>
-          <w:i w:val="0"/>
-          <w:sz w:val="22"/>
-        </w:rPr>
-        <w:t>当有人问"正确答案是什么"时，温柔地说："我们先听听大家的看法"</w:t>
-      </w:r>
-    </w:p>
-    <w:p>
-      <w:pPr>
-        <w:pStyle w:val="ListNumber"/>
-      </w:pPr>
-      <w:r>
-        <w:rPr>
-          <w:rFonts w:ascii="宋体" w:hAnsi="宋体" w:eastAsia="宋体"/>
-          <w:b w:val="0"/>
-          <w:i w:val="0"/>
-          <w:sz w:val="22"/>
-        </w:rPr>
-        <w:t>确保每个人都有说话的机会——可用"我们还没听到某某的想法"</w:t>
-      </w:r>
-    </w:p>
-    <w:p>
-      <w:pPr>
-        <w:pStyle w:val="ListNumber"/>
-      </w:pPr>
-      <w:r>
-        <w:rPr>
-          <w:rFonts w:ascii="宋体" w:hAnsi="宋体" w:eastAsia="宋体"/>
-          <w:b w:val="0"/>
-          <w:i w:val="0"/>
-          <w:sz w:val="22"/>
-        </w:rPr>
-        <w:t>如果有人跑题太久，说："这个很有意思，我们先把话题拉回到今天的原文"</w:t>
-      </w:r>
-    </w:p>
-    <w:p>
-      <w:pPr>
-        <w:pStyle w:val="ListNumber"/>
-      </w:pPr>
-      <w:r>
-        <w:rPr>
-          <w:rFonts w:ascii="宋体" w:hAnsi="宋体" w:eastAsia="宋体"/>
-          <w:b w:val="0"/>
-          <w:i w:val="0"/>
-          <w:sz w:val="22"/>
-        </w:rPr>
-        <w:t>如果有人发生争论，说："我们听到两种不同的看法，这很好，大家都可以保留自己的理解"</w:t>
-      </w:r>
-    </w:p>
-    <w:p>
-      <w:pPr>
-        <w:pStyle w:val="ListNumber"/>
-      </w:pPr>
-      <w:r>
-        <w:rPr>
-          <w:rFonts w:ascii="宋体" w:hAnsi="宋体" w:eastAsia="宋体"/>
-          <w:b w:val="0"/>
-          <w:i w:val="0"/>
-          <w:sz w:val="22"/>
-        </w:rPr>
-        <w:t>永远不说"我来解释一下"——而是说"原文里是怎么说的？我们再读一遍那段"</w:t>
-      </w:r>
-    </w:p>
-    <w:p>
-      <w:pPr>
-        <w:pStyle w:val="ListNumber"/>
-      </w:pPr>
-      <w:r>
-        <w:rPr>
-          <w:rFonts w:ascii="宋体" w:hAnsi="宋体" w:eastAsia="宋体"/>
-          <w:b w:val="0"/>
-          <w:i w:val="0"/>
-          <w:sz w:val="22"/>
-        </w:rPr>
-        <w:t>第一轮分享不允许对别人的发言做评论——每人只说自己的触动</w:t>
-      </w:r>
-    </w:p>
-    <w:p>
-      <w:pPr>
-        <w:pStyle w:val="ListNumber"/>
-      </w:pPr>
-      <w:r>
-        <w:rPr>
-          <w:rFonts w:ascii="宋体" w:hAnsi="宋体" w:eastAsia="宋体"/>
-          <w:b w:val="0"/>
-          <w:i w:val="0"/>
-          <w:sz w:val="22"/>
-        </w:rPr>
-        <w:t>禅修练习照读引导词即可——不需要会禅修，也不需要示范</w:t>
-      </w:r>
-    </w:p>
-    <w:p>
-      <w:pPr>
-        <w:pStyle w:val="ListNumber"/>
-      </w:pPr>
-      <w:r>
-        <w:rPr>
-          <w:rFonts w:ascii="宋体" w:hAnsi="宋体" w:eastAsia="宋体"/>
-          <w:b w:val="0"/>
-          <w:i w:val="0"/>
-          <w:sz w:val="22"/>
-        </w:rPr>
-        <w:t>时间到了就推进——不必等每个问题都"讨论透彻"</w:t>
-      </w:r>
-    </w:p>
-    <w:p>
-      <w:pPr>
-        <w:pStyle w:val="ListNumber"/>
-      </w:pPr>
-      <w:r>
-        <w:rPr>
-          <w:rFonts w:ascii="宋体" w:hAnsi="宋体" w:eastAsia="宋体"/>
-          <w:b w:val="0"/>
-          <w:i w:val="0"/>
-          <w:sz w:val="22"/>
-        </w:rPr>
-        <w:t>最后留出时间让大家一起回向，把共学的功德回向给一切众生</w:t>
-      </w:r>
-    </w:p>
-    <w:p>
-      <w:pPr>
-        <w:spacing w:before="200"/>
-      </w:pPr>
-      <w:r>
-        <w:rPr>
-          <w:rFonts w:ascii="微软雅黑" w:hAnsi="微软雅黑" w:eastAsia="微软雅黑"/>
-          <w:b w:val="0"/>
-          <w:i w:val="0"/>
-          <w:color w:val="1F3A5F"/>
-          <w:sz w:val="28"/>
-        </w:rPr>
-        <w:t>四、禅修练习特别提示（很重要！）</w:t>
-      </w:r>
-    </w:p>
-    <w:p>
-      <w:r>
-        <w:rPr>
-          <w:rFonts w:ascii="宋体" w:hAnsi="宋体" w:eastAsia="宋体"/>
-          <w:b w:val="0"/>
-          <w:i w:val="0"/>
-          <w:sz w:val="22"/>
-        </w:rPr>
-        <w:t>禅修入门读书会和一般读书会不同——</w:t>
-      </w:r>
-      <w:r>
-        <w:rPr>
-          <w:rFonts w:ascii="宋体" w:hAnsi="宋体" w:eastAsia="宋体"/>
-          <w:b/>
-          <w:i w:val="0"/>
-          <w:sz w:val="22"/>
-        </w:rPr>
-        <w:t>它包含实际练习环节</w:t>
-      </w:r>
-      <w:r>
-        <w:rPr>
-          <w:rFonts w:ascii="宋体" w:hAnsi="宋体" w:eastAsia="宋体"/>
-          <w:b w:val="0"/>
-          <w:i w:val="0"/>
-          <w:sz w:val="22"/>
-        </w:rPr>
-        <w:t>。每周标准流程中的"🧘 禅修练习"（15分钟），由主持人带领大家实际坐禅或经行：除第4周含经行练习外，其余各周以坐禅为主。做法很简单——</w:t>
-      </w:r>
-      <w:r>
-        <w:rPr>
-          <w:rFonts w:ascii="宋体" w:hAnsi="宋体" w:eastAsia="宋体"/>
-          <w:b/>
-          <w:i w:val="0"/>
-          <w:sz w:val="22"/>
-        </w:rPr>
-        <w:t>把每周文档里写好的引导词照读一遍即可</w:t>
-      </w:r>
-      <w:r>
-        <w:rPr>
-          <w:rFonts w:ascii="宋体" w:hAnsi="宋体" w:eastAsia="宋体"/>
-          <w:b w:val="0"/>
-          <w:i w:val="0"/>
-          <w:sz w:val="22"/>
-        </w:rPr>
-        <w:t>。</w:t>
-      </w:r>
-    </w:p>
-    <w:tbl>
-      <w:tblPr>
-        <w:tblW w:type="auto" w:w="0"/>
-        <w:jc w:val="center"/>
-        <w:tblLook w:firstColumn="1" w:firstRow="1" w:lastColumn="0" w:lastRow="0" w:noHBand="0" w:noVBand="1" w:val="04A0"/>
-      </w:tblPr>
-      <w:tblGrid>
-        <w:gridCol w:w="9638"/>
-      </w:tblGrid>
-      <w:tr>
-        <w:tc>
-          <w:tcPr>
-            <w:tcW w:type="dxa" w:w="9638"/>
-            <w:shd w:val="clear" w:color="auto" w:fill="F2F7FB"/>
-            <w:tcBorders>
-              <w:start w:val="single" w:sz="24" w:color="2E5C8A"/>
-            </w:tcBorders>
-            <w:tcMar>
-              <w:top w:w="40" w:type="dxa"/>
-              <w:bottom w:w="40" w:type="dxa"/>
-              <w:start w:w="120" w:type="dxa"/>
-              <w:end w:w="120" w:type="dxa"/>
-            </w:tcMar>
-          </w:tcPr>
-          <w:p>
-            <w:pPr>
-              <w:spacing w:line="324" w:lineRule="auto" w:after="60"/>
-            </w:pPr>
-            <w:r/>
-            <w:r>
-              <w:rPr>
-                <w:rFonts w:ascii="宋体" w:hAnsi="宋体" w:eastAsia="宋体"/>
-                <w:b w:val="0"/>
-                <w:i w:val="0"/>
-                <w:color w:val="333333"/>
-                <w:sz w:val="22"/>
-              </w:rPr>
-              <w:t xml:space="preserve">⚠️ </w:t>
-            </w:r>
-            <w:r>
-              <w:rPr>
-                <w:rFonts w:ascii="宋体" w:hAnsi="宋体" w:eastAsia="宋体"/>
-                <w:b/>
-                <w:i w:val="0"/>
-                <w:color w:val="333333"/>
-                <w:sz w:val="22"/>
-              </w:rPr>
-              <w:t>注意（4周版）</w:t>
-            </w:r>
-            <w:r>
-              <w:rPr>
-                <w:rFonts w:ascii="宋体" w:hAnsi="宋体" w:eastAsia="宋体"/>
-                <w:b w:val="0"/>
-                <w:i w:val="0"/>
-                <w:color w:val="333333"/>
-                <w:sz w:val="22"/>
-              </w:rPr>
-              <w:t>：因每周由连续两周合并，每周围"🧘 禅修练习"环节含</w:t>
-            </w:r>
-            <w:r>
-              <w:rPr>
-                <w:rFonts w:ascii="宋体" w:hAnsi="宋体" w:eastAsia="宋体"/>
-                <w:b/>
-                <w:i w:val="0"/>
-                <w:color w:val="333333"/>
-                <w:sz w:val="22"/>
-              </w:rPr>
-              <w:t>两段原周次的引导词</w:t>
-            </w:r>
-            <w:r>
-              <w:rPr>
-                <w:rFonts w:ascii="宋体" w:hAnsi="宋体" w:eastAsia="宋体"/>
-                <w:b w:val="0"/>
-                <w:i w:val="0"/>
-                <w:color w:val="333333"/>
-                <w:sz w:val="22"/>
-              </w:rPr>
-              <w:t>。时间紧可读其一，或各取前半段（合计约15分钟）；时间富余可两段都做。做法与原来相同——</w:t>
-            </w:r>
-            <w:r>
-              <w:rPr>
-                <w:rFonts w:ascii="宋体" w:hAnsi="宋体" w:eastAsia="宋体"/>
-                <w:b/>
-                <w:i w:val="0"/>
-                <w:color w:val="333333"/>
-                <w:sz w:val="22"/>
-              </w:rPr>
-              <w:t>照读引导词即可</w:t>
-            </w:r>
-            <w:r>
-              <w:rPr>
-                <w:rFonts w:ascii="宋体" w:hAnsi="宋体" w:eastAsia="宋体"/>
-                <w:b w:val="0"/>
-                <w:i w:val="0"/>
-                <w:color w:val="333333"/>
-                <w:sz w:val="22"/>
-              </w:rPr>
-              <w:t>，不需要会禅修，也不需要示范。</w:t>
-            </w:r>
-          </w:p>
-        </w:tc>
-      </w:tr>
-    </w:tbl>
-    <w:p>
-      <w:pPr>
-        <w:spacing w:after="40"/>
-      </w:pPr>
-    </w:p>
-    <w:p>
-      <w:r>
-        <w:rPr>
-          <w:rFonts w:ascii="宋体" w:hAnsi="宋体" w:eastAsia="宋体"/>
-          <w:b w:val="0"/>
-          <w:i w:val="0"/>
-          <w:sz w:val="22"/>
-        </w:rPr>
-        <w:t>下面这段是</w:t>
-      </w:r>
-      <w:r>
-        <w:rPr>
-          <w:rFonts w:ascii="宋体" w:hAnsi="宋体" w:eastAsia="宋体"/>
-          <w:b/>
-          <w:i w:val="0"/>
-          <w:sz w:val="22"/>
-        </w:rPr>
-        <w:t>通用的简短坐禅引导词</w:t>
-      </w:r>
-      <w:r>
-        <w:rPr>
-          <w:rFonts w:ascii="宋体" w:hAnsi="宋体" w:eastAsia="宋体"/>
-          <w:b w:val="0"/>
-          <w:i w:val="0"/>
-          <w:sz w:val="22"/>
-        </w:rPr>
-        <w:t>（约5-10分钟，提炼自古源尊者《禅坐引导文》），任何一周都可以直接使用：</w:t>
-      </w:r>
-    </w:p>
-    <w:tbl>
-      <w:tblPr>
-        <w:tblW w:type="auto" w:w="0"/>
-        <w:jc w:val="center"/>
-        <w:tblLook w:firstColumn="1" w:firstRow="1" w:lastColumn="0" w:lastRow="0" w:noHBand="0" w:noVBand="1" w:val="04A0"/>
-      </w:tblPr>
-      <w:tblGrid>
-        <w:gridCol w:w="9638"/>
-      </w:tblGrid>
-      <w:tr>
-        <w:tc>
-          <w:tcPr>
-            <w:tcW w:type="dxa" w:w="9638"/>
-            <w:shd w:val="clear" w:color="auto" w:fill="F2F7FB"/>
-            <w:tcBorders>
-              <w:start w:val="single" w:sz="24" w:color="2E5C8A"/>
-            </w:tcBorders>
-            <w:tcMar>
-              <w:top w:w="40" w:type="dxa"/>
-              <w:bottom w:w="40" w:type="dxa"/>
-              <w:start w:w="120" w:type="dxa"/>
-              <w:end w:w="120" w:type="dxa"/>
-            </w:tcMar>
-          </w:tcPr>
-          <w:p>
-            <w:pPr>
-              <w:spacing w:line="324" w:lineRule="auto" w:after="60"/>
-            </w:pPr>
-            <w:r/>
-            <w:r>
-              <w:rPr>
-                <w:rFonts w:ascii="宋体" w:hAnsi="宋体" w:eastAsia="宋体"/>
-                <w:b w:val="0"/>
-                <w:i w:val="0"/>
-                <w:color w:val="333333"/>
-                <w:sz w:val="22"/>
-              </w:rPr>
-              <w:t>"请大家自然地坐好，坐舒服就好——散盘、单盘或坐在椅子上都可以。轻轻闭上眼睛。</w:t>
-            </w:r>
-          </w:p>
-          <w:p>
-            <w:pPr>
-              <w:spacing w:line="324" w:lineRule="auto" w:after="60"/>
-            </w:pPr>
-            <w:r>
-              <w:rPr>
-                <w:rFonts w:ascii="宋体" w:hAnsi="宋体" w:eastAsia="宋体"/>
-                <w:b w:val="0"/>
-                <w:i w:val="0"/>
-                <w:color w:val="333333"/>
-                <w:sz w:val="22"/>
-              </w:rPr>
-              <w:t>想像自己像一棵青松：臀部以下像树根一样扎稳，身体自然挺拔，放松，不用刻意绷紧。（停顿）</w:t>
-            </w:r>
-          </w:p>
-          <w:p>
-            <w:pPr>
-              <w:spacing w:line="324" w:lineRule="auto" w:after="60"/>
-            </w:pPr>
-            <w:r>
-              <w:rPr>
-                <w:rFonts w:ascii="宋体" w:hAnsi="宋体" w:eastAsia="宋体"/>
-                <w:b w:val="0"/>
-                <w:i w:val="0"/>
-                <w:color w:val="333333"/>
-                <w:sz w:val="22"/>
-              </w:rPr>
-              <w:t>现在，把注意力放在鼻头、人中附近——就是呼吸进进出出时，气息碰到皮肤的那个触点。什么都不用做，只是知道：气息进来，知道进来；气息出去，知道出去。（停顿）</w:t>
-            </w:r>
-          </w:p>
-          <w:p>
-            <w:pPr>
-              <w:spacing w:line="324" w:lineRule="auto" w:after="60"/>
-            </w:pPr>
-            <w:r>
-              <w:rPr>
-                <w:rFonts w:ascii="宋体" w:hAnsi="宋体" w:eastAsia="宋体"/>
-                <w:b w:val="0"/>
-                <w:i w:val="0"/>
-                <w:color w:val="333333"/>
-                <w:sz w:val="22"/>
-              </w:rPr>
-              <w:t>呼吸清晰就清晰地知道，模糊就模糊地知道，不分析、不评价、不判断，自然、轻松地觉知它。（停顿2-3分钟）</w:t>
-            </w:r>
-          </w:p>
-          <w:p>
-            <w:pPr>
-              <w:spacing w:line="324" w:lineRule="auto" w:after="60"/>
-            </w:pPr>
-            <w:r>
-              <w:rPr>
-                <w:rFonts w:ascii="宋体" w:hAnsi="宋体" w:eastAsia="宋体"/>
-                <w:b w:val="0"/>
-                <w:i w:val="0"/>
-                <w:color w:val="333333"/>
-                <w:sz w:val="22"/>
-              </w:rPr>
-              <w:t>如果妄念来了，不用赶它——知道有妄念，就已经是正念了，轻轻回到呼吸上就好。腿痛、发痒，只要不影响呼吸，就先忽略它。（停顿）</w:t>
-            </w:r>
-          </w:p>
-          <w:p>
-            <w:pPr>
-              <w:spacing w:line="324" w:lineRule="auto" w:after="60"/>
-            </w:pPr>
-            <w:r>
-              <w:rPr>
-                <w:rFonts w:ascii="宋体" w:hAnsi="宋体" w:eastAsia="宋体"/>
-                <w:b w:val="0"/>
-                <w:i w:val="0"/>
-                <w:color w:val="333333"/>
-                <w:sz w:val="22"/>
-              </w:rPr>
-              <w:t>好，现在慢慢动动手指、脚趾，搓搓手掌，把温热的手掌敷在眼睛上，轻轻睁开眼睛。"</w:t>
-            </w:r>
-          </w:p>
-        </w:tc>
-      </w:tr>
-    </w:tbl>
-    <w:p>
-      <w:pPr>
-        <w:spacing w:after="40"/>
-      </w:pPr>
-    </w:p>
-    <w:p>
-      <w:r>
-        <w:rPr>
-          <w:rFonts w:ascii="宋体" w:hAnsi="宋体" w:eastAsia="宋体"/>
-          <w:b/>
-          <w:i w:val="0"/>
-          <w:sz w:val="22"/>
-        </w:rPr>
-        <w:t>主持人不需要"会禅修"</w:t>
-      </w:r>
-      <w:r>
-        <w:rPr>
-          <w:rFonts w:ascii="宋体" w:hAnsi="宋体" w:eastAsia="宋体"/>
-          <w:b w:val="0"/>
-          <w:i w:val="0"/>
-          <w:sz w:val="22"/>
-        </w:rPr>
-        <w:t>——只需把引导词念一遍，然后陪大家一起安静地坐。引导词出自古源尊者的《禅坐引导文》，每周文档的"禅修练习"环节都附有当周可直接照读的版本。</w:t>
-      </w:r>
-    </w:p>
-    <w:p>
-      <w:r>
-        <w:rPr>
-          <w:rFonts w:ascii="宋体" w:hAnsi="宋体" w:eastAsia="宋体"/>
-          <w:b w:val="0"/>
-          <w:i w:val="0"/>
-          <w:sz w:val="22"/>
-        </w:rPr>
-        <w:t xml:space="preserve">⚠️ </w:t>
-      </w:r>
-      <w:r>
-        <w:rPr>
-          <w:rFonts w:ascii="宋体" w:hAnsi="宋体" w:eastAsia="宋体"/>
-          <w:b/>
-          <w:i w:val="0"/>
-          <w:sz w:val="22"/>
-        </w:rPr>
-        <w:t>注意</w:t>
-      </w:r>
-      <w:r>
-        <w:rPr>
-          <w:rFonts w:ascii="宋体" w:hAnsi="宋体" w:eastAsia="宋体"/>
-          <w:b w:val="0"/>
-          <w:i w:val="0"/>
-          <w:sz w:val="22"/>
-        </w:rPr>
-        <w:t>：如果参与者问"我入定了吗""我看到光正常吗"，你可以回答：</w:t>
-      </w:r>
-      <w:r>
-        <w:rPr>
-          <w:rFonts w:ascii="宋体" w:hAnsi="宋体" w:eastAsia="宋体"/>
-          <w:b/>
-          <w:i w:val="0"/>
-          <w:sz w:val="22"/>
-        </w:rPr>
-        <w:t>"每个人体验不同，不用追求什么状态，我们按引导词练习就好，下周可以分享你的体验。如果禅修中出现强烈不适，可以随时睁眼停下。"</w:t>
-      </w:r>
-      <w:r>
-        <w:rPr>
-          <w:rFonts w:ascii="宋体" w:hAnsi="宋体" w:eastAsia="宋体"/>
-          <w:b w:val="0"/>
-          <w:i w:val="0"/>
-          <w:sz w:val="22"/>
-        </w:rPr>
-        <w:t>——不需要给标准答案。</w:t>
-      </w:r>
-    </w:p>
-    <w:p>
-      <w:pPr>
-        <w:spacing w:before="200"/>
-      </w:pPr>
-      <w:r>
-        <w:rPr>
-          <w:rFonts w:ascii="微软雅黑" w:hAnsi="微软雅黑" w:eastAsia="微软雅黑"/>
-          <w:b w:val="0"/>
-          <w:i w:val="0"/>
-          <w:color w:val="1F3A5F"/>
-          <w:sz w:val="28"/>
-        </w:rPr>
-        <w:t>五、4周课程总览</w:t>
-      </w:r>
-    </w:p>
-    <w:tbl>
-      <w:tblPr>
-        <w:tblStyle w:val="TableGrid"/>
-        <w:tblW w:type="auto" w:w="0"/>
-        <w:jc w:val="center"/>
-        <w:tblLook w:firstColumn="1" w:firstRow="1" w:lastColumn="0" w:lastRow="0" w:noHBand="0" w:noVBand="1" w:val="04A0"/>
+        <w:tblBorders>
+          <w:top w:val="single" w:sz="4" w:space="0" w:color="BFC9DA"/>
+          <w:left w:val="single" w:sz="4" w:space="0" w:color="BFC9DA"/>
+          <w:bottom w:val="single" w:sz="4" w:space="0" w:color="BFC9DA"/>
+          <w:right w:val="single" w:sz="4" w:space="0" w:color="BFC9DA"/>
+          <w:insideH w:val="single" w:sz="4" w:space="0" w:color="BFC9DA"/>
+          <w:insideV w:val="single" w:sz="4" w:space="0" w:color="BFC9DA"/>
+        </w:tblBorders>
       </w:tblPr>
       <w:tblGrid>
         <w:gridCol w:w="3213"/>
@@ -2062,17 +2104,20 @@
         <w:tc>
           <w:tcPr>
             <w:tcW w:type="dxa" w:w="3213"/>
-            <w:shd w:val="clear" w:color="auto" w:fill="1F3A5F"/>
+            <w:shd w:val="clear" w:color="auto" w:fill="1F3864"/>
           </w:tcPr>
           <w:p>
+            <w:pPr>
+              <w:spacing w:before="20" w:after="20"/>
+              <w:jc w:val="center"/>
+            </w:pPr>
             <w:r/>
             <w:r>
               <w:rPr>
-                <w:rFonts w:ascii="微软雅黑" w:hAnsi="微软雅黑" w:eastAsia="微软雅黑"/>
-                <w:b w:val="0"/>
-                <w:i w:val="0"/>
+                <w:rFonts w:ascii="Microsoft YaHei" w:hAnsi="Microsoft YaHei" w:eastAsia="Microsoft YaHei" w:cs="Microsoft YaHei"/>
+                <w:b/>
                 <w:color w:val="FFFFFF"/>
-                <w:sz w:val="20"/>
+                <w:sz w:val="19"/>
               </w:rPr>
               <w:t>周次</w:t>
             </w:r>
@@ -2081,17 +2126,20 @@
         <w:tc>
           <w:tcPr>
             <w:tcW w:type="dxa" w:w="3213"/>
-            <w:shd w:val="clear" w:color="auto" w:fill="1F3A5F"/>
+            <w:shd w:val="clear" w:color="auto" w:fill="1F3864"/>
           </w:tcPr>
           <w:p>
+            <w:pPr>
+              <w:spacing w:before="20" w:after="20"/>
+              <w:jc w:val="center"/>
+            </w:pPr>
             <w:r/>
             <w:r>
               <w:rPr>
-                <w:rFonts w:ascii="微软雅黑" w:hAnsi="微软雅黑" w:eastAsia="微软雅黑"/>
-                <w:b w:val="0"/>
-                <w:i w:val="0"/>
+                <w:rFonts w:ascii="Microsoft YaHei" w:hAnsi="Microsoft YaHei" w:eastAsia="Microsoft YaHei" w:cs="Microsoft YaHei"/>
+                <w:b/>
                 <w:color w:val="FFFFFF"/>
-                <w:sz w:val="20"/>
+                <w:sz w:val="19"/>
               </w:rPr>
               <w:t>主题</w:t>
             </w:r>
@@ -2100,17 +2148,20 @@
         <w:tc>
           <w:tcPr>
             <w:tcW w:type="dxa" w:w="3213"/>
-            <w:shd w:val="clear" w:color="auto" w:fill="1F3A5F"/>
+            <w:shd w:val="clear" w:color="auto" w:fill="1F3864"/>
           </w:tcPr>
           <w:p>
+            <w:pPr>
+              <w:spacing w:before="20" w:after="20"/>
+              <w:jc w:val="center"/>
+            </w:pPr>
             <w:r/>
             <w:r>
               <w:rPr>
-                <w:rFonts w:ascii="微软雅黑" w:hAnsi="微软雅黑" w:eastAsia="微软雅黑"/>
-                <w:b w:val="0"/>
-                <w:i w:val="0"/>
+                <w:rFonts w:ascii="Microsoft YaHei" w:hAnsi="Microsoft YaHei" w:eastAsia="Microsoft YaHei" w:cs="Microsoft YaHei"/>
+                <w:b/>
                 <w:color w:val="FFFFFF"/>
-                <w:sz w:val="20"/>
+                <w:sz w:val="19"/>
               </w:rPr>
               <w:t>核心原文资料（资源短名 · 类型，均为原8周取材）</w:t>
             </w:r>
@@ -2123,13 +2174,16 @@
             <w:tcW w:type="dxa" w:w="3213"/>
           </w:tcPr>
           <w:p>
+            <w:pPr>
+              <w:spacing w:before="20" w:after="20"/>
+            </w:pPr>
             <w:r/>
             <w:r>
               <w:rPr>
-                <w:rFonts w:ascii="宋体" w:hAnsi="宋体" w:eastAsia="宋体"/>
+                <w:rFonts w:ascii="Microsoft YaHei" w:hAnsi="Microsoft YaHei" w:eastAsia="Microsoft YaHei" w:cs="Microsoft YaHei"/>
                 <w:b w:val="0"/>
-                <w:i w:val="0"/>
-                <w:sz w:val="20"/>
+                <w:color w:val="222222"/>
+                <w:sz w:val="19"/>
               </w:rPr>
               <w:t>第1周</w:t>
             </w:r>
@@ -2140,13 +2194,16 @@
             <w:tcW w:type="dxa" w:w="3213"/>
           </w:tcPr>
           <w:p>
+            <w:pPr>
+              <w:spacing w:before="20" w:after="20"/>
+            </w:pPr>
             <w:r/>
             <w:r>
               <w:rPr>
-                <w:rFonts w:ascii="宋体" w:hAnsi="宋体" w:eastAsia="宋体"/>
+                <w:rFonts w:ascii="Microsoft YaHei" w:hAnsi="Microsoft YaHei" w:eastAsia="Microsoft YaHei" w:cs="Microsoft YaHei"/>
                 <w:b w:val="0"/>
-                <w:i w:val="0"/>
-                <w:sz w:val="20"/>
+                <w:color w:val="222222"/>
+                <w:sz w:val="19"/>
               </w:rPr>
               <w:t>禅修入门与正确坐姿</w:t>
             </w:r>
@@ -2157,13 +2214,16 @@
             <w:tcW w:type="dxa" w:w="3213"/>
           </w:tcPr>
           <w:p>
+            <w:pPr>
+              <w:spacing w:before="20" w:after="20"/>
+            </w:pPr>
             <w:r/>
             <w:r>
               <w:rPr>
-                <w:rFonts w:ascii="宋体" w:hAnsi="宋体" w:eastAsia="宋体"/>
+                <w:rFonts w:ascii="Microsoft YaHei" w:hAnsi="Microsoft YaHei" w:eastAsia="Microsoft YaHei" w:cs="Microsoft YaHei"/>
                 <w:b w:val="0"/>
-                <w:i w:val="0"/>
-                <w:sz w:val="20"/>
+                <w:color w:val="222222"/>
+                <w:sz w:val="19"/>
               </w:rPr>
               <w:t>《如来禅修学体系介绍06》（录音转写）；《如来禅修学体系17·时代特点与确立目标》（PDF课件）；《包容寺修习营01·如来禅修学体系简介》（录音转写）｜《古源尊者禅坐引导文》（Word）；《入出息念浅析2·前行》（PDF课件）；《18_入出息念·坐姿要领》（录音转写）</w:t>
             </w:r>
@@ -2174,16 +2234,19 @@
         <w:tc>
           <w:tcPr>
             <w:tcW w:type="dxa" w:w="3213"/>
-            <w:shd w:val="clear" w:color="auto" w:fill="F8FAFC"/>
+            <w:shd w:val="clear" w:color="auto" w:fill="F7F9FC"/>
           </w:tcPr>
           <w:p>
+            <w:pPr>
+              <w:spacing w:before="20" w:after="20"/>
+            </w:pPr>
             <w:r/>
             <w:r>
               <w:rPr>
-                <w:rFonts w:ascii="宋体" w:hAnsi="宋体" w:eastAsia="宋体"/>
+                <w:rFonts w:ascii="Microsoft YaHei" w:hAnsi="Microsoft YaHei" w:eastAsia="Microsoft YaHei" w:cs="Microsoft YaHei"/>
                 <w:b w:val="0"/>
-                <w:i w:val="0"/>
-                <w:sz w:val="20"/>
+                <w:color w:val="222222"/>
+                <w:sz w:val="19"/>
               </w:rPr>
               <w:t>第2周</w:t>
             </w:r>
@@ -2192,16 +2255,19 @@
         <w:tc>
           <w:tcPr>
             <w:tcW w:type="dxa" w:w="3213"/>
-            <w:shd w:val="clear" w:color="auto" w:fill="F8FAFC"/>
+            <w:shd w:val="clear" w:color="auto" w:fill="F7F9FC"/>
           </w:tcPr>
           <w:p>
+            <w:pPr>
+              <w:spacing w:before="20" w:after="20"/>
+            </w:pPr>
             <w:r/>
             <w:r>
               <w:rPr>
-                <w:rFonts w:ascii="宋体" w:hAnsi="宋体" w:eastAsia="宋体"/>
+                <w:rFonts w:ascii="Microsoft YaHei" w:hAnsi="Microsoft YaHei" w:eastAsia="Microsoft YaHei" w:cs="Microsoft YaHei"/>
                 <w:b w:val="0"/>
-                <w:i w:val="0"/>
-                <w:sz w:val="20"/>
+                <w:color w:val="222222"/>
+                <w:sz w:val="19"/>
               </w:rPr>
               <w:t>安般念修法与数息对治</w:t>
             </w:r>
@@ -2210,16 +2276,19 @@
         <w:tc>
           <w:tcPr>
             <w:tcW w:type="dxa" w:w="3213"/>
-            <w:shd w:val="clear" w:color="auto" w:fill="F8FAFC"/>
+            <w:shd w:val="clear" w:color="auto" w:fill="F7F9FC"/>
           </w:tcPr>
           <w:p>
+            <w:pPr>
+              <w:spacing w:before="20" w:after="20"/>
+            </w:pPr>
             <w:r/>
             <w:r>
               <w:rPr>
-                <w:rFonts w:ascii="宋体" w:hAnsi="宋体" w:eastAsia="宋体"/>
+                <w:rFonts w:ascii="Microsoft YaHei" w:hAnsi="Microsoft YaHei" w:eastAsia="Microsoft YaHei" w:cs="Microsoft YaHei"/>
                 <w:b w:val="0"/>
-                <w:i w:val="0"/>
-                <w:sz w:val="20"/>
+                <w:color w:val="222222"/>
+                <w:sz w:val="19"/>
               </w:rPr>
               <w:t>《入出息念浅析6·修习2》三法部分（PDF课件）；《入出息念业处十六事》框架总表（PDF课件）｜《入出息念浅析6·修习2》四阶段部分（PDF课件）；《14_入出息念·数息》（录音转写）；《入出息念浅析5·修习1》（录音转写）</w:t>
             </w:r>
@@ -2232,13 +2301,16 @@
             <w:tcW w:type="dxa" w:w="3213"/>
           </w:tcPr>
           <w:p>
+            <w:pPr>
+              <w:spacing w:before="20" w:after="20"/>
+            </w:pPr>
             <w:r/>
             <w:r>
               <w:rPr>
-                <w:rFonts w:ascii="宋体" w:hAnsi="宋体" w:eastAsia="宋体"/>
+                <w:rFonts w:ascii="Microsoft YaHei" w:hAnsi="Microsoft YaHei" w:eastAsia="Microsoft YaHei" w:cs="Microsoft YaHei"/>
                 <w:b w:val="0"/>
-                <w:i w:val="0"/>
-                <w:sz w:val="20"/>
+                <w:color w:val="222222"/>
+                <w:sz w:val="19"/>
               </w:rPr>
               <w:t>第3周</w:t>
             </w:r>
@@ -2249,13 +2321,16 @@
             <w:tcW w:type="dxa" w:w="3213"/>
           </w:tcPr>
           <w:p>
+            <w:pPr>
+              <w:spacing w:before="20" w:after="20"/>
+            </w:pPr>
             <w:r/>
             <w:r>
               <w:rPr>
-                <w:rFonts w:ascii="宋体" w:hAnsi="宋体" w:eastAsia="宋体"/>
+                <w:rFonts w:ascii="Microsoft YaHei" w:hAnsi="Microsoft YaHei" w:eastAsia="Microsoft YaHei" w:cs="Microsoft YaHei"/>
                 <w:b w:val="0"/>
-                <w:i w:val="0"/>
-                <w:sz w:val="20"/>
+                <w:color w:val="222222"/>
+                <w:sz w:val="19"/>
               </w:rPr>
               <w:t>禅相培育与五盖对治</w:t>
             </w:r>
@@ -2266,13 +2341,16 @@
             <w:tcW w:type="dxa" w:w="3213"/>
           </w:tcPr>
           <w:p>
+            <w:pPr>
+              <w:spacing w:before="20" w:after="20"/>
+            </w:pPr>
             <w:r/>
             <w:r>
               <w:rPr>
-                <w:rFonts w:ascii="宋体" w:hAnsi="宋体" w:eastAsia="宋体"/>
+                <w:rFonts w:ascii="Microsoft YaHei" w:hAnsi="Microsoft YaHei" w:eastAsia="Microsoft YaHei" w:cs="Microsoft YaHei"/>
                 <w:b w:val="0"/>
-                <w:i w:val="0"/>
-                <w:sz w:val="20"/>
+                <w:color w:val="222222"/>
+                <w:sz w:val="19"/>
               </w:rPr>
               <w:t>《入出息念浅析7·修习3》（PDF课件）；《入出息念业处十六事》禅相部分（PDF课件）；《入出息念》（帕奥西亚多，PDF）｜《止观前行实修营8·舍离五盖1》（PDF课件＋共修版）；《百花古寺禅修营27·大念处经讲记24》（录音转写）；《止观前行实修营12·舍离五盖5》（录音转写）</w:t>
             </w:r>
@@ -2283,16 +2361,19 @@
         <w:tc>
           <w:tcPr>
             <w:tcW w:type="dxa" w:w="3213"/>
-            <w:shd w:val="clear" w:color="auto" w:fill="F8FAFC"/>
+            <w:shd w:val="clear" w:color="auto" w:fill="F7F9FC"/>
           </w:tcPr>
           <w:p>
+            <w:pPr>
+              <w:spacing w:before="20" w:after="20"/>
+            </w:pPr>
             <w:r/>
             <w:r>
               <w:rPr>
-                <w:rFonts w:ascii="宋体" w:hAnsi="宋体" w:eastAsia="宋体"/>
+                <w:rFonts w:ascii="Microsoft YaHei" w:hAnsi="Microsoft YaHei" w:eastAsia="Microsoft YaHei" w:cs="Microsoft YaHei"/>
                 <w:b w:val="0"/>
-                <w:i w:val="0"/>
-                <w:sz w:val="20"/>
+                <w:color w:val="222222"/>
+                <w:sz w:val="19"/>
               </w:rPr>
               <w:t>第4周</w:t>
             </w:r>
@@ -2301,16 +2382,19 @@
         <w:tc>
           <w:tcPr>
             <w:tcW w:type="dxa" w:w="3213"/>
-            <w:shd w:val="clear" w:color="auto" w:fill="F8FAFC"/>
+            <w:shd w:val="clear" w:color="auto" w:fill="F7F9FC"/>
           </w:tcPr>
           <w:p>
+            <w:pPr>
+              <w:spacing w:before="20" w:after="20"/>
+            </w:pPr>
             <w:r/>
             <w:r>
               <w:rPr>
-                <w:rFonts w:ascii="宋体" w:hAnsi="宋体" w:eastAsia="宋体"/>
+                <w:rFonts w:ascii="Microsoft YaHei" w:hAnsi="Microsoft YaHei" w:eastAsia="Microsoft YaHei" w:cs="Microsoft YaHei"/>
                 <w:b w:val="0"/>
-                <w:i w:val="0"/>
-                <w:sz w:val="20"/>
+                <w:color w:val="222222"/>
+                <w:sz w:val="19"/>
               </w:rPr>
               <w:t>经行日常正念与修学规划</w:t>
             </w:r>
@@ -2319,16 +2403,19 @@
         <w:tc>
           <w:tcPr>
             <w:tcW w:type="dxa" w:w="3213"/>
-            <w:shd w:val="clear" w:color="auto" w:fill="F8FAFC"/>
+            <w:shd w:val="clear" w:color="auto" w:fill="F7F9FC"/>
           </w:tcPr>
           <w:p>
+            <w:pPr>
+              <w:spacing w:before="20" w:after="20"/>
+            </w:pPr>
             <w:r/>
             <w:r>
               <w:rPr>
-                <w:rFonts w:ascii="宋体" w:hAnsi="宋体" w:eastAsia="宋体"/>
+                <w:rFonts w:ascii="Microsoft YaHei" w:hAnsi="Microsoft YaHei" w:eastAsia="Microsoft YaHei" w:cs="Microsoft YaHei"/>
                 <w:b w:val="0"/>
-                <w:i w:val="0"/>
-                <w:sz w:val="20"/>
+                <w:color w:val="222222"/>
+                <w:sz w:val="19"/>
               </w:rPr>
               <w:t>《云台寺安居禅修04·拆解习惯和经行》（PDF）；《177讲·四威仪1》（PDF共修版）；《觉察姿势与动作》（录音转写）｜《如来禅修学体系17·时代特点与确立目标》发愿部分（PDF课件）；《如来禅修学体系32·法随法行3》（PDF课件）；《云台寺安居禅修13·大念处经略说》（PDF）</w:t>
             </w:r>
@@ -2338,108 +2425,83 @@
     </w:tbl>
     <w:p>
       <w:pPr>
-        <w:spacing w:after="40"/>
-      </w:pPr>
-    </w:p>
-    <w:tbl>
-      <w:tblPr>
-        <w:tblW w:type="auto" w:w="0"/>
-        <w:jc w:val="center"/>
-        <w:tblLook w:firstColumn="1" w:firstRow="1" w:lastColumn="0" w:lastRow="0" w:noHBand="0" w:noVBand="1" w:val="04A0"/>
-      </w:tblPr>
-      <w:tblGrid>
-        <w:gridCol w:w="9638"/>
-      </w:tblGrid>
-      <w:tr>
-        <w:tc>
-          <w:tcPr>
-            <w:tcW w:type="dxa" w:w="9638"/>
-            <w:shd w:val="clear" w:color="auto" w:fill="F2F7FB"/>
-            <w:tcBorders>
-              <w:start w:val="single" w:sz="24" w:color="2E5C8A"/>
-            </w:tcBorders>
-            <w:tcMar>
-              <w:top w:w="40" w:type="dxa"/>
-              <w:bottom w:w="40" w:type="dxa"/>
-              <w:start w:w="120" w:type="dxa"/>
-              <w:end w:w="120" w:type="dxa"/>
-            </w:tcMar>
-          </w:tcPr>
-          <w:p>
-            <w:pPr>
-              <w:spacing w:line="324" w:lineRule="auto" w:after="60"/>
-            </w:pPr>
-            <w:r/>
-            <w:r>
-              <w:rPr>
-                <w:rFonts w:ascii="宋体" w:hAnsi="宋体" w:eastAsia="宋体"/>
-                <w:b w:val="0"/>
-                <w:i w:val="0"/>
-                <w:color w:val="333333"/>
-                <w:sz w:val="22"/>
-              </w:rPr>
-              <w:t>注：上表为每周</w:t>
-            </w:r>
-            <w:r>
-              <w:rPr>
-                <w:rFonts w:ascii="宋体" w:hAnsi="宋体" w:eastAsia="宋体"/>
-                <w:b/>
-                <w:i w:val="0"/>
-                <w:color w:val="333333"/>
-                <w:sz w:val="22"/>
-              </w:rPr>
-              <w:t>主要</w:t>
-            </w:r>
-            <w:r>
-              <w:rPr>
-                <w:rFonts w:ascii="宋体" w:hAnsi="宋体" w:eastAsia="宋体"/>
-                <w:b w:val="0"/>
-                <w:i w:val="0"/>
-                <w:color w:val="333333"/>
-                <w:sz w:val="22"/>
-              </w:rPr>
-              <w:t>原文资料的"节选清单"（同批上座部资料按主题分周取段，部分课件跨周共用）；每周的完整共读材料以该周文档与《原文全集》附录为准。本4周版未增减任何原文资料，仅将连续两周合并共读。</w:t>
-            </w:r>
-          </w:p>
-        </w:tc>
-      </w:tr>
-    </w:tbl>
-    <w:p>
-      <w:pPr>
-        <w:spacing w:after="40"/>
+        <w:spacing w:after="60"/>
       </w:pPr>
     </w:p>
     <w:p>
       <w:pPr>
-        <w:spacing w:before="200"/>
+        <w:spacing w:before="20" w:after="20"/>
+        <w:ind w:left="170"/>
+        <w:shd w:val="clear" w:color="auto" w:fill="EEF2F9"/>
+        <w:pBdr>
+          <w:left w:val="single" w:sz="24" w:space="6" w:color="2E5395"/>
+        </w:pBdr>
       </w:pPr>
       <w:r>
         <w:rPr>
-          <w:rFonts w:ascii="微软雅黑" w:hAnsi="微软雅黑" w:eastAsia="微软雅黑"/>
+          <w:rFonts w:ascii="Microsoft YaHei" w:hAnsi="Microsoft YaHei" w:eastAsia="Microsoft YaHei" w:cs="Microsoft YaHei"/>
           <w:b w:val="0"/>
-          <w:i w:val="0"/>
-          <w:color w:val="1F3A5F"/>
-          <w:sz w:val="28"/>
+          <w:color w:val="2A3B4D"/>
+          <w:sz w:val="20"/>
+        </w:rPr>
+        <w:t>注：上表为每周</w:t>
+      </w:r>
+      <w:r>
+        <w:rPr>
+          <w:rFonts w:ascii="Microsoft YaHei" w:hAnsi="Microsoft YaHei" w:eastAsia="Microsoft YaHei" w:cs="Microsoft YaHei"/>
+          <w:b/>
+          <w:color w:val="2A3B4D"/>
+          <w:sz w:val="20"/>
+        </w:rPr>
+        <w:t>主要</w:t>
+      </w:r>
+      <w:r>
+        <w:rPr>
+          <w:rFonts w:ascii="Microsoft YaHei" w:hAnsi="Microsoft YaHei" w:eastAsia="Microsoft YaHei" w:cs="Microsoft YaHei"/>
+          <w:b w:val="0"/>
+          <w:color w:val="2A3B4D"/>
+          <w:sz w:val="20"/>
+        </w:rPr>
+        <w:t>原文资料的"节选清单"（同批上座部资料按主题分周取段，部分课件跨周共用）；每周的完整共读材料以该周文档与《原文全集》附录为准。本4周版未增减任何原文资料，仅将连续两周合并共读。</w:t>
+      </w:r>
+    </w:p>
+    <w:p>
+      <w:pPr>
+        <w:keepNext/>
+        <w:spacing w:before="200" w:after="80"/>
+        <w:pBdr>
+          <w:bottom w:val="single" w:sz="6" w:space="1" w:color="2E5395"/>
+        </w:pBdr>
+      </w:pPr>
+      <w:r>
+        <w:rPr>
+          <w:rFonts w:ascii="Microsoft YaHei" w:hAnsi="Microsoft YaHei" w:eastAsia="Microsoft YaHei" w:cs="Microsoft YaHei"/>
+          <w:b/>
+          <w:color w:val="1F3864"/>
+          <w:sz w:val="29"/>
         </w:rPr>
         <w:t>六、重要提醒：每一讲都可以换新主持人！</w:t>
       </w:r>
     </w:p>
     <w:p>
+      <w:pPr>
+        <w:spacing w:before="20" w:after="40"/>
+      </w:pPr>
       <w:r>
         <w:rPr>
-          <w:rFonts w:ascii="宋体" w:hAnsi="宋体" w:eastAsia="宋体"/>
+          <w:rFonts w:ascii="Microsoft YaHei" w:hAnsi="Microsoft YaHei" w:eastAsia="Microsoft YaHei" w:cs="Microsoft YaHei"/>
           <w:b/>
-          <w:i w:val="0"/>
-          <w:sz w:val="22"/>
+          <w:color w:val="222222"/>
+          <w:sz w:val="21"/>
         </w:rPr>
         <w:t>每份周文档都有两个版本</w:t>
       </w:r>
       <w:r>
         <w:rPr>
-          <w:rFonts w:ascii="宋体" w:hAnsi="宋体" w:eastAsia="宋体"/>
+          <w:rFonts w:ascii="Microsoft YaHei" w:hAnsi="Microsoft YaHei" w:eastAsia="Microsoft YaHei" w:cs="Microsoft YaHei"/>
           <w:b w:val="0"/>
-          <w:i w:val="0"/>
-          <w:sz w:val="22"/>
+          <w:color w:val="222222"/>
+          <w:sz w:val="21"/>
         </w:rPr>
         <w:t>：主持人版和学员版。</w:t>
       </w:r>
@@ -2447,22 +2509,23 @@
     <w:p>
       <w:pPr>
         <w:pStyle w:val="ListBullet"/>
+        <w:spacing w:before="0" w:after="20"/>
       </w:pPr>
       <w:r>
         <w:rPr>
-          <w:rFonts w:ascii="宋体" w:hAnsi="宋体" w:eastAsia="宋体"/>
+          <w:rFonts w:ascii="Microsoft YaHei" w:hAnsi="Microsoft YaHei" w:eastAsia="Microsoft YaHei" w:cs="Microsoft YaHei"/>
           <w:b/>
-          <w:i w:val="0"/>
-          <w:sz w:val="22"/>
+          <w:color w:val="222222"/>
+          <w:sz w:val="21"/>
         </w:rPr>
         <w:t>主持人版</w:t>
       </w:r>
       <w:r>
         <w:rPr>
-          <w:rFonts w:ascii="宋体" w:hAnsi="宋体" w:eastAsia="宋体"/>
+          <w:rFonts w:ascii="Microsoft YaHei" w:hAnsi="Microsoft YaHei" w:eastAsia="Microsoft YaHei" w:cs="Microsoft YaHei"/>
           <w:b w:val="0"/>
-          <w:i w:val="0"/>
-          <w:sz w:val="22"/>
+          <w:color w:val="222222"/>
+          <w:sz w:val="21"/>
         </w:rPr>
         <w:t>（第X周_XXX_主持人版.md）：供主持人使用，开头内置"⭐ 本讲主持人速览"和"⏱ 时间弹性指南"，共读原文按次序完整呈现并标注★核心/◈扩展，禅修练习含两段引导词，扩展内容包位于收尾回向之前，末尾附"本讲主持人特别提醒"。</w:t>
       </w:r>
@@ -2470,459 +2533,391 @@
     <w:p>
       <w:pPr>
         <w:pStyle w:val="ListBullet"/>
+        <w:spacing w:before="0" w:after="20"/>
       </w:pPr>
       <w:r>
         <w:rPr>
-          <w:rFonts w:ascii="宋体" w:hAnsi="宋体" w:eastAsia="宋体"/>
+          <w:rFonts w:ascii="Microsoft YaHei" w:hAnsi="Microsoft YaHei" w:eastAsia="Microsoft YaHei" w:cs="Microsoft YaHei"/>
           <w:b/>
-          <w:i w:val="0"/>
-          <w:sz w:val="22"/>
+          <w:color w:val="222222"/>
+          <w:sz w:val="21"/>
         </w:rPr>
         <w:t>学员版</w:t>
       </w:r>
       <w:r>
         <w:rPr>
-          <w:rFonts w:ascii="宋体" w:hAnsi="宋体" w:eastAsia="宋体"/>
+          <w:rFonts w:ascii="Microsoft YaHei" w:hAnsi="Microsoft YaHei" w:eastAsia="Microsoft YaHei" w:cs="Microsoft YaHei"/>
           <w:b w:val="0"/>
-          <w:i w:val="0"/>
-          <w:sz w:val="22"/>
+          <w:color w:val="222222"/>
+          <w:sz w:val="21"/>
         </w:rPr>
         <w:t>（第X周_XXX_学员版.md）：供参与者使用，共读内容（材料顺序、完整文字、核心/扩展标注）、讨论问题、禅修练习引导词、扩展内容包、回向文与主持人版</w:t>
       </w:r>
       <w:r>
         <w:rPr>
-          <w:rFonts w:ascii="宋体" w:hAnsi="宋体" w:eastAsia="宋体"/>
+          <w:rFonts w:ascii="Microsoft YaHei" w:hAnsi="Microsoft YaHei" w:eastAsia="Microsoft YaHei" w:cs="Microsoft YaHei"/>
           <w:b/>
-          <w:i w:val="0"/>
-          <w:sz w:val="22"/>
+          <w:color w:val="222222"/>
+          <w:sz w:val="21"/>
         </w:rPr>
         <w:t>完全一致</w:t>
       </w:r>
       <w:r>
         <w:rPr>
-          <w:rFonts w:ascii="宋体" w:hAnsi="宋体" w:eastAsia="宋体"/>
+          <w:rFonts w:ascii="Microsoft YaHei" w:hAnsi="Microsoft YaHei" w:eastAsia="Microsoft YaHei" w:cs="Microsoft YaHei"/>
           <w:b w:val="0"/>
-          <w:i w:val="0"/>
-          <w:sz w:val="22"/>
+          <w:color w:val="222222"/>
+          <w:sz w:val="21"/>
         </w:rPr>
         <w:t>，仅不含主持人专属内容（速览、时间弹性指南、操作提示、特别提醒）。</w:t>
       </w:r>
     </w:p>
-    <w:tbl>
-      <w:tblPr>
-        <w:tblW w:type="auto" w:w="0"/>
-        <w:jc w:val="center"/>
-        <w:tblLook w:firstColumn="1" w:firstRow="1" w:lastColumn="0" w:lastRow="0" w:noHBand="0" w:noVBand="1" w:val="04A0"/>
-      </w:tblPr>
-      <w:tblGrid>
-        <w:gridCol w:w="9638"/>
-      </w:tblGrid>
-      <w:tr>
-        <w:tc>
-          <w:tcPr>
-            <w:tcW w:type="dxa" w:w="9638"/>
-            <w:shd w:val="clear" w:color="auto" w:fill="F2F7FB"/>
-            <w:tcBorders>
-              <w:start w:val="single" w:sz="24" w:color="2E5C8A"/>
-            </w:tcBorders>
-            <w:tcMar>
-              <w:top w:w="40" w:type="dxa"/>
-              <w:bottom w:w="40" w:type="dxa"/>
-              <w:start w:w="120" w:type="dxa"/>
-              <w:end w:w="120" w:type="dxa"/>
-            </w:tcMar>
-          </w:tcPr>
-          <w:p>
-            <w:pPr>
-              <w:spacing w:line="324" w:lineRule="auto" w:after="60"/>
-            </w:pPr>
-            <w:r/>
-            <w:r>
-              <w:rPr>
-                <w:rFonts w:ascii="宋体" w:hAnsi="宋体" w:eastAsia="宋体"/>
-                <w:b w:val="0"/>
-                <w:i w:val="0"/>
-                <w:color w:val="333333"/>
-                <w:sz w:val="22"/>
-              </w:rPr>
-              <w:t>如果本讲换了新主持人，只需要：①打开当周</w:t>
-            </w:r>
-            <w:r>
-              <w:rPr>
-                <w:rFonts w:ascii="宋体" w:hAnsi="宋体" w:eastAsia="宋体"/>
-                <w:b/>
-                <w:i w:val="0"/>
-                <w:color w:val="333333"/>
-                <w:sz w:val="22"/>
-              </w:rPr>
-              <w:t>主持人版</w:t>
-            </w:r>
-            <w:r>
-              <w:rPr>
-                <w:rFonts w:ascii="宋体" w:hAnsi="宋体" w:eastAsia="宋体"/>
-                <w:b w:val="0"/>
-                <w:i w:val="0"/>
-                <w:color w:val="333333"/>
-                <w:sz w:val="22"/>
-              </w:rPr>
-              <w:t>读"主持人速览"；②按流程走（学员看</w:t>
-            </w:r>
-            <w:r>
-              <w:rPr>
-                <w:rFonts w:ascii="宋体" w:hAnsi="宋体" w:eastAsia="宋体"/>
-                <w:b/>
-                <w:i w:val="0"/>
-                <w:color w:val="333333"/>
-                <w:sz w:val="22"/>
-              </w:rPr>
-              <w:t>学员版</w:t>
-            </w:r>
-            <w:r>
-              <w:rPr>
-                <w:rFonts w:ascii="宋体" w:hAnsi="宋体" w:eastAsia="宋体"/>
-                <w:b w:val="0"/>
-                <w:i w:val="0"/>
-                <w:color w:val="333333"/>
-                <w:sz w:val="22"/>
-              </w:rPr>
-              <w:t>，内容一致）；③禅修练习照读引导词即可；④时间不够就"浓缩"，时间富余就"扩展"。</w:t>
-            </w:r>
-          </w:p>
-        </w:tc>
-      </w:tr>
-    </w:tbl>
     <w:p>
       <w:pPr>
+        <w:spacing w:before="20" w:after="20"/>
+        <w:ind w:left="170"/>
+        <w:shd w:val="clear" w:color="auto" w:fill="EEF2F9"/>
+        <w:pBdr>
+          <w:left w:val="single" w:sz="24" w:space="6" w:color="2E5395"/>
+        </w:pBdr>
+      </w:pPr>
+      <w:r>
+        <w:rPr>
+          <w:rFonts w:ascii="Microsoft YaHei" w:hAnsi="Microsoft YaHei" w:eastAsia="Microsoft YaHei" w:cs="Microsoft YaHei"/>
+          <w:b w:val="0"/>
+          <w:color w:val="2A3B4D"/>
+          <w:sz w:val="20"/>
+        </w:rPr>
+        <w:t>如果本讲换了新主持人，只需要：①打开当周</w:t>
+      </w:r>
+      <w:r>
+        <w:rPr>
+          <w:rFonts w:ascii="Microsoft YaHei" w:hAnsi="Microsoft YaHei" w:eastAsia="Microsoft YaHei" w:cs="Microsoft YaHei"/>
+          <w:b/>
+          <w:color w:val="2A3B4D"/>
+          <w:sz w:val="20"/>
+        </w:rPr>
+        <w:t>主持人版</w:t>
+      </w:r>
+      <w:r>
+        <w:rPr>
+          <w:rFonts w:ascii="Microsoft YaHei" w:hAnsi="Microsoft YaHei" w:eastAsia="Microsoft YaHei" w:cs="Microsoft YaHei"/>
+          <w:b w:val="0"/>
+          <w:color w:val="2A3B4D"/>
+          <w:sz w:val="20"/>
+        </w:rPr>
+        <w:t>读"主持人速览"；②按流程走（学员看</w:t>
+      </w:r>
+      <w:r>
+        <w:rPr>
+          <w:rFonts w:ascii="Microsoft YaHei" w:hAnsi="Microsoft YaHei" w:eastAsia="Microsoft YaHei" w:cs="Microsoft YaHei"/>
+          <w:b/>
+          <w:color w:val="2A3B4D"/>
+          <w:sz w:val="20"/>
+        </w:rPr>
+        <w:t>学员版</w:t>
+      </w:r>
+      <w:r>
+        <w:rPr>
+          <w:rFonts w:ascii="Microsoft YaHei" w:hAnsi="Microsoft YaHei" w:eastAsia="Microsoft YaHei" w:cs="Microsoft YaHei"/>
+          <w:b w:val="0"/>
+          <w:color w:val="2A3B4D"/>
+          <w:sz w:val="20"/>
+        </w:rPr>
+        <w:t>，内容一致）；③禅修练习照读引导词即可；④时间不够就"浓缩"，时间富余就"扩展"。</w:t>
+      </w:r>
+    </w:p>
+    <w:p>
+      <w:pPr>
+        <w:keepNext/>
+        <w:spacing w:before="200" w:after="80"/>
+        <w:pBdr>
+          <w:bottom w:val="single" w:sz="6" w:space="1" w:color="2E5395"/>
+        </w:pBdr>
+      </w:pPr>
+      <w:r>
+        <w:rPr>
+          <w:rFonts w:ascii="Microsoft YaHei" w:hAnsi="Microsoft YaHei" w:eastAsia="Microsoft YaHei" w:cs="Microsoft YaHei"/>
+          <w:b/>
+          <w:color w:val="1F3864"/>
+          <w:sz w:val="29"/>
+        </w:rPr>
+        <w:t>七、如何获取共读原文（重要！）</w:t>
+      </w:r>
+    </w:p>
+    <w:p>
+      <w:pPr>
+        <w:spacing w:before="20" w:after="40"/>
+      </w:pPr>
+      <w:r>
+        <w:rPr>
+          <w:rFonts w:ascii="Microsoft YaHei" w:hAnsi="Microsoft YaHei" w:eastAsia="Microsoft YaHei" w:cs="Microsoft YaHei"/>
+          <w:b/>
+          <w:color w:val="222222"/>
+          <w:sz w:val="21"/>
+        </w:rPr>
+        <w:t>本资料包完全自足：全部共读原文的文字已完整内嵌在每周文档和《原文全集.md》中，使用过程中无需再去查知识库</w:t>
+      </w:r>
+      <w:r>
+        <w:rPr>
+          <w:rFonts w:ascii="Microsoft YaHei" w:hAnsi="Microsoft YaHei" w:eastAsia="Microsoft YaHei" w:cs="Microsoft YaHei"/>
+          <w:b w:val="0"/>
+          <w:color w:val="222222"/>
+          <w:sz w:val="21"/>
+        </w:rPr>
+        <w:t>——照读或轮流朗读即可。</w:t>
+      </w:r>
+    </w:p>
+    <w:p>
+      <w:pPr>
+        <w:spacing w:before="20" w:after="40"/>
+      </w:pPr>
+      <w:r>
+        <w:rPr>
+          <w:rFonts w:ascii="Microsoft YaHei" w:hAnsi="Microsoft YaHei" w:eastAsia="Microsoft YaHei" w:cs="Microsoft YaHei"/>
+          <w:b w:val="0"/>
+          <w:color w:val="222222"/>
+          <w:sz w:val="21"/>
+        </w:rPr>
+        <w:t xml:space="preserve">想对照原文件时：按每周文档中标注的 </w:t>
+      </w:r>
+      <w:r>
+        <w:rPr>
+          <w:rFonts w:ascii="Microsoft YaHei" w:hAnsi="Microsoft YaHei" w:eastAsia="Microsoft YaHei" w:cs="Microsoft YaHei"/>
+          <w:b/>
+          <w:color w:val="222222"/>
+          <w:sz w:val="21"/>
+        </w:rPr>
+        <w:t>media_id</w:t>
+      </w:r>
+      <w:r>
+        <w:rPr>
+          <w:rFonts w:ascii="Microsoft YaHei" w:hAnsi="Microsoft YaHei" w:eastAsia="Microsoft YaHei" w:cs="Microsoft YaHei"/>
+          <w:b w:val="0"/>
+          <w:color w:val="222222"/>
+          <w:sz w:val="21"/>
+        </w:rPr>
+        <w:t>，在 ima.copilot 知识库「古源尊者开示及上座部佛教资料」中搜索资料标题，即可打开对应资源。</w:t>
+      </w:r>
+    </w:p>
+    <w:p>
+      <w:pPr>
+        <w:spacing w:before="20" w:after="20"/>
+        <w:ind w:left="170"/>
+        <w:shd w:val="clear" w:color="auto" w:fill="EEF2F9"/>
+        <w:pBdr>
+          <w:left w:val="single" w:sz="24" w:space="6" w:color="2E5395"/>
+        </w:pBdr>
+      </w:pPr>
+      <w:r>
+        <w:rPr>
+          <w:rFonts w:ascii="Microsoft YaHei" w:hAnsi="Microsoft YaHei" w:eastAsia="Microsoft YaHei" w:cs="Microsoft YaHei"/>
+          <w:b w:val="0"/>
+          <w:color w:val="2A3B4D"/>
+          <w:sz w:val="20"/>
+        </w:rPr>
+        <w:t xml:space="preserve">💡 </w:t>
+      </w:r>
+      <w:r>
+        <w:rPr>
+          <w:rFonts w:ascii="Microsoft YaHei" w:hAnsi="Microsoft YaHei" w:eastAsia="Microsoft YaHei" w:cs="Microsoft YaHei"/>
+          <w:b/>
+          <w:color w:val="2A3B4D"/>
+          <w:sz w:val="20"/>
+        </w:rPr>
+        <w:t>为什么只标注出处、不放置链接？</w:t>
+      </w:r>
+      <w:r>
+        <w:rPr>
+          <w:rFonts w:ascii="Microsoft YaHei" w:hAnsi="Microsoft YaHei" w:eastAsia="Microsoft YaHei" w:cs="Microsoft YaHei"/>
+          <w:b w:val="0"/>
+          <w:color w:val="2A3B4D"/>
+          <w:sz w:val="20"/>
+        </w:rPr>
+        <w:t xml:space="preserve"> 知识库的临时导出链接会过期（会出现"t info expired"等失效提示），因此本轮资料包不放置临时链接，改为完整标注资源标题与 media_id 及打开方式。共读所需文字已全部内嵌，不影响正常使用。</w:t>
+      </w:r>
+    </w:p>
+    <w:p>
+      <w:pPr>
+        <w:keepNext/>
+        <w:spacing w:before="200" w:after="80"/>
+        <w:pBdr>
+          <w:bottom w:val="single" w:sz="6" w:space="1" w:color="2E5395"/>
+        </w:pBdr>
+      </w:pPr>
+      <w:r>
+        <w:rPr>
+          <w:rFonts w:ascii="Microsoft YaHei" w:hAnsi="Microsoft YaHei" w:eastAsia="Microsoft YaHei" w:cs="Microsoft YaHei"/>
+          <w:b/>
+          <w:color w:val="1F3864"/>
+          <w:sz w:val="29"/>
+        </w:rPr>
+        <w:t>八、回向文（每周结束用）</w:t>
+      </w:r>
+    </w:p>
+    <w:p>
+      <w:pPr>
+        <w:spacing w:before="20" w:after="40"/>
+      </w:pPr>
+      <w:r>
+        <w:rPr>
+          <w:rFonts w:ascii="Microsoft YaHei" w:hAnsi="Microsoft YaHei" w:eastAsia="Microsoft YaHei" w:cs="Microsoft YaHei"/>
+          <w:b w:val="0"/>
+          <w:color w:val="222222"/>
+          <w:sz w:val="21"/>
+        </w:rPr>
+        <w:t>每周结束时，带领大家一起念：</w:t>
+      </w:r>
+    </w:p>
+    <w:p>
+      <w:pPr>
+        <w:spacing w:before="20" w:after="20"/>
+        <w:ind w:left="170"/>
+        <w:shd w:val="clear" w:color="auto" w:fill="EEF2F9"/>
+        <w:pBdr>
+          <w:left w:val="single" w:sz="24" w:space="6" w:color="2E5395"/>
+        </w:pBdr>
+      </w:pPr>
+      <w:r>
+        <w:rPr>
+          <w:rFonts w:ascii="Microsoft YaHei" w:hAnsi="Microsoft YaHei" w:eastAsia="Microsoft YaHei" w:cs="Microsoft YaHei"/>
+          <w:b/>
+          <w:color w:val="2A3B4D"/>
+          <w:sz w:val="20"/>
+        </w:rPr>
+        <w:t>愿我此功德，导向诸漏尽！</w:t>
+      </w:r>
+    </w:p>
+    <w:p>
+      <w:pPr>
+        <w:spacing w:before="20" w:after="20"/>
+        <w:ind w:left="170"/>
+        <w:shd w:val="clear" w:color="auto" w:fill="EEF2F9"/>
+        <w:pBdr>
+          <w:left w:val="single" w:sz="24" w:space="6" w:color="2E5395"/>
+        </w:pBdr>
+      </w:pPr>
+      <w:r>
+        <w:rPr>
+          <w:rFonts w:ascii="Microsoft YaHei" w:hAnsi="Microsoft YaHei" w:eastAsia="Microsoft YaHei" w:cs="Microsoft YaHei"/>
+          <w:b/>
+          <w:color w:val="2A3B4D"/>
+          <w:sz w:val="20"/>
+        </w:rPr>
+        <w:t>愿我此功德，为证涅槃缘！</w:t>
+      </w:r>
+    </w:p>
+    <w:p>
+      <w:pPr>
+        <w:spacing w:before="20" w:after="20"/>
+        <w:ind w:left="170"/>
+        <w:shd w:val="clear" w:color="auto" w:fill="EEF2F9"/>
+        <w:pBdr>
+          <w:left w:val="single" w:sz="24" w:space="6" w:color="2E5395"/>
+        </w:pBdr>
+      </w:pPr>
+      <w:r>
+        <w:rPr>
+          <w:rFonts w:ascii="Microsoft YaHei" w:hAnsi="Microsoft YaHei" w:eastAsia="Microsoft YaHei" w:cs="Microsoft YaHei"/>
+          <w:b/>
+          <w:color w:val="2A3B4D"/>
+          <w:sz w:val="20"/>
+        </w:rPr>
+        <w:t>我此功德分，回向诸有情！</w:t>
+      </w:r>
+    </w:p>
+    <w:p>
+      <w:pPr>
+        <w:spacing w:before="20" w:after="20"/>
+        <w:ind w:left="170"/>
+        <w:shd w:val="clear" w:color="auto" w:fill="EEF2F9"/>
+        <w:pBdr>
+          <w:left w:val="single" w:sz="24" w:space="6" w:color="2E5395"/>
+        </w:pBdr>
+      </w:pPr>
+      <w:r>
+        <w:rPr>
+          <w:rFonts w:ascii="Microsoft YaHei" w:hAnsi="Microsoft YaHei" w:eastAsia="Microsoft YaHei" w:cs="Microsoft YaHei"/>
+          <w:b/>
+          <w:color w:val="2A3B4D"/>
+          <w:sz w:val="20"/>
+        </w:rPr>
+        <w:t>愿彼等一切，同得功德分！</w:t>
+      </w:r>
+    </w:p>
+    <w:p>
+      <w:pPr>
+        <w:spacing w:before="20" w:after="40"/>
+      </w:pPr>
+      <w:r>
+        <w:rPr>
+          <w:rFonts w:ascii="Microsoft YaHei" w:hAnsi="Microsoft YaHei" w:eastAsia="Microsoft YaHei" w:cs="Microsoft YaHei"/>
+          <w:b w:val="0"/>
+          <w:color w:val="222222"/>
+          <w:sz w:val="21"/>
+        </w:rPr>
+        <w:t>（此回向偈出自古源尊者课件通用回向内容）</w:t>
+      </w:r>
+    </w:p>
+    <w:p>
+      <w:pPr>
+        <w:pBdr>
+          <w:bottom w:val="single" w:sz="6" w:space="1" w:color="C9D2E3"/>
+        </w:pBdr>
         <w:spacing w:after="40"/>
       </w:pPr>
     </w:p>
     <w:p>
       <w:pPr>
-        <w:spacing w:before="200"/>
+        <w:spacing w:before="20" w:after="20"/>
+        <w:ind w:left="170"/>
+        <w:shd w:val="clear" w:color="auto" w:fill="EEF2F9"/>
+        <w:pBdr>
+          <w:left w:val="single" w:sz="24" w:space="6" w:color="2E5395"/>
+        </w:pBdr>
       </w:pPr>
       <w:r>
         <w:rPr>
-          <w:rFonts w:ascii="微软雅黑" w:hAnsi="微软雅黑" w:eastAsia="微软雅黑"/>
+          <w:rFonts w:ascii="Microsoft YaHei" w:hAnsi="Microsoft YaHei" w:eastAsia="Microsoft YaHei" w:cs="Microsoft YaHei"/>
           <w:b w:val="0"/>
-          <w:i w:val="0"/>
-          <w:color w:val="1F3A5F"/>
-          <w:sz w:val="28"/>
+          <w:color w:val="2A3B4D"/>
+          <w:sz w:val="20"/>
         </w:rPr>
-        <w:t>七、如何获取共读原文（重要！）</w:t>
+        <w:t xml:space="preserve">📚 </w:t>
+      </w:r>
+      <w:r>
+        <w:rPr>
+          <w:rFonts w:ascii="Microsoft YaHei" w:hAnsi="Microsoft YaHei" w:eastAsia="Microsoft YaHei" w:cs="Microsoft YaHei"/>
+          <w:b/>
+          <w:color w:val="2A3B4D"/>
+          <w:sz w:val="20"/>
+        </w:rPr>
+        <w:t>下一份文档</w:t>
+      </w:r>
+      <w:r>
+        <w:rPr>
+          <w:rFonts w:ascii="Microsoft YaHei" w:hAnsi="Microsoft YaHei" w:eastAsia="Microsoft YaHei" w:cs="Microsoft YaHei"/>
+          <w:b w:val="0"/>
+          <w:color w:val="2A3B4D"/>
+          <w:sz w:val="20"/>
+        </w:rPr>
+        <w:t>：</w:t>
+      </w:r>
+      <w:r>
+        <w:rPr>
+          <w:rFonts w:ascii="Consolas" w:hAnsi="Consolas" w:eastAsia="Consolas" w:cs="Consolas"/>
+          <w:b w:val="0"/>
+          <w:color w:val="A0324B"/>
+          <w:sz w:val="19"/>
+        </w:rPr>
+        <w:t>第1周_禅修入门与正确坐姿_主持人版.md</w:t>
       </w:r>
     </w:p>
     <w:p>
-      <w:r>
-        <w:rPr>
-          <w:rFonts w:ascii="宋体" w:hAnsi="宋体" w:eastAsia="宋体"/>
-          <w:b/>
-          <w:i w:val="0"/>
-          <w:sz w:val="22"/>
-        </w:rPr>
-        <w:t>本资料包完全自足：全部共读原文的文字已完整内嵌在每周文档和《原文全集.md》中，使用过程中无需再去查知识库</w:t>
-      </w:r>
-      <w:r>
-        <w:rPr>
-          <w:rFonts w:ascii="宋体" w:hAnsi="宋体" w:eastAsia="宋体"/>
-          <w:b w:val="0"/>
-          <w:i w:val="0"/>
-          <w:sz w:val="22"/>
-        </w:rPr>
-        <w:t>——照读或轮流朗读即可。</w:t>
-      </w:r>
-    </w:p>
-    <w:p>
-      <w:r>
-        <w:rPr>
-          <w:rFonts w:ascii="宋体" w:hAnsi="宋体" w:eastAsia="宋体"/>
-          <w:b w:val="0"/>
-          <w:i w:val="0"/>
-          <w:sz w:val="22"/>
-        </w:rPr>
-        <w:t xml:space="preserve">想对照原文件时：按每周文档中标注的 </w:t>
-      </w:r>
-      <w:r>
-        <w:rPr>
-          <w:rFonts w:ascii="宋体" w:hAnsi="宋体" w:eastAsia="宋体"/>
-          <w:b/>
-          <w:i w:val="0"/>
-          <w:sz w:val="22"/>
-        </w:rPr>
-        <w:t>media_id</w:t>
-      </w:r>
-      <w:r>
-        <w:rPr>
-          <w:rFonts w:ascii="宋体" w:hAnsi="宋体" w:eastAsia="宋体"/>
-          <w:b w:val="0"/>
-          <w:i w:val="0"/>
-          <w:sz w:val="22"/>
-        </w:rPr>
-        <w:t>，在 ima.copilot 知识库「古源尊者开示及上座部佛教资料」中搜索资料标题，即可打开对应资源。</w:t>
-      </w:r>
-    </w:p>
-    <w:tbl>
-      <w:tblPr>
-        <w:tblW w:type="auto" w:w="0"/>
-        <w:jc w:val="center"/>
-        <w:tblLook w:firstColumn="1" w:firstRow="1" w:lastColumn="0" w:lastRow="0" w:noHBand="0" w:noVBand="1" w:val="04A0"/>
-      </w:tblPr>
-      <w:tblGrid>
-        <w:gridCol w:w="9638"/>
-      </w:tblGrid>
-      <w:tr>
-        <w:tc>
-          <w:tcPr>
-            <w:tcW w:type="dxa" w:w="9638"/>
-            <w:shd w:val="clear" w:color="auto" w:fill="F2F7FB"/>
-            <w:tcBorders>
-              <w:start w:val="single" w:sz="24" w:color="2E5C8A"/>
-            </w:tcBorders>
-            <w:tcMar>
-              <w:top w:w="40" w:type="dxa"/>
-              <w:bottom w:w="40" w:type="dxa"/>
-              <w:start w:w="120" w:type="dxa"/>
-              <w:end w:w="120" w:type="dxa"/>
-            </w:tcMar>
-          </w:tcPr>
-          <w:p>
-            <w:pPr>
-              <w:spacing w:line="324" w:lineRule="auto" w:after="60"/>
-            </w:pPr>
-            <w:r/>
-            <w:r>
-              <w:rPr>
-                <w:rFonts w:ascii="宋体" w:hAnsi="宋体" w:eastAsia="宋体"/>
-                <w:b w:val="0"/>
-                <w:i w:val="0"/>
-                <w:color w:val="333333"/>
-                <w:sz w:val="22"/>
-              </w:rPr>
-              <w:t xml:space="preserve">💡 </w:t>
-            </w:r>
-            <w:r>
-              <w:rPr>
-                <w:rFonts w:ascii="宋体" w:hAnsi="宋体" w:eastAsia="宋体"/>
-                <w:b/>
-                <w:i w:val="0"/>
-                <w:color w:val="333333"/>
-                <w:sz w:val="22"/>
-              </w:rPr>
-              <w:t>为什么只标注出处、不放置链接？</w:t>
-            </w:r>
-            <w:r>
-              <w:rPr>
-                <w:rFonts w:ascii="宋体" w:hAnsi="宋体" w:eastAsia="宋体"/>
-                <w:b w:val="0"/>
-                <w:i w:val="0"/>
-                <w:color w:val="333333"/>
-                <w:sz w:val="22"/>
-              </w:rPr>
-              <w:t xml:space="preserve"> 知识库的临时导出链接会过期（会出现"t info expired"等失效提示），因此本轮资料包不放置临时链接，改为完整标注资源标题与 media_id 及打开方式。共读所需文字已全部内嵌，不影响正常使用。</w:t>
-            </w:r>
-          </w:p>
-        </w:tc>
-      </w:tr>
-    </w:tbl>
-    <w:p>
       <w:pPr>
-        <w:spacing w:after="40"/>
-      </w:pPr>
-    </w:p>
-    <w:p>
-      <w:pPr>
-        <w:spacing w:before="200"/>
-      </w:pPr>
-      <w:r>
-        <w:rPr>
-          <w:rFonts w:ascii="微软雅黑" w:hAnsi="微软雅黑" w:eastAsia="微软雅黑"/>
-          <w:b w:val="0"/>
-          <w:i w:val="0"/>
-          <w:color w:val="1F3A5F"/>
-          <w:sz w:val="28"/>
-        </w:rPr>
-        <w:t>八、回向文（每周结束用）</w:t>
-      </w:r>
-    </w:p>
-    <w:p>
-      <w:r>
-        <w:rPr>
-          <w:rFonts w:ascii="宋体" w:hAnsi="宋体" w:eastAsia="宋体"/>
-          <w:b w:val="0"/>
-          <w:i w:val="0"/>
-          <w:sz w:val="22"/>
-        </w:rPr>
-        <w:t>每周结束时，带领大家一起念：</w:t>
-      </w:r>
-    </w:p>
-    <w:tbl>
-      <w:tblPr>
-        <w:tblW w:type="auto" w:w="0"/>
-        <w:jc w:val="center"/>
-        <w:tblLook w:firstColumn="1" w:firstRow="1" w:lastColumn="0" w:lastRow="0" w:noHBand="0" w:noVBand="1" w:val="04A0"/>
-      </w:tblPr>
-      <w:tblGrid>
-        <w:gridCol w:w="9638"/>
-      </w:tblGrid>
-      <w:tr>
-        <w:tc>
-          <w:tcPr>
-            <w:tcW w:type="dxa" w:w="9638"/>
-            <w:shd w:val="clear" w:color="auto" w:fill="F2F7FB"/>
-            <w:tcBorders>
-              <w:start w:val="single" w:sz="24" w:color="2E5C8A"/>
-            </w:tcBorders>
-            <w:tcMar>
-              <w:top w:w="40" w:type="dxa"/>
-              <w:bottom w:w="40" w:type="dxa"/>
-              <w:start w:w="120" w:type="dxa"/>
-              <w:end w:w="120" w:type="dxa"/>
-            </w:tcMar>
-          </w:tcPr>
-          <w:p>
-            <w:pPr>
-              <w:spacing w:line="324" w:lineRule="auto" w:after="60"/>
-            </w:pPr>
-            <w:r/>
-            <w:r>
-              <w:rPr>
-                <w:rFonts w:ascii="宋体" w:hAnsi="宋体" w:eastAsia="宋体"/>
-                <w:b/>
-                <w:i w:val="0"/>
-                <w:color w:val="333333"/>
-                <w:sz w:val="22"/>
-              </w:rPr>
-              <w:t>愿我此功德，导向诸漏尽！</w:t>
-            </w:r>
-          </w:p>
-          <w:p>
-            <w:pPr>
-              <w:spacing w:line="324" w:lineRule="auto" w:after="60"/>
-            </w:pPr>
-            <w:r>
-              <w:rPr>
-                <w:rFonts w:ascii="宋体" w:hAnsi="宋体" w:eastAsia="宋体"/>
-                <w:b/>
-                <w:i w:val="0"/>
-                <w:color w:val="333333"/>
-                <w:sz w:val="22"/>
-              </w:rPr>
-              <w:t>愿我此功德，为证涅槃缘！</w:t>
-            </w:r>
-          </w:p>
-          <w:p>
-            <w:pPr>
-              <w:spacing w:line="324" w:lineRule="auto" w:after="60"/>
-            </w:pPr>
-            <w:r>
-              <w:rPr>
-                <w:rFonts w:ascii="宋体" w:hAnsi="宋体" w:eastAsia="宋体"/>
-                <w:b/>
-                <w:i w:val="0"/>
-                <w:color w:val="333333"/>
-                <w:sz w:val="22"/>
-              </w:rPr>
-              <w:t>我此功德分，回向诸有情！</w:t>
-            </w:r>
-          </w:p>
-          <w:p>
-            <w:pPr>
-              <w:spacing w:line="324" w:lineRule="auto" w:after="60"/>
-            </w:pPr>
-            <w:r>
-              <w:rPr>
-                <w:rFonts w:ascii="宋体" w:hAnsi="宋体" w:eastAsia="宋体"/>
-                <w:b/>
-                <w:i w:val="0"/>
-                <w:color w:val="333333"/>
-                <w:sz w:val="22"/>
-              </w:rPr>
-              <w:t>愿彼等一切，同得功德分！</w:t>
-            </w:r>
-          </w:p>
-        </w:tc>
-      </w:tr>
-    </w:tbl>
-    <w:p>
-      <w:pPr>
-        <w:spacing w:after="40"/>
-      </w:pPr>
-    </w:p>
-    <w:p>
-      <w:r>
-        <w:rPr>
-          <w:rFonts w:ascii="宋体" w:hAnsi="宋体" w:eastAsia="宋体"/>
-          <w:b w:val="0"/>
-          <w:i w:val="0"/>
-          <w:sz w:val="22"/>
-        </w:rPr>
-        <w:t>（此回向偈出自古源尊者课件通用回向内容）</w:t>
-      </w:r>
-    </w:p>
-    <w:tbl>
-      <w:tblPr>
-        <w:tblW w:type="auto" w:w="0"/>
-        <w:jc w:val="center"/>
-        <w:tblLook w:firstColumn="1" w:firstRow="1" w:lastColumn="0" w:lastRow="0" w:noHBand="0" w:noVBand="1" w:val="04A0"/>
-      </w:tblPr>
-      <w:tblGrid>
-        <w:gridCol w:w="9638"/>
-      </w:tblGrid>
-      <w:tr>
-        <w:tc>
-          <w:tcPr>
-            <w:tcW w:type="dxa" w:w="9638"/>
-            <w:shd w:val="clear" w:color="auto" w:fill="F2F7FB"/>
-            <w:tcBorders>
-              <w:start w:val="single" w:sz="24" w:color="2E5C8A"/>
-            </w:tcBorders>
-            <w:tcMar>
-              <w:top w:w="40" w:type="dxa"/>
-              <w:bottom w:w="40" w:type="dxa"/>
-              <w:start w:w="120" w:type="dxa"/>
-              <w:end w:w="120" w:type="dxa"/>
-            </w:tcMar>
-          </w:tcPr>
-          <w:p>
-            <w:pPr>
-              <w:spacing w:line="324" w:lineRule="auto" w:after="60"/>
-            </w:pPr>
-            <w:r/>
-            <w:r>
-              <w:rPr>
-                <w:rFonts w:ascii="宋体" w:hAnsi="宋体" w:eastAsia="宋体"/>
-                <w:b w:val="0"/>
-                <w:i w:val="0"/>
-                <w:color w:val="333333"/>
-                <w:sz w:val="22"/>
-              </w:rPr>
-              <w:t xml:space="preserve">📚 </w:t>
-            </w:r>
-            <w:r>
-              <w:rPr>
-                <w:rFonts w:ascii="宋体" w:hAnsi="宋体" w:eastAsia="宋体"/>
-                <w:b/>
-                <w:i w:val="0"/>
-                <w:color w:val="333333"/>
-                <w:sz w:val="22"/>
-              </w:rPr>
-              <w:t>下一份文档</w:t>
-            </w:r>
-            <w:r>
-              <w:rPr>
-                <w:rFonts w:ascii="宋体" w:hAnsi="宋体" w:eastAsia="宋体"/>
-                <w:b w:val="0"/>
-                <w:i w:val="0"/>
-                <w:color w:val="333333"/>
-                <w:sz w:val="22"/>
-              </w:rPr>
-              <w:t>：`第1周_禅修入门与正确坐姿_主持人版.md`</w:t>
-            </w:r>
-          </w:p>
-        </w:tc>
-      </w:tr>
-    </w:tbl>
-    <w:p>
-      <w:pPr>
+        <w:pBdr>
+          <w:bottom w:val="single" w:sz="6" w:space="1" w:color="C9D2E3"/>
+        </w:pBdr>
         <w:spacing w:after="40"/>
       </w:pPr>
     </w:p>
@@ -2945,36 +2940,30 @@
       <w:pStyle w:val="Footer"/>
       <w:jc w:val="center"/>
     </w:pPr>
+    <w:r/>
     <w:r>
       <w:rPr>
-        <w:rFonts w:ascii="宋体" w:hAnsi="宋体" w:eastAsia="宋体"/>
+        <w:rFonts w:ascii="Microsoft YaHei" w:hAnsi="Microsoft YaHei" w:eastAsia="Microsoft YaHei" w:cs="Microsoft YaHei"/>
         <w:b w:val="0"/>
-        <w:i w:val="0"/>
-        <w:color w:val="808080"/>
-        <w:sz w:val="18"/>
-      </w:rPr>
+        <w:color w:val="888888"/>
+        <w:sz w:val="17"/>
+      </w:rPr>
+      <w:t xml:space="preserve">第 </w:t>
     </w:r>
-    <w:fldSimple w:instr="PAGE"/>
+    <w:fldSimple w:instr="PAGE">
+      <w:r>
+        <w:t>1</w:t>
+      </w:r>
+    </w:fldSimple>
     <w:r>
       <w:rPr>
-        <w:rFonts w:ascii="宋体" w:hAnsi="宋体" w:eastAsia="宋体"/>
+        <w:rFonts w:ascii="Microsoft YaHei" w:hAnsi="Microsoft YaHei" w:eastAsia="Microsoft YaHei" w:cs="Microsoft YaHei"/>
         <w:b w:val="0"/>
-        <w:i w:val="0"/>
-        <w:color w:val="808080"/>
-        <w:sz w:val="18"/>
-      </w:rPr>
-      <w:t xml:space="preserve">  / </w:t>
+        <w:color w:val="888888"/>
+        <w:sz w:val="17"/>
+      </w:rPr>
+      <w:t xml:space="preserve"> 页</w:t>
     </w:r>
-    <w:r>
-      <w:rPr>
-        <w:rFonts w:ascii="宋体" w:hAnsi="宋体" w:eastAsia="宋体"/>
-        <w:b w:val="0"/>
-        <w:i w:val="0"/>
-        <w:color w:val="808080"/>
-        <w:sz w:val="18"/>
-      </w:rPr>
-    </w:r>
-    <w:fldSimple w:instr="NUMPAGES"/>
   </w:p>
 </w:ftr>
 </file>
@@ -2984,18 +2973,20 @@
   <w:p>
     <w:pPr>
       <w:pStyle w:val="Header"/>
-      <w:jc w:val="center"/>
+      <w:jc w:val="right"/>
+      <w:pBdr>
+        <w:bottom w:val="single" w:sz="6" w:space="1" w:color="2E5395"/>
+      </w:pBdr>
     </w:pPr>
     <w:r/>
     <w:r>
       <w:rPr>
-        <w:rFonts w:ascii="微软雅黑" w:hAnsi="微软雅黑" w:eastAsia="微软雅黑"/>
+        <w:rFonts w:ascii="Microsoft YaHei" w:hAnsi="Microsoft YaHei" w:eastAsia="Microsoft YaHei" w:cs="Microsoft YaHei"/>
         <w:b w:val="0"/>
-        <w:i w:val="0"/>
-        <w:color w:val="808080"/>
-        <w:sz w:val="18"/>
-      </w:rPr>
-      <w:t>读书会资料　|　主持人版</w:t>
+        <w:color w:val="2E5395"/>
+        <w:sz w:val="17"/>
+      </w:rPr>
+      <w:t>读书会01 · 主持人总指南 · 第三版修订（4周版）</w:t>
     </w:r>
   </w:p>
 </w:hdr>
@@ -3364,13 +3355,6 @@
     <w:name w:val="Normal"/>
     <w:qFormat/>
     <w:rsid w:val="00FC693F"/>
-    <w:pPr>
-      <w:spacing w:line="348" w:lineRule="auto" w:after="100"/>
-    </w:pPr>
-    <w:rPr>
-      <w:rFonts w:ascii="宋体" w:hAnsi="宋体" w:eastAsia="宋体"/>
-      <w:sz w:val="22"/>
-    </w:rPr>
   </w:style>
   <w:style w:type="paragraph" w:styleId="Header">
     <w:name w:val="header"/>
